--- a/Приложение_А/Макарчук_ПРИЛОЖЕНИЕ А.docx
+++ b/Приложение_А/Макарчук_ПРИЛОЖЕНИЕ А.docx
@@ -1,6 +1,6 @@
 
 <file path=word/document.xml><?xml version="1.0" encoding="utf-8"?>
-<w:document xmlns:wpc="http://schemas.microsoft.com/office/word/2010/wordprocessingCanvas" xmlns:cx="http://schemas.microsoft.com/office/drawing/2014/chartex" xmlns:cx1="http://schemas.microsoft.com/office/drawing/2015/9/8/chartex" xmlns:cx2="http://schemas.microsoft.com/office/drawing/2015/10/21/chartex" xmlns:cx3="http://schemas.microsoft.com/office/drawing/2016/5/9/chartex" xmlns:cx4="http://schemas.microsoft.com/office/drawing/2016/5/10/chartex" xmlns:cx5="http://schemas.microsoft.com/office/drawing/2016/5/11/chartex" xmlns:cx6="http://schemas.microsoft.com/office/drawing/2016/5/12/chartex" xmlns:cx7="http://schemas.microsoft.com/office/drawing/2016/5/13/chartex" xmlns:cx8="http://schemas.microsoft.com/office/drawing/2016/5/14/chartex" xmlns:mc="http://schemas.openxmlformats.org/markup-compatibility/2006" xmlns:aink="http://schemas.microsoft.com/office/drawing/2016/ink" xmlns:am3d="http://schemas.microsoft.com/office/drawing/2017/model3d" xmlns:o="urn:schemas-microsoft-com:office:office" xmlns:oel="http://schemas.microsoft.com/office/2019/extlst" xmlns:r="http://schemas.openxmlformats.org/officeDocument/2006/relationships" xmlns:m="http://schemas.openxmlformats.org/officeDocument/2006/math" xmlns:v="urn:schemas-microsoft-com:vml" xmlns:wp14="http://schemas.microsoft.com/office/word/2010/wordprocessingDrawing" xmlns:wp="http://schemas.openxmlformats.org/drawingml/2006/wordprocessingDrawing" xmlns:w10="urn:schemas-microsoft-com:office:word" xmlns:w="http://schemas.openxmlformats.org/wordprocessingml/2006/main" xmlns:w14="http://schemas.microsoft.com/office/word/2010/wordml" xmlns:w15="http://schemas.microsoft.com/office/word/2012/wordml" xmlns:w16cex="http://schemas.microsoft.com/office/word/2018/wordml/cex" xmlns:w16cid="http://schemas.microsoft.com/office/word/2016/wordml/cid" xmlns:w16="http://schemas.microsoft.com/office/word/2018/wordml" xmlns:w16sdtdh="http://schemas.microsoft.com/office/word/2020/wordml/sdtdatahash" xmlns:w16se="http://schemas.microsoft.com/office/word/2015/wordml/symex" xmlns:wpg="http://schemas.microsoft.com/office/word/2010/wordprocessingGroup" xmlns:wpi="http://schemas.microsoft.com/office/word/2010/wordprocessingInk" xmlns:wne="http://schemas.microsoft.com/office/word/2006/wordml" xmlns:wps="http://schemas.microsoft.com/office/word/2010/wordprocessingShape" mc:Ignorable="w14 w15 w16se w16cid w16 w16cex w16sdtdh wp14">
+<w:document xmlns:wpc="http://schemas.microsoft.com/office/word/2010/wordprocessingCanvas" xmlns:cx="http://schemas.microsoft.com/office/drawing/2014/chartex" xmlns:cx1="http://schemas.microsoft.com/office/drawing/2015/9/8/chartex" xmlns:cx2="http://schemas.microsoft.com/office/drawing/2015/10/21/chartex" xmlns:cx3="http://schemas.microsoft.com/office/drawing/2016/5/9/chartex" xmlns:cx4="http://schemas.microsoft.com/office/drawing/2016/5/10/chartex" xmlns:cx5="http://schemas.microsoft.com/office/drawing/2016/5/11/chartex" xmlns:cx6="http://schemas.microsoft.com/office/drawing/2016/5/12/chartex" xmlns:cx7="http://schemas.microsoft.com/office/drawing/2016/5/13/chartex" xmlns:cx8="http://schemas.microsoft.com/office/drawing/2016/5/14/chartex" xmlns:mc="http://schemas.openxmlformats.org/markup-compatibility/2006" xmlns:aink="http://schemas.microsoft.com/office/drawing/2016/ink" xmlns:am3d="http://schemas.microsoft.com/office/drawing/2017/model3d" xmlns:o="urn:schemas-microsoft-com:office:office" xmlns:oel="http://schemas.microsoft.com/office/2019/extlst" xmlns:r="http://schemas.openxmlformats.org/officeDocument/2006/relationships" xmlns:m="http://schemas.openxmlformats.org/officeDocument/2006/math" xmlns:v="urn:schemas-microsoft-com:vml" xmlns:wp14="http://schemas.microsoft.com/office/word/2010/wordprocessingDrawing" xmlns:wp="http://schemas.openxmlformats.org/drawingml/2006/wordprocessingDrawing" xmlns:w10="urn:schemas-microsoft-com:office:word" xmlns:w="http://schemas.openxmlformats.org/wordprocessingml/2006/main" xmlns:w14="http://schemas.microsoft.com/office/word/2010/wordml" xmlns:w15="http://schemas.microsoft.com/office/word/2012/wordml" xmlns:w16cex="http://schemas.microsoft.com/office/word/2018/wordml/cex" xmlns:w16cid="http://schemas.microsoft.com/office/word/2016/wordml/cid" xmlns:w16="http://schemas.microsoft.com/office/word/2018/wordml" xmlns:w16du="http://schemas.microsoft.com/office/word/2023/wordml/word16du" xmlns:w16sdtdh="http://schemas.microsoft.com/office/word/2020/wordml/sdtdatahash" xmlns:w16sdtfl="http://schemas.microsoft.com/office/word/2024/wordml/sdtformatlock" xmlns:w16se="http://schemas.microsoft.com/office/word/2015/wordml/symex" xmlns:wpg="http://schemas.microsoft.com/office/word/2010/wordprocessingGroup" xmlns:wpi="http://schemas.microsoft.com/office/word/2010/wordprocessingInk" xmlns:wne="http://schemas.microsoft.com/office/word/2006/wordml" xmlns:wps="http://schemas.microsoft.com/office/word/2010/wordprocessingShape" mc:Ignorable="w14 w15 w16se w16cid w16 w16cex w16sdtdh w16sdtfl w16du wp14">
   <w:body>
     <w:p>
       <w:pPr>
@@ -198,6 +198,7 @@
           <w:color w:val="000000"/>
           <w:sz w:val="28"/>
           <w:szCs w:val="28"/>
+          <w:lang w:val="en-US"/>
         </w:rPr>
       </w:pPr>
       <w:r>
@@ -206,7 +207,33 @@
           <w:sz w:val="28"/>
           <w:szCs w:val="28"/>
         </w:rPr>
-        <w:t>Листинг программы:</w:t>
+        <w:t>Листинг</w:t>
+      </w:r>
+      <w:r>
+        <w:rPr>
+          <w:color w:val="000000"/>
+          <w:sz w:val="28"/>
+          <w:szCs w:val="28"/>
+          <w:lang w:val="en-US"/>
+        </w:rPr>
+        <w:t xml:space="preserve"> </w:t>
+      </w:r>
+      <w:r>
+        <w:rPr>
+          <w:color w:val="000000"/>
+          <w:sz w:val="28"/>
+          <w:szCs w:val="28"/>
+        </w:rPr>
+        <w:t>программы</w:t>
+      </w:r>
+      <w:r>
+        <w:rPr>
+          <w:color w:val="000000"/>
+          <w:sz w:val="28"/>
+          <w:szCs w:val="28"/>
+          <w:lang w:val="en-US"/>
+        </w:rPr>
+        <w:t>:</w:t>
       </w:r>
     </w:p>
     <w:p>
@@ -341,7 +368,47 @@
           <w:szCs w:val="28"/>
           <w:lang w:val="en-US"/>
         </w:rPr>
-        <w:t xml:space="preserve">        Console.Write("Введите а=");</w:t>
+        <w:t xml:space="preserve">        </w:t>
+      </w:r>
+      <w:proofErr w:type="spellStart"/>
+      <w:r>
+        <w:rPr>
+          <w:color w:val="000000" w:themeColor="text1"/>
+          <w:sz w:val="28"/>
+          <w:szCs w:val="28"/>
+          <w:lang w:val="en-US"/>
+        </w:rPr>
+        <w:t>Console.Write</w:t>
+      </w:r>
+      <w:proofErr w:type="spellEnd"/>
+      <w:r>
+        <w:rPr>
+          <w:color w:val="000000" w:themeColor="text1"/>
+          <w:sz w:val="28"/>
+          <w:szCs w:val="28"/>
+          <w:lang w:val="en-US"/>
+        </w:rPr>
+        <w:t>("</w:t>
+      </w:r>
+      <w:proofErr w:type="spellStart"/>
+      <w:r>
+        <w:rPr>
+          <w:color w:val="000000" w:themeColor="text1"/>
+          <w:sz w:val="28"/>
+          <w:szCs w:val="28"/>
+          <w:lang w:val="en-US"/>
+        </w:rPr>
+        <w:t>Введите</w:t>
+      </w:r>
+      <w:proofErr w:type="spellEnd"/>
+      <w:r>
+        <w:rPr>
+          <w:color w:val="000000" w:themeColor="text1"/>
+          <w:sz w:val="28"/>
+          <w:szCs w:val="28"/>
+          <w:lang w:val="en-US"/>
+        </w:rPr>
+        <w:t xml:space="preserve"> а=");</w:t>
       </w:r>
     </w:p>
     <w:p>
@@ -364,7 +431,27 @@
           <w:szCs w:val="28"/>
           <w:lang w:val="en-US"/>
         </w:rPr>
-        <w:t xml:space="preserve">        int a = Convert.ToInt32(Console.ReadLine());</w:t>
+        <w:t xml:space="preserve">        int a = Convert.ToInt32(</w:t>
+      </w:r>
+      <w:proofErr w:type="spellStart"/>
+      <w:r>
+        <w:rPr>
+          <w:color w:val="000000" w:themeColor="text1"/>
+          <w:sz w:val="28"/>
+          <w:szCs w:val="28"/>
+          <w:lang w:val="en-US"/>
+        </w:rPr>
+        <w:t>Console.ReadLine</w:t>
+      </w:r>
+      <w:proofErr w:type="spellEnd"/>
+      <w:r>
+        <w:rPr>
+          <w:color w:val="000000" w:themeColor="text1"/>
+          <w:sz w:val="28"/>
+          <w:szCs w:val="28"/>
+          <w:lang w:val="en-US"/>
+        </w:rPr>
+        <w:t>());</w:t>
       </w:r>
     </w:p>
     <w:p>
@@ -387,7 +474,47 @@
           <w:szCs w:val="28"/>
           <w:lang w:val="en-US"/>
         </w:rPr>
-        <w:t xml:space="preserve">        Console.Write("Введите b=");</w:t>
+        <w:t xml:space="preserve">        </w:t>
+      </w:r>
+      <w:proofErr w:type="spellStart"/>
+      <w:r>
+        <w:rPr>
+          <w:color w:val="000000" w:themeColor="text1"/>
+          <w:sz w:val="28"/>
+          <w:szCs w:val="28"/>
+          <w:lang w:val="en-US"/>
+        </w:rPr>
+        <w:t>Console.Write</w:t>
+      </w:r>
+      <w:proofErr w:type="spellEnd"/>
+      <w:r>
+        <w:rPr>
+          <w:color w:val="000000" w:themeColor="text1"/>
+          <w:sz w:val="28"/>
+          <w:szCs w:val="28"/>
+          <w:lang w:val="en-US"/>
+        </w:rPr>
+        <w:t>("</w:t>
+      </w:r>
+      <w:proofErr w:type="spellStart"/>
+      <w:r>
+        <w:rPr>
+          <w:color w:val="000000" w:themeColor="text1"/>
+          <w:sz w:val="28"/>
+          <w:szCs w:val="28"/>
+          <w:lang w:val="en-US"/>
+        </w:rPr>
+        <w:t>Введите</w:t>
+      </w:r>
+      <w:proofErr w:type="spellEnd"/>
+      <w:r>
+        <w:rPr>
+          <w:color w:val="000000" w:themeColor="text1"/>
+          <w:sz w:val="28"/>
+          <w:szCs w:val="28"/>
+          <w:lang w:val="en-US"/>
+        </w:rPr>
+        <w:t xml:space="preserve"> b=");</w:t>
       </w:r>
     </w:p>
     <w:p>
@@ -410,7 +537,27 @@
           <w:szCs w:val="28"/>
           <w:lang w:val="en-US"/>
         </w:rPr>
-        <w:t xml:space="preserve">        int b = Convert.ToInt32(Console.ReadLine());</w:t>
+        <w:t xml:space="preserve">        int b = Convert.ToInt32(</w:t>
+      </w:r>
+      <w:proofErr w:type="spellStart"/>
+      <w:r>
+        <w:rPr>
+          <w:color w:val="000000" w:themeColor="text1"/>
+          <w:sz w:val="28"/>
+          <w:szCs w:val="28"/>
+          <w:lang w:val="en-US"/>
+        </w:rPr>
+        <w:t>Console.ReadLine</w:t>
+      </w:r>
+      <w:proofErr w:type="spellEnd"/>
+      <w:r>
+        <w:rPr>
+          <w:color w:val="000000" w:themeColor="text1"/>
+          <w:sz w:val="28"/>
+          <w:szCs w:val="28"/>
+          <w:lang w:val="en-US"/>
+        </w:rPr>
+        <w:t>());</w:t>
       </w:r>
     </w:p>
     <w:p>
@@ -447,7 +594,27 @@
           <w:szCs w:val="28"/>
           <w:lang w:val="en-US"/>
         </w:rPr>
-        <w:t xml:space="preserve">        Console.WriteLine(a + "+" + b + "=" + b + "+" + a);</w:t>
+        <w:t xml:space="preserve">        </w:t>
+      </w:r>
+      <w:proofErr w:type="spellStart"/>
+      <w:r>
+        <w:rPr>
+          <w:color w:val="000000" w:themeColor="text1"/>
+          <w:sz w:val="28"/>
+          <w:szCs w:val="28"/>
+          <w:lang w:val="en-US"/>
+        </w:rPr>
+        <w:t>Console.WriteLine</w:t>
+      </w:r>
+      <w:proofErr w:type="spellEnd"/>
+      <w:r>
+        <w:rPr>
+          <w:color w:val="000000" w:themeColor="text1"/>
+          <w:sz w:val="28"/>
+          <w:szCs w:val="28"/>
+          <w:lang w:val="en-US"/>
+        </w:rPr>
+        <w:t>(a + "+" + b + "=" + b + "+" + a);</w:t>
       </w:r>
     </w:p>
     <w:p>
@@ -858,16 +1025,7 @@
           <w:sz w:val="28"/>
           <w:szCs w:val="28"/>
         </w:rPr>
-        <w:t>Дано четырехзначное число. Найти произведение его цифр</w:t>
-      </w:r>
-      <w:r>
-        <w:rPr>
-          <w:bCs/>
-          <w:color w:val="000000"/>
-          <w:sz w:val="28"/>
-          <w:szCs w:val="28"/>
-        </w:rPr>
-        <w:t>.</w:t>
+        <w:t>Дано четырехзначное число. Найти произведение его цифр.</w:t>
       </w:r>
     </w:p>
     <w:p>
@@ -893,6 +1051,7 @@
           <w:color w:val="000000" w:themeColor="text1"/>
           <w:sz w:val="28"/>
           <w:szCs w:val="28"/>
+          <w:lang w:val="en-US"/>
         </w:rPr>
       </w:pPr>
       <w:r>
@@ -908,6 +1067,7 @@
           <w:color w:val="000000" w:themeColor="text1"/>
           <w:sz w:val="28"/>
           <w:szCs w:val="28"/>
+          <w:lang w:val="en-US"/>
         </w:rPr>
         <w:t xml:space="preserve"> </w:t>
       </w:r>
@@ -924,6 +1084,7 @@
           <w:color w:val="000000" w:themeColor="text1"/>
           <w:sz w:val="28"/>
           <w:szCs w:val="28"/>
+          <w:lang w:val="en-US"/>
         </w:rPr>
         <w:t>:</w:t>
       </w:r>
@@ -1036,6 +1197,7 @@
           <w:color w:val="000000" w:themeColor="text1"/>
           <w:sz w:val="28"/>
           <w:szCs w:val="28"/>
+          <w:lang w:val="en-US"/>
         </w:rPr>
       </w:pPr>
       <w:r>
@@ -1052,6 +1214,7 @@
           <w:color w:val="000000" w:themeColor="text1"/>
           <w:sz w:val="28"/>
           <w:szCs w:val="28"/>
+          <w:lang w:val="en-US"/>
         </w:rPr>
         <w:t>{</w:t>
       </w:r>
@@ -1073,6 +1236,7 @@
           <w:color w:val="000000" w:themeColor="text1"/>
           <w:sz w:val="28"/>
           <w:szCs w:val="28"/>
+          <w:lang w:val="en-US"/>
         </w:rPr>
         <w:t xml:space="preserve">        </w:t>
       </w:r>
@@ -1139,7 +1303,27 @@
           <w:szCs w:val="28"/>
           <w:lang w:val="en-US"/>
         </w:rPr>
-        <w:t>int a = Convert.ToInt32(Console.ReadLine());</w:t>
+        <w:t>int a = Convert.ToInt32(</w:t>
+      </w:r>
+      <w:proofErr w:type="spellStart"/>
+      <w:r>
+        <w:rPr>
+          <w:color w:val="000000" w:themeColor="text1"/>
+          <w:sz w:val="28"/>
+          <w:szCs w:val="28"/>
+          <w:lang w:val="en-US"/>
+        </w:rPr>
+        <w:t>Console.ReadLine</w:t>
+      </w:r>
+      <w:proofErr w:type="spellEnd"/>
+      <w:r>
+        <w:rPr>
+          <w:color w:val="000000" w:themeColor="text1"/>
+          <w:sz w:val="28"/>
+          <w:szCs w:val="28"/>
+          <w:lang w:val="en-US"/>
+        </w:rPr>
+        <w:t>());</w:t>
       </w:r>
     </w:p>
     <w:p>
@@ -1189,17 +1373,58 @@
           <w:color w:val="000000" w:themeColor="text1"/>
           <w:sz w:val="28"/>
           <w:szCs w:val="28"/>
+        </w:rPr>
+      </w:pPr>
+      <w:r>
+        <w:rPr>
+          <w:color w:val="000000" w:themeColor="text1"/>
+          <w:sz w:val="28"/>
+          <w:szCs w:val="28"/>
           <w:lang w:val="en-US"/>
         </w:rPr>
-      </w:pPr>
+        <w:t xml:space="preserve">        Console</w:t>
+      </w:r>
       <w:r>
         <w:rPr>
           <w:color w:val="000000" w:themeColor="text1"/>
           <w:sz w:val="28"/>
           <w:szCs w:val="28"/>
+        </w:rPr>
+        <w:t>.</w:t>
+      </w:r>
+      <w:r>
+        <w:rPr>
+          <w:color w:val="000000" w:themeColor="text1"/>
+          <w:sz w:val="28"/>
+          <w:szCs w:val="28"/>
           <w:lang w:val="en-US"/>
         </w:rPr>
-        <w:t xml:space="preserve">        Console.WriteLine(result);</w:t>
+        <w:t>WriteLine</w:t>
+      </w:r>
+      <w:r>
+        <w:rPr>
+          <w:color w:val="000000" w:themeColor="text1"/>
+          <w:sz w:val="28"/>
+          <w:szCs w:val="28"/>
+        </w:rPr>
+        <w:t>(</w:t>
+      </w:r>
+      <w:r>
+        <w:rPr>
+          <w:color w:val="000000" w:themeColor="text1"/>
+          <w:sz w:val="28"/>
+          <w:szCs w:val="28"/>
+          <w:lang w:val="en-US"/>
+        </w:rPr>
+        <w:t>result</w:t>
+      </w:r>
+      <w:r>
+        <w:rPr>
+          <w:color w:val="000000" w:themeColor="text1"/>
+          <w:sz w:val="28"/>
+          <w:szCs w:val="28"/>
+        </w:rPr>
+        <w:t>);</w:t>
       </w:r>
     </w:p>
     <w:p>
@@ -1212,7 +1437,6 @@
           <w:color w:val="000000" w:themeColor="text1"/>
           <w:sz w:val="28"/>
           <w:szCs w:val="28"/>
-          <w:lang w:val="en-US"/>
         </w:rPr>
       </w:pPr>
       <w:r>
@@ -1220,7 +1444,6 @@
           <w:color w:val="000000" w:themeColor="text1"/>
           <w:sz w:val="28"/>
           <w:szCs w:val="28"/>
-          <w:lang w:val="en-US"/>
         </w:rPr>
         <w:t xml:space="preserve">    }</w:t>
       </w:r>
@@ -1235,7 +1458,6 @@
           <w:color w:val="000000" w:themeColor="text1"/>
           <w:sz w:val="28"/>
           <w:szCs w:val="28"/>
-          <w:lang w:val="en-US"/>
         </w:rPr>
       </w:pPr>
       <w:r>
@@ -1243,7 +1465,6 @@
           <w:color w:val="000000" w:themeColor="text1"/>
           <w:sz w:val="28"/>
           <w:szCs w:val="28"/>
-          <w:lang w:val="en-US"/>
         </w:rPr>
         <w:t>}</w:t>
       </w:r>
@@ -1524,5047 +1745,12 @@
         </w:rPr>
       </w:pPr>
     </w:p>
-    <w:p>
-      <w:pPr>
-        <w:ind w:firstLine="709"/>
-        <w:jc w:val="both"/>
-        <w:rPr>
-          <w:color w:val="000000"/>
-          <w:sz w:val="28"/>
-          <w:szCs w:val="28"/>
-        </w:rPr>
-      </w:pPr>
-      <w:r>
-        <w:rPr>
-          <w:color w:val="000000"/>
-          <w:sz w:val="28"/>
-          <w:szCs w:val="28"/>
-        </w:rPr>
-        <w:t xml:space="preserve">Задание 3. </w:t>
-      </w:r>
-      <w:r>
-        <w:rPr>
-          <w:color w:val="000000"/>
-          <w:sz w:val="28"/>
-          <w:szCs w:val="28"/>
-        </w:rPr>
-        <w:t>Вычислить значение функции для заданного значения</w:t>
-      </w:r>
-    </w:p>
-    <w:p>
-      <w:pPr>
-        <w:ind w:firstLine="709"/>
-        <w:jc w:val="both"/>
-        <w:rPr>
-          <w:color w:val="000000"/>
-          <w:sz w:val="28"/>
-          <w:szCs w:val="28"/>
-        </w:rPr>
-      </w:pPr>
-      <w:r>
-        <w:rPr>
-          <w:color w:val="000000"/>
-          <w:sz w:val="28"/>
-          <w:szCs w:val="28"/>
-        </w:rPr>
-        <w:t>аргумента:</w:t>
-      </w:r>
-    </w:p>
-    <w:p>
-      <w:pPr>
-        <w:ind w:firstLine="709"/>
-        <w:jc w:val="both"/>
-        <w:rPr>
-          <w:color w:val="000000"/>
-          <w:sz w:val="28"/>
-          <w:szCs w:val="28"/>
-        </w:rPr>
-      </w:pPr>
-      <w:r>
-        <w:rPr>
-          <w:noProof/>
-          <w:color w:val="000000"/>
-          <w:sz w:val="28"/>
-          <w:szCs w:val="28"/>
-        </w:rPr>
-        <w:drawing>
-          <wp:inline distT="0" distB="0" distL="0" distR="0" wp14:anchorId="44329BF9" wp14:editId="645A64E9">
-            <wp:extent cx="2671445" cy="518024"/>
-            <wp:effectExtent l="0" t="0" r="0" b="0"/>
-            <wp:docPr id="2048410095" name="Рисунок 3"/>
-            <wp:cNvGraphicFramePr>
-              <a:graphicFrameLocks xmlns:a="http://schemas.openxmlformats.org/drawingml/2006/main" noChangeAspect="1"/>
-            </wp:cNvGraphicFramePr>
-            <a:graphic xmlns:a="http://schemas.openxmlformats.org/drawingml/2006/main">
-              <a:graphicData uri="http://schemas.openxmlformats.org/drawingml/2006/picture">
-                <pic:pic xmlns:pic="http://schemas.openxmlformats.org/drawingml/2006/picture">
-                  <pic:nvPicPr>
-                    <pic:cNvPr id="2048410095" name="Рисунок 2048410095"/>
-                    <pic:cNvPicPr/>
-                  </pic:nvPicPr>
-                  <pic:blipFill rotWithShape="1">
-                    <a:blip r:embed="rId10">
-                      <a:extLst>
-                        <a:ext uri="{28A0092B-C50C-407E-A947-70E740481C1C}">
-                          <a14:useLocalDpi xmlns:a14="http://schemas.microsoft.com/office/drawing/2010/main" val="0"/>
-                        </a:ext>
-                      </a:extLst>
-                    </a:blip>
-                    <a:srcRect t="18608" b="18140"/>
-                    <a:stretch/>
-                  </pic:blipFill>
-                  <pic:spPr bwMode="auto">
-                    <a:xfrm>
-                      <a:off x="0" y="0"/>
-                      <a:ext cx="2679452" cy="519577"/>
-                    </a:xfrm>
-                    <a:prstGeom prst="rect">
-                      <a:avLst/>
-                    </a:prstGeom>
-                    <a:ln>
-                      <a:noFill/>
-                    </a:ln>
-                    <a:extLst>
-                      <a:ext uri="{53640926-AAD7-44D8-BBD7-CCE9431645EC}">
-                        <a14:shadowObscured xmlns:a14="http://schemas.microsoft.com/office/drawing/2010/main"/>
-                      </a:ext>
-                    </a:extLst>
-                  </pic:spPr>
-                </pic:pic>
-              </a:graphicData>
-            </a:graphic>
-          </wp:inline>
-        </w:drawing>
-      </w:r>
-    </w:p>
-    <w:p>
-      <w:pPr>
-        <w:ind w:firstLine="709"/>
-        <w:jc w:val="both"/>
-        <w:rPr>
-          <w:color w:val="000000"/>
-          <w:sz w:val="28"/>
-          <w:szCs w:val="28"/>
-        </w:rPr>
-      </w:pPr>
-    </w:p>
-    <w:p>
-      <w:pPr>
-        <w:ind w:firstLine="709"/>
-        <w:jc w:val="both"/>
-        <w:rPr>
-          <w:color w:val="000000"/>
-          <w:sz w:val="28"/>
-          <w:szCs w:val="28"/>
-        </w:rPr>
-      </w:pPr>
-      <w:r>
-        <w:rPr>
-          <w:color w:val="000000"/>
-          <w:sz w:val="28"/>
-          <w:szCs w:val="28"/>
-        </w:rPr>
-        <w:t>Листинг программы</w:t>
-      </w:r>
-      <w:r>
-        <w:rPr>
-          <w:color w:val="000000"/>
-          <w:sz w:val="28"/>
-          <w:szCs w:val="28"/>
-        </w:rPr>
-        <w:t xml:space="preserve">: </w:t>
-      </w:r>
-    </w:p>
-    <w:p>
-      <w:pPr>
-        <w:ind w:firstLine="709"/>
-        <w:jc w:val="both"/>
-        <w:rPr>
-          <w:color w:val="000000"/>
-          <w:sz w:val="28"/>
-          <w:szCs w:val="28"/>
-        </w:rPr>
-      </w:pPr>
-      <w:r>
-        <w:rPr>
-          <w:color w:val="000000"/>
-          <w:sz w:val="28"/>
-          <w:szCs w:val="28"/>
-        </w:rPr>
-        <w:t>using System;</w:t>
-      </w:r>
-    </w:p>
-    <w:p>
-      <w:pPr>
-        <w:ind w:firstLine="709"/>
-        <w:jc w:val="both"/>
-        <w:rPr>
-          <w:color w:val="000000"/>
-          <w:sz w:val="28"/>
-          <w:szCs w:val="28"/>
-        </w:rPr>
-      </w:pPr>
-    </w:p>
-    <w:p>
-      <w:pPr>
-        <w:ind w:firstLine="709"/>
-        <w:jc w:val="both"/>
-        <w:rPr>
-          <w:color w:val="000000"/>
-          <w:sz w:val="28"/>
-          <w:szCs w:val="28"/>
-        </w:rPr>
-      </w:pPr>
-      <w:r>
-        <w:rPr>
-          <w:color w:val="000000"/>
-          <w:sz w:val="28"/>
-          <w:szCs w:val="28"/>
-        </w:rPr>
-        <w:t>class Program</w:t>
-      </w:r>
-    </w:p>
-    <w:p>
-      <w:pPr>
-        <w:ind w:firstLine="709"/>
-        <w:jc w:val="both"/>
-        <w:rPr>
-          <w:color w:val="000000"/>
-          <w:sz w:val="28"/>
-          <w:szCs w:val="28"/>
-          <w:lang w:val="en-US"/>
-        </w:rPr>
-      </w:pPr>
-      <w:r>
-        <w:rPr>
-          <w:color w:val="000000"/>
-          <w:sz w:val="28"/>
-          <w:szCs w:val="28"/>
-          <w:lang w:val="en-US"/>
-        </w:rPr>
-        <w:t>{</w:t>
-      </w:r>
-    </w:p>
-    <w:p>
-      <w:pPr>
-        <w:ind w:firstLine="709"/>
-        <w:jc w:val="both"/>
-        <w:rPr>
-          <w:color w:val="000000"/>
-          <w:sz w:val="28"/>
-          <w:szCs w:val="28"/>
-          <w:lang w:val="en-US"/>
-        </w:rPr>
-      </w:pPr>
-      <w:r>
-        <w:rPr>
-          <w:color w:val="000000"/>
-          <w:sz w:val="28"/>
-          <w:szCs w:val="28"/>
-          <w:lang w:val="en-US"/>
-        </w:rPr>
-        <w:lastRenderedPageBreak/>
-        <w:t xml:space="preserve">    public static void </w:t>
-      </w:r>
-      <w:proofErr w:type="gramStart"/>
-      <w:r>
-        <w:rPr>
-          <w:color w:val="000000"/>
-          <w:sz w:val="28"/>
-          <w:szCs w:val="28"/>
-          <w:lang w:val="en-US"/>
-        </w:rPr>
-        <w:t>Main(</w:t>
-      </w:r>
-      <w:proofErr w:type="gramEnd"/>
-      <w:r>
-        <w:rPr>
-          <w:color w:val="000000"/>
-          <w:sz w:val="28"/>
-          <w:szCs w:val="28"/>
-          <w:lang w:val="en-US"/>
-        </w:rPr>
-        <w:t>)</w:t>
-      </w:r>
-    </w:p>
-    <w:p>
-      <w:pPr>
-        <w:ind w:firstLine="709"/>
-        <w:jc w:val="both"/>
-        <w:rPr>
-          <w:color w:val="000000"/>
-          <w:sz w:val="28"/>
-          <w:szCs w:val="28"/>
-          <w:lang w:val="en-US"/>
-        </w:rPr>
-      </w:pPr>
-      <w:r>
-        <w:rPr>
-          <w:color w:val="000000"/>
-          <w:sz w:val="28"/>
-          <w:szCs w:val="28"/>
-          <w:lang w:val="en-US"/>
-        </w:rPr>
-        <w:t xml:space="preserve">    {</w:t>
-      </w:r>
-    </w:p>
-    <w:p>
-      <w:pPr>
-        <w:ind w:firstLine="709"/>
-        <w:jc w:val="both"/>
-        <w:rPr>
-          <w:color w:val="000000"/>
-          <w:sz w:val="28"/>
-          <w:szCs w:val="28"/>
-          <w:lang w:val="en-US"/>
-        </w:rPr>
-      </w:pPr>
-      <w:r>
-        <w:rPr>
-          <w:color w:val="000000"/>
-          <w:sz w:val="28"/>
-          <w:szCs w:val="28"/>
-          <w:lang w:val="en-US"/>
-        </w:rPr>
-        <w:t xml:space="preserve">        int x = 5;</w:t>
-      </w:r>
-    </w:p>
-    <w:p>
-      <w:pPr>
-        <w:ind w:firstLine="709"/>
-        <w:jc w:val="both"/>
-        <w:rPr>
-          <w:color w:val="000000"/>
-          <w:sz w:val="28"/>
-          <w:szCs w:val="28"/>
-          <w:lang w:val="en-US"/>
-        </w:rPr>
-      </w:pPr>
-      <w:r>
-        <w:rPr>
-          <w:color w:val="000000"/>
-          <w:sz w:val="28"/>
-          <w:szCs w:val="28"/>
-          <w:lang w:val="en-US"/>
-        </w:rPr>
-        <w:t xml:space="preserve">        double y = Math.Pow(Math.E, 2 * x) - Math.Pow(Math.E, Math.Sqrt(Math.Abs(1 - x))) + (2 * Math.Pow(Math.Sin(x), 2))</w:t>
-      </w:r>
-      <w:proofErr w:type="gramStart"/>
-      <w:r>
-        <w:rPr>
-          <w:color w:val="000000"/>
-          <w:sz w:val="28"/>
-          <w:szCs w:val="28"/>
-          <w:lang w:val="en-US"/>
-        </w:rPr>
-        <w:t>/(</w:t>
-      </w:r>
-      <w:proofErr w:type="gramEnd"/>
-      <w:r>
-        <w:rPr>
-          <w:color w:val="000000"/>
-          <w:sz w:val="28"/>
-          <w:szCs w:val="28"/>
-          <w:lang w:val="en-US"/>
-        </w:rPr>
-        <w:t>Math.PI * Math.Pow(x, 2));</w:t>
-      </w:r>
-    </w:p>
-    <w:p>
-      <w:pPr>
-        <w:ind w:firstLine="709"/>
-        <w:jc w:val="both"/>
-        <w:rPr>
-          <w:color w:val="000000"/>
-          <w:sz w:val="28"/>
-          <w:szCs w:val="28"/>
-          <w:lang w:val="en-US"/>
-        </w:rPr>
-      </w:pPr>
-      <w:r>
-        <w:rPr>
-          <w:color w:val="000000"/>
-          <w:sz w:val="28"/>
-          <w:szCs w:val="28"/>
-          <w:lang w:val="en-US"/>
-        </w:rPr>
-        <w:t xml:space="preserve">        Console.WriteLine($"</w:t>
-      </w:r>
-      <w:r>
-        <w:rPr>
-          <w:color w:val="000000"/>
-          <w:sz w:val="28"/>
-          <w:szCs w:val="28"/>
-        </w:rPr>
-        <w:t>Результат</w:t>
-      </w:r>
-      <w:r>
-        <w:rPr>
-          <w:color w:val="000000"/>
-          <w:sz w:val="28"/>
-          <w:szCs w:val="28"/>
-          <w:lang w:val="en-US"/>
-        </w:rPr>
-        <w:t>: {</w:t>
-      </w:r>
-      <w:proofErr w:type="gramStart"/>
-      <w:r>
-        <w:rPr>
-          <w:color w:val="000000"/>
-          <w:sz w:val="28"/>
-          <w:szCs w:val="28"/>
-          <w:lang w:val="en-US"/>
-        </w:rPr>
-        <w:t>y:N</w:t>
-      </w:r>
-      <w:proofErr w:type="gramEnd"/>
-      <w:r>
-        <w:rPr>
-          <w:color w:val="000000"/>
-          <w:sz w:val="28"/>
-          <w:szCs w:val="28"/>
-          <w:lang w:val="en-US"/>
-        </w:rPr>
-        <w:t>3}");</w:t>
-      </w:r>
-    </w:p>
-    <w:p>
-      <w:pPr>
-        <w:ind w:firstLine="709"/>
-        <w:jc w:val="both"/>
-        <w:rPr>
-          <w:color w:val="000000"/>
-          <w:sz w:val="28"/>
-          <w:szCs w:val="28"/>
-        </w:rPr>
-      </w:pPr>
-      <w:r>
-        <w:rPr>
-          <w:color w:val="000000"/>
-          <w:sz w:val="28"/>
-          <w:szCs w:val="28"/>
-          <w:lang w:val="en-US"/>
-        </w:rPr>
-        <w:t xml:space="preserve">    </w:t>
-      </w:r>
-      <w:r>
-        <w:rPr>
-          <w:color w:val="000000"/>
-          <w:sz w:val="28"/>
-          <w:szCs w:val="28"/>
-        </w:rPr>
-        <w:t>}</w:t>
-      </w:r>
-    </w:p>
-    <w:p>
-      <w:pPr>
-        <w:ind w:firstLine="709"/>
-        <w:jc w:val="both"/>
-        <w:rPr>
-          <w:color w:val="000000"/>
-          <w:sz w:val="28"/>
-          <w:szCs w:val="28"/>
-        </w:rPr>
-      </w:pPr>
-      <w:r>
-        <w:rPr>
-          <w:color w:val="000000"/>
-          <w:sz w:val="28"/>
-          <w:szCs w:val="28"/>
-        </w:rPr>
-        <w:t>}</w:t>
-      </w:r>
-    </w:p>
-    <w:p>
-      <w:pPr>
-        <w:ind w:firstLine="709"/>
-        <w:jc w:val="both"/>
-        <w:rPr>
-          <w:color w:val="000000"/>
-          <w:sz w:val="28"/>
-          <w:szCs w:val="28"/>
-        </w:rPr>
-      </w:pPr>
-    </w:p>
-    <w:p>
-      <w:pPr>
-        <w:pStyle w:val="aa"/>
-        <w:spacing w:before="0" w:beforeAutospacing="0" w:after="0" w:afterAutospacing="0"/>
-        <w:ind w:firstLine="709"/>
-        <w:jc w:val="both"/>
-        <w:rPr>
-          <w:color w:val="000000"/>
-          <w:sz w:val="28"/>
-          <w:szCs w:val="28"/>
-        </w:rPr>
-      </w:pPr>
-      <w:r>
-        <w:rPr>
-          <w:color w:val="000000"/>
-          <w:sz w:val="28"/>
-          <w:szCs w:val="28"/>
-        </w:rPr>
-        <w:t>Таблица 1.</w:t>
-      </w:r>
-      <w:r>
-        <w:rPr>
-          <w:color w:val="000000"/>
-          <w:sz w:val="28"/>
-          <w:szCs w:val="28"/>
-        </w:rPr>
-        <w:t>3</w:t>
-      </w:r>
-      <w:r>
-        <w:rPr>
-          <w:color w:val="000000"/>
-          <w:sz w:val="28"/>
-          <w:szCs w:val="28"/>
-        </w:rPr>
-        <w:t xml:space="preserve"> – Входные и выходные данные</w:t>
-      </w:r>
-    </w:p>
-    <w:tbl>
-      <w:tblPr>
-        <w:tblStyle w:val="a7"/>
-        <w:tblW w:w="0" w:type="auto"/>
-        <w:tblLook w:val="04A0" w:firstRow="1" w:lastRow="0" w:firstColumn="1" w:lastColumn="0" w:noHBand="0" w:noVBand="1"/>
-      </w:tblPr>
-      <w:tblGrid>
-        <w:gridCol w:w="4955"/>
-        <w:gridCol w:w="4956"/>
-      </w:tblGrid>
-      <w:tr>
-        <w:trPr>
-          <w:trHeight w:val="307"/>
-        </w:trPr>
-        <w:tc>
-          <w:tcPr>
-            <w:tcW w:w="4955" w:type="dxa"/>
-          </w:tcPr>
-          <w:p>
-            <w:pPr>
-              <w:pStyle w:val="aa"/>
-              <w:spacing w:before="0" w:beforeAutospacing="0" w:after="0" w:afterAutospacing="0"/>
-              <w:ind w:firstLine="709"/>
-              <w:jc w:val="both"/>
-              <w:rPr>
-                <w:color w:val="000000"/>
-                <w:sz w:val="28"/>
-                <w:szCs w:val="28"/>
-              </w:rPr>
-            </w:pPr>
-            <w:r>
-              <w:rPr>
-                <w:color w:val="000000"/>
-                <w:sz w:val="28"/>
-                <w:szCs w:val="28"/>
-              </w:rPr>
-              <w:t>Входные данные</w:t>
-            </w:r>
-          </w:p>
-        </w:tc>
-        <w:tc>
-          <w:tcPr>
-            <w:tcW w:w="4956" w:type="dxa"/>
-          </w:tcPr>
-          <w:p>
-            <w:pPr>
-              <w:pStyle w:val="aa"/>
-              <w:spacing w:before="0" w:beforeAutospacing="0" w:after="0" w:afterAutospacing="0"/>
-              <w:ind w:firstLine="709"/>
-              <w:jc w:val="both"/>
-              <w:rPr>
-                <w:color w:val="000000"/>
-                <w:sz w:val="28"/>
-                <w:szCs w:val="28"/>
-              </w:rPr>
-            </w:pPr>
-            <w:r>
-              <w:rPr>
-                <w:color w:val="000000"/>
-                <w:sz w:val="28"/>
-                <w:szCs w:val="28"/>
-              </w:rPr>
-              <w:t>Выходные данные</w:t>
-            </w:r>
-          </w:p>
-        </w:tc>
-      </w:tr>
-      <w:tr>
-        <w:tc>
-          <w:tcPr>
-            <w:tcW w:w="4955" w:type="dxa"/>
-          </w:tcPr>
-          <w:p>
-            <w:pPr>
-              <w:pStyle w:val="aa"/>
-              <w:spacing w:before="0" w:beforeAutospacing="0" w:after="0" w:afterAutospacing="0"/>
-              <w:ind w:firstLine="709"/>
-              <w:jc w:val="both"/>
-              <w:rPr>
-                <w:color w:val="000000"/>
-                <w:sz w:val="28"/>
-                <w:szCs w:val="28"/>
-              </w:rPr>
-            </w:pPr>
-            <w:r>
-              <w:rPr>
-                <w:color w:val="000000"/>
-                <w:sz w:val="28"/>
-                <w:szCs w:val="28"/>
-              </w:rPr>
-              <w:t>5</w:t>
-            </w:r>
-          </w:p>
-        </w:tc>
-        <w:tc>
-          <w:tcPr>
-            <w:tcW w:w="4956" w:type="dxa"/>
-          </w:tcPr>
-          <w:p>
-            <w:pPr>
-              <w:pStyle w:val="aa"/>
-              <w:spacing w:before="0" w:beforeAutospacing="0" w:after="0" w:afterAutospacing="0"/>
-              <w:ind w:firstLine="709"/>
-              <w:jc w:val="both"/>
-              <w:rPr>
-                <w:color w:val="000000"/>
-                <w:sz w:val="28"/>
-                <w:szCs w:val="28"/>
-              </w:rPr>
-            </w:pPr>
-            <w:r>
-              <w:rPr>
-                <w:color w:val="000000"/>
-                <w:sz w:val="28"/>
-                <w:szCs w:val="28"/>
-              </w:rPr>
-              <w:t>22019,100</w:t>
-            </w:r>
-          </w:p>
-        </w:tc>
-      </w:tr>
-    </w:tbl>
-    <w:p>
-      <w:pPr>
-        <w:ind w:firstLine="709"/>
-        <w:jc w:val="both"/>
-        <w:rPr>
-          <w:color w:val="000000"/>
-          <w:sz w:val="28"/>
-          <w:szCs w:val="28"/>
-        </w:rPr>
-      </w:pPr>
-    </w:p>
-    <w:p>
-      <w:pPr>
-        <w:ind w:firstLine="709"/>
-        <w:jc w:val="both"/>
-        <w:rPr>
-          <w:color w:val="000000"/>
-          <w:sz w:val="28"/>
-          <w:szCs w:val="28"/>
-        </w:rPr>
-      </w:pPr>
-      <w:r>
-        <w:rPr>
-          <w:color w:val="000000"/>
-          <w:sz w:val="28"/>
-          <w:szCs w:val="28"/>
-        </w:rPr>
-        <w:t>Анализ результатов</w:t>
-      </w:r>
-      <w:r>
-        <w:rPr>
-          <w:color w:val="000000"/>
-          <w:sz w:val="28"/>
-          <w:szCs w:val="28"/>
-          <w:lang w:val="en-US"/>
-        </w:rPr>
-        <w:t xml:space="preserve">: </w:t>
-      </w:r>
-    </w:p>
-    <w:p>
-      <w:pPr>
-        <w:ind w:firstLine="709"/>
-        <w:jc w:val="center"/>
-        <w:rPr>
-          <w:color w:val="000000"/>
-          <w:sz w:val="28"/>
-          <w:szCs w:val="28"/>
-        </w:rPr>
-      </w:pPr>
-      <w:r>
-        <w:rPr>
-          <w:noProof/>
-          <w:color w:val="000000"/>
-          <w:sz w:val="28"/>
-          <w:szCs w:val="28"/>
-        </w:rPr>
-        <w:drawing>
-          <wp:inline distT="0" distB="0" distL="0" distR="0" wp14:anchorId="25851B15" wp14:editId="2DE0B2C9">
-            <wp:extent cx="3479800" cy="1866900"/>
-            <wp:effectExtent l="0" t="0" r="0" b="0"/>
-            <wp:docPr id="301722030" name="Рисунок 4"/>
-            <wp:cNvGraphicFramePr>
-              <a:graphicFrameLocks xmlns:a="http://schemas.openxmlformats.org/drawingml/2006/main" noChangeAspect="1"/>
-            </wp:cNvGraphicFramePr>
-            <a:graphic xmlns:a="http://schemas.openxmlformats.org/drawingml/2006/main">
-              <a:graphicData uri="http://schemas.openxmlformats.org/drawingml/2006/picture">
-                <pic:pic xmlns:pic="http://schemas.openxmlformats.org/drawingml/2006/picture">
-                  <pic:nvPicPr>
-                    <pic:cNvPr id="301722030" name="Рисунок 301722030"/>
-                    <pic:cNvPicPr/>
-                  </pic:nvPicPr>
-                  <pic:blipFill>
-                    <a:blip r:embed="rId11">
-                      <a:extLst>
-                        <a:ext uri="{28A0092B-C50C-407E-A947-70E740481C1C}">
-                          <a14:useLocalDpi xmlns:a14="http://schemas.microsoft.com/office/drawing/2010/main" val="0"/>
-                        </a:ext>
-                      </a:extLst>
-                    </a:blip>
-                    <a:stretch>
-                      <a:fillRect/>
-                    </a:stretch>
-                  </pic:blipFill>
-                  <pic:spPr>
-                    <a:xfrm>
-                      <a:off x="0" y="0"/>
-                      <a:ext cx="3479800" cy="1866900"/>
-                    </a:xfrm>
-                    <a:prstGeom prst="rect">
-                      <a:avLst/>
-                    </a:prstGeom>
-                  </pic:spPr>
-                </pic:pic>
-              </a:graphicData>
-            </a:graphic>
-          </wp:inline>
-        </w:drawing>
-      </w:r>
-    </w:p>
-    <w:p>
-      <w:pPr>
-        <w:ind w:firstLine="709"/>
-        <w:jc w:val="center"/>
-        <w:rPr>
-          <w:color w:val="000000"/>
-          <w:sz w:val="28"/>
-          <w:szCs w:val="28"/>
-        </w:rPr>
-      </w:pPr>
-      <w:r>
-        <w:rPr>
-          <w:color w:val="000000"/>
-          <w:sz w:val="28"/>
-          <w:szCs w:val="28"/>
-        </w:rPr>
-        <w:t>Рисунок 1.3 – Результат работы программы.</w:t>
-      </w:r>
-    </w:p>
-    <w:p>
-      <w:pPr>
-        <w:ind w:firstLine="709"/>
-        <w:jc w:val="both"/>
-        <w:rPr>
-          <w:color w:val="000000"/>
-          <w:sz w:val="28"/>
-          <w:szCs w:val="28"/>
-        </w:rPr>
-      </w:pPr>
-    </w:p>
-    <w:p>
-      <w:pPr>
-        <w:ind w:firstLine="709"/>
-        <w:jc w:val="both"/>
-        <w:rPr>
-          <w:color w:val="000000"/>
-          <w:sz w:val="28"/>
-          <w:szCs w:val="28"/>
-        </w:rPr>
-      </w:pPr>
-      <w:r>
-        <w:rPr>
-          <w:color w:val="000000"/>
-          <w:sz w:val="28"/>
-          <w:szCs w:val="28"/>
-        </w:rPr>
-        <w:t>Задание 4.</w:t>
-      </w:r>
-      <w:r>
-        <w:t xml:space="preserve"> </w:t>
-      </w:r>
-      <w:r>
-        <w:t xml:space="preserve"> </w:t>
-      </w:r>
-      <w:r>
-        <w:rPr>
-          <w:color w:val="000000"/>
-          <w:sz w:val="28"/>
-          <w:szCs w:val="28"/>
-        </w:rPr>
-        <w:t>Определить время t падения камня на</w:t>
-      </w:r>
-      <w:r>
-        <w:rPr>
-          <w:color w:val="000000"/>
-          <w:sz w:val="28"/>
-          <w:szCs w:val="28"/>
-        </w:rPr>
-        <w:t xml:space="preserve"> </w:t>
-      </w:r>
-      <w:r>
-        <w:rPr>
-          <w:color w:val="000000"/>
-          <w:sz w:val="28"/>
-          <w:szCs w:val="28"/>
-        </w:rPr>
-        <w:t>поверхность земли с высоты h.</w:t>
-      </w:r>
-    </w:p>
-    <w:p>
-      <w:pPr>
-        <w:ind w:firstLine="709"/>
-        <w:jc w:val="both"/>
-        <w:rPr>
-          <w:color w:val="000000"/>
-          <w:sz w:val="28"/>
-          <w:szCs w:val="28"/>
-        </w:rPr>
-      </w:pPr>
-    </w:p>
-    <w:p>
-      <w:pPr>
-        <w:ind w:firstLine="709"/>
-        <w:jc w:val="both"/>
-        <w:rPr>
-          <w:color w:val="000000"/>
-          <w:sz w:val="28"/>
-          <w:szCs w:val="28"/>
-        </w:rPr>
-      </w:pPr>
-      <w:r>
-        <w:rPr>
-          <w:color w:val="000000"/>
-          <w:sz w:val="28"/>
-          <w:szCs w:val="28"/>
-        </w:rPr>
-        <w:t>Листинг программы</w:t>
-      </w:r>
-      <w:r>
-        <w:rPr>
-          <w:color w:val="000000"/>
-          <w:sz w:val="28"/>
-          <w:szCs w:val="28"/>
-        </w:rPr>
-        <w:t xml:space="preserve">: </w:t>
-      </w:r>
-    </w:p>
-    <w:p>
-      <w:pPr>
-        <w:ind w:firstLine="709"/>
-        <w:jc w:val="both"/>
-        <w:rPr>
-          <w:color w:val="000000"/>
-          <w:sz w:val="28"/>
-          <w:szCs w:val="28"/>
-        </w:rPr>
-      </w:pPr>
-      <w:r>
-        <w:rPr>
-          <w:color w:val="000000"/>
-          <w:sz w:val="28"/>
-          <w:szCs w:val="28"/>
-          <w:lang w:val="en-US"/>
-        </w:rPr>
-        <w:t>using</w:t>
-      </w:r>
-      <w:r>
-        <w:rPr>
-          <w:color w:val="000000"/>
-          <w:sz w:val="28"/>
-          <w:szCs w:val="28"/>
-        </w:rPr>
-        <w:t xml:space="preserve"> </w:t>
-      </w:r>
-      <w:r>
-        <w:rPr>
-          <w:color w:val="000000"/>
-          <w:sz w:val="28"/>
-          <w:szCs w:val="28"/>
-          <w:lang w:val="en-US"/>
-        </w:rPr>
-        <w:t>System</w:t>
-      </w:r>
-      <w:r>
-        <w:rPr>
-          <w:color w:val="000000"/>
-          <w:sz w:val="28"/>
-          <w:szCs w:val="28"/>
-        </w:rPr>
-        <w:t>;</w:t>
-      </w:r>
-    </w:p>
-    <w:p>
-      <w:pPr>
-        <w:ind w:firstLine="709"/>
-        <w:jc w:val="both"/>
-        <w:rPr>
-          <w:color w:val="000000"/>
-          <w:sz w:val="28"/>
-          <w:szCs w:val="28"/>
-        </w:rPr>
-      </w:pPr>
-    </w:p>
-    <w:p>
-      <w:pPr>
-        <w:ind w:firstLine="709"/>
-        <w:jc w:val="both"/>
-        <w:rPr>
-          <w:color w:val="000000"/>
-          <w:sz w:val="28"/>
-          <w:szCs w:val="28"/>
-        </w:rPr>
-      </w:pPr>
-      <w:r>
-        <w:rPr>
-          <w:color w:val="000000"/>
-          <w:sz w:val="28"/>
-          <w:szCs w:val="28"/>
-          <w:lang w:val="en-US"/>
-        </w:rPr>
-        <w:t>class</w:t>
-      </w:r>
-      <w:r>
-        <w:rPr>
-          <w:color w:val="000000"/>
-          <w:sz w:val="28"/>
-          <w:szCs w:val="28"/>
-        </w:rPr>
-        <w:t xml:space="preserve"> </w:t>
-      </w:r>
-      <w:r>
-        <w:rPr>
-          <w:color w:val="000000"/>
-          <w:sz w:val="28"/>
-          <w:szCs w:val="28"/>
-          <w:lang w:val="en-US"/>
-        </w:rPr>
-        <w:t>Program</w:t>
-      </w:r>
-    </w:p>
-    <w:p>
-      <w:pPr>
-        <w:ind w:firstLine="709"/>
-        <w:jc w:val="both"/>
-        <w:rPr>
-          <w:color w:val="000000"/>
-          <w:sz w:val="28"/>
-          <w:szCs w:val="28"/>
-        </w:rPr>
-      </w:pPr>
-      <w:r>
-        <w:rPr>
-          <w:color w:val="000000"/>
-          <w:sz w:val="28"/>
-          <w:szCs w:val="28"/>
-        </w:rPr>
-        <w:t>{</w:t>
-      </w:r>
-    </w:p>
-    <w:p>
-      <w:pPr>
-        <w:ind w:firstLine="709"/>
-        <w:jc w:val="both"/>
-        <w:rPr>
-          <w:color w:val="000000"/>
-          <w:sz w:val="28"/>
-          <w:szCs w:val="28"/>
-        </w:rPr>
-      </w:pPr>
-      <w:r>
-        <w:rPr>
-          <w:color w:val="000000"/>
-          <w:sz w:val="28"/>
-          <w:szCs w:val="28"/>
-        </w:rPr>
-        <w:t xml:space="preserve">    </w:t>
-      </w:r>
-      <w:r>
-        <w:rPr>
-          <w:color w:val="000000"/>
-          <w:sz w:val="28"/>
-          <w:szCs w:val="28"/>
-          <w:lang w:val="en-US"/>
-        </w:rPr>
-        <w:t>public</w:t>
-      </w:r>
-      <w:r>
-        <w:rPr>
-          <w:color w:val="000000"/>
-          <w:sz w:val="28"/>
-          <w:szCs w:val="28"/>
-        </w:rPr>
-        <w:t xml:space="preserve"> </w:t>
-      </w:r>
-      <w:r>
-        <w:rPr>
-          <w:color w:val="000000"/>
-          <w:sz w:val="28"/>
-          <w:szCs w:val="28"/>
-          <w:lang w:val="en-US"/>
-        </w:rPr>
-        <w:t>static</w:t>
-      </w:r>
-      <w:r>
-        <w:rPr>
-          <w:color w:val="000000"/>
-          <w:sz w:val="28"/>
-          <w:szCs w:val="28"/>
-        </w:rPr>
-        <w:t xml:space="preserve"> </w:t>
-      </w:r>
-      <w:r>
-        <w:rPr>
-          <w:color w:val="000000"/>
-          <w:sz w:val="28"/>
-          <w:szCs w:val="28"/>
-          <w:lang w:val="en-US"/>
-        </w:rPr>
-        <w:t>void</w:t>
-      </w:r>
-      <w:r>
-        <w:rPr>
-          <w:color w:val="000000"/>
-          <w:sz w:val="28"/>
-          <w:szCs w:val="28"/>
-        </w:rPr>
-        <w:t xml:space="preserve"> </w:t>
-      </w:r>
-      <w:proofErr w:type="gramStart"/>
-      <w:r>
-        <w:rPr>
-          <w:color w:val="000000"/>
-          <w:sz w:val="28"/>
-          <w:szCs w:val="28"/>
-          <w:lang w:val="en-US"/>
-        </w:rPr>
-        <w:t>Main</w:t>
-      </w:r>
-      <w:r>
-        <w:rPr>
-          <w:color w:val="000000"/>
-          <w:sz w:val="28"/>
-          <w:szCs w:val="28"/>
-        </w:rPr>
-        <w:t>(</w:t>
-      </w:r>
-      <w:proofErr w:type="gramEnd"/>
-      <w:r>
-        <w:rPr>
-          <w:color w:val="000000"/>
-          <w:sz w:val="28"/>
-          <w:szCs w:val="28"/>
-        </w:rPr>
-        <w:t>)</w:t>
-      </w:r>
-    </w:p>
-    <w:p>
-      <w:pPr>
-        <w:ind w:firstLine="709"/>
-        <w:jc w:val="both"/>
-        <w:rPr>
-          <w:color w:val="000000"/>
-          <w:sz w:val="28"/>
-          <w:szCs w:val="28"/>
-        </w:rPr>
-      </w:pPr>
-      <w:r>
-        <w:rPr>
-          <w:color w:val="000000"/>
-          <w:sz w:val="28"/>
-          <w:szCs w:val="28"/>
-        </w:rPr>
-        <w:t xml:space="preserve">    {</w:t>
-      </w:r>
-    </w:p>
-    <w:p>
-      <w:pPr>
-        <w:ind w:firstLine="709"/>
-        <w:jc w:val="both"/>
-        <w:rPr>
-          <w:color w:val="000000"/>
-          <w:sz w:val="28"/>
-          <w:szCs w:val="28"/>
-        </w:rPr>
-      </w:pPr>
-      <w:r>
-        <w:rPr>
-          <w:color w:val="000000"/>
-          <w:sz w:val="28"/>
-          <w:szCs w:val="28"/>
-        </w:rPr>
-        <w:t xml:space="preserve">        </w:t>
-      </w:r>
-      <w:r>
-        <w:rPr>
-          <w:color w:val="000000"/>
-          <w:sz w:val="28"/>
-          <w:szCs w:val="28"/>
-          <w:lang w:val="en-US"/>
-        </w:rPr>
-        <w:t>Console</w:t>
-      </w:r>
-      <w:r>
-        <w:rPr>
-          <w:color w:val="000000"/>
-          <w:sz w:val="28"/>
-          <w:szCs w:val="28"/>
-        </w:rPr>
-        <w:t>.</w:t>
-      </w:r>
-      <w:r>
-        <w:rPr>
-          <w:color w:val="000000"/>
-          <w:sz w:val="28"/>
-          <w:szCs w:val="28"/>
-          <w:lang w:val="en-US"/>
-        </w:rPr>
-        <w:t>WriteLine</w:t>
-      </w:r>
-      <w:r>
-        <w:rPr>
-          <w:color w:val="000000"/>
-          <w:sz w:val="28"/>
-          <w:szCs w:val="28"/>
-        </w:rPr>
-        <w:t xml:space="preserve">("Введите </w:t>
-      </w:r>
-      <w:r>
-        <w:rPr>
-          <w:color w:val="000000"/>
-          <w:sz w:val="28"/>
-          <w:szCs w:val="28"/>
-          <w:lang w:val="en-US"/>
-        </w:rPr>
-        <w:t>h</w:t>
-      </w:r>
-      <w:r>
-        <w:rPr>
-          <w:color w:val="000000"/>
-          <w:sz w:val="28"/>
-          <w:szCs w:val="28"/>
-        </w:rPr>
-        <w:t xml:space="preserve"> = ");</w:t>
-      </w:r>
-    </w:p>
-    <w:p>
-      <w:pPr>
-        <w:ind w:firstLine="709"/>
-        <w:jc w:val="both"/>
-        <w:rPr>
-          <w:color w:val="000000"/>
-          <w:sz w:val="28"/>
-          <w:szCs w:val="28"/>
-          <w:lang w:val="fr-FR"/>
-        </w:rPr>
-      </w:pPr>
-      <w:r>
-        <w:rPr>
-          <w:color w:val="000000"/>
-          <w:sz w:val="28"/>
-          <w:szCs w:val="28"/>
-        </w:rPr>
-        <w:t xml:space="preserve">        </w:t>
-      </w:r>
-      <w:proofErr w:type="gramStart"/>
-      <w:r>
-        <w:rPr>
-          <w:color w:val="000000"/>
-          <w:sz w:val="28"/>
-          <w:szCs w:val="28"/>
-          <w:lang w:val="fr-FR"/>
-        </w:rPr>
-        <w:t>double</w:t>
-      </w:r>
-      <w:proofErr w:type="gramEnd"/>
-      <w:r>
-        <w:rPr>
-          <w:color w:val="000000"/>
-          <w:sz w:val="28"/>
-          <w:szCs w:val="28"/>
-          <w:lang w:val="fr-FR"/>
-        </w:rPr>
-        <w:t xml:space="preserve"> h = Convert.ToDouble(Console.ReadLine());</w:t>
-      </w:r>
-    </w:p>
-    <w:p>
-      <w:pPr>
-        <w:ind w:firstLine="709"/>
-        <w:jc w:val="both"/>
-        <w:rPr>
-          <w:color w:val="000000"/>
-          <w:sz w:val="28"/>
-          <w:szCs w:val="28"/>
-          <w:lang w:val="fr-FR"/>
-        </w:rPr>
-      </w:pPr>
-      <w:r>
-        <w:rPr>
-          <w:color w:val="000000"/>
-          <w:sz w:val="28"/>
-          <w:szCs w:val="28"/>
-          <w:lang w:val="fr-FR"/>
-        </w:rPr>
-        <w:t xml:space="preserve">        </w:t>
-      </w:r>
-      <w:proofErr w:type="gramStart"/>
-      <w:r>
-        <w:rPr>
-          <w:color w:val="000000"/>
-          <w:sz w:val="28"/>
-          <w:szCs w:val="28"/>
-          <w:lang w:val="fr-FR"/>
-        </w:rPr>
-        <w:t>double</w:t>
-      </w:r>
-      <w:proofErr w:type="gramEnd"/>
-      <w:r>
-        <w:rPr>
-          <w:color w:val="000000"/>
-          <w:sz w:val="28"/>
-          <w:szCs w:val="28"/>
-          <w:lang w:val="fr-FR"/>
-        </w:rPr>
-        <w:t xml:space="preserve"> g = 9.81523;</w:t>
-      </w:r>
-    </w:p>
-    <w:p>
-      <w:pPr>
-        <w:ind w:firstLine="709"/>
-        <w:jc w:val="both"/>
-        <w:rPr>
-          <w:color w:val="000000"/>
-          <w:sz w:val="28"/>
-          <w:szCs w:val="28"/>
-          <w:lang w:val="fr-FR"/>
-        </w:rPr>
-      </w:pPr>
-    </w:p>
-    <w:p>
-      <w:pPr>
-        <w:ind w:firstLine="709"/>
-        <w:jc w:val="both"/>
-        <w:rPr>
-          <w:color w:val="000000"/>
-          <w:sz w:val="28"/>
-          <w:szCs w:val="28"/>
-          <w:lang w:val="fr-FR"/>
-        </w:rPr>
-      </w:pPr>
-      <w:r>
-        <w:rPr>
-          <w:color w:val="000000"/>
-          <w:sz w:val="28"/>
-          <w:szCs w:val="28"/>
-          <w:lang w:val="fr-FR"/>
-        </w:rPr>
-        <w:t xml:space="preserve">        </w:t>
-      </w:r>
-      <w:proofErr w:type="gramStart"/>
-      <w:r>
-        <w:rPr>
-          <w:color w:val="000000"/>
-          <w:sz w:val="28"/>
-          <w:szCs w:val="28"/>
-          <w:lang w:val="fr-FR"/>
-        </w:rPr>
-        <w:t>double</w:t>
-      </w:r>
-      <w:proofErr w:type="gramEnd"/>
-      <w:r>
-        <w:rPr>
-          <w:color w:val="000000"/>
-          <w:sz w:val="28"/>
-          <w:szCs w:val="28"/>
-          <w:lang w:val="fr-FR"/>
-        </w:rPr>
-        <w:t xml:space="preserve"> t = Math.Sqrt((2 * h) / g);</w:t>
-      </w:r>
-    </w:p>
-    <w:p>
-      <w:pPr>
-        <w:ind w:firstLine="709"/>
-        <w:jc w:val="both"/>
-        <w:rPr>
-          <w:color w:val="000000"/>
-          <w:sz w:val="28"/>
-          <w:szCs w:val="28"/>
-          <w:lang w:val="fr-FR"/>
-        </w:rPr>
-      </w:pPr>
-      <w:r>
-        <w:rPr>
-          <w:color w:val="000000"/>
-          <w:sz w:val="28"/>
-          <w:szCs w:val="28"/>
-          <w:lang w:val="fr-FR"/>
-        </w:rPr>
-        <w:t xml:space="preserve">        Console.WriteLine($"{</w:t>
-      </w:r>
-      <w:proofErr w:type="gramStart"/>
-      <w:r>
-        <w:rPr>
-          <w:color w:val="000000"/>
-          <w:sz w:val="28"/>
-          <w:szCs w:val="28"/>
-          <w:lang w:val="fr-FR"/>
-        </w:rPr>
-        <w:t>t:N</w:t>
-      </w:r>
-      <w:proofErr w:type="gramEnd"/>
-      <w:r>
-        <w:rPr>
-          <w:color w:val="000000"/>
-          <w:sz w:val="28"/>
-          <w:szCs w:val="28"/>
-          <w:lang w:val="fr-FR"/>
-        </w:rPr>
-        <w:t xml:space="preserve">2} </w:t>
-      </w:r>
-      <w:r>
-        <w:rPr>
-          <w:color w:val="000000"/>
-          <w:sz w:val="28"/>
-          <w:szCs w:val="28"/>
-          <w:lang w:val="en-US"/>
-        </w:rPr>
-        <w:t>м</w:t>
-      </w:r>
-      <w:r>
-        <w:rPr>
-          <w:color w:val="000000"/>
-          <w:sz w:val="28"/>
-          <w:szCs w:val="28"/>
-          <w:lang w:val="fr-FR"/>
-        </w:rPr>
-        <w:t>/</w:t>
-      </w:r>
-      <w:r>
-        <w:rPr>
-          <w:color w:val="000000"/>
-          <w:sz w:val="28"/>
-          <w:szCs w:val="28"/>
-          <w:lang w:val="en-US"/>
-        </w:rPr>
-        <w:t>с</w:t>
-      </w:r>
-      <w:r>
-        <w:rPr>
-          <w:color w:val="000000"/>
-          <w:sz w:val="28"/>
-          <w:szCs w:val="28"/>
-          <w:lang w:val="fr-FR"/>
-        </w:rPr>
-        <w:t>"); ;</w:t>
-      </w:r>
-    </w:p>
-    <w:p>
-      <w:pPr>
-        <w:ind w:firstLine="709"/>
-        <w:jc w:val="both"/>
-        <w:rPr>
-          <w:color w:val="000000"/>
-          <w:sz w:val="28"/>
-          <w:szCs w:val="28"/>
-          <w:lang w:val="en-US"/>
-        </w:rPr>
-      </w:pPr>
-      <w:r>
-        <w:rPr>
-          <w:color w:val="000000"/>
-          <w:sz w:val="28"/>
-          <w:szCs w:val="28"/>
-          <w:lang w:val="fr-FR"/>
-        </w:rPr>
-        <w:t xml:space="preserve">    </w:t>
-      </w:r>
-      <w:r>
-        <w:rPr>
-          <w:color w:val="000000"/>
-          <w:sz w:val="28"/>
-          <w:szCs w:val="28"/>
-          <w:lang w:val="en-US"/>
-        </w:rPr>
-        <w:t>}</w:t>
-      </w:r>
-    </w:p>
-    <w:p>
-      <w:pPr>
-        <w:ind w:firstLine="709"/>
-        <w:jc w:val="both"/>
-        <w:rPr>
-          <w:color w:val="000000"/>
-          <w:sz w:val="28"/>
-          <w:szCs w:val="28"/>
-          <w:lang w:val="en-US"/>
-        </w:rPr>
-      </w:pPr>
-      <w:r>
-        <w:rPr>
-          <w:color w:val="000000"/>
-          <w:sz w:val="28"/>
-          <w:szCs w:val="28"/>
-          <w:lang w:val="en-US"/>
-        </w:rPr>
-        <w:t>}</w:t>
-      </w:r>
-    </w:p>
-    <w:p>
-      <w:pPr>
-        <w:pStyle w:val="aa"/>
-        <w:spacing w:before="0" w:beforeAutospacing="0" w:after="0" w:afterAutospacing="0"/>
-        <w:ind w:firstLine="709"/>
-        <w:jc w:val="both"/>
-        <w:rPr>
-          <w:color w:val="000000"/>
-          <w:sz w:val="28"/>
-          <w:szCs w:val="28"/>
-        </w:rPr>
-      </w:pPr>
-      <w:r>
-        <w:rPr>
-          <w:color w:val="000000"/>
-          <w:sz w:val="28"/>
-          <w:szCs w:val="28"/>
-        </w:rPr>
-        <w:lastRenderedPageBreak/>
-        <w:t>Таблица 1.</w:t>
-      </w:r>
-      <w:r>
-        <w:rPr>
-          <w:color w:val="000000"/>
-          <w:sz w:val="28"/>
-          <w:szCs w:val="28"/>
-        </w:rPr>
-        <w:t>4</w:t>
-      </w:r>
-      <w:r>
-        <w:rPr>
-          <w:color w:val="000000"/>
-          <w:sz w:val="28"/>
-          <w:szCs w:val="28"/>
-        </w:rPr>
-        <w:t xml:space="preserve"> – Входные и выходные данные</w:t>
-      </w:r>
-    </w:p>
-    <w:tbl>
-      <w:tblPr>
-        <w:tblStyle w:val="a7"/>
-        <w:tblW w:w="0" w:type="auto"/>
-        <w:tblLook w:val="04A0" w:firstRow="1" w:lastRow="0" w:firstColumn="1" w:lastColumn="0" w:noHBand="0" w:noVBand="1"/>
-      </w:tblPr>
-      <w:tblGrid>
-        <w:gridCol w:w="4955"/>
-        <w:gridCol w:w="4956"/>
-      </w:tblGrid>
-      <w:tr>
-        <w:trPr>
-          <w:trHeight w:val="307"/>
-        </w:trPr>
-        <w:tc>
-          <w:tcPr>
-            <w:tcW w:w="4955" w:type="dxa"/>
-          </w:tcPr>
-          <w:p>
-            <w:pPr>
-              <w:pStyle w:val="aa"/>
-              <w:spacing w:before="0" w:beforeAutospacing="0" w:after="0" w:afterAutospacing="0"/>
-              <w:ind w:firstLine="709"/>
-              <w:jc w:val="both"/>
-              <w:rPr>
-                <w:color w:val="000000"/>
-                <w:sz w:val="28"/>
-                <w:szCs w:val="28"/>
-              </w:rPr>
-            </w:pPr>
-            <w:r>
-              <w:rPr>
-                <w:color w:val="000000"/>
-                <w:sz w:val="28"/>
-                <w:szCs w:val="28"/>
-              </w:rPr>
-              <w:t>Входные данные</w:t>
-            </w:r>
-          </w:p>
-        </w:tc>
-        <w:tc>
-          <w:tcPr>
-            <w:tcW w:w="4956" w:type="dxa"/>
-          </w:tcPr>
-          <w:p>
-            <w:pPr>
-              <w:pStyle w:val="aa"/>
-              <w:spacing w:before="0" w:beforeAutospacing="0" w:after="0" w:afterAutospacing="0"/>
-              <w:ind w:firstLine="709"/>
-              <w:jc w:val="both"/>
-              <w:rPr>
-                <w:color w:val="000000"/>
-                <w:sz w:val="28"/>
-                <w:szCs w:val="28"/>
-              </w:rPr>
-            </w:pPr>
-            <w:r>
-              <w:rPr>
-                <w:color w:val="000000"/>
-                <w:sz w:val="28"/>
-                <w:szCs w:val="28"/>
-              </w:rPr>
-              <w:t>Выходные данные</w:t>
-            </w:r>
-          </w:p>
-        </w:tc>
-      </w:tr>
-      <w:tr>
-        <w:tc>
-          <w:tcPr>
-            <w:tcW w:w="4955" w:type="dxa"/>
-          </w:tcPr>
-          <w:p>
-            <w:pPr>
-              <w:pStyle w:val="aa"/>
-              <w:spacing w:before="0" w:beforeAutospacing="0" w:after="0" w:afterAutospacing="0"/>
-              <w:ind w:firstLine="709"/>
-              <w:jc w:val="both"/>
-              <w:rPr>
-                <w:color w:val="000000"/>
-                <w:sz w:val="28"/>
-                <w:szCs w:val="28"/>
-              </w:rPr>
-            </w:pPr>
-            <w:r>
-              <w:rPr>
-                <w:color w:val="000000"/>
-                <w:sz w:val="28"/>
-                <w:szCs w:val="28"/>
-              </w:rPr>
-              <w:t>6</w:t>
-            </w:r>
-          </w:p>
-        </w:tc>
-        <w:tc>
-          <w:tcPr>
-            <w:tcW w:w="4956" w:type="dxa"/>
-          </w:tcPr>
-          <w:p>
-            <w:pPr>
-              <w:pStyle w:val="aa"/>
-              <w:spacing w:before="0" w:beforeAutospacing="0" w:after="0" w:afterAutospacing="0"/>
-              <w:ind w:firstLine="709"/>
-              <w:jc w:val="both"/>
-              <w:rPr>
-                <w:color w:val="000000"/>
-                <w:sz w:val="28"/>
-                <w:szCs w:val="28"/>
-              </w:rPr>
-            </w:pPr>
-            <w:r>
-              <w:rPr>
-                <w:color w:val="000000"/>
-                <w:sz w:val="28"/>
-                <w:szCs w:val="28"/>
-              </w:rPr>
-              <w:t>1.11</w:t>
-            </w:r>
-          </w:p>
-        </w:tc>
-      </w:tr>
-    </w:tbl>
-    <w:p>
-      <w:pPr>
-        <w:ind w:firstLine="709"/>
-        <w:jc w:val="both"/>
-        <w:rPr>
-          <w:color w:val="000000"/>
-          <w:sz w:val="28"/>
-          <w:szCs w:val="28"/>
-        </w:rPr>
-      </w:pPr>
-    </w:p>
-    <w:p>
-      <w:pPr>
-        <w:ind w:firstLine="709"/>
-        <w:jc w:val="both"/>
-        <w:rPr>
-          <w:color w:val="000000"/>
-          <w:sz w:val="28"/>
-          <w:szCs w:val="28"/>
-          <w:lang w:val="en-US"/>
-        </w:rPr>
-      </w:pPr>
-      <w:r>
-        <w:rPr>
-          <w:color w:val="000000"/>
-          <w:sz w:val="28"/>
-          <w:szCs w:val="28"/>
-        </w:rPr>
-        <w:t>Анализ результатов</w:t>
-      </w:r>
-      <w:r>
-        <w:rPr>
-          <w:color w:val="000000"/>
-          <w:sz w:val="28"/>
-          <w:szCs w:val="28"/>
-          <w:lang w:val="en-US"/>
-        </w:rPr>
-        <w:t xml:space="preserve">: </w:t>
-      </w:r>
-    </w:p>
-    <w:p>
-      <w:pPr>
-        <w:ind w:firstLine="709"/>
-        <w:jc w:val="center"/>
-        <w:rPr>
-          <w:color w:val="000000"/>
-          <w:sz w:val="28"/>
-          <w:szCs w:val="28"/>
-          <w:lang w:val="en-US"/>
-        </w:rPr>
-      </w:pPr>
-      <w:r>
-        <w:rPr>
-          <w:noProof/>
-          <w:color w:val="000000"/>
-          <w:sz w:val="28"/>
-          <w:szCs w:val="28"/>
-          <w:lang w:val="en-US"/>
-        </w:rPr>
-        <w:drawing>
-          <wp:inline distT="0" distB="0" distL="0" distR="0" wp14:anchorId="44D85587" wp14:editId="0D0C04B1">
-            <wp:extent cx="3479800" cy="1866900"/>
-            <wp:effectExtent l="0" t="0" r="0" b="0"/>
-            <wp:docPr id="1682691215" name="Рисунок 5"/>
-            <wp:cNvGraphicFramePr>
-              <a:graphicFrameLocks xmlns:a="http://schemas.openxmlformats.org/drawingml/2006/main" noChangeAspect="1"/>
-            </wp:cNvGraphicFramePr>
-            <a:graphic xmlns:a="http://schemas.openxmlformats.org/drawingml/2006/main">
-              <a:graphicData uri="http://schemas.openxmlformats.org/drawingml/2006/picture">
-                <pic:pic xmlns:pic="http://schemas.openxmlformats.org/drawingml/2006/picture">
-                  <pic:nvPicPr>
-                    <pic:cNvPr id="1682691215" name="Рисунок 1682691215"/>
-                    <pic:cNvPicPr/>
-                  </pic:nvPicPr>
-                  <pic:blipFill>
-                    <a:blip r:embed="rId12">
-                      <a:extLst>
-                        <a:ext uri="{28A0092B-C50C-407E-A947-70E740481C1C}">
-                          <a14:useLocalDpi xmlns:a14="http://schemas.microsoft.com/office/drawing/2010/main" val="0"/>
-                        </a:ext>
-                      </a:extLst>
-                    </a:blip>
-                    <a:stretch>
-                      <a:fillRect/>
-                    </a:stretch>
-                  </pic:blipFill>
-                  <pic:spPr>
-                    <a:xfrm>
-                      <a:off x="0" y="0"/>
-                      <a:ext cx="3479800" cy="1866900"/>
-                    </a:xfrm>
-                    <a:prstGeom prst="rect">
-                      <a:avLst/>
-                    </a:prstGeom>
-                  </pic:spPr>
-                </pic:pic>
-              </a:graphicData>
-            </a:graphic>
-          </wp:inline>
-        </w:drawing>
-      </w:r>
-    </w:p>
-    <w:p>
-      <w:pPr>
-        <w:ind w:firstLine="709"/>
-        <w:jc w:val="center"/>
-        <w:rPr>
-          <w:color w:val="000000"/>
-          <w:sz w:val="28"/>
-          <w:szCs w:val="28"/>
-        </w:rPr>
-      </w:pPr>
-      <w:r>
-        <w:rPr>
-          <w:color w:val="000000"/>
-          <w:sz w:val="28"/>
-          <w:szCs w:val="28"/>
-        </w:rPr>
-        <w:t>Рисунок 1.4 – Результат работы программы.</w:t>
-      </w:r>
-    </w:p>
-    <w:p>
-      <w:pPr>
-        <w:ind w:firstLine="709"/>
-        <w:jc w:val="both"/>
-        <w:rPr>
-          <w:color w:val="000000"/>
-          <w:sz w:val="28"/>
-          <w:szCs w:val="28"/>
-        </w:rPr>
-      </w:pPr>
-    </w:p>
-    <w:p>
-      <w:pPr>
-        <w:ind w:firstLine="709"/>
-        <w:jc w:val="both"/>
-        <w:rPr>
-          <w:color w:val="000000"/>
-          <w:sz w:val="28"/>
-          <w:szCs w:val="28"/>
-        </w:rPr>
-      </w:pPr>
-      <w:r>
-        <w:rPr>
-          <w:color w:val="000000"/>
-          <w:sz w:val="28"/>
-          <w:szCs w:val="28"/>
-        </w:rPr>
-        <w:t>Задание 5. Написать программу вычисления объема цилиндра.</w:t>
-      </w:r>
-    </w:p>
-    <w:p>
-      <w:pPr>
-        <w:ind w:firstLine="709"/>
-        <w:jc w:val="both"/>
-        <w:rPr>
-          <w:color w:val="000000"/>
-          <w:sz w:val="28"/>
-          <w:szCs w:val="28"/>
-        </w:rPr>
-      </w:pPr>
-    </w:p>
-    <w:p>
-      <w:pPr>
-        <w:ind w:firstLine="709"/>
-        <w:jc w:val="both"/>
-        <w:rPr>
-          <w:color w:val="000000"/>
-          <w:sz w:val="28"/>
-          <w:szCs w:val="28"/>
-        </w:rPr>
-      </w:pPr>
-      <w:r>
-        <w:rPr>
-          <w:color w:val="000000"/>
-          <w:sz w:val="28"/>
-          <w:szCs w:val="28"/>
-        </w:rPr>
-        <w:t>Листинг программы</w:t>
-      </w:r>
-      <w:r>
-        <w:rPr>
-          <w:color w:val="000000"/>
-          <w:sz w:val="28"/>
-          <w:szCs w:val="28"/>
-        </w:rPr>
-        <w:t xml:space="preserve">: </w:t>
-      </w:r>
-    </w:p>
-    <w:p>
-      <w:pPr>
-        <w:ind w:firstLine="709"/>
-        <w:jc w:val="both"/>
-        <w:rPr>
-          <w:color w:val="000000"/>
-          <w:sz w:val="28"/>
-          <w:szCs w:val="28"/>
-        </w:rPr>
-      </w:pPr>
-      <w:r>
-        <w:rPr>
-          <w:color w:val="000000"/>
-          <w:sz w:val="28"/>
-          <w:szCs w:val="28"/>
-          <w:lang w:val="en-US"/>
-        </w:rPr>
-        <w:t>using</w:t>
-      </w:r>
-      <w:r>
-        <w:rPr>
-          <w:color w:val="000000"/>
-          <w:sz w:val="28"/>
-          <w:szCs w:val="28"/>
-        </w:rPr>
-        <w:t xml:space="preserve"> </w:t>
-      </w:r>
-      <w:r>
-        <w:rPr>
-          <w:color w:val="000000"/>
-          <w:sz w:val="28"/>
-          <w:szCs w:val="28"/>
-          <w:lang w:val="en-US"/>
-        </w:rPr>
-        <w:t>System</w:t>
-      </w:r>
-      <w:r>
-        <w:rPr>
-          <w:color w:val="000000"/>
-          <w:sz w:val="28"/>
-          <w:szCs w:val="28"/>
-        </w:rPr>
-        <w:t>;</w:t>
-      </w:r>
-    </w:p>
-    <w:p>
-      <w:pPr>
-        <w:ind w:firstLine="709"/>
-        <w:jc w:val="both"/>
-        <w:rPr>
-          <w:color w:val="000000"/>
-          <w:sz w:val="28"/>
-          <w:szCs w:val="28"/>
-        </w:rPr>
-      </w:pPr>
-    </w:p>
-    <w:p>
-      <w:pPr>
-        <w:ind w:firstLine="709"/>
-        <w:jc w:val="both"/>
-        <w:rPr>
-          <w:color w:val="000000"/>
-          <w:sz w:val="28"/>
-          <w:szCs w:val="28"/>
-        </w:rPr>
-      </w:pPr>
-      <w:r>
-        <w:rPr>
-          <w:color w:val="000000"/>
-          <w:sz w:val="28"/>
-          <w:szCs w:val="28"/>
-          <w:lang w:val="en-US"/>
-        </w:rPr>
-        <w:t>class</w:t>
-      </w:r>
-      <w:r>
-        <w:rPr>
-          <w:color w:val="000000"/>
-          <w:sz w:val="28"/>
-          <w:szCs w:val="28"/>
-        </w:rPr>
-        <w:t xml:space="preserve"> </w:t>
-      </w:r>
-      <w:r>
-        <w:rPr>
-          <w:color w:val="000000"/>
-          <w:sz w:val="28"/>
-          <w:szCs w:val="28"/>
-          <w:lang w:val="en-US"/>
-        </w:rPr>
-        <w:t>Program</w:t>
-      </w:r>
-    </w:p>
-    <w:p>
-      <w:pPr>
-        <w:ind w:firstLine="709"/>
-        <w:jc w:val="both"/>
-        <w:rPr>
-          <w:color w:val="000000"/>
-          <w:sz w:val="28"/>
-          <w:szCs w:val="28"/>
-        </w:rPr>
-      </w:pPr>
-      <w:r>
-        <w:rPr>
-          <w:color w:val="000000"/>
-          <w:sz w:val="28"/>
-          <w:szCs w:val="28"/>
-        </w:rPr>
-        <w:t>{</w:t>
-      </w:r>
-    </w:p>
-    <w:p>
-      <w:pPr>
-        <w:ind w:firstLine="709"/>
-        <w:jc w:val="both"/>
-        <w:rPr>
-          <w:color w:val="000000"/>
-          <w:sz w:val="28"/>
-          <w:szCs w:val="28"/>
-        </w:rPr>
-      </w:pPr>
-      <w:r>
-        <w:rPr>
-          <w:color w:val="000000"/>
-          <w:sz w:val="28"/>
-          <w:szCs w:val="28"/>
-        </w:rPr>
-        <w:t xml:space="preserve">    </w:t>
-      </w:r>
-      <w:r>
-        <w:rPr>
-          <w:color w:val="000000"/>
-          <w:sz w:val="28"/>
-          <w:szCs w:val="28"/>
-          <w:lang w:val="en-US"/>
-        </w:rPr>
-        <w:t>public</w:t>
-      </w:r>
-      <w:r>
-        <w:rPr>
-          <w:color w:val="000000"/>
-          <w:sz w:val="28"/>
-          <w:szCs w:val="28"/>
-        </w:rPr>
-        <w:t xml:space="preserve"> </w:t>
-      </w:r>
-      <w:r>
-        <w:rPr>
-          <w:color w:val="000000"/>
-          <w:sz w:val="28"/>
-          <w:szCs w:val="28"/>
-          <w:lang w:val="en-US"/>
-        </w:rPr>
-        <w:t>static</w:t>
-      </w:r>
-      <w:r>
-        <w:rPr>
-          <w:color w:val="000000"/>
-          <w:sz w:val="28"/>
-          <w:szCs w:val="28"/>
-        </w:rPr>
-        <w:t xml:space="preserve"> </w:t>
-      </w:r>
-      <w:r>
-        <w:rPr>
-          <w:color w:val="000000"/>
-          <w:sz w:val="28"/>
-          <w:szCs w:val="28"/>
-          <w:lang w:val="en-US"/>
-        </w:rPr>
-        <w:t>void</w:t>
-      </w:r>
-      <w:r>
-        <w:rPr>
-          <w:color w:val="000000"/>
-          <w:sz w:val="28"/>
-          <w:szCs w:val="28"/>
-        </w:rPr>
-        <w:t xml:space="preserve"> </w:t>
-      </w:r>
-      <w:proofErr w:type="gramStart"/>
-      <w:r>
-        <w:rPr>
-          <w:color w:val="000000"/>
-          <w:sz w:val="28"/>
-          <w:szCs w:val="28"/>
-          <w:lang w:val="en-US"/>
-        </w:rPr>
-        <w:t>Main</w:t>
-      </w:r>
-      <w:r>
-        <w:rPr>
-          <w:color w:val="000000"/>
-          <w:sz w:val="28"/>
-          <w:szCs w:val="28"/>
-        </w:rPr>
-        <w:t>(</w:t>
-      </w:r>
-      <w:proofErr w:type="gramEnd"/>
-      <w:r>
-        <w:rPr>
-          <w:color w:val="000000"/>
-          <w:sz w:val="28"/>
-          <w:szCs w:val="28"/>
-        </w:rPr>
-        <w:t>)</w:t>
-      </w:r>
-    </w:p>
-    <w:p>
-      <w:pPr>
-        <w:ind w:firstLine="709"/>
-        <w:jc w:val="both"/>
-        <w:rPr>
-          <w:color w:val="000000"/>
-          <w:sz w:val="28"/>
-          <w:szCs w:val="28"/>
-        </w:rPr>
-      </w:pPr>
-      <w:r>
-        <w:rPr>
-          <w:color w:val="000000"/>
-          <w:sz w:val="28"/>
-          <w:szCs w:val="28"/>
-        </w:rPr>
-        <w:t xml:space="preserve">    {</w:t>
-      </w:r>
-    </w:p>
-    <w:p>
-      <w:pPr>
-        <w:ind w:firstLine="709"/>
-        <w:jc w:val="both"/>
-        <w:rPr>
-          <w:color w:val="000000"/>
-          <w:sz w:val="28"/>
-          <w:szCs w:val="28"/>
-        </w:rPr>
-      </w:pPr>
-      <w:r>
-        <w:rPr>
-          <w:color w:val="000000"/>
-          <w:sz w:val="28"/>
-          <w:szCs w:val="28"/>
-        </w:rPr>
-        <w:t xml:space="preserve">        </w:t>
-      </w:r>
-      <w:r>
-        <w:rPr>
-          <w:color w:val="000000"/>
-          <w:sz w:val="28"/>
-          <w:szCs w:val="28"/>
-          <w:lang w:val="en-US"/>
-        </w:rPr>
-        <w:t>Console</w:t>
-      </w:r>
-      <w:r>
-        <w:rPr>
-          <w:color w:val="000000"/>
-          <w:sz w:val="28"/>
-          <w:szCs w:val="28"/>
-        </w:rPr>
-        <w:t>.</w:t>
-      </w:r>
-      <w:r>
-        <w:rPr>
-          <w:color w:val="000000"/>
-          <w:sz w:val="28"/>
-          <w:szCs w:val="28"/>
-          <w:lang w:val="en-US"/>
-        </w:rPr>
-        <w:t>Write</w:t>
-      </w:r>
-      <w:r>
-        <w:rPr>
-          <w:color w:val="000000"/>
-          <w:sz w:val="28"/>
-          <w:szCs w:val="28"/>
-        </w:rPr>
-        <w:t>("Вычисление объёма цилиндра\</w:t>
-      </w:r>
-      <w:r>
-        <w:rPr>
-          <w:color w:val="000000"/>
-          <w:sz w:val="28"/>
-          <w:szCs w:val="28"/>
-          <w:lang w:val="en-US"/>
-        </w:rPr>
-        <w:t>n</w:t>
-      </w:r>
-      <w:r>
-        <w:rPr>
-          <w:color w:val="000000"/>
-          <w:sz w:val="28"/>
-          <w:szCs w:val="28"/>
-        </w:rPr>
-        <w:t xml:space="preserve">Введите исходные </w:t>
-      </w:r>
-      <w:proofErr w:type="gramStart"/>
-      <w:r>
-        <w:rPr>
-          <w:color w:val="000000"/>
-          <w:sz w:val="28"/>
-          <w:szCs w:val="28"/>
-        </w:rPr>
-        <w:t>данные:\</w:t>
-      </w:r>
-      <w:proofErr w:type="gramEnd"/>
-      <w:r>
-        <w:rPr>
-          <w:color w:val="000000"/>
-          <w:sz w:val="28"/>
-          <w:szCs w:val="28"/>
-          <w:lang w:val="en-US"/>
-        </w:rPr>
-        <w:t>n</w:t>
-      </w:r>
-      <w:r>
-        <w:rPr>
-          <w:color w:val="000000"/>
-          <w:sz w:val="28"/>
-          <w:szCs w:val="28"/>
-        </w:rPr>
-        <w:t>Радиус основания(см) -&gt;");</w:t>
-      </w:r>
-    </w:p>
-    <w:p>
-      <w:pPr>
-        <w:ind w:firstLine="709"/>
-        <w:jc w:val="both"/>
-        <w:rPr>
-          <w:color w:val="000000"/>
-          <w:sz w:val="28"/>
-          <w:szCs w:val="28"/>
-          <w:lang w:val="fr-FR"/>
-        </w:rPr>
-      </w:pPr>
-      <w:r>
-        <w:rPr>
-          <w:color w:val="000000"/>
-          <w:sz w:val="28"/>
-          <w:szCs w:val="28"/>
-        </w:rPr>
-        <w:t xml:space="preserve">        </w:t>
-      </w:r>
-      <w:proofErr w:type="gramStart"/>
-      <w:r>
-        <w:rPr>
-          <w:color w:val="000000"/>
-          <w:sz w:val="28"/>
-          <w:szCs w:val="28"/>
-          <w:lang w:val="fr-FR"/>
-        </w:rPr>
-        <w:t>double</w:t>
-      </w:r>
-      <w:proofErr w:type="gramEnd"/>
-      <w:r>
-        <w:rPr>
-          <w:color w:val="000000"/>
-          <w:sz w:val="28"/>
-          <w:szCs w:val="28"/>
-          <w:lang w:val="fr-FR"/>
-        </w:rPr>
-        <w:t xml:space="preserve"> radius = Convert.ToDouble(Console.ReadLine());</w:t>
-      </w:r>
-    </w:p>
-    <w:p>
-      <w:pPr>
-        <w:ind w:firstLine="709"/>
-        <w:jc w:val="both"/>
-        <w:rPr>
-          <w:color w:val="000000"/>
-          <w:sz w:val="28"/>
-          <w:szCs w:val="28"/>
-          <w:lang w:val="fr-FR"/>
-        </w:rPr>
-      </w:pPr>
-      <w:r>
-        <w:rPr>
-          <w:color w:val="000000"/>
-          <w:sz w:val="28"/>
-          <w:szCs w:val="28"/>
-          <w:lang w:val="fr-FR"/>
-        </w:rPr>
-        <w:t xml:space="preserve">        Console.Write("</w:t>
-      </w:r>
-      <w:r>
-        <w:rPr>
-          <w:color w:val="000000"/>
-          <w:sz w:val="28"/>
-          <w:szCs w:val="28"/>
-          <w:lang w:val="en-US"/>
-        </w:rPr>
-        <w:t>Высота</w:t>
-      </w:r>
-      <w:r>
-        <w:rPr>
-          <w:color w:val="000000"/>
-          <w:sz w:val="28"/>
-          <w:szCs w:val="28"/>
-          <w:lang w:val="fr-FR"/>
-        </w:rPr>
-        <w:t xml:space="preserve"> </w:t>
-      </w:r>
-      <w:r>
-        <w:rPr>
-          <w:color w:val="000000"/>
-          <w:sz w:val="28"/>
-          <w:szCs w:val="28"/>
-          <w:lang w:val="en-US"/>
-        </w:rPr>
-        <w:t>цилиндра</w:t>
-      </w:r>
-      <w:r>
-        <w:rPr>
-          <w:color w:val="000000"/>
-          <w:sz w:val="28"/>
-          <w:szCs w:val="28"/>
-          <w:lang w:val="fr-FR"/>
-        </w:rPr>
-        <w:t>(</w:t>
-      </w:r>
-      <w:r>
-        <w:rPr>
-          <w:color w:val="000000"/>
-          <w:sz w:val="28"/>
-          <w:szCs w:val="28"/>
-          <w:lang w:val="en-US"/>
-        </w:rPr>
-        <w:t>см</w:t>
-      </w:r>
-      <w:r>
-        <w:rPr>
-          <w:color w:val="000000"/>
-          <w:sz w:val="28"/>
-          <w:szCs w:val="28"/>
-          <w:lang w:val="fr-FR"/>
-        </w:rPr>
-        <w:t>) -&gt;"</w:t>
-      </w:r>
-      <w:proofErr w:type="gramStart"/>
-      <w:r>
-        <w:rPr>
-          <w:color w:val="000000"/>
-          <w:sz w:val="28"/>
-          <w:szCs w:val="28"/>
-          <w:lang w:val="fr-FR"/>
-        </w:rPr>
-        <w:t>);</w:t>
-      </w:r>
-      <w:proofErr w:type="gramEnd"/>
-    </w:p>
-    <w:p>
-      <w:pPr>
-        <w:ind w:firstLine="709"/>
-        <w:jc w:val="both"/>
-        <w:rPr>
-          <w:color w:val="000000"/>
-          <w:sz w:val="28"/>
-          <w:szCs w:val="28"/>
-          <w:lang w:val="fr-FR"/>
-        </w:rPr>
-      </w:pPr>
-      <w:r>
-        <w:rPr>
-          <w:color w:val="000000"/>
-          <w:sz w:val="28"/>
-          <w:szCs w:val="28"/>
-          <w:lang w:val="fr-FR"/>
-        </w:rPr>
-        <w:t xml:space="preserve">        </w:t>
-      </w:r>
-      <w:proofErr w:type="gramStart"/>
-      <w:r>
-        <w:rPr>
-          <w:color w:val="000000"/>
-          <w:sz w:val="28"/>
-          <w:szCs w:val="28"/>
-          <w:lang w:val="fr-FR"/>
-        </w:rPr>
-        <w:t>double</w:t>
-      </w:r>
-      <w:proofErr w:type="gramEnd"/>
-      <w:r>
-        <w:rPr>
-          <w:color w:val="000000"/>
-          <w:sz w:val="28"/>
-          <w:szCs w:val="28"/>
-          <w:lang w:val="fr-FR"/>
-        </w:rPr>
-        <w:t xml:space="preserve"> height = Convert.ToDouble(Console.ReadLine());</w:t>
-      </w:r>
-    </w:p>
-    <w:p>
-      <w:pPr>
-        <w:ind w:firstLine="709"/>
-        <w:jc w:val="both"/>
-        <w:rPr>
-          <w:color w:val="000000"/>
-          <w:sz w:val="28"/>
-          <w:szCs w:val="28"/>
-          <w:lang w:val="fr-FR"/>
-        </w:rPr>
-      </w:pPr>
-      <w:r>
-        <w:rPr>
-          <w:color w:val="000000"/>
-          <w:sz w:val="28"/>
-          <w:szCs w:val="28"/>
-          <w:lang w:val="fr-FR"/>
-        </w:rPr>
-        <w:t xml:space="preserve">        </w:t>
-      </w:r>
-      <w:proofErr w:type="gramStart"/>
-      <w:r>
-        <w:rPr>
-          <w:color w:val="000000"/>
-          <w:sz w:val="28"/>
-          <w:szCs w:val="28"/>
-          <w:lang w:val="fr-FR"/>
-        </w:rPr>
-        <w:t>double</w:t>
-      </w:r>
-      <w:proofErr w:type="gramEnd"/>
-      <w:r>
-        <w:rPr>
-          <w:color w:val="000000"/>
-          <w:sz w:val="28"/>
-          <w:szCs w:val="28"/>
-          <w:lang w:val="fr-FR"/>
-        </w:rPr>
-        <w:t xml:space="preserve"> V = Math.PI * Math.Pow(radius, 2) * height;</w:t>
-      </w:r>
-    </w:p>
-    <w:p>
-      <w:pPr>
-        <w:ind w:firstLine="709"/>
-        <w:jc w:val="both"/>
-        <w:rPr>
-          <w:color w:val="000000"/>
-          <w:sz w:val="28"/>
-          <w:szCs w:val="28"/>
-          <w:lang w:val="fr-FR"/>
-        </w:rPr>
-      </w:pPr>
-      <w:r>
-        <w:rPr>
-          <w:color w:val="000000"/>
-          <w:sz w:val="28"/>
-          <w:szCs w:val="28"/>
-          <w:lang w:val="fr-FR"/>
-        </w:rPr>
-        <w:t xml:space="preserve">        Console.Write($"</w:t>
-      </w:r>
-      <w:r>
-        <w:rPr>
-          <w:color w:val="000000"/>
-          <w:sz w:val="28"/>
-          <w:szCs w:val="28"/>
-          <w:lang w:val="en-US"/>
-        </w:rPr>
-        <w:t>Объём</w:t>
-      </w:r>
-      <w:r>
-        <w:rPr>
-          <w:color w:val="000000"/>
-          <w:sz w:val="28"/>
-          <w:szCs w:val="28"/>
-          <w:lang w:val="fr-FR"/>
-        </w:rPr>
-        <w:t xml:space="preserve"> </w:t>
-      </w:r>
-      <w:r>
-        <w:rPr>
-          <w:color w:val="000000"/>
-          <w:sz w:val="28"/>
-          <w:szCs w:val="28"/>
-          <w:lang w:val="en-US"/>
-        </w:rPr>
-        <w:t>цилиндра</w:t>
-      </w:r>
-      <w:r>
-        <w:rPr>
-          <w:color w:val="000000"/>
-          <w:sz w:val="28"/>
-          <w:szCs w:val="28"/>
-          <w:lang w:val="fr-FR"/>
-        </w:rPr>
-        <w:t xml:space="preserve"> {</w:t>
-      </w:r>
-      <w:proofErr w:type="gramStart"/>
-      <w:r>
-        <w:rPr>
-          <w:color w:val="000000"/>
-          <w:sz w:val="28"/>
-          <w:szCs w:val="28"/>
-          <w:lang w:val="fr-FR"/>
-        </w:rPr>
-        <w:t>V:N</w:t>
-      </w:r>
-      <w:proofErr w:type="gramEnd"/>
-      <w:r>
-        <w:rPr>
-          <w:color w:val="000000"/>
-          <w:sz w:val="28"/>
-          <w:szCs w:val="28"/>
-          <w:lang w:val="fr-FR"/>
-        </w:rPr>
-        <w:t>3}");</w:t>
-      </w:r>
-    </w:p>
-    <w:p>
-      <w:pPr>
-        <w:ind w:firstLine="709"/>
-        <w:jc w:val="both"/>
-        <w:rPr>
-          <w:color w:val="000000"/>
-          <w:sz w:val="28"/>
-          <w:szCs w:val="28"/>
-          <w:lang w:val="en-US"/>
-        </w:rPr>
-      </w:pPr>
-      <w:r>
-        <w:rPr>
-          <w:color w:val="000000"/>
-          <w:sz w:val="28"/>
-          <w:szCs w:val="28"/>
-          <w:lang w:val="fr-FR"/>
-        </w:rPr>
-        <w:t xml:space="preserve">    </w:t>
-      </w:r>
-      <w:r>
-        <w:rPr>
-          <w:color w:val="000000"/>
-          <w:sz w:val="28"/>
-          <w:szCs w:val="28"/>
-          <w:lang w:val="en-US"/>
-        </w:rPr>
-        <w:t>}</w:t>
-      </w:r>
-    </w:p>
-    <w:p>
-      <w:pPr>
-        <w:ind w:firstLine="709"/>
-        <w:jc w:val="both"/>
-        <w:rPr>
-          <w:color w:val="000000"/>
-          <w:sz w:val="28"/>
-          <w:szCs w:val="28"/>
-          <w:lang w:val="en-US"/>
-        </w:rPr>
-      </w:pPr>
-      <w:r>
-        <w:rPr>
-          <w:color w:val="000000"/>
-          <w:sz w:val="28"/>
-          <w:szCs w:val="28"/>
-          <w:lang w:val="en-US"/>
-        </w:rPr>
-        <w:t>}</w:t>
-      </w:r>
-    </w:p>
-    <w:p>
-      <w:pPr>
-        <w:ind w:firstLine="709"/>
-        <w:jc w:val="both"/>
-        <w:rPr>
-          <w:color w:val="000000"/>
-          <w:sz w:val="28"/>
-          <w:szCs w:val="28"/>
-          <w:lang w:val="en-US"/>
-        </w:rPr>
-      </w:pPr>
-    </w:p>
-    <w:p>
-      <w:pPr>
-        <w:pStyle w:val="aa"/>
-        <w:spacing w:before="0" w:beforeAutospacing="0" w:after="0" w:afterAutospacing="0"/>
-        <w:ind w:firstLine="709"/>
-        <w:jc w:val="both"/>
-        <w:rPr>
-          <w:color w:val="000000"/>
-          <w:sz w:val="28"/>
-          <w:szCs w:val="28"/>
-        </w:rPr>
-      </w:pPr>
-      <w:r>
-        <w:rPr>
-          <w:color w:val="000000"/>
-          <w:sz w:val="28"/>
-          <w:szCs w:val="28"/>
-        </w:rPr>
-        <w:t>Таблица 1.</w:t>
-      </w:r>
-      <w:r>
-        <w:rPr>
-          <w:color w:val="000000"/>
-          <w:sz w:val="28"/>
-          <w:szCs w:val="28"/>
-        </w:rPr>
-        <w:t>5</w:t>
-      </w:r>
-      <w:r>
-        <w:rPr>
-          <w:color w:val="000000"/>
-          <w:sz w:val="28"/>
-          <w:szCs w:val="28"/>
-        </w:rPr>
-        <w:t xml:space="preserve"> – Входные и выходные данные</w:t>
-      </w:r>
-    </w:p>
-    <w:tbl>
-      <w:tblPr>
-        <w:tblStyle w:val="a7"/>
-        <w:tblW w:w="0" w:type="auto"/>
-        <w:tblLook w:val="04A0" w:firstRow="1" w:lastRow="0" w:firstColumn="1" w:lastColumn="0" w:noHBand="0" w:noVBand="1"/>
-      </w:tblPr>
-      <w:tblGrid>
-        <w:gridCol w:w="4955"/>
-        <w:gridCol w:w="4956"/>
-      </w:tblGrid>
-      <w:tr>
-        <w:trPr>
-          <w:trHeight w:val="307"/>
-        </w:trPr>
-        <w:tc>
-          <w:tcPr>
-            <w:tcW w:w="4955" w:type="dxa"/>
-          </w:tcPr>
-          <w:p>
-            <w:pPr>
-              <w:pStyle w:val="aa"/>
-              <w:spacing w:before="0" w:beforeAutospacing="0" w:after="0" w:afterAutospacing="0"/>
-              <w:ind w:firstLine="709"/>
-              <w:jc w:val="both"/>
-              <w:rPr>
-                <w:color w:val="000000"/>
-                <w:sz w:val="28"/>
-                <w:szCs w:val="28"/>
-              </w:rPr>
-            </w:pPr>
-            <w:r>
-              <w:rPr>
-                <w:color w:val="000000"/>
-                <w:sz w:val="28"/>
-                <w:szCs w:val="28"/>
-              </w:rPr>
-              <w:t>Входные данные</w:t>
-            </w:r>
-          </w:p>
-        </w:tc>
-        <w:tc>
-          <w:tcPr>
-            <w:tcW w:w="4956" w:type="dxa"/>
-          </w:tcPr>
-          <w:p>
-            <w:pPr>
-              <w:pStyle w:val="aa"/>
-              <w:spacing w:before="0" w:beforeAutospacing="0" w:after="0" w:afterAutospacing="0"/>
-              <w:ind w:firstLine="709"/>
-              <w:jc w:val="both"/>
-              <w:rPr>
-                <w:color w:val="000000"/>
-                <w:sz w:val="28"/>
-                <w:szCs w:val="28"/>
-              </w:rPr>
-            </w:pPr>
-            <w:r>
-              <w:rPr>
-                <w:color w:val="000000"/>
-                <w:sz w:val="28"/>
-                <w:szCs w:val="28"/>
-              </w:rPr>
-              <w:t>Выходные данные</w:t>
-            </w:r>
-          </w:p>
-        </w:tc>
-      </w:tr>
-      <w:tr>
-        <w:tc>
-          <w:tcPr>
-            <w:tcW w:w="4955" w:type="dxa"/>
-          </w:tcPr>
-          <w:p>
-            <w:pPr>
-              <w:pStyle w:val="aa"/>
-              <w:spacing w:before="0" w:beforeAutospacing="0" w:after="0" w:afterAutospacing="0"/>
-              <w:ind w:firstLine="709"/>
-              <w:jc w:val="both"/>
-              <w:rPr>
-                <w:color w:val="000000"/>
-                <w:sz w:val="28"/>
-                <w:szCs w:val="28"/>
-                <w:lang w:val="en-US"/>
-              </w:rPr>
-            </w:pPr>
-            <w:r>
-              <w:rPr>
-                <w:color w:val="000000"/>
-                <w:sz w:val="28"/>
-                <w:szCs w:val="28"/>
-                <w:lang w:val="en-US"/>
-              </w:rPr>
-              <w:t>5, 10</w:t>
-            </w:r>
-          </w:p>
-        </w:tc>
-        <w:tc>
-          <w:tcPr>
-            <w:tcW w:w="4956" w:type="dxa"/>
-          </w:tcPr>
-          <w:p>
-            <w:pPr>
-              <w:pStyle w:val="aa"/>
-              <w:spacing w:before="0" w:beforeAutospacing="0" w:after="0" w:afterAutospacing="0"/>
-              <w:ind w:firstLine="709"/>
-              <w:jc w:val="both"/>
-              <w:rPr>
-                <w:color w:val="000000"/>
-                <w:sz w:val="28"/>
-                <w:szCs w:val="28"/>
-                <w:lang w:val="en-US"/>
-              </w:rPr>
-            </w:pPr>
-            <w:r>
-              <w:rPr>
-                <w:color w:val="000000"/>
-                <w:sz w:val="28"/>
-                <w:szCs w:val="28"/>
-                <w:lang w:val="en-US"/>
-              </w:rPr>
-              <w:t>785.398</w:t>
-            </w:r>
-          </w:p>
-        </w:tc>
-      </w:tr>
-    </w:tbl>
-    <w:p>
-      <w:pPr>
-        <w:ind w:firstLine="709"/>
-        <w:jc w:val="both"/>
-        <w:rPr>
-          <w:color w:val="000000"/>
-          <w:sz w:val="28"/>
-          <w:szCs w:val="28"/>
-        </w:rPr>
-      </w:pPr>
-    </w:p>
-    <w:p>
-      <w:pPr>
-        <w:ind w:firstLine="709"/>
-        <w:jc w:val="both"/>
-        <w:rPr>
-          <w:color w:val="000000"/>
-          <w:sz w:val="28"/>
-          <w:szCs w:val="28"/>
-          <w:lang w:val="en-US"/>
-        </w:rPr>
-      </w:pPr>
-      <w:r>
-        <w:rPr>
-          <w:color w:val="000000"/>
-          <w:sz w:val="28"/>
-          <w:szCs w:val="28"/>
-        </w:rPr>
-        <w:t>Анализ результатов</w:t>
-      </w:r>
-      <w:r>
-        <w:rPr>
-          <w:color w:val="000000"/>
-          <w:sz w:val="28"/>
-          <w:szCs w:val="28"/>
-          <w:lang w:val="en-US"/>
-        </w:rPr>
-        <w:t xml:space="preserve">: </w:t>
-      </w:r>
-    </w:p>
-    <w:p>
-      <w:pPr>
-        <w:ind w:firstLine="709"/>
-        <w:jc w:val="center"/>
-        <w:rPr>
-          <w:color w:val="000000"/>
-          <w:sz w:val="28"/>
-          <w:szCs w:val="28"/>
-          <w:lang w:val="en-US"/>
-        </w:rPr>
-      </w:pPr>
-      <w:r>
-        <w:rPr>
-          <w:noProof/>
-          <w:color w:val="000000"/>
-          <w:sz w:val="28"/>
-          <w:szCs w:val="28"/>
-          <w:lang w:val="en-US"/>
-        </w:rPr>
-        <w:lastRenderedPageBreak/>
-        <w:drawing>
-          <wp:inline distT="0" distB="0" distL="0" distR="0" wp14:anchorId="6B02758F" wp14:editId="3265A66E">
-            <wp:extent cx="3479800" cy="1866900"/>
-            <wp:effectExtent l="0" t="0" r="0" b="0"/>
-            <wp:docPr id="698687080" name="Рисунок 6"/>
-            <wp:cNvGraphicFramePr>
-              <a:graphicFrameLocks xmlns:a="http://schemas.openxmlformats.org/drawingml/2006/main" noChangeAspect="1"/>
-            </wp:cNvGraphicFramePr>
-            <a:graphic xmlns:a="http://schemas.openxmlformats.org/drawingml/2006/main">
-              <a:graphicData uri="http://schemas.openxmlformats.org/drawingml/2006/picture">
-                <pic:pic xmlns:pic="http://schemas.openxmlformats.org/drawingml/2006/picture">
-                  <pic:nvPicPr>
-                    <pic:cNvPr id="698687080" name="Рисунок 698687080"/>
-                    <pic:cNvPicPr/>
-                  </pic:nvPicPr>
-                  <pic:blipFill>
-                    <a:blip r:embed="rId13">
-                      <a:extLst>
-                        <a:ext uri="{28A0092B-C50C-407E-A947-70E740481C1C}">
-                          <a14:useLocalDpi xmlns:a14="http://schemas.microsoft.com/office/drawing/2010/main" val="0"/>
-                        </a:ext>
-                      </a:extLst>
-                    </a:blip>
-                    <a:stretch>
-                      <a:fillRect/>
-                    </a:stretch>
-                  </pic:blipFill>
-                  <pic:spPr>
-                    <a:xfrm>
-                      <a:off x="0" y="0"/>
-                      <a:ext cx="3479800" cy="1866900"/>
-                    </a:xfrm>
-                    <a:prstGeom prst="rect">
-                      <a:avLst/>
-                    </a:prstGeom>
-                  </pic:spPr>
-                </pic:pic>
-              </a:graphicData>
-            </a:graphic>
-          </wp:inline>
-        </w:drawing>
-      </w:r>
-    </w:p>
-    <w:p>
-      <w:pPr>
-        <w:ind w:firstLine="709"/>
-        <w:jc w:val="center"/>
-        <w:rPr>
-          <w:color w:val="000000"/>
-          <w:sz w:val="28"/>
-          <w:szCs w:val="28"/>
-        </w:rPr>
-      </w:pPr>
-      <w:r>
-        <w:rPr>
-          <w:color w:val="000000"/>
-          <w:sz w:val="28"/>
-          <w:szCs w:val="28"/>
-        </w:rPr>
-        <w:t>Рисунок 1.5 – Результат работы программы</w:t>
-      </w:r>
-    </w:p>
-    <w:p>
-      <w:pPr>
-        <w:ind w:firstLine="709"/>
-        <w:jc w:val="both"/>
-        <w:rPr>
-          <w:color w:val="000000"/>
-          <w:sz w:val="28"/>
-          <w:szCs w:val="28"/>
-        </w:rPr>
-      </w:pPr>
-    </w:p>
-    <w:p>
-      <w:pPr>
-        <w:ind w:firstLine="709"/>
-        <w:jc w:val="both"/>
-        <w:rPr>
-          <w:color w:val="000000"/>
-          <w:sz w:val="28"/>
-          <w:szCs w:val="28"/>
-        </w:rPr>
-      </w:pPr>
-      <w:r>
-        <w:rPr>
-          <w:color w:val="000000"/>
-          <w:sz w:val="28"/>
-          <w:szCs w:val="28"/>
-        </w:rPr>
-        <w:t>Задание 6. Дано двузначное число. Найти произведение его цифр.</w:t>
-      </w:r>
-    </w:p>
-    <w:p>
-      <w:pPr>
-        <w:ind w:firstLine="709"/>
-        <w:jc w:val="both"/>
-        <w:rPr>
-          <w:color w:val="000000"/>
-          <w:sz w:val="28"/>
-          <w:szCs w:val="28"/>
-        </w:rPr>
-      </w:pPr>
-    </w:p>
-    <w:p>
-      <w:pPr>
-        <w:ind w:firstLine="709"/>
-        <w:jc w:val="both"/>
-        <w:rPr>
-          <w:color w:val="000000"/>
-          <w:sz w:val="28"/>
-          <w:szCs w:val="28"/>
-        </w:rPr>
-      </w:pPr>
-      <w:r>
-        <w:rPr>
-          <w:color w:val="000000"/>
-          <w:sz w:val="28"/>
-          <w:szCs w:val="28"/>
-        </w:rPr>
-        <w:t>Листинг программы</w:t>
-      </w:r>
-      <w:r>
-        <w:rPr>
-          <w:color w:val="000000"/>
-          <w:sz w:val="28"/>
-          <w:szCs w:val="28"/>
-        </w:rPr>
-        <w:t xml:space="preserve">: </w:t>
-      </w:r>
-    </w:p>
-    <w:p>
-      <w:pPr>
-        <w:ind w:firstLine="709"/>
-        <w:jc w:val="both"/>
-        <w:rPr>
-          <w:color w:val="000000"/>
-          <w:sz w:val="28"/>
-          <w:szCs w:val="28"/>
-        </w:rPr>
-      </w:pPr>
-      <w:r>
-        <w:rPr>
-          <w:color w:val="000000"/>
-          <w:sz w:val="28"/>
-          <w:szCs w:val="28"/>
-        </w:rPr>
-        <w:t>using System;</w:t>
-      </w:r>
-    </w:p>
-    <w:p>
-      <w:pPr>
-        <w:ind w:firstLine="709"/>
-        <w:jc w:val="both"/>
-        <w:rPr>
-          <w:color w:val="000000"/>
-          <w:sz w:val="28"/>
-          <w:szCs w:val="28"/>
-        </w:rPr>
-      </w:pPr>
-    </w:p>
-    <w:p>
-      <w:pPr>
-        <w:ind w:firstLine="709"/>
-        <w:jc w:val="both"/>
-        <w:rPr>
-          <w:color w:val="000000"/>
-          <w:sz w:val="28"/>
-          <w:szCs w:val="28"/>
-        </w:rPr>
-      </w:pPr>
-      <w:r>
-        <w:rPr>
-          <w:color w:val="000000"/>
-          <w:sz w:val="28"/>
-          <w:szCs w:val="28"/>
-        </w:rPr>
-        <w:t>class Program</w:t>
-      </w:r>
-    </w:p>
-    <w:p>
-      <w:pPr>
-        <w:ind w:firstLine="709"/>
-        <w:jc w:val="both"/>
-        <w:rPr>
-          <w:color w:val="000000"/>
-          <w:sz w:val="28"/>
-          <w:szCs w:val="28"/>
-        </w:rPr>
-      </w:pPr>
-      <w:r>
-        <w:rPr>
-          <w:color w:val="000000"/>
-          <w:sz w:val="28"/>
-          <w:szCs w:val="28"/>
-        </w:rPr>
-        <w:t>{</w:t>
-      </w:r>
-    </w:p>
-    <w:p>
-      <w:pPr>
-        <w:ind w:firstLine="709"/>
-        <w:jc w:val="both"/>
-        <w:rPr>
-          <w:color w:val="000000"/>
-          <w:sz w:val="28"/>
-          <w:szCs w:val="28"/>
-        </w:rPr>
-      </w:pPr>
-      <w:r>
-        <w:rPr>
-          <w:color w:val="000000"/>
-          <w:sz w:val="28"/>
-          <w:szCs w:val="28"/>
-        </w:rPr>
-        <w:t xml:space="preserve">    public static void </w:t>
-      </w:r>
-      <w:proofErr w:type="gramStart"/>
-      <w:r>
-        <w:rPr>
-          <w:color w:val="000000"/>
-          <w:sz w:val="28"/>
-          <w:szCs w:val="28"/>
-        </w:rPr>
-        <w:t>Main(</w:t>
-      </w:r>
-      <w:proofErr w:type="gramEnd"/>
-      <w:r>
-        <w:rPr>
-          <w:color w:val="000000"/>
-          <w:sz w:val="28"/>
-          <w:szCs w:val="28"/>
-        </w:rPr>
-        <w:t>)</w:t>
-      </w:r>
-    </w:p>
-    <w:p>
-      <w:pPr>
-        <w:ind w:firstLine="709"/>
-        <w:jc w:val="both"/>
-        <w:rPr>
-          <w:color w:val="000000"/>
-          <w:sz w:val="28"/>
-          <w:szCs w:val="28"/>
-        </w:rPr>
-      </w:pPr>
-      <w:r>
-        <w:rPr>
-          <w:color w:val="000000"/>
-          <w:sz w:val="28"/>
-          <w:szCs w:val="28"/>
-        </w:rPr>
-        <w:t xml:space="preserve">    {</w:t>
-      </w:r>
-    </w:p>
-    <w:p>
-      <w:pPr>
-        <w:ind w:firstLine="709"/>
-        <w:jc w:val="both"/>
-        <w:rPr>
-          <w:color w:val="000000"/>
-          <w:sz w:val="28"/>
-          <w:szCs w:val="28"/>
-        </w:rPr>
-      </w:pPr>
-      <w:r>
-        <w:rPr>
-          <w:color w:val="000000"/>
-          <w:sz w:val="28"/>
-          <w:szCs w:val="28"/>
-        </w:rPr>
-        <w:t xml:space="preserve">        Console.Write("Введите двузначное число: ");</w:t>
-      </w:r>
-    </w:p>
-    <w:p>
-      <w:pPr>
-        <w:ind w:firstLine="709"/>
-        <w:jc w:val="both"/>
-        <w:rPr>
-          <w:color w:val="000000"/>
-          <w:sz w:val="28"/>
-          <w:szCs w:val="28"/>
-          <w:lang w:val="pt-BR"/>
-        </w:rPr>
-      </w:pPr>
-      <w:r>
-        <w:rPr>
-          <w:color w:val="000000"/>
-          <w:sz w:val="28"/>
-          <w:szCs w:val="28"/>
-        </w:rPr>
-        <w:t xml:space="preserve">        </w:t>
-      </w:r>
-      <w:r>
-        <w:rPr>
-          <w:color w:val="000000"/>
-          <w:sz w:val="28"/>
-          <w:szCs w:val="28"/>
-          <w:lang w:val="pt-BR"/>
-        </w:rPr>
-        <w:t>int num = Convert.ToInt32(Console.ReadLine());</w:t>
-      </w:r>
-    </w:p>
-    <w:p>
-      <w:pPr>
-        <w:ind w:firstLine="709"/>
-        <w:jc w:val="both"/>
-        <w:rPr>
-          <w:color w:val="000000"/>
-          <w:sz w:val="28"/>
-          <w:szCs w:val="28"/>
-          <w:lang w:val="pt-BR"/>
-        </w:rPr>
-      </w:pPr>
-      <w:r>
-        <w:rPr>
-          <w:color w:val="000000"/>
-          <w:sz w:val="28"/>
-          <w:szCs w:val="28"/>
-          <w:lang w:val="pt-BR"/>
-        </w:rPr>
-        <w:t xml:space="preserve">        int result = (num / 10) * (num % 10);</w:t>
-      </w:r>
-    </w:p>
-    <w:p>
-      <w:pPr>
-        <w:ind w:firstLine="709"/>
-        <w:jc w:val="both"/>
-        <w:rPr>
-          <w:color w:val="000000"/>
-          <w:sz w:val="28"/>
-          <w:szCs w:val="28"/>
-        </w:rPr>
-      </w:pPr>
-      <w:r>
-        <w:rPr>
-          <w:color w:val="000000"/>
-          <w:sz w:val="28"/>
-          <w:szCs w:val="28"/>
-          <w:lang w:val="pt-BR"/>
-        </w:rPr>
-        <w:t xml:space="preserve">        </w:t>
-      </w:r>
-      <w:r>
-        <w:rPr>
-          <w:color w:val="000000"/>
-          <w:sz w:val="28"/>
-          <w:szCs w:val="28"/>
-        </w:rPr>
-        <w:t>Console.WriteLine($"Результат: {result}");</w:t>
-      </w:r>
-    </w:p>
-    <w:p>
-      <w:pPr>
-        <w:ind w:firstLine="709"/>
-        <w:jc w:val="both"/>
-        <w:rPr>
-          <w:color w:val="000000"/>
-          <w:sz w:val="28"/>
-          <w:szCs w:val="28"/>
-        </w:rPr>
-      </w:pPr>
-      <w:r>
-        <w:rPr>
-          <w:color w:val="000000"/>
-          <w:sz w:val="28"/>
-          <w:szCs w:val="28"/>
-        </w:rPr>
-        <w:t xml:space="preserve">    }</w:t>
-      </w:r>
-    </w:p>
-    <w:p>
-      <w:pPr>
-        <w:ind w:firstLine="709"/>
-        <w:jc w:val="both"/>
-        <w:rPr>
-          <w:color w:val="000000"/>
-          <w:sz w:val="28"/>
-          <w:szCs w:val="28"/>
-        </w:rPr>
-      </w:pPr>
-      <w:r>
-        <w:rPr>
-          <w:color w:val="000000"/>
-          <w:sz w:val="28"/>
-          <w:szCs w:val="28"/>
-        </w:rPr>
-        <w:t>}</w:t>
-      </w:r>
-    </w:p>
-    <w:p>
-      <w:pPr>
-        <w:pStyle w:val="aa"/>
-        <w:spacing w:before="0" w:beforeAutospacing="0" w:after="0" w:afterAutospacing="0"/>
-        <w:ind w:firstLine="709"/>
-        <w:jc w:val="both"/>
-        <w:rPr>
-          <w:color w:val="000000"/>
-          <w:sz w:val="28"/>
-          <w:szCs w:val="28"/>
-        </w:rPr>
-      </w:pPr>
-      <w:r>
-        <w:rPr>
-          <w:color w:val="000000"/>
-          <w:sz w:val="28"/>
-          <w:szCs w:val="28"/>
-        </w:rPr>
-        <w:t>Таблица 1.</w:t>
-      </w:r>
-      <w:r>
-        <w:rPr>
-          <w:color w:val="000000"/>
-          <w:sz w:val="28"/>
-          <w:szCs w:val="28"/>
-        </w:rPr>
-        <w:t>6</w:t>
-      </w:r>
-      <w:r>
-        <w:rPr>
-          <w:color w:val="000000"/>
-          <w:sz w:val="28"/>
-          <w:szCs w:val="28"/>
-        </w:rPr>
-        <w:t xml:space="preserve"> – Входные и выходные данные</w:t>
-      </w:r>
-    </w:p>
-    <w:tbl>
-      <w:tblPr>
-        <w:tblStyle w:val="a7"/>
-        <w:tblW w:w="0" w:type="auto"/>
-        <w:tblLook w:val="04A0" w:firstRow="1" w:lastRow="0" w:firstColumn="1" w:lastColumn="0" w:noHBand="0" w:noVBand="1"/>
-      </w:tblPr>
-      <w:tblGrid>
-        <w:gridCol w:w="4955"/>
-        <w:gridCol w:w="4956"/>
-      </w:tblGrid>
-      <w:tr>
-        <w:trPr>
-          <w:trHeight w:val="307"/>
-        </w:trPr>
-        <w:tc>
-          <w:tcPr>
-            <w:tcW w:w="4955" w:type="dxa"/>
-          </w:tcPr>
-          <w:p>
-            <w:pPr>
-              <w:pStyle w:val="aa"/>
-              <w:spacing w:before="0" w:beforeAutospacing="0" w:after="0" w:afterAutospacing="0"/>
-              <w:ind w:firstLine="709"/>
-              <w:jc w:val="both"/>
-              <w:rPr>
-                <w:color w:val="000000"/>
-                <w:sz w:val="28"/>
-                <w:szCs w:val="28"/>
-              </w:rPr>
-            </w:pPr>
-            <w:r>
-              <w:rPr>
-                <w:color w:val="000000"/>
-                <w:sz w:val="28"/>
-                <w:szCs w:val="28"/>
-              </w:rPr>
-              <w:t>Входные данные</w:t>
-            </w:r>
-          </w:p>
-        </w:tc>
-        <w:tc>
-          <w:tcPr>
-            <w:tcW w:w="4956" w:type="dxa"/>
-          </w:tcPr>
-          <w:p>
-            <w:pPr>
-              <w:pStyle w:val="aa"/>
-              <w:spacing w:before="0" w:beforeAutospacing="0" w:after="0" w:afterAutospacing="0"/>
-              <w:ind w:firstLine="709"/>
-              <w:jc w:val="both"/>
-              <w:rPr>
-                <w:color w:val="000000"/>
-                <w:sz w:val="28"/>
-                <w:szCs w:val="28"/>
-              </w:rPr>
-            </w:pPr>
-            <w:r>
-              <w:rPr>
-                <w:color w:val="000000"/>
-                <w:sz w:val="28"/>
-                <w:szCs w:val="28"/>
-              </w:rPr>
-              <w:t>Выходные данные</w:t>
-            </w:r>
-          </w:p>
-        </w:tc>
-      </w:tr>
-      <w:tr>
-        <w:tc>
-          <w:tcPr>
-            <w:tcW w:w="4955" w:type="dxa"/>
-          </w:tcPr>
-          <w:p>
-            <w:pPr>
-              <w:pStyle w:val="aa"/>
-              <w:spacing w:before="0" w:beforeAutospacing="0" w:after="0" w:afterAutospacing="0"/>
-              <w:ind w:firstLine="709"/>
-              <w:jc w:val="both"/>
-              <w:rPr>
-                <w:color w:val="000000"/>
-                <w:sz w:val="28"/>
-                <w:szCs w:val="28"/>
-                <w:lang w:val="en-US"/>
-              </w:rPr>
-            </w:pPr>
-            <w:r>
-              <w:rPr>
-                <w:color w:val="000000"/>
-                <w:sz w:val="28"/>
-                <w:szCs w:val="28"/>
-                <w:lang w:val="en-US"/>
-              </w:rPr>
-              <w:t>5, 10</w:t>
-            </w:r>
-          </w:p>
-        </w:tc>
-        <w:tc>
-          <w:tcPr>
-            <w:tcW w:w="4956" w:type="dxa"/>
-          </w:tcPr>
-          <w:p>
-            <w:pPr>
-              <w:pStyle w:val="aa"/>
-              <w:spacing w:before="0" w:beforeAutospacing="0" w:after="0" w:afterAutospacing="0"/>
-              <w:ind w:firstLine="709"/>
-              <w:jc w:val="both"/>
-              <w:rPr>
-                <w:color w:val="000000"/>
-                <w:sz w:val="28"/>
-                <w:szCs w:val="28"/>
-                <w:lang w:val="en-US"/>
-              </w:rPr>
-            </w:pPr>
-            <w:r>
-              <w:rPr>
-                <w:color w:val="000000"/>
-                <w:sz w:val="28"/>
-                <w:szCs w:val="28"/>
-                <w:lang w:val="en-US"/>
-              </w:rPr>
-              <w:t>785.398</w:t>
-            </w:r>
-          </w:p>
-        </w:tc>
-      </w:tr>
-    </w:tbl>
-    <w:p>
-      <w:pPr>
-        <w:ind w:firstLine="709"/>
-        <w:jc w:val="both"/>
-        <w:rPr>
-          <w:color w:val="000000"/>
-          <w:sz w:val="28"/>
-          <w:szCs w:val="28"/>
-        </w:rPr>
-      </w:pPr>
-    </w:p>
-    <w:p>
-      <w:pPr>
-        <w:ind w:firstLine="709"/>
-        <w:jc w:val="both"/>
-        <w:rPr>
-          <w:color w:val="000000"/>
-          <w:sz w:val="28"/>
-          <w:szCs w:val="28"/>
-          <w:lang w:val="en-US"/>
-        </w:rPr>
-      </w:pPr>
-      <w:r>
-        <w:rPr>
-          <w:color w:val="000000"/>
-          <w:sz w:val="28"/>
-          <w:szCs w:val="28"/>
-        </w:rPr>
-        <w:t>Анализ результатов</w:t>
-      </w:r>
-      <w:r>
-        <w:rPr>
-          <w:color w:val="000000"/>
-          <w:sz w:val="28"/>
-          <w:szCs w:val="28"/>
-          <w:lang w:val="en-US"/>
-        </w:rPr>
-        <w:t xml:space="preserve">: </w:t>
-      </w:r>
-    </w:p>
-    <w:p>
-      <w:pPr>
-        <w:ind w:firstLine="709"/>
-        <w:jc w:val="center"/>
-        <w:rPr>
-          <w:color w:val="000000"/>
-          <w:sz w:val="28"/>
-          <w:szCs w:val="28"/>
-          <w:lang w:val="en-US"/>
-        </w:rPr>
-      </w:pPr>
-      <w:r>
-        <w:rPr>
-          <w:noProof/>
-          <w:color w:val="000000"/>
-          <w:sz w:val="28"/>
-          <w:szCs w:val="28"/>
-          <w:lang w:val="en-US"/>
-        </w:rPr>
-        <w:drawing>
-          <wp:inline distT="0" distB="0" distL="0" distR="0" wp14:anchorId="488E4A55" wp14:editId="7B53EE07">
-            <wp:extent cx="3479800" cy="1866900"/>
-            <wp:effectExtent l="0" t="0" r="0" b="0"/>
-            <wp:docPr id="1535843349" name="Рисунок 7"/>
-            <wp:cNvGraphicFramePr>
-              <a:graphicFrameLocks xmlns:a="http://schemas.openxmlformats.org/drawingml/2006/main" noChangeAspect="1"/>
-            </wp:cNvGraphicFramePr>
-            <a:graphic xmlns:a="http://schemas.openxmlformats.org/drawingml/2006/main">
-              <a:graphicData uri="http://schemas.openxmlformats.org/drawingml/2006/picture">
-                <pic:pic xmlns:pic="http://schemas.openxmlformats.org/drawingml/2006/picture">
-                  <pic:nvPicPr>
-                    <pic:cNvPr id="1535843349" name="Рисунок 1535843349"/>
-                    <pic:cNvPicPr/>
-                  </pic:nvPicPr>
-                  <pic:blipFill>
-                    <a:blip r:embed="rId14">
-                      <a:extLst>
-                        <a:ext uri="{28A0092B-C50C-407E-A947-70E740481C1C}">
-                          <a14:useLocalDpi xmlns:a14="http://schemas.microsoft.com/office/drawing/2010/main" val="0"/>
-                        </a:ext>
-                      </a:extLst>
-                    </a:blip>
-                    <a:stretch>
-                      <a:fillRect/>
-                    </a:stretch>
-                  </pic:blipFill>
-                  <pic:spPr>
-                    <a:xfrm>
-                      <a:off x="0" y="0"/>
-                      <a:ext cx="3479800" cy="1866900"/>
-                    </a:xfrm>
-                    <a:prstGeom prst="rect">
-                      <a:avLst/>
-                    </a:prstGeom>
-                  </pic:spPr>
-                </pic:pic>
-              </a:graphicData>
-            </a:graphic>
-          </wp:inline>
-        </w:drawing>
-      </w:r>
-    </w:p>
-    <w:p>
-      <w:pPr>
-        <w:ind w:firstLine="709"/>
-        <w:jc w:val="center"/>
-        <w:rPr>
-          <w:color w:val="000000"/>
-          <w:sz w:val="28"/>
-          <w:szCs w:val="28"/>
-        </w:rPr>
-      </w:pPr>
-      <w:r>
-        <w:rPr>
-          <w:color w:val="000000"/>
-          <w:sz w:val="28"/>
-          <w:szCs w:val="28"/>
-        </w:rPr>
-        <w:t>Рисунок 1.6 – Результат работы программы.</w:t>
-      </w:r>
-    </w:p>
-    <w:p>
-      <w:pPr>
-        <w:ind w:firstLine="709"/>
-        <w:jc w:val="both"/>
-        <w:rPr>
-          <w:color w:val="000000"/>
-          <w:sz w:val="28"/>
-          <w:szCs w:val="28"/>
-        </w:rPr>
-      </w:pPr>
-    </w:p>
-    <w:p>
-      <w:pPr>
-        <w:ind w:firstLine="709"/>
-        <w:jc w:val="both"/>
-        <w:rPr>
-          <w:color w:val="000000"/>
-          <w:sz w:val="28"/>
-          <w:szCs w:val="28"/>
-        </w:rPr>
-      </w:pPr>
-      <w:r>
-        <w:rPr>
-          <w:color w:val="000000"/>
-          <w:sz w:val="28"/>
-          <w:szCs w:val="28"/>
-        </w:rPr>
-        <w:lastRenderedPageBreak/>
-        <w:t xml:space="preserve">Задание 7. </w:t>
-      </w:r>
-      <w:r>
-        <w:rPr>
-          <w:color w:val="000000"/>
-          <w:sz w:val="28"/>
-          <w:szCs w:val="28"/>
-        </w:rPr>
-        <w:t>Напишите программу расчета по двум формулам. Предварительно</w:t>
-      </w:r>
-      <w:r>
-        <w:rPr>
-          <w:color w:val="000000"/>
-          <w:sz w:val="28"/>
-          <w:szCs w:val="28"/>
-        </w:rPr>
-        <w:t xml:space="preserve"> </w:t>
-      </w:r>
-      <w:r>
-        <w:rPr>
-          <w:color w:val="000000"/>
-          <w:sz w:val="28"/>
-          <w:szCs w:val="28"/>
-        </w:rPr>
-        <w:t>подготовьте тестовые примеры (результат вычисления по первой формуле</w:t>
-      </w:r>
-      <w:r>
-        <w:rPr>
-          <w:color w:val="000000"/>
-          <w:sz w:val="28"/>
-          <w:szCs w:val="28"/>
-        </w:rPr>
-        <w:t xml:space="preserve"> </w:t>
-      </w:r>
-      <w:r>
-        <w:rPr>
-          <w:color w:val="000000"/>
-          <w:sz w:val="28"/>
-          <w:szCs w:val="28"/>
-        </w:rPr>
-        <w:t>должен в большинстве вариантов совпадать со второй).</w:t>
-      </w:r>
-    </w:p>
-    <w:p>
-      <w:pPr>
-        <w:ind w:firstLine="709"/>
-        <w:jc w:val="both"/>
-        <w:rPr>
-          <w:color w:val="000000"/>
-          <w:sz w:val="28"/>
-          <w:szCs w:val="28"/>
-        </w:rPr>
-      </w:pPr>
-      <w:r>
-        <w:rPr>
-          <w:noProof/>
-          <w:color w:val="000000"/>
-          <w:sz w:val="28"/>
-          <w:szCs w:val="28"/>
-        </w:rPr>
-        <w:drawing>
-          <wp:inline distT="0" distB="0" distL="0" distR="0" wp14:anchorId="49182C8C" wp14:editId="0DA22638">
-            <wp:extent cx="6019800" cy="571500"/>
-            <wp:effectExtent l="0" t="0" r="0" b="0"/>
-            <wp:docPr id="462900643" name="Рисунок 8"/>
-            <wp:cNvGraphicFramePr>
-              <a:graphicFrameLocks xmlns:a="http://schemas.openxmlformats.org/drawingml/2006/main" noChangeAspect="1"/>
-            </wp:cNvGraphicFramePr>
-            <a:graphic xmlns:a="http://schemas.openxmlformats.org/drawingml/2006/main">
-              <a:graphicData uri="http://schemas.openxmlformats.org/drawingml/2006/picture">
-                <pic:pic xmlns:pic="http://schemas.openxmlformats.org/drawingml/2006/picture">
-                  <pic:nvPicPr>
-                    <pic:cNvPr id="462900643" name="Рисунок 462900643"/>
-                    <pic:cNvPicPr/>
-                  </pic:nvPicPr>
-                  <pic:blipFill>
-                    <a:blip r:embed="rId15">
-                      <a:extLst>
-                        <a:ext uri="{28A0092B-C50C-407E-A947-70E740481C1C}">
-                          <a14:useLocalDpi xmlns:a14="http://schemas.microsoft.com/office/drawing/2010/main" val="0"/>
-                        </a:ext>
-                      </a:extLst>
-                    </a:blip>
-                    <a:stretch>
-                      <a:fillRect/>
-                    </a:stretch>
-                  </pic:blipFill>
-                  <pic:spPr>
-                    <a:xfrm>
-                      <a:off x="0" y="0"/>
-                      <a:ext cx="6019800" cy="571500"/>
-                    </a:xfrm>
-                    <a:prstGeom prst="rect">
-                      <a:avLst/>
-                    </a:prstGeom>
-                  </pic:spPr>
-                </pic:pic>
-              </a:graphicData>
-            </a:graphic>
-          </wp:inline>
-        </w:drawing>
-      </w:r>
-    </w:p>
-    <w:p>
-      <w:pPr>
-        <w:ind w:firstLine="709"/>
-        <w:jc w:val="both"/>
-        <w:rPr>
-          <w:color w:val="000000"/>
-          <w:sz w:val="28"/>
-          <w:szCs w:val="28"/>
-        </w:rPr>
-      </w:pPr>
-    </w:p>
-    <w:p>
-      <w:pPr>
-        <w:ind w:firstLine="709"/>
-        <w:jc w:val="both"/>
-        <w:rPr>
-          <w:color w:val="000000"/>
-          <w:sz w:val="28"/>
-          <w:szCs w:val="28"/>
-        </w:rPr>
-      </w:pPr>
-      <w:r>
-        <w:rPr>
-          <w:color w:val="000000"/>
-          <w:sz w:val="28"/>
-          <w:szCs w:val="28"/>
-        </w:rPr>
-        <w:t>Листинг программы</w:t>
-      </w:r>
-      <w:r>
-        <w:rPr>
-          <w:color w:val="000000"/>
-          <w:sz w:val="28"/>
-          <w:szCs w:val="28"/>
-        </w:rPr>
-        <w:t xml:space="preserve">: </w:t>
-      </w:r>
-    </w:p>
-    <w:p>
-      <w:pPr>
-        <w:ind w:firstLine="709"/>
-        <w:jc w:val="both"/>
-        <w:rPr>
-          <w:color w:val="000000"/>
-          <w:sz w:val="28"/>
-          <w:szCs w:val="28"/>
-        </w:rPr>
-      </w:pPr>
-      <w:r>
-        <w:rPr>
-          <w:color w:val="000000"/>
-          <w:sz w:val="28"/>
-          <w:szCs w:val="28"/>
-          <w:lang w:val="en-US"/>
-        </w:rPr>
-        <w:t>using</w:t>
-      </w:r>
-      <w:r>
-        <w:rPr>
-          <w:color w:val="000000"/>
-          <w:sz w:val="28"/>
-          <w:szCs w:val="28"/>
-        </w:rPr>
-        <w:t xml:space="preserve"> </w:t>
-      </w:r>
-      <w:r>
-        <w:rPr>
-          <w:color w:val="000000"/>
-          <w:sz w:val="28"/>
-          <w:szCs w:val="28"/>
-          <w:lang w:val="en-US"/>
-        </w:rPr>
-        <w:t>System</w:t>
-      </w:r>
-      <w:r>
-        <w:rPr>
-          <w:color w:val="000000"/>
-          <w:sz w:val="28"/>
-          <w:szCs w:val="28"/>
-        </w:rPr>
-        <w:t>;</w:t>
-      </w:r>
-    </w:p>
-    <w:p>
-      <w:pPr>
-        <w:ind w:firstLine="709"/>
-        <w:jc w:val="both"/>
-        <w:rPr>
-          <w:color w:val="000000"/>
-          <w:sz w:val="28"/>
-          <w:szCs w:val="28"/>
-        </w:rPr>
-      </w:pPr>
-    </w:p>
-    <w:p>
-      <w:pPr>
-        <w:ind w:firstLine="709"/>
-        <w:jc w:val="both"/>
-        <w:rPr>
-          <w:color w:val="000000"/>
-          <w:sz w:val="28"/>
-          <w:szCs w:val="28"/>
-        </w:rPr>
-      </w:pPr>
-      <w:r>
-        <w:rPr>
-          <w:color w:val="000000"/>
-          <w:sz w:val="28"/>
-          <w:szCs w:val="28"/>
-          <w:lang w:val="en-US"/>
-        </w:rPr>
-        <w:t>class</w:t>
-      </w:r>
-      <w:r>
-        <w:rPr>
-          <w:color w:val="000000"/>
-          <w:sz w:val="28"/>
-          <w:szCs w:val="28"/>
-        </w:rPr>
-        <w:t xml:space="preserve"> </w:t>
-      </w:r>
-      <w:r>
-        <w:rPr>
-          <w:color w:val="000000"/>
-          <w:sz w:val="28"/>
-          <w:szCs w:val="28"/>
-          <w:lang w:val="en-US"/>
-        </w:rPr>
-        <w:t>Program</w:t>
-      </w:r>
-    </w:p>
-    <w:p>
-      <w:pPr>
-        <w:ind w:firstLine="709"/>
-        <w:jc w:val="both"/>
-        <w:rPr>
-          <w:color w:val="000000"/>
-          <w:sz w:val="28"/>
-          <w:szCs w:val="28"/>
-        </w:rPr>
-      </w:pPr>
-      <w:r>
-        <w:rPr>
-          <w:color w:val="000000"/>
-          <w:sz w:val="28"/>
-          <w:szCs w:val="28"/>
-        </w:rPr>
-        <w:t>{</w:t>
-      </w:r>
-    </w:p>
-    <w:p>
-      <w:pPr>
-        <w:ind w:firstLine="709"/>
-        <w:jc w:val="both"/>
-        <w:rPr>
-          <w:color w:val="000000"/>
-          <w:sz w:val="28"/>
-          <w:szCs w:val="28"/>
-        </w:rPr>
-      </w:pPr>
-      <w:r>
-        <w:rPr>
-          <w:color w:val="000000"/>
-          <w:sz w:val="28"/>
-          <w:szCs w:val="28"/>
-        </w:rPr>
-        <w:t xml:space="preserve">    </w:t>
-      </w:r>
-      <w:r>
-        <w:rPr>
-          <w:color w:val="000000"/>
-          <w:sz w:val="28"/>
-          <w:szCs w:val="28"/>
-          <w:lang w:val="en-US"/>
-        </w:rPr>
-        <w:t>public</w:t>
-      </w:r>
-      <w:r>
-        <w:rPr>
-          <w:color w:val="000000"/>
-          <w:sz w:val="28"/>
-          <w:szCs w:val="28"/>
-        </w:rPr>
-        <w:t xml:space="preserve"> </w:t>
-      </w:r>
-      <w:r>
-        <w:rPr>
-          <w:color w:val="000000"/>
-          <w:sz w:val="28"/>
-          <w:szCs w:val="28"/>
-          <w:lang w:val="en-US"/>
-        </w:rPr>
-        <w:t>static</w:t>
-      </w:r>
-      <w:r>
-        <w:rPr>
-          <w:color w:val="000000"/>
-          <w:sz w:val="28"/>
-          <w:szCs w:val="28"/>
-        </w:rPr>
-        <w:t xml:space="preserve"> </w:t>
-      </w:r>
-      <w:r>
-        <w:rPr>
-          <w:color w:val="000000"/>
-          <w:sz w:val="28"/>
-          <w:szCs w:val="28"/>
-          <w:lang w:val="en-US"/>
-        </w:rPr>
-        <w:t>void</w:t>
-      </w:r>
-      <w:r>
-        <w:rPr>
-          <w:color w:val="000000"/>
-          <w:sz w:val="28"/>
-          <w:szCs w:val="28"/>
-        </w:rPr>
-        <w:t xml:space="preserve"> </w:t>
-      </w:r>
-      <w:proofErr w:type="gramStart"/>
-      <w:r>
-        <w:rPr>
-          <w:color w:val="000000"/>
-          <w:sz w:val="28"/>
-          <w:szCs w:val="28"/>
-          <w:lang w:val="en-US"/>
-        </w:rPr>
-        <w:t>Main</w:t>
-      </w:r>
-      <w:r>
-        <w:rPr>
-          <w:color w:val="000000"/>
-          <w:sz w:val="28"/>
-          <w:szCs w:val="28"/>
-        </w:rPr>
-        <w:t>(</w:t>
-      </w:r>
-      <w:proofErr w:type="gramEnd"/>
-      <w:r>
-        <w:rPr>
-          <w:color w:val="000000"/>
-          <w:sz w:val="28"/>
-          <w:szCs w:val="28"/>
-        </w:rPr>
-        <w:t>)</w:t>
-      </w:r>
-    </w:p>
-    <w:p>
-      <w:pPr>
-        <w:ind w:firstLine="709"/>
-        <w:jc w:val="both"/>
-        <w:rPr>
-          <w:color w:val="000000"/>
-          <w:sz w:val="28"/>
-          <w:szCs w:val="28"/>
-        </w:rPr>
-      </w:pPr>
-      <w:r>
-        <w:rPr>
-          <w:color w:val="000000"/>
-          <w:sz w:val="28"/>
-          <w:szCs w:val="28"/>
-        </w:rPr>
-        <w:t xml:space="preserve">    {</w:t>
-      </w:r>
-    </w:p>
-    <w:p>
-      <w:pPr>
-        <w:ind w:firstLine="709"/>
-        <w:jc w:val="both"/>
-        <w:rPr>
-          <w:color w:val="000000"/>
-          <w:sz w:val="28"/>
-          <w:szCs w:val="28"/>
-        </w:rPr>
-      </w:pPr>
-      <w:r>
-        <w:rPr>
-          <w:color w:val="000000"/>
-          <w:sz w:val="28"/>
-          <w:szCs w:val="28"/>
-        </w:rPr>
-        <w:t xml:space="preserve">        </w:t>
-      </w:r>
-      <w:r>
-        <w:rPr>
-          <w:color w:val="000000"/>
-          <w:sz w:val="28"/>
-          <w:szCs w:val="28"/>
-          <w:lang w:val="en-US"/>
-        </w:rPr>
-        <w:t>Console</w:t>
-      </w:r>
-      <w:r>
-        <w:rPr>
-          <w:color w:val="000000"/>
-          <w:sz w:val="28"/>
-          <w:szCs w:val="28"/>
-        </w:rPr>
-        <w:t>.</w:t>
-      </w:r>
-      <w:r>
-        <w:rPr>
-          <w:color w:val="000000"/>
-          <w:sz w:val="28"/>
-          <w:szCs w:val="28"/>
-          <w:lang w:val="en-US"/>
-        </w:rPr>
-        <w:t>WriteLine</w:t>
-      </w:r>
-      <w:r>
-        <w:rPr>
-          <w:color w:val="000000"/>
-          <w:sz w:val="28"/>
-          <w:szCs w:val="28"/>
-        </w:rPr>
-        <w:t xml:space="preserve">("Введите </w:t>
-      </w:r>
-      <w:r>
-        <w:rPr>
-          <w:color w:val="000000"/>
-          <w:sz w:val="28"/>
-          <w:szCs w:val="28"/>
-          <w:lang w:val="en-US"/>
-        </w:rPr>
-        <w:t>a</w:t>
-      </w:r>
-      <w:r>
-        <w:rPr>
-          <w:color w:val="000000"/>
-          <w:sz w:val="28"/>
-          <w:szCs w:val="28"/>
-        </w:rPr>
-        <w:t>: ");</w:t>
-      </w:r>
-    </w:p>
-    <w:p>
-      <w:pPr>
-        <w:ind w:firstLine="709"/>
-        <w:jc w:val="both"/>
-        <w:rPr>
-          <w:color w:val="000000"/>
-          <w:sz w:val="28"/>
-          <w:szCs w:val="28"/>
-          <w:lang w:val="fr-FR"/>
-        </w:rPr>
-      </w:pPr>
-      <w:r>
-        <w:rPr>
-          <w:color w:val="000000"/>
-          <w:sz w:val="28"/>
-          <w:szCs w:val="28"/>
-        </w:rPr>
-        <w:t xml:space="preserve">        </w:t>
-      </w:r>
-      <w:proofErr w:type="gramStart"/>
-      <w:r>
-        <w:rPr>
-          <w:color w:val="000000"/>
-          <w:sz w:val="28"/>
-          <w:szCs w:val="28"/>
-          <w:lang w:val="fr-FR"/>
-        </w:rPr>
-        <w:t>double</w:t>
-      </w:r>
-      <w:proofErr w:type="gramEnd"/>
-      <w:r>
-        <w:rPr>
-          <w:color w:val="000000"/>
-          <w:sz w:val="28"/>
-          <w:szCs w:val="28"/>
-          <w:lang w:val="fr-FR"/>
-        </w:rPr>
-        <w:t xml:space="preserve"> a = Convert.ToDouble(Console.Read());</w:t>
-      </w:r>
-    </w:p>
-    <w:p>
-      <w:pPr>
-        <w:ind w:firstLine="709"/>
-        <w:jc w:val="both"/>
-        <w:rPr>
-          <w:color w:val="000000"/>
-          <w:sz w:val="28"/>
-          <w:szCs w:val="28"/>
-          <w:lang w:val="en-US"/>
-        </w:rPr>
-      </w:pPr>
-      <w:r>
-        <w:rPr>
-          <w:color w:val="000000"/>
-          <w:sz w:val="28"/>
-          <w:szCs w:val="28"/>
-          <w:lang w:val="fr-FR"/>
-        </w:rPr>
-        <w:t xml:space="preserve">        </w:t>
-      </w:r>
-      <w:r>
-        <w:rPr>
-          <w:color w:val="000000"/>
-          <w:sz w:val="28"/>
-          <w:szCs w:val="28"/>
-          <w:lang w:val="en-US"/>
-        </w:rPr>
-        <w:t>double z1 = (1 - 2 * Math.Pow(Math.Sin(a), 2)) / (1 + Math.Sin(2 * a));</w:t>
-      </w:r>
-    </w:p>
-    <w:p>
-      <w:pPr>
-        <w:ind w:firstLine="709"/>
-        <w:jc w:val="both"/>
-        <w:rPr>
-          <w:color w:val="000000"/>
-          <w:sz w:val="28"/>
-          <w:szCs w:val="28"/>
-          <w:lang w:val="en-US"/>
-        </w:rPr>
-      </w:pPr>
-      <w:r>
-        <w:rPr>
-          <w:color w:val="000000"/>
-          <w:sz w:val="28"/>
-          <w:szCs w:val="28"/>
-          <w:lang w:val="en-US"/>
-        </w:rPr>
-        <w:t xml:space="preserve">        double z2 = (1 - Math.Tan(a)) / (1 + Math.Tan(a));</w:t>
-      </w:r>
-    </w:p>
-    <w:p>
-      <w:pPr>
-        <w:ind w:firstLine="709"/>
-        <w:jc w:val="both"/>
-        <w:rPr>
-          <w:color w:val="000000"/>
-          <w:sz w:val="28"/>
-          <w:szCs w:val="28"/>
-          <w:lang w:val="en-US"/>
-        </w:rPr>
-      </w:pPr>
-      <w:r>
-        <w:rPr>
-          <w:color w:val="000000"/>
-          <w:sz w:val="28"/>
-          <w:szCs w:val="28"/>
-          <w:lang w:val="en-US"/>
-        </w:rPr>
-        <w:t xml:space="preserve">        Console.WriteLine($"z1 = {z</w:t>
-      </w:r>
-      <w:proofErr w:type="gramStart"/>
-      <w:r>
-        <w:rPr>
-          <w:color w:val="000000"/>
-          <w:sz w:val="28"/>
-          <w:szCs w:val="28"/>
-          <w:lang w:val="en-US"/>
-        </w:rPr>
-        <w:t>1:N</w:t>
-      </w:r>
-      <w:proofErr w:type="gramEnd"/>
-      <w:r>
-        <w:rPr>
-          <w:color w:val="000000"/>
-          <w:sz w:val="28"/>
-          <w:szCs w:val="28"/>
-          <w:lang w:val="en-US"/>
-        </w:rPr>
-        <w:t>2}\nz2 = {z2:N2}");</w:t>
-      </w:r>
-    </w:p>
-    <w:p>
-      <w:pPr>
-        <w:ind w:firstLine="709"/>
-        <w:jc w:val="both"/>
-        <w:rPr>
-          <w:color w:val="000000"/>
-          <w:sz w:val="28"/>
-          <w:szCs w:val="28"/>
-          <w:lang w:val="en-US"/>
-        </w:rPr>
-      </w:pPr>
-      <w:r>
-        <w:rPr>
-          <w:color w:val="000000"/>
-          <w:sz w:val="28"/>
-          <w:szCs w:val="28"/>
-          <w:lang w:val="en-US"/>
-        </w:rPr>
-        <w:t xml:space="preserve">    }</w:t>
-      </w:r>
-    </w:p>
-    <w:p>
-      <w:pPr>
-        <w:ind w:firstLine="709"/>
-        <w:jc w:val="both"/>
-        <w:rPr>
-          <w:color w:val="000000"/>
-          <w:sz w:val="28"/>
-          <w:szCs w:val="28"/>
-          <w:lang w:val="en-US"/>
-        </w:rPr>
-      </w:pPr>
-      <w:r>
-        <w:rPr>
-          <w:color w:val="000000"/>
-          <w:sz w:val="28"/>
-          <w:szCs w:val="28"/>
-          <w:lang w:val="en-US"/>
-        </w:rPr>
-        <w:t>}</w:t>
-      </w:r>
-    </w:p>
-    <w:p>
-      <w:pPr>
-        <w:ind w:firstLine="709"/>
-        <w:jc w:val="both"/>
-        <w:rPr>
-          <w:color w:val="000000"/>
-          <w:sz w:val="28"/>
-          <w:szCs w:val="28"/>
-          <w:lang w:val="en-US"/>
-        </w:rPr>
-      </w:pPr>
-    </w:p>
-    <w:p>
-      <w:pPr>
-        <w:pStyle w:val="aa"/>
-        <w:spacing w:before="0" w:beforeAutospacing="0" w:after="0" w:afterAutospacing="0"/>
-        <w:ind w:firstLine="709"/>
-        <w:jc w:val="both"/>
-        <w:rPr>
-          <w:color w:val="000000"/>
-          <w:sz w:val="28"/>
-          <w:szCs w:val="28"/>
-        </w:rPr>
-      </w:pPr>
-      <w:r>
-        <w:rPr>
-          <w:color w:val="000000"/>
-          <w:sz w:val="28"/>
-          <w:szCs w:val="28"/>
-        </w:rPr>
-        <w:t>Таблица 1.</w:t>
-      </w:r>
-      <w:r>
-        <w:rPr>
-          <w:color w:val="000000"/>
-          <w:sz w:val="28"/>
-          <w:szCs w:val="28"/>
-        </w:rPr>
-        <w:t>7</w:t>
-      </w:r>
-      <w:r>
-        <w:rPr>
-          <w:color w:val="000000"/>
-          <w:sz w:val="28"/>
-          <w:szCs w:val="28"/>
-        </w:rPr>
-        <w:t xml:space="preserve"> – Входные и выходные данные</w:t>
-      </w:r>
-    </w:p>
-    <w:tbl>
-      <w:tblPr>
-        <w:tblStyle w:val="a7"/>
-        <w:tblW w:w="0" w:type="auto"/>
-        <w:tblLook w:val="04A0" w:firstRow="1" w:lastRow="0" w:firstColumn="1" w:lastColumn="0" w:noHBand="0" w:noVBand="1"/>
-      </w:tblPr>
-      <w:tblGrid>
-        <w:gridCol w:w="4955"/>
-        <w:gridCol w:w="4956"/>
-      </w:tblGrid>
-      <w:tr>
-        <w:trPr>
-          <w:trHeight w:val="307"/>
-        </w:trPr>
-        <w:tc>
-          <w:tcPr>
-            <w:tcW w:w="4955" w:type="dxa"/>
-          </w:tcPr>
-          <w:p>
-            <w:pPr>
-              <w:pStyle w:val="aa"/>
-              <w:spacing w:before="0" w:beforeAutospacing="0" w:after="0" w:afterAutospacing="0"/>
-              <w:ind w:firstLine="709"/>
-              <w:jc w:val="both"/>
-              <w:rPr>
-                <w:color w:val="000000"/>
-                <w:sz w:val="28"/>
-                <w:szCs w:val="28"/>
-              </w:rPr>
-            </w:pPr>
-            <w:r>
-              <w:rPr>
-                <w:color w:val="000000"/>
-                <w:sz w:val="28"/>
-                <w:szCs w:val="28"/>
-              </w:rPr>
-              <w:t>Входные данные</w:t>
-            </w:r>
-          </w:p>
-        </w:tc>
-        <w:tc>
-          <w:tcPr>
-            <w:tcW w:w="4956" w:type="dxa"/>
-          </w:tcPr>
-          <w:p>
-            <w:pPr>
-              <w:pStyle w:val="aa"/>
-              <w:spacing w:before="0" w:beforeAutospacing="0" w:after="0" w:afterAutospacing="0"/>
-              <w:ind w:firstLine="709"/>
-              <w:jc w:val="both"/>
-              <w:rPr>
-                <w:color w:val="000000"/>
-                <w:sz w:val="28"/>
-                <w:szCs w:val="28"/>
-              </w:rPr>
-            </w:pPr>
-            <w:r>
-              <w:rPr>
-                <w:color w:val="000000"/>
-                <w:sz w:val="28"/>
-                <w:szCs w:val="28"/>
-              </w:rPr>
-              <w:t>Выходные данные</w:t>
-            </w:r>
-          </w:p>
-        </w:tc>
-      </w:tr>
-      <w:tr>
-        <w:tc>
-          <w:tcPr>
-            <w:tcW w:w="4955" w:type="dxa"/>
-          </w:tcPr>
-          <w:p>
-            <w:pPr>
-              <w:pStyle w:val="aa"/>
-              <w:spacing w:before="0" w:beforeAutospacing="0" w:after="0" w:afterAutospacing="0"/>
-              <w:ind w:firstLine="709"/>
-              <w:jc w:val="both"/>
-              <w:rPr>
-                <w:color w:val="000000"/>
-                <w:sz w:val="28"/>
-                <w:szCs w:val="28"/>
-                <w:lang w:val="en-US"/>
-              </w:rPr>
-            </w:pPr>
-            <w:r>
-              <w:rPr>
-                <w:color w:val="000000"/>
-                <w:sz w:val="28"/>
-                <w:szCs w:val="28"/>
-                <w:lang w:val="en-US"/>
-              </w:rPr>
-              <w:t>60</w:t>
-            </w:r>
-          </w:p>
-        </w:tc>
-        <w:tc>
-          <w:tcPr>
-            <w:tcW w:w="4956" w:type="dxa"/>
-          </w:tcPr>
-          <w:p>
-            <w:pPr>
-              <w:pStyle w:val="aa"/>
-              <w:spacing w:before="0" w:beforeAutospacing="0" w:after="0" w:afterAutospacing="0"/>
-              <w:ind w:firstLine="709"/>
-              <w:jc w:val="both"/>
-              <w:rPr>
-                <w:color w:val="000000"/>
-                <w:sz w:val="28"/>
-                <w:szCs w:val="28"/>
-                <w:lang w:val="en-US"/>
-              </w:rPr>
-            </w:pPr>
-            <w:r>
-              <w:rPr>
-                <w:color w:val="000000"/>
-                <w:sz w:val="28"/>
-                <w:szCs w:val="28"/>
-                <w:lang w:val="en-US"/>
-              </w:rPr>
-              <w:t>0.19, 0.19</w:t>
-            </w:r>
-          </w:p>
-        </w:tc>
-      </w:tr>
-    </w:tbl>
-    <w:p>
-      <w:pPr>
-        <w:ind w:firstLine="709"/>
-        <w:jc w:val="both"/>
-        <w:rPr>
-          <w:color w:val="000000"/>
-          <w:sz w:val="28"/>
-          <w:szCs w:val="28"/>
-        </w:rPr>
-      </w:pPr>
-    </w:p>
-    <w:p>
-      <w:pPr>
-        <w:ind w:firstLine="709"/>
-        <w:jc w:val="both"/>
-        <w:rPr>
-          <w:color w:val="000000"/>
-          <w:sz w:val="28"/>
-          <w:szCs w:val="28"/>
-          <w:lang w:val="en-US"/>
-        </w:rPr>
-      </w:pPr>
-      <w:r>
-        <w:rPr>
-          <w:color w:val="000000"/>
-          <w:sz w:val="28"/>
-          <w:szCs w:val="28"/>
-        </w:rPr>
-        <w:t>Анализ результатов</w:t>
-      </w:r>
-      <w:r>
-        <w:rPr>
-          <w:color w:val="000000"/>
-          <w:sz w:val="28"/>
-          <w:szCs w:val="28"/>
-          <w:lang w:val="en-US"/>
-        </w:rPr>
-        <w:t>:</w:t>
-      </w:r>
-    </w:p>
-    <w:p>
-      <w:pPr>
-        <w:ind w:firstLine="709"/>
-        <w:jc w:val="center"/>
-        <w:rPr>
-          <w:color w:val="000000"/>
-          <w:sz w:val="28"/>
-          <w:szCs w:val="28"/>
-        </w:rPr>
-      </w:pPr>
-      <w:r>
-        <w:rPr>
-          <w:noProof/>
-          <w:color w:val="000000"/>
-          <w:sz w:val="28"/>
-          <w:szCs w:val="28"/>
-        </w:rPr>
-        <w:drawing>
-          <wp:inline distT="0" distB="0" distL="0" distR="0" wp14:anchorId="60C71143" wp14:editId="7F62D1D9">
-            <wp:extent cx="1879600" cy="1371600"/>
-            <wp:effectExtent l="0" t="0" r="0" b="0"/>
-            <wp:docPr id="1005112232" name="Рисунок 9"/>
-            <wp:cNvGraphicFramePr>
-              <a:graphicFrameLocks xmlns:a="http://schemas.openxmlformats.org/drawingml/2006/main" noChangeAspect="1"/>
-            </wp:cNvGraphicFramePr>
-            <a:graphic xmlns:a="http://schemas.openxmlformats.org/drawingml/2006/main">
-              <a:graphicData uri="http://schemas.openxmlformats.org/drawingml/2006/picture">
-                <pic:pic xmlns:pic="http://schemas.openxmlformats.org/drawingml/2006/picture">
-                  <pic:nvPicPr>
-                    <pic:cNvPr id="1005112232" name="Рисунок 1005112232"/>
-                    <pic:cNvPicPr/>
-                  </pic:nvPicPr>
-                  <pic:blipFill>
-                    <a:blip r:embed="rId16">
-                      <a:extLst>
-                        <a:ext uri="{28A0092B-C50C-407E-A947-70E740481C1C}">
-                          <a14:useLocalDpi xmlns:a14="http://schemas.microsoft.com/office/drawing/2010/main" val="0"/>
-                        </a:ext>
-                      </a:extLst>
-                    </a:blip>
-                    <a:stretch>
-                      <a:fillRect/>
-                    </a:stretch>
-                  </pic:blipFill>
-                  <pic:spPr>
-                    <a:xfrm>
-                      <a:off x="0" y="0"/>
-                      <a:ext cx="1879600" cy="1371600"/>
-                    </a:xfrm>
-                    <a:prstGeom prst="rect">
-                      <a:avLst/>
-                    </a:prstGeom>
-                  </pic:spPr>
-                </pic:pic>
-              </a:graphicData>
-            </a:graphic>
-          </wp:inline>
-        </w:drawing>
-      </w:r>
-    </w:p>
-    <w:p>
-      <w:pPr>
-        <w:ind w:firstLine="709"/>
-        <w:jc w:val="center"/>
-        <w:rPr>
-          <w:color w:val="000000"/>
-          <w:sz w:val="28"/>
-          <w:szCs w:val="28"/>
-        </w:rPr>
-      </w:pPr>
-      <w:r>
-        <w:rPr>
-          <w:color w:val="000000"/>
-          <w:sz w:val="28"/>
-          <w:szCs w:val="28"/>
-        </w:rPr>
-        <w:t>Рисунок 1.7 – Результат работы программы.</w:t>
-      </w:r>
-    </w:p>
-    <w:p>
-      <w:pPr>
-        <w:ind w:firstLine="709"/>
-        <w:jc w:val="both"/>
-        <w:rPr>
-          <w:color w:val="000000"/>
-          <w:sz w:val="28"/>
-          <w:szCs w:val="28"/>
-        </w:rPr>
-      </w:pPr>
-    </w:p>
-    <w:p>
-      <w:pPr>
-        <w:ind w:firstLine="709"/>
-        <w:jc w:val="both"/>
-        <w:rPr>
-          <w:color w:val="000000"/>
-          <w:sz w:val="28"/>
-          <w:szCs w:val="28"/>
-        </w:rPr>
-      </w:pPr>
-      <w:r>
-        <w:rPr>
-          <w:color w:val="000000"/>
-          <w:sz w:val="28"/>
-          <w:szCs w:val="28"/>
-        </w:rPr>
-        <w:t>Задание 8.</w:t>
-      </w:r>
-    </w:p>
-    <w:p>
-      <w:pPr>
-        <w:ind w:firstLine="709"/>
-        <w:jc w:val="both"/>
-        <w:rPr>
-          <w:color w:val="000000"/>
-          <w:sz w:val="28"/>
-          <w:szCs w:val="28"/>
-        </w:rPr>
-      </w:pPr>
-      <w:r>
-        <w:rPr>
-          <w:color w:val="000000"/>
-          <w:sz w:val="28"/>
-          <w:szCs w:val="28"/>
-        </w:rPr>
-        <w:t xml:space="preserve"> </w:t>
-      </w:r>
-      <w:r>
-        <w:rPr>
-          <w:noProof/>
-          <w:color w:val="000000"/>
-          <w:sz w:val="28"/>
-          <w:szCs w:val="28"/>
-        </w:rPr>
-        <w:drawing>
-          <wp:inline distT="0" distB="0" distL="0" distR="0" wp14:anchorId="222CB4E1" wp14:editId="00EE015D">
-            <wp:extent cx="4991100" cy="889000"/>
-            <wp:effectExtent l="0" t="0" r="0" b="0"/>
-            <wp:docPr id="1086681237" name="Рисунок 10"/>
-            <wp:cNvGraphicFramePr>
-              <a:graphicFrameLocks xmlns:a="http://schemas.openxmlformats.org/drawingml/2006/main" noChangeAspect="1"/>
-            </wp:cNvGraphicFramePr>
-            <a:graphic xmlns:a="http://schemas.openxmlformats.org/drawingml/2006/main">
-              <a:graphicData uri="http://schemas.openxmlformats.org/drawingml/2006/picture">
-                <pic:pic xmlns:pic="http://schemas.openxmlformats.org/drawingml/2006/picture">
-                  <pic:nvPicPr>
-                    <pic:cNvPr id="1086681237" name="Рисунок 1086681237"/>
-                    <pic:cNvPicPr/>
-                  </pic:nvPicPr>
-                  <pic:blipFill>
-                    <a:blip r:embed="rId17">
-                      <a:extLst>
-                        <a:ext uri="{28A0092B-C50C-407E-A947-70E740481C1C}">
-                          <a14:useLocalDpi xmlns:a14="http://schemas.microsoft.com/office/drawing/2010/main" val="0"/>
-                        </a:ext>
-                      </a:extLst>
-                    </a:blip>
-                    <a:stretch>
-                      <a:fillRect/>
-                    </a:stretch>
-                  </pic:blipFill>
-                  <pic:spPr>
-                    <a:xfrm>
-                      <a:off x="0" y="0"/>
-                      <a:ext cx="4991100" cy="889000"/>
-                    </a:xfrm>
-                    <a:prstGeom prst="rect">
-                      <a:avLst/>
-                    </a:prstGeom>
-                  </pic:spPr>
-                </pic:pic>
-              </a:graphicData>
-            </a:graphic>
-          </wp:inline>
-        </w:drawing>
-      </w:r>
-    </w:p>
-    <w:p>
-      <w:pPr>
-        <w:ind w:firstLine="709"/>
-        <w:jc w:val="both"/>
-        <w:rPr>
-          <w:color w:val="000000"/>
-          <w:sz w:val="28"/>
-          <w:szCs w:val="28"/>
-        </w:rPr>
-      </w:pPr>
-    </w:p>
-    <w:p>
-      <w:pPr>
-        <w:ind w:firstLine="709"/>
-        <w:jc w:val="both"/>
-        <w:rPr>
-          <w:color w:val="000000"/>
-          <w:sz w:val="28"/>
-          <w:szCs w:val="28"/>
-        </w:rPr>
-      </w:pPr>
-      <w:r>
-        <w:rPr>
-          <w:color w:val="000000"/>
-          <w:sz w:val="28"/>
-          <w:szCs w:val="28"/>
-        </w:rPr>
-        <w:t>Листинг программы</w:t>
-      </w:r>
-      <w:r>
-        <w:rPr>
-          <w:color w:val="000000"/>
-          <w:sz w:val="28"/>
-          <w:szCs w:val="28"/>
-        </w:rPr>
-        <w:t xml:space="preserve">: </w:t>
-      </w:r>
-    </w:p>
-    <w:p>
-      <w:pPr>
-        <w:ind w:firstLine="709"/>
-        <w:jc w:val="both"/>
-        <w:rPr>
-          <w:color w:val="000000"/>
-          <w:sz w:val="28"/>
-          <w:szCs w:val="28"/>
-        </w:rPr>
-      </w:pPr>
-      <w:r>
-        <w:rPr>
-          <w:color w:val="000000"/>
-          <w:sz w:val="28"/>
-          <w:szCs w:val="28"/>
-          <w:lang w:val="en-US"/>
-        </w:rPr>
-        <w:t>using</w:t>
-      </w:r>
-      <w:r>
-        <w:rPr>
-          <w:color w:val="000000"/>
-          <w:sz w:val="28"/>
-          <w:szCs w:val="28"/>
-        </w:rPr>
-        <w:t xml:space="preserve"> </w:t>
-      </w:r>
-      <w:r>
-        <w:rPr>
-          <w:color w:val="000000"/>
-          <w:sz w:val="28"/>
-          <w:szCs w:val="28"/>
-          <w:lang w:val="en-US"/>
-        </w:rPr>
-        <w:t>System</w:t>
-      </w:r>
-      <w:r>
-        <w:rPr>
-          <w:color w:val="000000"/>
-          <w:sz w:val="28"/>
-          <w:szCs w:val="28"/>
-        </w:rPr>
-        <w:t>;</w:t>
-      </w:r>
-    </w:p>
-    <w:p>
-      <w:pPr>
-        <w:ind w:firstLine="709"/>
-        <w:jc w:val="both"/>
-        <w:rPr>
-          <w:color w:val="000000"/>
-          <w:sz w:val="28"/>
-          <w:szCs w:val="28"/>
-        </w:rPr>
-      </w:pPr>
-    </w:p>
-    <w:p>
-      <w:pPr>
-        <w:ind w:firstLine="709"/>
-        <w:jc w:val="both"/>
-        <w:rPr>
-          <w:color w:val="000000"/>
-          <w:sz w:val="28"/>
-          <w:szCs w:val="28"/>
-        </w:rPr>
-      </w:pPr>
-      <w:r>
-        <w:rPr>
-          <w:color w:val="000000"/>
-          <w:sz w:val="28"/>
-          <w:szCs w:val="28"/>
-          <w:lang w:val="en-US"/>
-        </w:rPr>
-        <w:t>class</w:t>
-      </w:r>
-      <w:r>
-        <w:rPr>
-          <w:color w:val="000000"/>
-          <w:sz w:val="28"/>
-          <w:szCs w:val="28"/>
-        </w:rPr>
-        <w:t xml:space="preserve"> </w:t>
-      </w:r>
-      <w:r>
-        <w:rPr>
-          <w:color w:val="000000"/>
-          <w:sz w:val="28"/>
-          <w:szCs w:val="28"/>
-          <w:lang w:val="en-US"/>
-        </w:rPr>
-        <w:t>Program</w:t>
-      </w:r>
-    </w:p>
-    <w:p>
-      <w:pPr>
-        <w:ind w:firstLine="709"/>
-        <w:jc w:val="both"/>
-        <w:rPr>
-          <w:color w:val="000000"/>
-          <w:sz w:val="28"/>
-          <w:szCs w:val="28"/>
-          <w:lang w:val="en-US"/>
-        </w:rPr>
-      </w:pPr>
-      <w:r>
-        <w:rPr>
-          <w:color w:val="000000"/>
-          <w:sz w:val="28"/>
-          <w:szCs w:val="28"/>
-          <w:lang w:val="en-US"/>
-        </w:rPr>
-        <w:t>{</w:t>
-      </w:r>
-    </w:p>
-    <w:p>
-      <w:pPr>
-        <w:ind w:firstLine="709"/>
-        <w:jc w:val="both"/>
-        <w:rPr>
-          <w:color w:val="000000"/>
-          <w:sz w:val="28"/>
-          <w:szCs w:val="28"/>
-          <w:lang w:val="en-US"/>
-        </w:rPr>
-      </w:pPr>
-      <w:r>
-        <w:rPr>
-          <w:color w:val="000000"/>
-          <w:sz w:val="28"/>
-          <w:szCs w:val="28"/>
-          <w:lang w:val="en-US"/>
-        </w:rPr>
-        <w:t xml:space="preserve">    public static void </w:t>
-      </w:r>
-      <w:proofErr w:type="gramStart"/>
-      <w:r>
-        <w:rPr>
-          <w:color w:val="000000"/>
-          <w:sz w:val="28"/>
-          <w:szCs w:val="28"/>
-          <w:lang w:val="en-US"/>
-        </w:rPr>
-        <w:t>Main(</w:t>
-      </w:r>
-      <w:proofErr w:type="gramEnd"/>
-      <w:r>
-        <w:rPr>
-          <w:color w:val="000000"/>
-          <w:sz w:val="28"/>
-          <w:szCs w:val="28"/>
-          <w:lang w:val="en-US"/>
-        </w:rPr>
-        <w:t>)</w:t>
-      </w:r>
-    </w:p>
-    <w:p>
-      <w:pPr>
-        <w:ind w:firstLine="709"/>
-        <w:jc w:val="both"/>
-        <w:rPr>
-          <w:color w:val="000000"/>
-          <w:sz w:val="28"/>
-          <w:szCs w:val="28"/>
-          <w:lang w:val="en-US"/>
-        </w:rPr>
-      </w:pPr>
-      <w:r>
-        <w:rPr>
-          <w:color w:val="000000"/>
-          <w:sz w:val="28"/>
-          <w:szCs w:val="28"/>
-          <w:lang w:val="en-US"/>
-        </w:rPr>
-        <w:t xml:space="preserve">    {</w:t>
-      </w:r>
-    </w:p>
-    <w:p>
-      <w:pPr>
-        <w:ind w:firstLine="709"/>
-        <w:jc w:val="both"/>
-        <w:rPr>
-          <w:color w:val="000000"/>
-          <w:sz w:val="28"/>
-          <w:szCs w:val="28"/>
-          <w:lang w:val="en-US"/>
-        </w:rPr>
-      </w:pPr>
-      <w:r>
-        <w:rPr>
-          <w:color w:val="000000"/>
-          <w:sz w:val="28"/>
-          <w:szCs w:val="28"/>
-          <w:lang w:val="en-US"/>
-        </w:rPr>
-        <w:t xml:space="preserve">        Console.WriteLine("x = 0,5");</w:t>
-      </w:r>
-    </w:p>
-    <w:p>
-      <w:pPr>
-        <w:ind w:firstLine="709"/>
-        <w:jc w:val="both"/>
-        <w:rPr>
-          <w:color w:val="000000"/>
-          <w:sz w:val="28"/>
-          <w:szCs w:val="28"/>
-          <w:lang w:val="en-US"/>
-        </w:rPr>
-      </w:pPr>
-      <w:r>
-        <w:rPr>
-          <w:color w:val="000000"/>
-          <w:sz w:val="28"/>
-          <w:szCs w:val="28"/>
-          <w:lang w:val="en-US"/>
-        </w:rPr>
-        <w:t xml:space="preserve">        double x = 0.5f;</w:t>
-      </w:r>
-    </w:p>
-    <w:p>
-      <w:pPr>
-        <w:ind w:firstLine="709"/>
-        <w:jc w:val="both"/>
-        <w:rPr>
-          <w:color w:val="000000"/>
-          <w:sz w:val="28"/>
-          <w:szCs w:val="28"/>
-          <w:lang w:val="en-US"/>
-        </w:rPr>
-      </w:pPr>
-      <w:r>
-        <w:rPr>
-          <w:color w:val="000000"/>
-          <w:sz w:val="28"/>
-          <w:szCs w:val="28"/>
-          <w:lang w:val="en-US"/>
-        </w:rPr>
-        <w:t xml:space="preserve">        double y = x * Math.Pow(Math.E, Math.Pow(x, 2)) - ((Math.Sin(Math.Sqrt(x)) + Math.Pow(Math.Cos(Math.Log(x)), 2)) / (Math.Sqrt(Math.Abs(1 - Math.PI * x))));</w:t>
-      </w:r>
-    </w:p>
-    <w:p>
-      <w:pPr>
-        <w:ind w:firstLine="709"/>
-        <w:jc w:val="both"/>
-        <w:rPr>
-          <w:color w:val="000000"/>
-          <w:sz w:val="28"/>
-          <w:szCs w:val="28"/>
-          <w:lang w:val="es-ES"/>
-        </w:rPr>
-      </w:pPr>
-      <w:r>
-        <w:rPr>
-          <w:color w:val="000000"/>
-          <w:sz w:val="28"/>
-          <w:szCs w:val="28"/>
-          <w:lang w:val="en-US"/>
-        </w:rPr>
-        <w:t xml:space="preserve">        </w:t>
-      </w:r>
-      <w:r>
-        <w:rPr>
-          <w:color w:val="000000"/>
-          <w:sz w:val="28"/>
-          <w:szCs w:val="28"/>
-          <w:lang w:val="es-ES"/>
-        </w:rPr>
-        <w:t>Console.WriteLine($"y = {</w:t>
-      </w:r>
-      <w:proofErr w:type="gramStart"/>
-      <w:r>
-        <w:rPr>
-          <w:color w:val="000000"/>
-          <w:sz w:val="28"/>
-          <w:szCs w:val="28"/>
-          <w:lang w:val="es-ES"/>
-        </w:rPr>
-        <w:t>y:N</w:t>
-      </w:r>
-      <w:proofErr w:type="gramEnd"/>
-      <w:r>
-        <w:rPr>
-          <w:color w:val="000000"/>
-          <w:sz w:val="28"/>
-          <w:szCs w:val="28"/>
-          <w:lang w:val="es-ES"/>
-        </w:rPr>
-        <w:t>2}");</w:t>
-      </w:r>
-    </w:p>
-    <w:p>
-      <w:pPr>
-        <w:ind w:firstLine="709"/>
-        <w:jc w:val="both"/>
-        <w:rPr>
-          <w:color w:val="000000"/>
-          <w:sz w:val="28"/>
-          <w:szCs w:val="28"/>
-          <w:lang w:val="en-US"/>
-        </w:rPr>
-      </w:pPr>
-      <w:r>
-        <w:rPr>
-          <w:color w:val="000000"/>
-          <w:sz w:val="28"/>
-          <w:szCs w:val="28"/>
-          <w:lang w:val="es-ES"/>
-        </w:rPr>
-        <w:t xml:space="preserve">    </w:t>
-      </w:r>
-      <w:r>
-        <w:rPr>
-          <w:color w:val="000000"/>
-          <w:sz w:val="28"/>
-          <w:szCs w:val="28"/>
-          <w:lang w:val="en-US"/>
-        </w:rPr>
-        <w:t>}</w:t>
-      </w:r>
-    </w:p>
-    <w:p>
-      <w:pPr>
-        <w:ind w:firstLine="709"/>
-        <w:jc w:val="both"/>
-        <w:rPr>
-          <w:color w:val="000000"/>
-          <w:sz w:val="28"/>
-          <w:szCs w:val="28"/>
-          <w:lang w:val="en-US"/>
-        </w:rPr>
-      </w:pPr>
-      <w:r>
-        <w:rPr>
-          <w:color w:val="000000"/>
-          <w:sz w:val="28"/>
-          <w:szCs w:val="28"/>
-          <w:lang w:val="en-US"/>
-        </w:rPr>
-        <w:t>}</w:t>
-      </w:r>
-    </w:p>
-    <w:p>
-      <w:pPr>
-        <w:pStyle w:val="aa"/>
-        <w:spacing w:before="0" w:beforeAutospacing="0" w:after="0" w:afterAutospacing="0"/>
-        <w:ind w:firstLine="709"/>
-        <w:jc w:val="both"/>
-        <w:rPr>
-          <w:color w:val="000000"/>
-          <w:sz w:val="28"/>
-          <w:szCs w:val="28"/>
-        </w:rPr>
-      </w:pPr>
-    </w:p>
-    <w:p>
-      <w:pPr>
-        <w:pStyle w:val="aa"/>
-        <w:spacing w:before="0" w:beforeAutospacing="0" w:after="0" w:afterAutospacing="0"/>
-        <w:ind w:firstLine="709"/>
-        <w:jc w:val="both"/>
-        <w:rPr>
-          <w:color w:val="000000"/>
-          <w:sz w:val="28"/>
-          <w:szCs w:val="28"/>
-        </w:rPr>
-      </w:pPr>
-      <w:r>
-        <w:rPr>
-          <w:color w:val="000000"/>
-          <w:sz w:val="28"/>
-          <w:szCs w:val="28"/>
-        </w:rPr>
-        <w:t>Таблица 1.</w:t>
-      </w:r>
-      <w:r>
-        <w:rPr>
-          <w:color w:val="000000"/>
-          <w:sz w:val="28"/>
-          <w:szCs w:val="28"/>
-        </w:rPr>
-        <w:t>8</w:t>
-      </w:r>
-      <w:r>
-        <w:rPr>
-          <w:color w:val="000000"/>
-          <w:sz w:val="28"/>
-          <w:szCs w:val="28"/>
-        </w:rPr>
-        <w:t xml:space="preserve"> – Входные и выходные данные</w:t>
-      </w:r>
-    </w:p>
-    <w:tbl>
-      <w:tblPr>
-        <w:tblStyle w:val="a7"/>
-        <w:tblW w:w="0" w:type="auto"/>
-        <w:tblLook w:val="04A0" w:firstRow="1" w:lastRow="0" w:firstColumn="1" w:lastColumn="0" w:noHBand="0" w:noVBand="1"/>
-      </w:tblPr>
-      <w:tblGrid>
-        <w:gridCol w:w="4955"/>
-        <w:gridCol w:w="4956"/>
-      </w:tblGrid>
-      <w:tr>
-        <w:trPr>
-          <w:trHeight w:val="307"/>
-        </w:trPr>
-        <w:tc>
-          <w:tcPr>
-            <w:tcW w:w="4955" w:type="dxa"/>
-          </w:tcPr>
-          <w:p>
-            <w:pPr>
-              <w:pStyle w:val="aa"/>
-              <w:spacing w:before="0" w:beforeAutospacing="0" w:after="0" w:afterAutospacing="0"/>
-              <w:ind w:firstLine="709"/>
-              <w:jc w:val="both"/>
-              <w:rPr>
-                <w:color w:val="000000"/>
-                <w:sz w:val="28"/>
-                <w:szCs w:val="28"/>
-              </w:rPr>
-            </w:pPr>
-            <w:r>
-              <w:rPr>
-                <w:color w:val="000000"/>
-                <w:sz w:val="28"/>
-                <w:szCs w:val="28"/>
-              </w:rPr>
-              <w:t>Входные данные</w:t>
-            </w:r>
-          </w:p>
-        </w:tc>
-        <w:tc>
-          <w:tcPr>
-            <w:tcW w:w="4956" w:type="dxa"/>
-          </w:tcPr>
-          <w:p>
-            <w:pPr>
-              <w:pStyle w:val="aa"/>
-              <w:spacing w:before="0" w:beforeAutospacing="0" w:after="0" w:afterAutospacing="0"/>
-              <w:ind w:firstLine="709"/>
-              <w:jc w:val="both"/>
-              <w:rPr>
-                <w:color w:val="000000"/>
-                <w:sz w:val="28"/>
-                <w:szCs w:val="28"/>
-              </w:rPr>
-            </w:pPr>
-            <w:r>
-              <w:rPr>
-                <w:color w:val="000000"/>
-                <w:sz w:val="28"/>
-                <w:szCs w:val="28"/>
-              </w:rPr>
-              <w:t>Выходные данные</w:t>
-            </w:r>
-          </w:p>
-        </w:tc>
-      </w:tr>
-      <w:tr>
-        <w:tc>
-          <w:tcPr>
-            <w:tcW w:w="4955" w:type="dxa"/>
-          </w:tcPr>
-          <w:p>
-            <w:pPr>
-              <w:pStyle w:val="aa"/>
-              <w:spacing w:before="0" w:beforeAutospacing="0" w:after="0" w:afterAutospacing="0"/>
-              <w:ind w:firstLine="709"/>
-              <w:jc w:val="both"/>
-              <w:rPr>
-                <w:color w:val="000000"/>
-                <w:sz w:val="28"/>
-                <w:szCs w:val="28"/>
-                <w:lang w:val="en-US"/>
-              </w:rPr>
-            </w:pPr>
-            <w:r>
-              <w:rPr>
-                <w:color w:val="000000"/>
-                <w:sz w:val="28"/>
-                <w:szCs w:val="28"/>
-                <w:lang w:val="en-US"/>
-              </w:rPr>
-              <w:t>5</w:t>
-            </w:r>
-          </w:p>
-        </w:tc>
-        <w:tc>
-          <w:tcPr>
-            <w:tcW w:w="4956" w:type="dxa"/>
-          </w:tcPr>
-          <w:p>
-            <w:pPr>
-              <w:pStyle w:val="aa"/>
-              <w:spacing w:before="0" w:beforeAutospacing="0" w:after="0" w:afterAutospacing="0"/>
-              <w:ind w:firstLine="709"/>
-              <w:jc w:val="both"/>
-              <w:rPr>
-                <w:color w:val="000000"/>
-                <w:sz w:val="28"/>
-                <w:szCs w:val="28"/>
-                <w:lang w:val="en-US"/>
-              </w:rPr>
-            </w:pPr>
-            <w:r>
-              <w:rPr>
-                <w:color w:val="000000"/>
-                <w:sz w:val="28"/>
-                <w:szCs w:val="28"/>
-                <w:lang w:val="en-US"/>
-              </w:rPr>
-              <w:t>-1.0</w:t>
-            </w:r>
-          </w:p>
-        </w:tc>
-      </w:tr>
-    </w:tbl>
-    <w:p>
-      <w:pPr>
-        <w:ind w:firstLine="709"/>
-        <w:jc w:val="both"/>
-        <w:rPr>
-          <w:color w:val="000000"/>
-          <w:sz w:val="28"/>
-          <w:szCs w:val="28"/>
-        </w:rPr>
-      </w:pPr>
-    </w:p>
-    <w:p>
-      <w:pPr>
-        <w:ind w:firstLine="709"/>
-        <w:jc w:val="both"/>
-        <w:rPr>
-          <w:color w:val="000000"/>
-          <w:sz w:val="28"/>
-          <w:szCs w:val="28"/>
-          <w:lang w:val="en-US"/>
-        </w:rPr>
-      </w:pPr>
-    </w:p>
-    <w:p>
-      <w:pPr>
-        <w:ind w:firstLine="709"/>
-        <w:jc w:val="both"/>
-        <w:rPr>
-          <w:color w:val="000000"/>
-          <w:sz w:val="28"/>
-          <w:szCs w:val="28"/>
-          <w:lang w:val="en-US"/>
-        </w:rPr>
-      </w:pPr>
-      <w:r>
-        <w:rPr>
-          <w:color w:val="000000"/>
-          <w:sz w:val="28"/>
-          <w:szCs w:val="28"/>
-        </w:rPr>
-        <w:t>Анализ результатов</w:t>
-      </w:r>
-      <w:r>
-        <w:rPr>
-          <w:color w:val="000000"/>
-          <w:sz w:val="28"/>
-          <w:szCs w:val="28"/>
-          <w:lang w:val="en-US"/>
-        </w:rPr>
-        <w:t xml:space="preserve">: </w:t>
-      </w:r>
-    </w:p>
-    <w:p>
-      <w:pPr>
-        <w:ind w:firstLine="709"/>
-        <w:jc w:val="center"/>
-        <w:rPr>
-          <w:color w:val="000000"/>
-          <w:sz w:val="28"/>
-          <w:szCs w:val="28"/>
-          <w:lang w:val="en-US"/>
-        </w:rPr>
-      </w:pPr>
-      <w:r>
-        <w:rPr>
-          <w:noProof/>
-          <w:color w:val="000000"/>
-          <w:sz w:val="28"/>
-          <w:szCs w:val="28"/>
-          <w:lang w:val="en-US"/>
-        </w:rPr>
-        <w:drawing>
-          <wp:inline distT="0" distB="0" distL="0" distR="0" wp14:anchorId="7CF20C29" wp14:editId="077EE3DF">
-            <wp:extent cx="2120900" cy="1574800"/>
-            <wp:effectExtent l="0" t="0" r="0" b="0"/>
-            <wp:docPr id="856987613" name="Рисунок 11"/>
-            <wp:cNvGraphicFramePr>
-              <a:graphicFrameLocks xmlns:a="http://schemas.openxmlformats.org/drawingml/2006/main" noChangeAspect="1"/>
-            </wp:cNvGraphicFramePr>
-            <a:graphic xmlns:a="http://schemas.openxmlformats.org/drawingml/2006/main">
-              <a:graphicData uri="http://schemas.openxmlformats.org/drawingml/2006/picture">
-                <pic:pic xmlns:pic="http://schemas.openxmlformats.org/drawingml/2006/picture">
-                  <pic:nvPicPr>
-                    <pic:cNvPr id="856987613" name="Рисунок 856987613"/>
-                    <pic:cNvPicPr/>
-                  </pic:nvPicPr>
-                  <pic:blipFill>
-                    <a:blip r:embed="rId18">
-                      <a:extLst>
-                        <a:ext uri="{28A0092B-C50C-407E-A947-70E740481C1C}">
-                          <a14:useLocalDpi xmlns:a14="http://schemas.microsoft.com/office/drawing/2010/main" val="0"/>
-                        </a:ext>
-                      </a:extLst>
-                    </a:blip>
-                    <a:stretch>
-                      <a:fillRect/>
-                    </a:stretch>
-                  </pic:blipFill>
-                  <pic:spPr>
-                    <a:xfrm>
-                      <a:off x="0" y="0"/>
-                      <a:ext cx="2120900" cy="1574800"/>
-                    </a:xfrm>
-                    <a:prstGeom prst="rect">
-                      <a:avLst/>
-                    </a:prstGeom>
-                  </pic:spPr>
-                </pic:pic>
-              </a:graphicData>
-            </a:graphic>
-          </wp:inline>
-        </w:drawing>
-      </w:r>
-    </w:p>
-    <w:p>
-      <w:pPr>
-        <w:ind w:firstLine="709"/>
-        <w:jc w:val="center"/>
-        <w:rPr>
-          <w:color w:val="000000"/>
-          <w:sz w:val="28"/>
-          <w:szCs w:val="28"/>
-        </w:rPr>
-      </w:pPr>
-      <w:r>
-        <w:rPr>
-          <w:color w:val="000000"/>
-          <w:sz w:val="28"/>
-          <w:szCs w:val="28"/>
-        </w:rPr>
-        <w:t>Рисунок 1.8 – Результат работы программы.</w:t>
-      </w:r>
-    </w:p>
     <w:sectPr>
-      <w:headerReference w:type="default" r:id="rId19"/>
-      <w:footerReference w:type="even" r:id="rId20"/>
-      <w:footerReference w:type="default" r:id="rId21"/>
-      <w:headerReference w:type="first" r:id="rId22"/>
-      <w:footerReference w:type="first" r:id="rId23"/>
+      <w:headerReference w:type="default" r:id="rId10"/>
+      <w:footerReference w:type="even" r:id="rId11"/>
+      <w:footerReference w:type="default" r:id="rId12"/>
+      <w:headerReference w:type="first" r:id="rId13"/>
+      <w:footerReference w:type="first" r:id="rId14"/>
       <w:pgSz w:w="11906" w:h="16838"/>
       <w:pgMar w:top="851" w:right="567" w:bottom="1418" w:left="1418" w:header="720" w:footer="720" w:gutter="0"/>
       <w:pgNumType w:start="4"/>
@@ -6577,7 +1763,7 @@
 </file>
 
 <file path=word/endnotes.xml><?xml version="1.0" encoding="utf-8"?>
-<w:endnotes xmlns:wpc="http://schemas.microsoft.com/office/word/2010/wordprocessingCanvas" xmlns:cx="http://schemas.microsoft.com/office/drawing/2014/chartex" xmlns:cx1="http://schemas.microsoft.com/office/drawing/2015/9/8/chartex" xmlns:cx2="http://schemas.microsoft.com/office/drawing/2015/10/21/chartex" xmlns:cx3="http://schemas.microsoft.com/office/drawing/2016/5/9/chartex" xmlns:cx4="http://schemas.microsoft.com/office/drawing/2016/5/10/chartex" xmlns:cx5="http://schemas.microsoft.com/office/drawing/2016/5/11/chartex" xmlns:cx6="http://schemas.microsoft.com/office/drawing/2016/5/12/chartex" xmlns:cx7="http://schemas.microsoft.com/office/drawing/2016/5/13/chartex" xmlns:cx8="http://schemas.microsoft.com/office/drawing/2016/5/14/chartex" xmlns:mc="http://schemas.openxmlformats.org/markup-compatibility/2006" xmlns:aink="http://schemas.microsoft.com/office/drawing/2016/ink" xmlns:am3d="http://schemas.microsoft.com/office/drawing/2017/model3d" xmlns:o="urn:schemas-microsoft-com:office:office" xmlns:oel="http://schemas.microsoft.com/office/2019/extlst" xmlns:r="http://schemas.openxmlformats.org/officeDocument/2006/relationships" xmlns:m="http://schemas.openxmlformats.org/officeDocument/2006/math" xmlns:v="urn:schemas-microsoft-com:vml" xmlns:wp14="http://schemas.microsoft.com/office/word/2010/wordprocessingDrawing" xmlns:wp="http://schemas.openxmlformats.org/drawingml/2006/wordprocessingDrawing" xmlns:w10="urn:schemas-microsoft-com:office:word" xmlns:w="http://schemas.openxmlformats.org/wordprocessingml/2006/main" xmlns:w14="http://schemas.microsoft.com/office/word/2010/wordml" xmlns:w15="http://schemas.microsoft.com/office/word/2012/wordml" xmlns:w16cex="http://schemas.microsoft.com/office/word/2018/wordml/cex" xmlns:w16cid="http://schemas.microsoft.com/office/word/2016/wordml/cid" xmlns:w16="http://schemas.microsoft.com/office/word/2018/wordml" xmlns:w16sdtdh="http://schemas.microsoft.com/office/word/2020/wordml/sdtdatahash" xmlns:w16se="http://schemas.microsoft.com/office/word/2015/wordml/symex" xmlns:wpg="http://schemas.microsoft.com/office/word/2010/wordprocessingGroup" xmlns:wpi="http://schemas.microsoft.com/office/word/2010/wordprocessingInk" xmlns:wne="http://schemas.microsoft.com/office/word/2006/wordml" xmlns:wps="http://schemas.microsoft.com/office/word/2010/wordprocessingShape" mc:Ignorable="w14 w15 w16se w16cid w16 w16cex w16sdtdh wp14">
+<w:endnotes xmlns:wpc="http://schemas.microsoft.com/office/word/2010/wordprocessingCanvas" xmlns:cx="http://schemas.microsoft.com/office/drawing/2014/chartex" xmlns:cx1="http://schemas.microsoft.com/office/drawing/2015/9/8/chartex" xmlns:cx2="http://schemas.microsoft.com/office/drawing/2015/10/21/chartex" xmlns:cx3="http://schemas.microsoft.com/office/drawing/2016/5/9/chartex" xmlns:cx4="http://schemas.microsoft.com/office/drawing/2016/5/10/chartex" xmlns:cx5="http://schemas.microsoft.com/office/drawing/2016/5/11/chartex" xmlns:cx6="http://schemas.microsoft.com/office/drawing/2016/5/12/chartex" xmlns:cx7="http://schemas.microsoft.com/office/drawing/2016/5/13/chartex" xmlns:cx8="http://schemas.microsoft.com/office/drawing/2016/5/14/chartex" xmlns:mc="http://schemas.openxmlformats.org/markup-compatibility/2006" xmlns:aink="http://schemas.microsoft.com/office/drawing/2016/ink" xmlns:am3d="http://schemas.microsoft.com/office/drawing/2017/model3d" xmlns:o="urn:schemas-microsoft-com:office:office" xmlns:oel="http://schemas.microsoft.com/office/2019/extlst" xmlns:r="http://schemas.openxmlformats.org/officeDocument/2006/relationships" xmlns:m="http://schemas.openxmlformats.org/officeDocument/2006/math" xmlns:v="urn:schemas-microsoft-com:vml" xmlns:wp14="http://schemas.microsoft.com/office/word/2010/wordprocessingDrawing" xmlns:wp="http://schemas.openxmlformats.org/drawingml/2006/wordprocessingDrawing" xmlns:w10="urn:schemas-microsoft-com:office:word" xmlns:w="http://schemas.openxmlformats.org/wordprocessingml/2006/main" xmlns:w14="http://schemas.microsoft.com/office/word/2010/wordml" xmlns:w15="http://schemas.microsoft.com/office/word/2012/wordml" xmlns:w16cex="http://schemas.microsoft.com/office/word/2018/wordml/cex" xmlns:w16cid="http://schemas.microsoft.com/office/word/2016/wordml/cid" xmlns:w16="http://schemas.microsoft.com/office/word/2018/wordml" xmlns:w16du="http://schemas.microsoft.com/office/word/2023/wordml/word16du" xmlns:w16sdtdh="http://schemas.microsoft.com/office/word/2020/wordml/sdtdatahash" xmlns:w16sdtfl="http://schemas.microsoft.com/office/word/2024/wordml/sdtformatlock" xmlns:w16se="http://schemas.microsoft.com/office/word/2015/wordml/symex" xmlns:wpg="http://schemas.microsoft.com/office/word/2010/wordprocessingGroup" xmlns:wpi="http://schemas.microsoft.com/office/word/2010/wordprocessingInk" xmlns:wne="http://schemas.microsoft.com/office/word/2006/wordml" xmlns:wps="http://schemas.microsoft.com/office/word/2010/wordprocessingShape" mc:Ignorable="w14 w15 w16se w16cid w16 w16cex w16sdtdh w16sdtfl w16du wp14">
   <w:endnote w:type="separator" w:id="-1">
     <w:p>
       <w:r>
@@ -6596,7 +1782,7 @@
 </file>
 
 <file path=word/footer1.xml><?xml version="1.0" encoding="utf-8"?>
-<w:ftr xmlns:wpc="http://schemas.microsoft.com/office/word/2010/wordprocessingCanvas" xmlns:cx="http://schemas.microsoft.com/office/drawing/2014/chartex" xmlns:cx1="http://schemas.microsoft.com/office/drawing/2015/9/8/chartex" xmlns:cx2="http://schemas.microsoft.com/office/drawing/2015/10/21/chartex" xmlns:cx3="http://schemas.microsoft.com/office/drawing/2016/5/9/chartex" xmlns:cx4="http://schemas.microsoft.com/office/drawing/2016/5/10/chartex" xmlns:cx5="http://schemas.microsoft.com/office/drawing/2016/5/11/chartex" xmlns:cx6="http://schemas.microsoft.com/office/drawing/2016/5/12/chartex" xmlns:cx7="http://schemas.microsoft.com/office/drawing/2016/5/13/chartex" xmlns:cx8="http://schemas.microsoft.com/office/drawing/2016/5/14/chartex" xmlns:mc="http://schemas.openxmlformats.org/markup-compatibility/2006" xmlns:aink="http://schemas.microsoft.com/office/drawing/2016/ink" xmlns:am3d="http://schemas.microsoft.com/office/drawing/2017/model3d" xmlns:o="urn:schemas-microsoft-com:office:office" xmlns:oel="http://schemas.microsoft.com/office/2019/extlst" xmlns:r="http://schemas.openxmlformats.org/officeDocument/2006/relationships" xmlns:m="http://schemas.openxmlformats.org/officeDocument/2006/math" xmlns:v="urn:schemas-microsoft-com:vml" xmlns:wp14="http://schemas.microsoft.com/office/word/2010/wordprocessingDrawing" xmlns:wp="http://schemas.openxmlformats.org/drawingml/2006/wordprocessingDrawing" xmlns:w10="urn:schemas-microsoft-com:office:word" xmlns:w="http://schemas.openxmlformats.org/wordprocessingml/2006/main" xmlns:w14="http://schemas.microsoft.com/office/word/2010/wordml" xmlns:w15="http://schemas.microsoft.com/office/word/2012/wordml" xmlns:w16cex="http://schemas.microsoft.com/office/word/2018/wordml/cex" xmlns:w16cid="http://schemas.microsoft.com/office/word/2016/wordml/cid" xmlns:w16="http://schemas.microsoft.com/office/word/2018/wordml" xmlns:w16sdtdh="http://schemas.microsoft.com/office/word/2020/wordml/sdtdatahash" xmlns:w16se="http://schemas.microsoft.com/office/word/2015/wordml/symex" xmlns:wpg="http://schemas.microsoft.com/office/word/2010/wordprocessingGroup" xmlns:wpi="http://schemas.microsoft.com/office/word/2010/wordprocessingInk" xmlns:wne="http://schemas.microsoft.com/office/word/2006/wordml" xmlns:wps="http://schemas.microsoft.com/office/word/2010/wordprocessingShape" mc:Ignorable="w14 w15 w16se w16cid w16 w16cex w16sdtdh wp14">
+<w:ftr xmlns:wpc="http://schemas.microsoft.com/office/word/2010/wordprocessingCanvas" xmlns:cx="http://schemas.microsoft.com/office/drawing/2014/chartex" xmlns:cx1="http://schemas.microsoft.com/office/drawing/2015/9/8/chartex" xmlns:cx2="http://schemas.microsoft.com/office/drawing/2015/10/21/chartex" xmlns:cx3="http://schemas.microsoft.com/office/drawing/2016/5/9/chartex" xmlns:cx4="http://schemas.microsoft.com/office/drawing/2016/5/10/chartex" xmlns:cx5="http://schemas.microsoft.com/office/drawing/2016/5/11/chartex" xmlns:cx6="http://schemas.microsoft.com/office/drawing/2016/5/12/chartex" xmlns:cx7="http://schemas.microsoft.com/office/drawing/2016/5/13/chartex" xmlns:cx8="http://schemas.microsoft.com/office/drawing/2016/5/14/chartex" xmlns:mc="http://schemas.openxmlformats.org/markup-compatibility/2006" xmlns:aink="http://schemas.microsoft.com/office/drawing/2016/ink" xmlns:am3d="http://schemas.microsoft.com/office/drawing/2017/model3d" xmlns:o="urn:schemas-microsoft-com:office:office" xmlns:oel="http://schemas.microsoft.com/office/2019/extlst" xmlns:r="http://schemas.openxmlformats.org/officeDocument/2006/relationships" xmlns:m="http://schemas.openxmlformats.org/officeDocument/2006/math" xmlns:v="urn:schemas-microsoft-com:vml" xmlns:wp14="http://schemas.microsoft.com/office/word/2010/wordprocessingDrawing" xmlns:wp="http://schemas.openxmlformats.org/drawingml/2006/wordprocessingDrawing" xmlns:w10="urn:schemas-microsoft-com:office:word" xmlns:w="http://schemas.openxmlformats.org/wordprocessingml/2006/main" xmlns:w14="http://schemas.microsoft.com/office/word/2010/wordml" xmlns:w15="http://schemas.microsoft.com/office/word/2012/wordml" xmlns:w16cex="http://schemas.microsoft.com/office/word/2018/wordml/cex" xmlns:w16cid="http://schemas.microsoft.com/office/word/2016/wordml/cid" xmlns:w16="http://schemas.microsoft.com/office/word/2018/wordml" xmlns:w16du="http://schemas.microsoft.com/office/word/2023/wordml/word16du" xmlns:w16sdtdh="http://schemas.microsoft.com/office/word/2020/wordml/sdtdatahash" xmlns:w16sdtfl="http://schemas.microsoft.com/office/word/2024/wordml/sdtformatlock" xmlns:w16se="http://schemas.microsoft.com/office/word/2015/wordml/symex" xmlns:wpg="http://schemas.microsoft.com/office/word/2010/wordprocessingGroup" xmlns:wpi="http://schemas.microsoft.com/office/word/2010/wordprocessingInk" xmlns:wne="http://schemas.microsoft.com/office/word/2006/wordml" xmlns:wps="http://schemas.microsoft.com/office/word/2010/wordprocessingShape" mc:Ignorable="w14 w15 w16se w16cid w16 w16cex w16sdtdh w16sdtfl w16du wp14">
   <w:p>
     <w:pPr>
       <w:pStyle w:val="a4"/>
@@ -6634,7 +1820,7 @@
 </file>
 
 <file path=word/footer2.xml><?xml version="1.0" encoding="utf-8"?>
-<w:ftr xmlns:wpc="http://schemas.microsoft.com/office/word/2010/wordprocessingCanvas" xmlns:cx="http://schemas.microsoft.com/office/drawing/2014/chartex" xmlns:cx1="http://schemas.microsoft.com/office/drawing/2015/9/8/chartex" xmlns:cx2="http://schemas.microsoft.com/office/drawing/2015/10/21/chartex" xmlns:cx3="http://schemas.microsoft.com/office/drawing/2016/5/9/chartex" xmlns:cx4="http://schemas.microsoft.com/office/drawing/2016/5/10/chartex" xmlns:cx5="http://schemas.microsoft.com/office/drawing/2016/5/11/chartex" xmlns:cx6="http://schemas.microsoft.com/office/drawing/2016/5/12/chartex" xmlns:cx7="http://schemas.microsoft.com/office/drawing/2016/5/13/chartex" xmlns:cx8="http://schemas.microsoft.com/office/drawing/2016/5/14/chartex" xmlns:mc="http://schemas.openxmlformats.org/markup-compatibility/2006" xmlns:aink="http://schemas.microsoft.com/office/drawing/2016/ink" xmlns:am3d="http://schemas.microsoft.com/office/drawing/2017/model3d" xmlns:o="urn:schemas-microsoft-com:office:office" xmlns:oel="http://schemas.microsoft.com/office/2019/extlst" xmlns:r="http://schemas.openxmlformats.org/officeDocument/2006/relationships" xmlns:m="http://schemas.openxmlformats.org/officeDocument/2006/math" xmlns:v="urn:schemas-microsoft-com:vml" xmlns:wp14="http://schemas.microsoft.com/office/word/2010/wordprocessingDrawing" xmlns:wp="http://schemas.openxmlformats.org/drawingml/2006/wordprocessingDrawing" xmlns:w10="urn:schemas-microsoft-com:office:word" xmlns:w="http://schemas.openxmlformats.org/wordprocessingml/2006/main" xmlns:w14="http://schemas.microsoft.com/office/word/2010/wordml" xmlns:w15="http://schemas.microsoft.com/office/word/2012/wordml" xmlns:w16cex="http://schemas.microsoft.com/office/word/2018/wordml/cex" xmlns:w16cid="http://schemas.microsoft.com/office/word/2016/wordml/cid" xmlns:w16="http://schemas.microsoft.com/office/word/2018/wordml" xmlns:w16sdtdh="http://schemas.microsoft.com/office/word/2020/wordml/sdtdatahash" xmlns:w16se="http://schemas.microsoft.com/office/word/2015/wordml/symex" xmlns:wpg="http://schemas.microsoft.com/office/word/2010/wordprocessingGroup" xmlns:wpi="http://schemas.microsoft.com/office/word/2010/wordprocessingInk" xmlns:wne="http://schemas.microsoft.com/office/word/2006/wordml" xmlns:wps="http://schemas.microsoft.com/office/word/2010/wordprocessingShape" mc:Ignorable="w14 w15 w16se w16cid w16 w16cex w16sdtdh wp14">
+<w:ftr xmlns:wpc="http://schemas.microsoft.com/office/word/2010/wordprocessingCanvas" xmlns:cx="http://schemas.microsoft.com/office/drawing/2014/chartex" xmlns:cx1="http://schemas.microsoft.com/office/drawing/2015/9/8/chartex" xmlns:cx2="http://schemas.microsoft.com/office/drawing/2015/10/21/chartex" xmlns:cx3="http://schemas.microsoft.com/office/drawing/2016/5/9/chartex" xmlns:cx4="http://schemas.microsoft.com/office/drawing/2016/5/10/chartex" xmlns:cx5="http://schemas.microsoft.com/office/drawing/2016/5/11/chartex" xmlns:cx6="http://schemas.microsoft.com/office/drawing/2016/5/12/chartex" xmlns:cx7="http://schemas.microsoft.com/office/drawing/2016/5/13/chartex" xmlns:cx8="http://schemas.microsoft.com/office/drawing/2016/5/14/chartex" xmlns:mc="http://schemas.openxmlformats.org/markup-compatibility/2006" xmlns:aink="http://schemas.microsoft.com/office/drawing/2016/ink" xmlns:am3d="http://schemas.microsoft.com/office/drawing/2017/model3d" xmlns:o="urn:schemas-microsoft-com:office:office" xmlns:oel="http://schemas.microsoft.com/office/2019/extlst" xmlns:r="http://schemas.openxmlformats.org/officeDocument/2006/relationships" xmlns:m="http://schemas.openxmlformats.org/officeDocument/2006/math" xmlns:v="urn:schemas-microsoft-com:vml" xmlns:wp14="http://schemas.microsoft.com/office/word/2010/wordprocessingDrawing" xmlns:wp="http://schemas.openxmlformats.org/drawingml/2006/wordprocessingDrawing" xmlns:w10="urn:schemas-microsoft-com:office:word" xmlns:w="http://schemas.openxmlformats.org/wordprocessingml/2006/main" xmlns:w14="http://schemas.microsoft.com/office/word/2010/wordml" xmlns:w15="http://schemas.microsoft.com/office/word/2012/wordml" xmlns:w16cex="http://schemas.microsoft.com/office/word/2018/wordml/cex" xmlns:w16cid="http://schemas.microsoft.com/office/word/2016/wordml/cid" xmlns:w16="http://schemas.microsoft.com/office/word/2018/wordml" xmlns:w16du="http://schemas.microsoft.com/office/word/2023/wordml/word16du" xmlns:w16sdtdh="http://schemas.microsoft.com/office/word/2020/wordml/sdtdatahash" xmlns:w16sdtfl="http://schemas.microsoft.com/office/word/2024/wordml/sdtformatlock" xmlns:w16se="http://schemas.microsoft.com/office/word/2015/wordml/symex" xmlns:wpg="http://schemas.microsoft.com/office/word/2010/wordprocessingGroup" xmlns:wpi="http://schemas.microsoft.com/office/word/2010/wordprocessingInk" xmlns:wne="http://schemas.microsoft.com/office/word/2006/wordml" xmlns:wps="http://schemas.microsoft.com/office/word/2010/wordprocessingShape" mc:Ignorable="w14 w15 w16se w16cid w16 w16cex w16sdtdh w16sdtfl w16du wp14">
   <w:p>
     <w:pPr>
       <w:pStyle w:val="a4"/>
@@ -6650,7 +1836,7 @@
       <mc:AlternateContent>
         <mc:Choice Requires="wps">
           <w:drawing>
-            <wp:anchor distT="4294967295" distB="4294967295" distL="114300" distR="114300" simplePos="0" relativeHeight="251631616" behindDoc="0" locked="0" layoutInCell="1" allowOverlap="1" wp14:anchorId="493FD003">
+            <wp:anchor distT="4294967295" distB="4294967295" distL="114300" distR="114300" simplePos="0" relativeHeight="251631616" behindDoc="0" locked="0" layoutInCell="1" allowOverlap="1" wp14:anchorId="493FD003" wp14:editId="5574AA53">
               <wp:simplePos x="0" y="0"/>
               <wp:positionH relativeFrom="page">
                 <wp:posOffset>7021195</wp:posOffset>
@@ -6711,7 +1897,7 @@
         </mc:Choice>
         <mc:Fallback>
           <w:pict>
-            <v:line w14:anchorId="2B358C20" id="Line 61" o:spid="_x0000_s1026" style="position:absolute;z-index:251631616;visibility:visible;mso-wrap-style:square;mso-width-percent:0;mso-height-percent:0;mso-wrap-distance-left:9pt;mso-wrap-distance-top:.mm;mso-wrap-distance-right:9pt;mso-wrap-distance-bottom:.mm;mso-position-horizontal:absolute;mso-position-horizontal-relative:page;mso-position-vertical:absolute;mso-position-vertical-relative:page;mso-width-percent:0;mso-height-percent:0;mso-width-relative:page;mso-height-relative:page" from="552.85pt,801.75pt" to="581.2pt,801.75pt" o:gfxdata="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" strokeweight="1.5pt">
+            <v:line w14:anchorId="2B358C20" id="Line 61" o:spid="_x0000_s1026" style="position:absolute;z-index:251631616;visibility:visible;mso-wrap-style:square;mso-width-percent:0;mso-height-percent:0;mso-wrap-distance-left:9pt;mso-wrap-distance-top:.mm;mso-wrap-distance-right:9pt;mso-wrap-distance-bottom:.mm;mso-position-horizontal:absolute;mso-position-horizontal-relative:page;mso-position-vertical:absolute;mso-position-vertical-relative:page;mso-width-percent:0;mso-height-percent:0;mso-width-relative:page;mso-height-relative:page" from="552.85pt,801.75pt" to="581.2pt,801.75pt" o:gfxdata="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" strokeweight="1.5pt">
               <o:lock v:ext="edit" shapetype="f"/>
               <w10:wrap anchorx="page" anchory="page"/>
             </v:line>
@@ -6763,7 +1949,7 @@
       <mc:AlternateContent>
         <mc:Choice Requires="wps">
           <w:drawing>
-            <wp:anchor distT="0" distB="0" distL="114300" distR="114300" simplePos="0" relativeHeight="251641856" behindDoc="0" locked="0" layoutInCell="1" allowOverlap="1" wp14:anchorId="301BCE52">
+            <wp:anchor distT="0" distB="0" distL="114300" distR="114300" simplePos="0" relativeHeight="251641856" behindDoc="0" locked="0" layoutInCell="1" allowOverlap="1" wp14:anchorId="301BCE52" wp14:editId="77B70F23">
               <wp:simplePos x="0" y="0"/>
               <wp:positionH relativeFrom="column">
                 <wp:posOffset>6011545</wp:posOffset>
@@ -6859,7 +2045,7 @@
               <v:stroke joinstyle="miter"/>
               <v:path gradientshapeok="t" o:connecttype="rect"/>
             </v:shapetype>
-            <v:shape id="Text Box 74" o:spid="_x0000_s1026" type="#_x0000_t202" style="position:absolute;margin-left:473.35pt;margin-top:-7.65pt;width:45.75pt;height:21.8pt;z-index:251641856;visibility:visible;mso-wrap-style:square;mso-width-percent:0;mso-height-percent:0;mso-wrap-distance-left:9pt;mso-wrap-distance-top:0;mso-wrap-distance-right:9pt;mso-wrap-distance-bottom:0;mso-position-horizontal:absolute;mso-position-horizontal-relative:text;mso-position-vertical:absolute;mso-position-vertical-relative:text;mso-width-percent:0;mso-height-percent:0;mso-width-relative:page;mso-height-relative:page;v-text-anchor:top" o:gfxdata="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" filled="f" stroked="f">
+            <v:shape id="Text Box 74" o:spid="_x0000_s1026" type="#_x0000_t202" style="position:absolute;margin-left:473.35pt;margin-top:-7.65pt;width:45.75pt;height:21.8pt;z-index:251641856;visibility:visible;mso-wrap-style:square;mso-width-percent:0;mso-height-percent:0;mso-wrap-distance-left:9pt;mso-wrap-distance-top:0;mso-wrap-distance-right:9pt;mso-wrap-distance-bottom:0;mso-position-horizontal:absolute;mso-position-horizontal-relative:text;mso-position-vertical:absolute;mso-position-vertical-relative:text;mso-width-percent:0;mso-height-percent:0;mso-width-relative:page;mso-height-relative:page;v-text-anchor:top" o:gfxdata="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" filled="f" stroked="f">
               <v:path arrowok="t"/>
               <v:textbox inset="0,0,0,0">
                 <w:txbxContent>
@@ -6895,7 +2081,7 @@
       <mc:AlternateContent>
         <mc:Choice Requires="wps">
           <w:drawing>
-            <wp:anchor distT="0" distB="0" distL="114299" distR="114299" simplePos="0" relativeHeight="251633664" behindDoc="0" locked="0" layoutInCell="1" allowOverlap="1" wp14:anchorId="35C6E15A">
+            <wp:anchor distT="0" distB="0" distL="114299" distR="114299" simplePos="0" relativeHeight="251633664" behindDoc="0" locked="0" layoutInCell="1" allowOverlap="1" wp14:anchorId="35C6E15A" wp14:editId="44CC9B83">
               <wp:simplePos x="0" y="0"/>
               <wp:positionH relativeFrom="page">
                 <wp:posOffset>1381124</wp:posOffset>
@@ -6956,7 +2142,7 @@
         </mc:Choice>
         <mc:Fallback>
           <w:pict>
-            <v:line w14:anchorId="200696FA" id="Line 63" o:spid="_x0000_s1026" style="position:absolute;z-index:251633664;visibility:visible;mso-wrap-style:square;mso-width-percent:0;mso-height-percent:0;mso-wrap-distance-left:3.17497mm;mso-wrap-distance-top:0;mso-wrap-distance-right:3.17497mm;mso-wrap-distance-bottom:0;mso-position-horizontal:absolute;mso-position-horizontal-relative:page;mso-position-vertical:absolute;mso-position-vertical-relative:page;mso-width-percent:0;mso-height-percent:0;mso-width-relative:page;mso-height-relative:page" from="108.75pt,782.95pt" to="108.75pt,825.45pt" o:gfxdata="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" strokeweight="1.5pt">
+            <v:line w14:anchorId="200696FA" id="Line 63" o:spid="_x0000_s1026" style="position:absolute;z-index:251633664;visibility:visible;mso-wrap-style:square;mso-width-percent:0;mso-height-percent:0;mso-wrap-distance-left:3.17497mm;mso-wrap-distance-top:0;mso-wrap-distance-right:3.17497mm;mso-wrap-distance-bottom:0;mso-position-horizontal:absolute;mso-position-horizontal-relative:page;mso-position-vertical:absolute;mso-position-vertical-relative:page;mso-width-percent:0;mso-height-percent:0;mso-width-relative:page;mso-height-relative:page" from="108.75pt,782.95pt" to="108.75pt,825.45pt" o:gfxdata="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" strokeweight="1.5pt">
               <o:lock v:ext="edit" shapetype="f"/>
               <w10:wrap anchorx="page" anchory="page"/>
             </v:line>
@@ -6971,7 +2157,7 @@
       <mc:AlternateContent>
         <mc:Choice Requires="wps">
           <w:drawing>
-            <wp:anchor distT="0" distB="0" distL="114299" distR="114299" simplePos="0" relativeHeight="251632640" behindDoc="0" locked="0" layoutInCell="1" allowOverlap="1" wp14:anchorId="29C01110">
+            <wp:anchor distT="0" distB="0" distL="114299" distR="114299" simplePos="0" relativeHeight="251632640" behindDoc="0" locked="0" layoutInCell="1" allowOverlap="1" wp14:anchorId="29C01110" wp14:editId="7876DCB5">
               <wp:simplePos x="0" y="0"/>
               <wp:positionH relativeFrom="page">
                 <wp:posOffset>1025524</wp:posOffset>
@@ -7032,7 +2218,7 @@
         </mc:Choice>
         <mc:Fallback>
           <w:pict>
-            <v:line w14:anchorId="07446F2D" id="Line 62" o:spid="_x0000_s1026" style="position:absolute;z-index:251632640;visibility:visible;mso-wrap-style:square;mso-width-percent:0;mso-height-percent:0;mso-wrap-distance-left:3.17497mm;mso-wrap-distance-top:0;mso-wrap-distance-right:3.17497mm;mso-wrap-distance-bottom:0;mso-position-horizontal:absolute;mso-position-horizontal-relative:page;mso-position-vertical:absolute;mso-position-vertical-relative:page;mso-width-percent:0;mso-height-percent:0;mso-width-relative:page;mso-height-relative:page" from="80.75pt,781.9pt" to="80.75pt,824.4pt" o:gfxdata="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" strokeweight="1.5pt">
+            <v:line w14:anchorId="07446F2D" id="Line 62" o:spid="_x0000_s1026" style="position:absolute;z-index:251632640;visibility:visible;mso-wrap-style:square;mso-width-percent:0;mso-height-percent:0;mso-wrap-distance-left:3.17497mm;mso-wrap-distance-top:0;mso-wrap-distance-right:3.17497mm;mso-wrap-distance-bottom:0;mso-position-horizontal:absolute;mso-position-horizontal-relative:page;mso-position-vertical:absolute;mso-position-vertical-relative:page;mso-width-percent:0;mso-height-percent:0;mso-width-relative:page;mso-height-relative:page" from="80.75pt,781.9pt" to="80.75pt,824.4pt" o:gfxdata="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" strokeweight="1.5pt">
               <o:lock v:ext="edit" shapetype="f"/>
               <w10:wrap anchorx="page" anchory="page"/>
             </v:line>
@@ -7047,7 +2233,7 @@
       <mc:AlternateContent>
         <mc:Choice Requires="wps">
           <w:drawing>
-            <wp:anchor distT="0" distB="0" distL="114300" distR="114300" simplePos="0" relativeHeight="251638784" behindDoc="0" locked="0" layoutInCell="1" allowOverlap="1" wp14:anchorId="485B64B5">
+            <wp:anchor distT="0" distB="0" distL="114300" distR="114300" simplePos="0" relativeHeight="251638784" behindDoc="0" locked="0" layoutInCell="1" allowOverlap="1" wp14:anchorId="485B64B5" wp14:editId="02FE1015">
               <wp:simplePos x="0" y="0"/>
               <wp:positionH relativeFrom="column">
                 <wp:posOffset>589915</wp:posOffset>
@@ -7143,7 +2329,7 @@
         </mc:Choice>
         <mc:Fallback>
           <w:pict>
-            <v:shape w14:anchorId="485B64B5" id="Text Box 71" o:spid="_x0000_s1027" type="#_x0000_t202" style="position:absolute;margin-left:46.45pt;margin-top:16.7pt;width:45.55pt;height:12.35pt;z-index:251638784;visibility:visible;mso-wrap-style:square;mso-width-percent:0;mso-height-percent:0;mso-wrap-distance-left:9pt;mso-wrap-distance-top:0;mso-wrap-distance-right:9pt;mso-wrap-distance-bottom:0;mso-position-horizontal:absolute;mso-position-horizontal-relative:text;mso-position-vertical:absolute;mso-position-vertical-relative:text;mso-width-percent:0;mso-height-percent:0;mso-width-relative:page;mso-height-relative:page;v-text-anchor:top" o:gfxdata="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" filled="f" stroked="f">
+            <v:shape w14:anchorId="485B64B5" id="Text Box 71" o:spid="_x0000_s1027" type="#_x0000_t202" style="position:absolute;margin-left:46.45pt;margin-top:16.7pt;width:45.55pt;height:12.35pt;z-index:251638784;visibility:visible;mso-wrap-style:square;mso-width-percent:0;mso-height-percent:0;mso-wrap-distance-left:9pt;mso-wrap-distance-top:0;mso-wrap-distance-right:9pt;mso-wrap-distance-bottom:0;mso-position-horizontal:absolute;mso-position-horizontal-relative:text;mso-position-vertical:absolute;mso-position-vertical-relative:text;mso-width-percent:0;mso-height-percent:0;mso-width-relative:page;mso-height-relative:page;v-text-anchor:top" o:gfxdata="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" filled="f" stroked="f">
               <v:path arrowok="t"/>
               <v:textbox inset="0,0,0,0">
                 <w:txbxContent>
@@ -7183,7 +2369,7 @@
       <mc:AlternateContent>
         <mc:Choice Requires="wps">
           <w:drawing>
-            <wp:anchor distT="0" distB="0" distL="114300" distR="114300" simplePos="0" relativeHeight="251679744" behindDoc="0" locked="0" layoutInCell="1" allowOverlap="1" wp14:anchorId="7533620C">
+            <wp:anchor distT="0" distB="0" distL="114300" distR="114300" simplePos="0" relativeHeight="251679744" behindDoc="0" locked="0" layoutInCell="1" allowOverlap="1" wp14:anchorId="7533620C" wp14:editId="67BBA0B6">
               <wp:simplePos x="0" y="0"/>
               <wp:positionH relativeFrom="column">
                 <wp:posOffset>173355</wp:posOffset>
@@ -7302,7 +2488,7 @@
         </mc:Choice>
         <mc:Fallback>
           <w:pict>
-            <v:shape w14:anchorId="7533620C" id="Text Box 101" o:spid="_x0000_s1028" type="#_x0000_t202" style="position:absolute;margin-left:13.65pt;margin-top:16.55pt;width:28.3pt;height:14.5pt;z-index:251679744;visibility:visible;mso-wrap-style:square;mso-width-percent:0;mso-height-percent:0;mso-wrap-distance-left:9pt;mso-wrap-distance-top:0;mso-wrap-distance-right:9pt;mso-wrap-distance-bottom:0;mso-position-horizontal:absolute;mso-position-horizontal-relative:text;mso-position-vertical:absolute;mso-position-vertical-relative:text;mso-width-percent:0;mso-height-percent:0;mso-width-relative:page;mso-height-relative:page;v-text-anchor:top" o:gfxdata="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" filled="f" stroked="f">
+            <v:shape w14:anchorId="7533620C" id="Text Box 101" o:spid="_x0000_s1028" type="#_x0000_t202" style="position:absolute;margin-left:13.65pt;margin-top:16.55pt;width:28.3pt;height:14.5pt;z-index:251679744;visibility:visible;mso-wrap-style:square;mso-width-percent:0;mso-height-percent:0;mso-wrap-distance-left:9pt;mso-wrap-distance-top:0;mso-wrap-distance-right:9pt;mso-wrap-distance-bottom:0;mso-position-horizontal:absolute;mso-position-horizontal-relative:text;mso-position-vertical:absolute;mso-position-vertical-relative:text;mso-width-percent:0;mso-height-percent:0;mso-width-relative:page;mso-height-relative:page;v-text-anchor:top" o:gfxdata="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" filled="f" stroked="f">
               <v:path arrowok="t"/>
               <v:textbox inset="0,0,0,0">
                 <w:txbxContent>
@@ -7365,7 +2551,7 @@
       <mc:AlternateContent>
         <mc:Choice Requires="wps">
           <w:drawing>
-            <wp:anchor distT="0" distB="0" distL="114300" distR="114300" simplePos="0" relativeHeight="251642880" behindDoc="0" locked="0" layoutInCell="1" allowOverlap="1" wp14:anchorId="4F454E96">
+            <wp:anchor distT="0" distB="0" distL="114300" distR="114300" simplePos="0" relativeHeight="251642880" behindDoc="0" locked="0" layoutInCell="1" allowOverlap="1" wp14:anchorId="4F454E96" wp14:editId="241150F8">
               <wp:simplePos x="0" y="0"/>
               <wp:positionH relativeFrom="column">
                 <wp:posOffset>6130925</wp:posOffset>
@@ -7447,7 +2633,7 @@
         </mc:Choice>
         <mc:Fallback>
           <w:pict>
-            <v:shape w14:anchorId="4F454E96" id="Text Box 75" o:spid="_x0000_s1029" type="#_x0000_t202" style="position:absolute;margin-left:482.75pt;margin-top:7.75pt;width:26.85pt;height:16.05pt;z-index:251642880;visibility:visible;mso-wrap-style:square;mso-width-percent:0;mso-height-percent:0;mso-wrap-distance-left:9pt;mso-wrap-distance-top:0;mso-wrap-distance-right:9pt;mso-wrap-distance-bottom:0;mso-position-horizontal:absolute;mso-position-horizontal-relative:text;mso-position-vertical:absolute;mso-position-vertical-relative:text;mso-width-percent:0;mso-height-percent:0;mso-width-relative:page;mso-height-relative:page;v-text-anchor:top" o:gfxdata="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" filled="f" stroked="f">
+            <v:shape w14:anchorId="4F454E96" id="Text Box 75" o:spid="_x0000_s1029" type="#_x0000_t202" style="position:absolute;margin-left:482.75pt;margin-top:7.75pt;width:26.85pt;height:16.05pt;z-index:251642880;visibility:visible;mso-wrap-style:square;mso-width-percent:0;mso-height-percent:0;mso-wrap-distance-left:9pt;mso-wrap-distance-top:0;mso-wrap-distance-right:9pt;mso-wrap-distance-bottom:0;mso-position-horizontal:absolute;mso-position-horizontal-relative:text;mso-position-vertical:absolute;mso-position-vertical-relative:text;mso-width-percent:0;mso-height-percent:0;mso-width-relative:page;mso-height-relative:page;v-text-anchor:top" o:gfxdata="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" filled="f" stroked="f">
               <v:path arrowok="t"/>
               <v:textbox inset="0,0,0,0">
                 <w:txbxContent>
@@ -7473,7 +2659,7 @@
       <mc:AlternateContent>
         <mc:Choice Requires="wps">
           <w:drawing>
-            <wp:anchor distT="0" distB="0" distL="114300" distR="114300" simplePos="0" relativeHeight="251636736" behindDoc="0" locked="0" layoutInCell="1" allowOverlap="1" wp14:anchorId="30E49D72">
+            <wp:anchor distT="0" distB="0" distL="114300" distR="114300" simplePos="0" relativeHeight="251636736" behindDoc="0" locked="0" layoutInCell="1" allowOverlap="1" wp14:anchorId="30E49D72" wp14:editId="475C0552">
               <wp:simplePos x="0" y="0"/>
               <wp:positionH relativeFrom="column">
                 <wp:posOffset>2163445</wp:posOffset>
@@ -7592,7 +2778,14 @@
                               <w:sz w:val="28"/>
                               <w:szCs w:val="28"/>
                             </w:rPr>
-                            <w:t>25</w:t>
+                            <w:t>2</w:t>
+                          </w:r>
+                          <w:r>
+                            <w:rPr>
+                              <w:sz w:val="28"/>
+                              <w:szCs w:val="28"/>
+                            </w:rPr>
+                            <w:t>6</w:t>
                           </w:r>
                           <w:r>
                             <w:rPr>
@@ -7635,7 +2828,7 @@
         </mc:Choice>
         <mc:Fallback>
           <w:pict>
-            <v:shape w14:anchorId="30E49D72" id="Text Box 66" o:spid="_x0000_s1030" type="#_x0000_t202" style="position:absolute;margin-left:170.35pt;margin-top:.65pt;width:312.4pt;height:28.4pt;z-index:251636736;visibility:visible;mso-wrap-style:square;mso-width-percent:0;mso-height-percent:0;mso-wrap-distance-left:9pt;mso-wrap-distance-top:0;mso-wrap-distance-right:9pt;mso-wrap-distance-bottom:0;mso-position-horizontal:absolute;mso-position-horizontal-relative:text;mso-position-vertical:absolute;mso-position-vertical-relative:text;mso-width-percent:0;mso-height-percent:0;mso-width-relative:page;mso-height-relative:page;v-text-anchor:top" o:gfxdata="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" filled="f" stroked="f">
+            <v:shape w14:anchorId="30E49D72" id="Text Box 66" o:spid="_x0000_s1030" type="#_x0000_t202" style="position:absolute;margin-left:170.35pt;margin-top:.65pt;width:312.4pt;height:28.4pt;z-index:251636736;visibility:visible;mso-wrap-style:square;mso-width-percent:0;mso-height-percent:0;mso-wrap-distance-left:9pt;mso-wrap-distance-top:0;mso-wrap-distance-right:9pt;mso-wrap-distance-bottom:0;mso-position-horizontal:absolute;mso-position-horizontal-relative:text;mso-position-vertical:absolute;mso-position-vertical-relative:text;mso-width-percent:0;mso-height-percent:0;mso-width-relative:page;mso-height-relative:page;v-text-anchor:top" o:gfxdata="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" filled="f" stroked="f">
               <v:path arrowok="t"/>
               <v:textbox inset="0,0,0,0">
                 <w:txbxContent>
@@ -7703,7 +2896,14 @@
                         <w:sz w:val="28"/>
                         <w:szCs w:val="28"/>
                       </w:rPr>
-                      <w:t>25</w:t>
+                      <w:t>2</w:t>
+                    </w:r>
+                    <w:r>
+                      <w:rPr>
+                        <w:sz w:val="28"/>
+                        <w:szCs w:val="28"/>
+                      </w:rPr>
+                      <w:t>6</w:t>
                     </w:r>
                     <w:r>
                       <w:rPr>
@@ -7741,7 +2941,7 @@
       <mc:AlternateContent>
         <mc:Choice Requires="wps">
           <w:drawing>
-            <wp:anchor distT="0" distB="0" distL="114300" distR="114300" simplePos="0" relativeHeight="251637760" behindDoc="0" locked="0" layoutInCell="1" allowOverlap="1" wp14:anchorId="4D78E6CB">
+            <wp:anchor distT="0" distB="0" distL="114300" distR="114300" simplePos="0" relativeHeight="251637760" behindDoc="0" locked="0" layoutInCell="1" allowOverlap="1" wp14:anchorId="4D78E6CB" wp14:editId="304502B7">
               <wp:simplePos x="0" y="0"/>
               <wp:positionH relativeFrom="column">
                 <wp:posOffset>-187325</wp:posOffset>
@@ -7846,7 +3046,7 @@
         </mc:Choice>
         <mc:Fallback>
           <w:pict>
-            <v:shape w14:anchorId="4D78E6CB" id="Text Box 69" o:spid="_x0000_s1031" type="#_x0000_t202" style="position:absolute;margin-left:-14.75pt;margin-top:15.9pt;width:28.4pt;height:14.2pt;z-index:251637760;visibility:visible;mso-wrap-style:square;mso-width-percent:0;mso-height-percent:0;mso-wrap-distance-left:9pt;mso-wrap-distance-top:0;mso-wrap-distance-right:9pt;mso-wrap-distance-bottom:0;mso-position-horizontal:absolute;mso-position-horizontal-relative:text;mso-position-vertical:absolute;mso-position-vertical-relative:text;mso-width-percent:0;mso-height-percent:0;mso-width-relative:page;mso-height-relative:page;v-text-anchor:top" o:gfxdata="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" filled="f" stroked="f">
+            <v:shape w14:anchorId="4D78E6CB" id="Text Box 69" o:spid="_x0000_s1031" type="#_x0000_t202" style="position:absolute;margin-left:-14.75pt;margin-top:15.9pt;width:28.4pt;height:14.2pt;z-index:251637760;visibility:visible;mso-wrap-style:square;mso-width-percent:0;mso-height-percent:0;mso-wrap-distance-left:9pt;mso-wrap-distance-top:0;mso-wrap-distance-right:9pt;mso-wrap-distance-bottom:0;mso-position-horizontal:absolute;mso-position-horizontal-relative:text;mso-position-vertical:absolute;mso-position-vertical-relative:text;mso-width-percent:0;mso-height-percent:0;mso-width-relative:page;mso-height-relative:page;v-text-anchor:top" o:gfxdata="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" filled="f" stroked="f">
               <v:path arrowok="t"/>
               <v:textbox inset="0,0,0,0">
                 <w:txbxContent>
@@ -7895,7 +3095,7 @@
       <mc:AlternateContent>
         <mc:Choice Requires="wps">
           <w:drawing>
-            <wp:anchor distT="0" distB="0" distL="114300" distR="114300" simplePos="0" relativeHeight="251640832" behindDoc="0" locked="0" layoutInCell="1" allowOverlap="1" wp14:anchorId="323AE56B">
+            <wp:anchor distT="0" distB="0" distL="114300" distR="114300" simplePos="0" relativeHeight="251640832" behindDoc="0" locked="0" layoutInCell="1" allowOverlap="1" wp14:anchorId="323AE56B" wp14:editId="6285FDD8">
               <wp:simplePos x="0" y="0"/>
               <wp:positionH relativeFrom="column">
                 <wp:posOffset>1807845</wp:posOffset>
@@ -7990,7 +3190,7 @@
         </mc:Choice>
         <mc:Fallback>
           <w:pict>
-            <v:shape w14:anchorId="323AE56B" id="Text Box 73" o:spid="_x0000_s1032" type="#_x0000_t202" style="position:absolute;margin-left:142.35pt;margin-top:16.35pt;width:27.95pt;height:12.55pt;z-index:251640832;visibility:visible;mso-wrap-style:square;mso-width-percent:0;mso-height-percent:0;mso-wrap-distance-left:9pt;mso-wrap-distance-top:0;mso-wrap-distance-right:9pt;mso-wrap-distance-bottom:0;mso-position-horizontal:absolute;mso-position-horizontal-relative:text;mso-position-vertical:absolute;mso-position-vertical-relative:text;mso-width-percent:0;mso-height-percent:0;mso-width-relative:page;mso-height-relative:page;v-text-anchor:top" o:gfxdata="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" filled="f" stroked="f">
+            <v:shape w14:anchorId="323AE56B" id="Text Box 73" o:spid="_x0000_s1032" type="#_x0000_t202" style="position:absolute;margin-left:142.35pt;margin-top:16.35pt;width:27.95pt;height:12.55pt;z-index:251640832;visibility:visible;mso-wrap-style:square;mso-width-percent:0;mso-height-percent:0;mso-wrap-distance-left:9pt;mso-wrap-distance-top:0;mso-wrap-distance-right:9pt;mso-wrap-distance-bottom:0;mso-position-horizontal:absolute;mso-position-horizontal-relative:text;mso-position-vertical:absolute;mso-position-vertical-relative:text;mso-width-percent:0;mso-height-percent:0;mso-width-relative:page;mso-height-relative:page;v-text-anchor:top" o:gfxdata="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" filled="f" stroked="f">
               <v:path arrowok="t"/>
               <v:textbox inset="0,0,0,0">
                 <w:txbxContent>
@@ -8029,7 +3229,7 @@
       <mc:AlternateContent>
         <mc:Choice Requires="wps">
           <w:drawing>
-            <wp:anchor distT="0" distB="0" distL="114300" distR="114300" simplePos="0" relativeHeight="251639808" behindDoc="0" locked="0" layoutInCell="1" allowOverlap="1" wp14:anchorId="18801463">
+            <wp:anchor distT="0" distB="0" distL="114300" distR="114300" simplePos="0" relativeHeight="251639808" behindDoc="0" locked="0" layoutInCell="1" allowOverlap="1" wp14:anchorId="18801463" wp14:editId="49683FBA">
               <wp:simplePos x="0" y="0"/>
               <wp:positionH relativeFrom="column">
                 <wp:posOffset>1259205</wp:posOffset>
@@ -8132,7 +3332,7 @@
         </mc:Choice>
         <mc:Fallback>
           <w:pict>
-            <v:shape w14:anchorId="18801463" id="Text Box 72" o:spid="_x0000_s1033" type="#_x0000_t202" style="position:absolute;margin-left:99.15pt;margin-top:16.55pt;width:42.6pt;height:13.05pt;z-index:251639808;visibility:visible;mso-wrap-style:square;mso-width-percent:0;mso-height-percent:0;mso-wrap-distance-left:9pt;mso-wrap-distance-top:0;mso-wrap-distance-right:9pt;mso-wrap-distance-bottom:0;mso-position-horizontal:absolute;mso-position-horizontal-relative:text;mso-position-vertical:absolute;mso-position-vertical-relative:text;mso-width-percent:0;mso-height-percent:0;mso-width-relative:page;mso-height-relative:page;v-text-anchor:top" o:gfxdata="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" filled="f" stroked="f">
+            <v:shape w14:anchorId="18801463" id="Text Box 72" o:spid="_x0000_s1033" type="#_x0000_t202" style="position:absolute;margin-left:99.15pt;margin-top:16.55pt;width:42.6pt;height:13.05pt;z-index:251639808;visibility:visible;mso-wrap-style:square;mso-width-percent:0;mso-height-percent:0;mso-wrap-distance-left:9pt;mso-wrap-distance-top:0;mso-wrap-distance-right:9pt;mso-wrap-distance-bottom:0;mso-position-horizontal:absolute;mso-position-horizontal-relative:text;mso-position-vertical:absolute;mso-position-vertical-relative:text;mso-width-percent:0;mso-height-percent:0;mso-width-relative:page;mso-height-relative:page;v-text-anchor:top" o:gfxdata="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" filled="f" stroked="f">
               <v:path arrowok="t"/>
               <v:textbox inset="0,0,0,0">
                 <w:txbxContent>
@@ -8179,7 +3379,7 @@
       <mc:AlternateContent>
         <mc:Choice Requires="wps">
           <w:drawing>
-            <wp:anchor distT="0" distB="0" distL="114299" distR="114299" simplePos="0" relativeHeight="251635712" behindDoc="0" locked="0" layoutInCell="1" allowOverlap="1" wp14:anchorId="049ADDA1">
+            <wp:anchor distT="0" distB="0" distL="114299" distR="114299" simplePos="0" relativeHeight="251635712" behindDoc="0" locked="0" layoutInCell="1" allowOverlap="1" wp14:anchorId="049ADDA1" wp14:editId="3F61B0DD">
               <wp:simplePos x="0" y="0"/>
               <wp:positionH relativeFrom="page">
                 <wp:posOffset>2700654</wp:posOffset>
@@ -8240,7 +3440,7 @@
         </mc:Choice>
         <mc:Fallback>
           <w:pict>
-            <v:line w14:anchorId="37EBFE0E" id="Line 65" o:spid="_x0000_s1026" style="position:absolute;z-index:251635712;visibility:visible;mso-wrap-style:square;mso-width-percent:0;mso-height-percent:0;mso-wrap-distance-left:3.17497mm;mso-wrap-distance-top:0;mso-wrap-distance-right:3.17497mm;mso-wrap-distance-bottom:0;mso-position-horizontal:absolute;mso-position-horizontal-relative:page;mso-position-vertical:absolute;mso-position-vertical-relative:page;mso-width-percent:0;mso-height-percent:0;mso-width-relative:page;mso-height-relative:page" from="212.65pt,781.9pt" to="212.65pt,824.4pt" o:gfxdata="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" strokeweight="1.5pt">
+            <v:line w14:anchorId="37EBFE0E" id="Line 65" o:spid="_x0000_s1026" style="position:absolute;z-index:251635712;visibility:visible;mso-wrap-style:square;mso-width-percent:0;mso-height-percent:0;mso-wrap-distance-left:3.17497mm;mso-wrap-distance-top:0;mso-wrap-distance-right:3.17497mm;mso-wrap-distance-bottom:0;mso-position-horizontal:absolute;mso-position-horizontal-relative:page;mso-position-vertical:absolute;mso-position-vertical-relative:page;mso-width-percent:0;mso-height-percent:0;mso-width-relative:page;mso-height-relative:page" from="212.65pt,781.9pt" to="212.65pt,824.4pt" o:gfxdata="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" strokeweight="1.5pt">
               <o:lock v:ext="edit" shapetype="f"/>
               <w10:wrap anchorx="page" anchory="page"/>
             </v:line>
@@ -8255,7 +3455,7 @@
       <mc:AlternateContent>
         <mc:Choice Requires="wps">
           <w:drawing>
-            <wp:anchor distT="0" distB="0" distL="114299" distR="114299" simplePos="0" relativeHeight="251634688" behindDoc="0" locked="0" layoutInCell="1" allowOverlap="1" wp14:anchorId="44351DCA">
+            <wp:anchor distT="0" distB="0" distL="114299" distR="114299" simplePos="0" relativeHeight="251634688" behindDoc="0" locked="0" layoutInCell="1" allowOverlap="1" wp14:anchorId="44351DCA" wp14:editId="21CAF683">
               <wp:simplePos x="0" y="0"/>
               <wp:positionH relativeFrom="page">
                 <wp:posOffset>2160269</wp:posOffset>
@@ -8316,7 +3516,7 @@
         </mc:Choice>
         <mc:Fallback>
           <w:pict>
-            <v:line w14:anchorId="33261F90" id="Line 64" o:spid="_x0000_s1026" style="position:absolute;z-index:251634688;visibility:visible;mso-wrap-style:square;mso-width-percent:0;mso-height-percent:0;mso-wrap-distance-left:3.17497mm;mso-wrap-distance-top:0;mso-wrap-distance-right:3.17497mm;mso-wrap-distance-bottom:0;mso-position-horizontal:absolute;mso-position-horizontal-relative:page;mso-position-vertical:absolute;mso-position-vertical-relative:page;mso-width-percent:0;mso-height-percent:0;mso-width-relative:page;mso-height-relative:page" from="170.1pt,781.9pt" to="170.1pt,824.4pt" o:gfxdata="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" strokeweight="1.5pt">
+            <v:line w14:anchorId="33261F90" id="Line 64" o:spid="_x0000_s1026" style="position:absolute;z-index:251634688;visibility:visible;mso-wrap-style:square;mso-width-percent:0;mso-height-percent:0;mso-wrap-distance-left:3.17497mm;mso-wrap-distance-top:0;mso-wrap-distance-right:3.17497mm;mso-wrap-distance-bottom:0;mso-position-horizontal:absolute;mso-position-horizontal-relative:page;mso-position-vertical:absolute;mso-position-vertical-relative:page;mso-width-percent:0;mso-height-percent:0;mso-width-relative:page;mso-height-relative:page" from="170.1pt,781.9pt" to="170.1pt,824.4pt" o:gfxdata="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" strokeweight="1.5pt">
               <o:lock v:ext="edit" shapetype="f"/>
               <w10:wrap anchorx="page" anchory="page"/>
             </v:line>
@@ -8331,7 +3531,7 @@
       <mc:AlternateContent>
         <mc:Choice Requires="wps">
           <w:drawing>
-            <wp:anchor distT="0" distB="0" distL="114299" distR="114299" simplePos="0" relativeHeight="251630592" behindDoc="0" locked="0" layoutInCell="1" allowOverlap="1" wp14:anchorId="44C49FFB">
+            <wp:anchor distT="0" distB="0" distL="114299" distR="114299" simplePos="0" relativeHeight="251630592" behindDoc="0" locked="0" layoutInCell="1" allowOverlap="1" wp14:anchorId="44C49FFB" wp14:editId="025FCC78">
               <wp:simplePos x="0" y="0"/>
               <wp:positionH relativeFrom="page">
                 <wp:posOffset>7021194</wp:posOffset>
@@ -8392,7 +3592,7 @@
         </mc:Choice>
         <mc:Fallback>
           <w:pict>
-            <v:line w14:anchorId="20B94C61" id="Line 60" o:spid="_x0000_s1026" style="position:absolute;z-index:251630592;visibility:visible;mso-wrap-style:square;mso-width-percent:0;mso-height-percent:0;mso-wrap-distance-left:3.17497mm;mso-wrap-distance-top:0;mso-wrap-distance-right:3.17497mm;mso-wrap-distance-bottom:0;mso-position-horizontal:absolute;mso-position-horizontal-relative:page;mso-position-vertical:absolute;mso-position-vertical-relative:page;mso-width-percent:0;mso-height-percent:0;mso-width-relative:page;mso-height-relative:page" from="552.85pt,781.9pt" to="552.85pt,824.4pt" o:gfxdata="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" strokeweight="1.5pt">
+            <v:line w14:anchorId="20B94C61" id="Line 60" o:spid="_x0000_s1026" style="position:absolute;z-index:251630592;visibility:visible;mso-wrap-style:square;mso-width-percent:0;mso-height-percent:0;mso-wrap-distance-left:3.17497mm;mso-wrap-distance-top:0;mso-wrap-distance-right:3.17497mm;mso-wrap-distance-bottom:0;mso-position-horizontal:absolute;mso-position-horizontal-relative:page;mso-position-vertical:absolute;mso-position-vertical-relative:page;mso-width-percent:0;mso-height-percent:0;mso-width-relative:page;mso-height-relative:page" from="552.85pt,781.9pt" to="552.85pt,824.4pt" o:gfxdata="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" strokeweight="1.5pt">
               <o:lock v:ext="edit" shapetype="f"/>
               <w10:wrap anchorx="page" anchory="page"/>
             </v:line>
@@ -8407,7 +3607,7 @@
       <mc:AlternateContent>
         <mc:Choice Requires="wps">
           <w:drawing>
-            <wp:anchor distT="4294967295" distB="4294967295" distL="114300" distR="114300" simplePos="0" relativeHeight="251629568" behindDoc="0" locked="0" layoutInCell="1" allowOverlap="1" wp14:anchorId="463A329B">
+            <wp:anchor distT="4294967295" distB="4294967295" distL="114300" distR="114300" simplePos="0" relativeHeight="251629568" behindDoc="0" locked="0" layoutInCell="1" allowOverlap="1" wp14:anchorId="463A329B" wp14:editId="3033D902">
               <wp:simplePos x="0" y="0"/>
               <wp:positionH relativeFrom="page">
                 <wp:posOffset>720090</wp:posOffset>
@@ -8468,7 +3668,7 @@
         </mc:Choice>
         <mc:Fallback>
           <w:pict>
-            <v:line w14:anchorId="5A028643" id="Line 59" o:spid="_x0000_s1026" style="position:absolute;z-index:251629568;visibility:visible;mso-wrap-style:square;mso-width-percent:0;mso-height-percent:0;mso-wrap-distance-left:9pt;mso-wrap-distance-top:.mm;mso-wrap-distance-right:9pt;mso-wrap-distance-bottom:.mm;mso-position-horizontal:absolute;mso-position-horizontal-relative:page;mso-position-vertical:absolute;mso-position-vertical-relative:page;mso-width-percent:0;mso-height-percent:0;mso-width-relative:page;mso-height-relative:page" from="56.7pt,810.25pt" to="240.95pt,810.25pt" o:gfxdata="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" strokeweight="1.5pt">
+            <v:line w14:anchorId="5A028643" id="Line 59" o:spid="_x0000_s1026" style="position:absolute;z-index:251629568;visibility:visible;mso-wrap-style:square;mso-width-percent:0;mso-height-percent:0;mso-wrap-distance-left:9pt;mso-wrap-distance-top:.mm;mso-wrap-distance-right:9pt;mso-wrap-distance-bottom:.mm;mso-position-horizontal:absolute;mso-position-horizontal-relative:page;mso-position-vertical:absolute;mso-position-vertical-relative:page;mso-width-percent:0;mso-height-percent:0;mso-width-relative:page;mso-height-relative:page" from="56.7pt,810.25pt" to="240.95pt,810.25pt" o:gfxdata="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" strokeweight="1.5pt">
               <o:lock v:ext="edit" shapetype="f"/>
               <w10:wrap anchorx="page" anchory="page"/>
             </v:line>
@@ -8483,7 +3683,7 @@
       <mc:AlternateContent>
         <mc:Choice Requires="wps">
           <w:drawing>
-            <wp:anchor distT="0" distB="0" distL="114299" distR="114299" simplePos="0" relativeHeight="251628544" behindDoc="0" locked="0" layoutInCell="1" allowOverlap="1" wp14:anchorId="41B436A8">
+            <wp:anchor distT="0" distB="0" distL="114299" distR="114299" simplePos="0" relativeHeight="251628544" behindDoc="0" locked="0" layoutInCell="1" allowOverlap="1" wp14:anchorId="41B436A8" wp14:editId="5018EB28">
               <wp:simplePos x="0" y="0"/>
               <wp:positionH relativeFrom="page">
                 <wp:posOffset>3060699</wp:posOffset>
@@ -8544,7 +3744,7 @@
         </mc:Choice>
         <mc:Fallback>
           <w:pict>
-            <v:line w14:anchorId="6A5CBCBE" id="Line 58" o:spid="_x0000_s1026" style="position:absolute;z-index:251628544;visibility:visible;mso-wrap-style:square;mso-width-percent:0;mso-height-percent:0;mso-wrap-distance-left:3.17497mm;mso-wrap-distance-top:0;mso-wrap-distance-right:3.17497mm;mso-wrap-distance-bottom:0;mso-position-horizontal:absolute;mso-position-horizontal-relative:page;mso-position-vertical:absolute;mso-position-vertical-relative:page;mso-width-percent:0;mso-height-percent:0;mso-width-relative:page;mso-height-relative:page" from="241pt,781.9pt" to="241pt,824.4pt" o:gfxdata="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" strokeweight="1.5pt">
+            <v:line w14:anchorId="6A5CBCBE" id="Line 58" o:spid="_x0000_s1026" style="position:absolute;z-index:251628544;visibility:visible;mso-wrap-style:square;mso-width-percent:0;mso-height-percent:0;mso-wrap-distance-left:3.17497mm;mso-wrap-distance-top:0;mso-wrap-distance-right:3.17497mm;mso-wrap-distance-bottom:0;mso-position-horizontal:absolute;mso-position-horizontal-relative:page;mso-position-vertical:absolute;mso-position-vertical-relative:page;mso-width-percent:0;mso-height-percent:0;mso-width-relative:page;mso-height-relative:page" from="241pt,781.9pt" to="241pt,824.4pt" o:gfxdata="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" strokeweight="1.5pt">
               <o:lock v:ext="edit" shapetype="f"/>
               <w10:wrap anchorx="page" anchory="page"/>
             </v:line>
@@ -8559,7 +3759,7 @@
       <mc:AlternateContent>
         <mc:Choice Requires="wps">
           <w:drawing>
-            <wp:anchor distT="4294967295" distB="4294967295" distL="114300" distR="114300" simplePos="0" relativeHeight="251627520" behindDoc="0" locked="0" layoutInCell="1" allowOverlap="1" wp14:anchorId="39A19669">
+            <wp:anchor distT="4294967295" distB="4294967295" distL="114300" distR="114300" simplePos="0" relativeHeight="251627520" behindDoc="0" locked="0" layoutInCell="1" allowOverlap="1" wp14:anchorId="39A19669" wp14:editId="67024EAC">
               <wp:simplePos x="0" y="0"/>
               <wp:positionH relativeFrom="page">
                 <wp:posOffset>720090</wp:posOffset>
@@ -8620,7 +3820,7 @@
         </mc:Choice>
         <mc:Fallback>
           <w:pict>
-            <v:line w14:anchorId="35D038A8" id="Line 57" o:spid="_x0000_s1026" style="position:absolute;z-index:251627520;visibility:visible;mso-wrap-style:square;mso-width-percent:0;mso-height-percent:0;mso-wrap-distance-left:9pt;mso-wrap-distance-top:.mm;mso-wrap-distance-right:9pt;mso-wrap-distance-bottom:.mm;mso-position-horizontal:absolute;mso-position-horizontal-relative:page;mso-position-vertical:absolute;mso-position-vertical-relative:page;mso-width-percent:0;mso-height-percent:0;mso-width-relative:page;mso-height-relative:page" from="56.7pt,796.05pt" to="240.95pt,796.05pt" o:gfxdata="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">
+            <v:line w14:anchorId="35D038A8" id="Line 57" o:spid="_x0000_s1026" style="position:absolute;z-index:251627520;visibility:visible;mso-wrap-style:square;mso-width-percent:0;mso-height-percent:0;mso-wrap-distance-left:9pt;mso-wrap-distance-top:.mm;mso-wrap-distance-right:9pt;mso-wrap-distance-bottom:.mm;mso-position-horizontal:absolute;mso-position-horizontal-relative:page;mso-position-vertical:absolute;mso-position-vertical-relative:page;mso-width-percent:0;mso-height-percent:0;mso-width-relative:page;mso-height-relative:page" from="56.7pt,796.05pt" to="240.95pt,796.05pt" o:gfxdata="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">
               <o:lock v:ext="edit" shapetype="f"/>
               <w10:wrap anchorx="page" anchory="page"/>
             </v:line>
@@ -8635,7 +3835,7 @@
       <mc:AlternateContent>
         <mc:Choice Requires="wps">
           <w:drawing>
-            <wp:anchor distT="4294967295" distB="4294967295" distL="114300" distR="114300" simplePos="0" relativeHeight="251626496" behindDoc="0" locked="0" layoutInCell="1" allowOverlap="1" wp14:anchorId="071409A6">
+            <wp:anchor distT="4294967295" distB="4294967295" distL="114300" distR="114300" simplePos="0" relativeHeight="251626496" behindDoc="0" locked="0" layoutInCell="1" allowOverlap="1" wp14:anchorId="071409A6" wp14:editId="5E9100F6">
               <wp:simplePos x="0" y="0"/>
               <wp:positionH relativeFrom="page">
                 <wp:posOffset>720090</wp:posOffset>
@@ -8696,7 +3896,7 @@
         </mc:Choice>
         <mc:Fallback>
           <w:pict>
-            <v:line w14:anchorId="3696BE6A" id="Line 56" o:spid="_x0000_s1026" style="position:absolute;z-index:251626496;visibility:visible;mso-wrap-style:square;mso-width-percent:0;mso-height-percent:0;mso-wrap-distance-left:9pt;mso-wrap-distance-top:.mm;mso-wrap-distance-right:9pt;mso-wrap-distance-bottom:.mm;mso-position-horizontal:absolute;mso-position-horizontal-relative:page;mso-position-vertical:absolute;mso-position-vertical-relative:page;mso-width-percent:0;mso-height-percent:0;mso-width-relative:page;mso-height-relative:page" from="56.7pt,781.9pt" to="581.1pt,781.9pt" o:gfxdata="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" strokeweight="1.5pt">
+            <v:line w14:anchorId="3696BE6A" id="Line 56" o:spid="_x0000_s1026" style="position:absolute;z-index:251626496;visibility:visible;mso-wrap-style:square;mso-width-percent:0;mso-height-percent:0;mso-wrap-distance-left:9pt;mso-wrap-distance-top:.mm;mso-wrap-distance-right:9pt;mso-wrap-distance-bottom:.mm;mso-position-horizontal:absolute;mso-position-horizontal-relative:page;mso-position-vertical:absolute;mso-position-vertical-relative:page;mso-width-percent:0;mso-height-percent:0;mso-width-relative:page;mso-height-relative:page" from="56.7pt,781.9pt" to="581.1pt,781.9pt" o:gfxdata="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" strokeweight="1.5pt">
               <o:lock v:ext="edit" shapetype="f"/>
               <w10:wrap anchorx="page" anchory="page"/>
             </v:line>
@@ -8709,7 +3909,7 @@
 </file>
 
 <file path=word/footer3.xml><?xml version="1.0" encoding="utf-8"?>
-<w:ftr xmlns:wpc="http://schemas.microsoft.com/office/word/2010/wordprocessingCanvas" xmlns:cx="http://schemas.microsoft.com/office/drawing/2014/chartex" xmlns:cx1="http://schemas.microsoft.com/office/drawing/2015/9/8/chartex" xmlns:cx2="http://schemas.microsoft.com/office/drawing/2015/10/21/chartex" xmlns:cx3="http://schemas.microsoft.com/office/drawing/2016/5/9/chartex" xmlns:cx4="http://schemas.microsoft.com/office/drawing/2016/5/10/chartex" xmlns:cx5="http://schemas.microsoft.com/office/drawing/2016/5/11/chartex" xmlns:cx6="http://schemas.microsoft.com/office/drawing/2016/5/12/chartex" xmlns:cx7="http://schemas.microsoft.com/office/drawing/2016/5/13/chartex" xmlns:cx8="http://schemas.microsoft.com/office/drawing/2016/5/14/chartex" xmlns:mc="http://schemas.openxmlformats.org/markup-compatibility/2006" xmlns:aink="http://schemas.microsoft.com/office/drawing/2016/ink" xmlns:am3d="http://schemas.microsoft.com/office/drawing/2017/model3d" xmlns:o="urn:schemas-microsoft-com:office:office" xmlns:oel="http://schemas.microsoft.com/office/2019/extlst" xmlns:r="http://schemas.openxmlformats.org/officeDocument/2006/relationships" xmlns:m="http://schemas.openxmlformats.org/officeDocument/2006/math" xmlns:v="urn:schemas-microsoft-com:vml" xmlns:wp14="http://schemas.microsoft.com/office/word/2010/wordprocessingDrawing" xmlns:wp="http://schemas.openxmlformats.org/drawingml/2006/wordprocessingDrawing" xmlns:w10="urn:schemas-microsoft-com:office:word" xmlns:w="http://schemas.openxmlformats.org/wordprocessingml/2006/main" xmlns:w14="http://schemas.microsoft.com/office/word/2010/wordml" xmlns:w15="http://schemas.microsoft.com/office/word/2012/wordml" xmlns:w16cex="http://schemas.microsoft.com/office/word/2018/wordml/cex" xmlns:w16cid="http://schemas.microsoft.com/office/word/2016/wordml/cid" xmlns:w16="http://schemas.microsoft.com/office/word/2018/wordml" xmlns:w16sdtdh="http://schemas.microsoft.com/office/word/2020/wordml/sdtdatahash" xmlns:w16se="http://schemas.microsoft.com/office/word/2015/wordml/symex" xmlns:wpg="http://schemas.microsoft.com/office/word/2010/wordprocessingGroup" xmlns:wpi="http://schemas.microsoft.com/office/word/2010/wordprocessingInk" xmlns:wne="http://schemas.microsoft.com/office/word/2006/wordml" xmlns:wps="http://schemas.microsoft.com/office/word/2010/wordprocessingShape" mc:Ignorable="w14 w15 w16se w16cid w16 w16cex w16sdtdh wp14">
+<w:ftr xmlns:wpc="http://schemas.microsoft.com/office/word/2010/wordprocessingCanvas" xmlns:cx="http://schemas.microsoft.com/office/drawing/2014/chartex" xmlns:cx1="http://schemas.microsoft.com/office/drawing/2015/9/8/chartex" xmlns:cx2="http://schemas.microsoft.com/office/drawing/2015/10/21/chartex" xmlns:cx3="http://schemas.microsoft.com/office/drawing/2016/5/9/chartex" xmlns:cx4="http://schemas.microsoft.com/office/drawing/2016/5/10/chartex" xmlns:cx5="http://schemas.microsoft.com/office/drawing/2016/5/11/chartex" xmlns:cx6="http://schemas.microsoft.com/office/drawing/2016/5/12/chartex" xmlns:cx7="http://schemas.microsoft.com/office/drawing/2016/5/13/chartex" xmlns:cx8="http://schemas.microsoft.com/office/drawing/2016/5/14/chartex" xmlns:mc="http://schemas.openxmlformats.org/markup-compatibility/2006" xmlns:aink="http://schemas.microsoft.com/office/drawing/2016/ink" xmlns:am3d="http://schemas.microsoft.com/office/drawing/2017/model3d" xmlns:o="urn:schemas-microsoft-com:office:office" xmlns:oel="http://schemas.microsoft.com/office/2019/extlst" xmlns:r="http://schemas.openxmlformats.org/officeDocument/2006/relationships" xmlns:m="http://schemas.openxmlformats.org/officeDocument/2006/math" xmlns:v="urn:schemas-microsoft-com:vml" xmlns:wp14="http://schemas.microsoft.com/office/word/2010/wordprocessingDrawing" xmlns:wp="http://schemas.openxmlformats.org/drawingml/2006/wordprocessingDrawing" xmlns:w10="urn:schemas-microsoft-com:office:word" xmlns:w="http://schemas.openxmlformats.org/wordprocessingml/2006/main" xmlns:w14="http://schemas.microsoft.com/office/word/2010/wordml" xmlns:w15="http://schemas.microsoft.com/office/word/2012/wordml" xmlns:w16cex="http://schemas.microsoft.com/office/word/2018/wordml/cex" xmlns:w16cid="http://schemas.microsoft.com/office/word/2016/wordml/cid" xmlns:w16="http://schemas.microsoft.com/office/word/2018/wordml" xmlns:w16du="http://schemas.microsoft.com/office/word/2023/wordml/word16du" xmlns:w16sdtdh="http://schemas.microsoft.com/office/word/2020/wordml/sdtdatahash" xmlns:w16sdtfl="http://schemas.microsoft.com/office/word/2024/wordml/sdtformatlock" xmlns:w16se="http://schemas.microsoft.com/office/word/2015/wordml/symex" xmlns:wpg="http://schemas.microsoft.com/office/word/2010/wordprocessingGroup" xmlns:wpi="http://schemas.microsoft.com/office/word/2010/wordprocessingInk" xmlns:wne="http://schemas.microsoft.com/office/word/2006/wordml" xmlns:wps="http://schemas.microsoft.com/office/word/2010/wordprocessingShape" mc:Ignorable="w14 w15 w16se w16cid w16 w16cex w16sdtdh w16sdtfl w16du wp14">
   <w:p>
     <w:pPr>
       <w:pStyle w:val="a4"/>
@@ -8768,7 +3968,7 @@
       <mc:AlternateContent>
         <mc:Choice Requires="wps">
           <w:drawing>
-            <wp:anchor distT="0" distB="0" distL="114300" distR="114300" simplePos="0" relativeHeight="251683840" behindDoc="0" locked="0" layoutInCell="1" allowOverlap="1" wp14:anchorId="1A6834D3">
+            <wp:anchor distT="0" distB="0" distL="114300" distR="114300" simplePos="0" relativeHeight="251683840" behindDoc="0" locked="0" layoutInCell="1" allowOverlap="1" wp14:anchorId="1A6834D3" wp14:editId="2D7CF784">
               <wp:simplePos x="0" y="0"/>
               <wp:positionH relativeFrom="column">
                 <wp:posOffset>-19685</wp:posOffset>
@@ -8830,6 +4030,7 @@
                           <w:r>
                             <w:t xml:space="preserve"> </w:t>
                           </w:r>
+                          <w:proofErr w:type="spellStart"/>
                           <w:proofErr w:type="gramStart"/>
                           <w:r>
                             <w:rPr>
@@ -8839,6 +4040,7 @@
                             </w:rPr>
                             <w:t>Н.контр</w:t>
                           </w:r>
+                          <w:proofErr w:type="spellEnd"/>
                           <w:proofErr w:type="gramEnd"/>
                           <w:r>
                             <w:rPr>
@@ -8872,7 +4074,7 @@
               <v:stroke joinstyle="miter"/>
               <v:path gradientshapeok="t" o:connecttype="rect"/>
             </v:shapetype>
-            <v:shape id="Text Box 110" o:spid="_x0000_s1035" type="#_x0000_t202" style="position:absolute;margin-left:-1.55pt;margin-top:14pt;width:56.55pt;height:14.05pt;z-index:251683840;visibility:visible;mso-wrap-style:square;mso-width-percent:0;mso-height-percent:0;mso-wrap-distance-left:9pt;mso-wrap-distance-top:0;mso-wrap-distance-right:9pt;mso-wrap-distance-bottom:0;mso-position-horizontal:absolute;mso-position-horizontal-relative:text;mso-position-vertical:absolute;mso-position-vertical-relative:text;mso-width-percent:0;mso-height-percent:0;mso-width-relative:page;mso-height-relative:page;v-text-anchor:top" o:gfxdata="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" stroked="f">
+            <v:shape id="Text Box 110" o:spid="_x0000_s1035" type="#_x0000_t202" style="position:absolute;margin-left:-1.55pt;margin-top:14pt;width:56.55pt;height:14.05pt;z-index:251683840;visibility:visible;mso-wrap-style:square;mso-width-percent:0;mso-height-percent:0;mso-wrap-distance-left:9pt;mso-wrap-distance-top:0;mso-wrap-distance-right:9pt;mso-wrap-distance-bottom:0;mso-position-horizontal:absolute;mso-position-horizontal-relative:text;mso-position-vertical:absolute;mso-position-vertical-relative:text;mso-width-percent:0;mso-height-percent:0;mso-width-relative:page;mso-height-relative:page;v-text-anchor:top" o:gfxdata="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" stroked="f">
               <v:fill opacity="0"/>
               <v:path arrowok="t"/>
               <v:textbox inset="0,0,0,0">
@@ -8887,6 +4089,7 @@
                     <w:r>
                       <w:t xml:space="preserve"> </w:t>
                     </w:r>
+                    <w:proofErr w:type="spellStart"/>
                     <w:proofErr w:type="gramStart"/>
                     <w:r>
                       <w:rPr>
@@ -8896,6 +4099,7 @@
                       </w:rPr>
                       <w:t>Н.контр</w:t>
                     </w:r>
+                    <w:proofErr w:type="spellEnd"/>
                     <w:proofErr w:type="gramEnd"/>
                     <w:r>
                       <w:rPr>
@@ -8920,7 +4124,7 @@
       <mc:AlternateContent>
         <mc:Choice Requires="wps">
           <w:drawing>
-            <wp:anchor distT="0" distB="0" distL="114300" distR="114300" simplePos="0" relativeHeight="251682816" behindDoc="0" locked="0" layoutInCell="1" allowOverlap="1" wp14:anchorId="2ABF438B">
+            <wp:anchor distT="0" distB="0" distL="114300" distR="114300" simplePos="0" relativeHeight="251682816" behindDoc="0" locked="0" layoutInCell="1" allowOverlap="1" wp14:anchorId="2ABF438B" wp14:editId="2E306017">
               <wp:simplePos x="0" y="0"/>
               <wp:positionH relativeFrom="column">
                 <wp:posOffset>-17145</wp:posOffset>
@@ -9000,7 +4204,7 @@
         </mc:Choice>
         <mc:Fallback>
           <w:pict>
-            <v:shape w14:anchorId="2ABF438B" id="Text Box 109" o:spid="_x0000_s1036" type="#_x0000_t202" style="position:absolute;margin-left:-1.35pt;margin-top:.05pt;width:55.7pt;height:13.5pt;z-index:251682816;visibility:visible;mso-wrap-style:square;mso-width-percent:0;mso-height-percent:0;mso-wrap-distance-left:9pt;mso-wrap-distance-top:0;mso-wrap-distance-right:9pt;mso-wrap-distance-bottom:0;mso-position-horizontal:absolute;mso-position-horizontal-relative:text;mso-position-vertical:absolute;mso-position-vertical-relative:text;mso-width-percent:0;mso-height-percent:0;mso-width-relative:page;mso-height-relative:page;v-text-anchor:top" o:gfxdata="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" stroked="f" strokeweight="0">
+            <v:shape w14:anchorId="2ABF438B" id="Text Box 109" o:spid="_x0000_s1036" type="#_x0000_t202" style="position:absolute;margin-left:-1.35pt;margin-top:.05pt;width:55.7pt;height:13.5pt;z-index:251682816;visibility:visible;mso-wrap-style:square;mso-width-percent:0;mso-height-percent:0;mso-wrap-distance-left:9pt;mso-wrap-distance-top:0;mso-wrap-distance-right:9pt;mso-wrap-distance-bottom:0;mso-position-horizontal:absolute;mso-position-horizontal-relative:text;mso-position-vertical:absolute;mso-position-vertical-relative:text;mso-width-percent:0;mso-height-percent:0;mso-width-relative:page;mso-height-relative:page;v-text-anchor:top" o:gfxdata="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" stroked="f" strokeweight="0">
               <v:fill opacity="0"/>
               <v:path arrowok="t"/>
               <v:textbox inset="0,0,0,0">
@@ -9026,7 +4230,23 @@
         <w:rFonts w:ascii="GOST type B" w:hAnsi="GOST type B"/>
         <w:i/>
       </w:rPr>
-      <w:t xml:space="preserve"> Консульт.</w:t>
+      <w:t xml:space="preserve"> </w:t>
+    </w:r>
+    <w:proofErr w:type="spellStart"/>
+    <w:r>
+      <w:rPr>
+        <w:rFonts w:ascii="GOST type B" w:hAnsi="GOST type B"/>
+        <w:i/>
+      </w:rPr>
+      <w:t>Консульт</w:t>
+    </w:r>
+    <w:proofErr w:type="spellEnd"/>
+    <w:r>
+      <w:rPr>
+        <w:rFonts w:ascii="GOST type B" w:hAnsi="GOST type B"/>
+        <w:i/>
+      </w:rPr>
+      <w:t>.</w:t>
     </w:r>
   </w:p>
   <w:p>
@@ -9133,7 +4353,7 @@
         </mc:Choice>
         <mc:Fallback>
           <w:pict>
-            <v:shape w14:anchorId="5729BC80" id="Text Box 52" o:spid="_x0000_s1037" type="#_x0000_t202" style="position:absolute;margin-left:38.7pt;margin-top:-39pt;width:60.4pt;height:11.05pt;z-index:251673600;visibility:visible;mso-wrap-style:square;mso-width-percent:0;mso-height-percent:0;mso-wrap-distance-left:9pt;mso-wrap-distance-top:0;mso-wrap-distance-right:9pt;mso-wrap-distance-bottom:0;mso-position-horizontal:absolute;mso-position-horizontal-relative:text;mso-position-vertical:absolute;mso-position-vertical-relative:text;mso-width-percent:0;mso-height-percent:0;mso-width-relative:page;mso-height-relative:page;v-text-anchor:top" o:gfxdata="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" filled="f" stroked="f">
+            <v:shape w14:anchorId="5729BC80" id="Text Box 52" o:spid="_x0000_s1037" type="#_x0000_t202" style="position:absolute;margin-left:38.7pt;margin-top:-39pt;width:60.4pt;height:11.05pt;z-index:251673600;visibility:visible;mso-wrap-style:square;mso-width-percent:0;mso-height-percent:0;mso-wrap-distance-left:9pt;mso-wrap-distance-top:0;mso-wrap-distance-right:9pt;mso-wrap-distance-bottom:0;mso-position-horizontal:absolute;mso-position-horizontal-relative:text;mso-position-vertical:absolute;mso-position-vertical-relative:text;mso-width-percent:0;mso-height-percent:0;mso-width-relative:page;mso-height-relative:page;v-text-anchor:top" o:gfxdata="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" filled="f" stroked="f">
               <v:path arrowok="t"/>
               <v:textbox inset="0,0,0,0">
                 <w:txbxContent>
@@ -9166,7 +4386,7 @@
       <mc:AlternateContent>
         <mc:Choice Requires="wps">
           <w:drawing>
-            <wp:anchor distT="0" distB="0" distL="114300" distR="114300" simplePos="0" relativeHeight="251680768" behindDoc="0" locked="0" layoutInCell="1" allowOverlap="1" wp14:anchorId="068EEA84">
+            <wp:anchor distT="0" distB="0" distL="114300" distR="114300" simplePos="0" relativeHeight="251680768" behindDoc="0" locked="0" layoutInCell="1" allowOverlap="1" wp14:anchorId="068EEA84" wp14:editId="10E323BB">
               <wp:simplePos x="0" y="0"/>
               <wp:positionH relativeFrom="column">
                 <wp:posOffset>2157730</wp:posOffset>
@@ -9303,7 +4523,7 @@
         </mc:Choice>
         <mc:Fallback>
           <w:pict>
-            <v:shape w14:anchorId="068EEA84" id="Text Box 102" o:spid="_x0000_s1038" type="#_x0000_t202" style="position:absolute;margin-left:169.9pt;margin-top:-32.45pt;width:191.7pt;height:71pt;z-index:251680768;visibility:visible;mso-wrap-style:square;mso-width-percent:0;mso-height-percent:0;mso-wrap-distance-left:9pt;mso-wrap-distance-top:0;mso-wrap-distance-right:9pt;mso-wrap-distance-bottom:0;mso-position-horizontal:absolute;mso-position-horizontal-relative:text;mso-position-vertical:absolute;mso-position-vertical-relative:text;mso-width-percent:0;mso-height-percent:0;mso-width-relative:page;mso-height-relative:page;v-text-anchor:top" o:gfxdata="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" filled="f" stroked="f">
+            <v:shape w14:anchorId="068EEA84" id="Text Box 102" o:spid="_x0000_s1038" type="#_x0000_t202" style="position:absolute;margin-left:169.9pt;margin-top:-32.45pt;width:191.7pt;height:71pt;z-index:251680768;visibility:visible;mso-wrap-style:square;mso-width-percent:0;mso-height-percent:0;mso-wrap-distance-left:9pt;mso-wrap-distance-top:0;mso-wrap-distance-right:9pt;mso-wrap-distance-bottom:0;mso-position-horizontal:absolute;mso-position-horizontal-relative:text;mso-position-vertical:absolute;mso-position-vertical-relative:text;mso-width-percent:0;mso-height-percent:0;mso-width-relative:page;mso-height-relative:page;v-text-anchor:top" o:gfxdata="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" filled="f" stroked="f">
               <v:path arrowok="t"/>
               <v:textbox inset="0,0,0,0">
                 <w:txbxContent>
@@ -9384,7 +4604,7 @@
       <mc:AlternateContent>
         <mc:Choice Requires="wps">
           <w:drawing>
-            <wp:anchor distT="0" distB="0" distL="114300" distR="114300" simplePos="0" relativeHeight="251666432" behindDoc="0" locked="0" layoutInCell="1" allowOverlap="1" wp14:anchorId="33C77437">
+            <wp:anchor distT="0" distB="0" distL="114300" distR="114300" simplePos="0" relativeHeight="251666432" behindDoc="0" locked="0" layoutInCell="1" allowOverlap="1" wp14:anchorId="33C77437" wp14:editId="74DE7A72">
               <wp:simplePos x="0" y="0"/>
               <wp:positionH relativeFrom="column">
                 <wp:posOffset>118110</wp:posOffset>
@@ -9489,7 +4709,7 @@
         </mc:Choice>
         <mc:Fallback>
           <w:pict>
-            <v:shape w14:anchorId="33C77437" id="Text Box 45" o:spid="_x0000_s1039" type="#_x0000_t202" style="position:absolute;margin-left:9.3pt;margin-top:-55.05pt;width:28.4pt;height:11.85pt;z-index:251666432;visibility:visible;mso-wrap-style:square;mso-width-percent:0;mso-height-percent:0;mso-wrap-distance-left:9pt;mso-wrap-distance-top:0;mso-wrap-distance-right:9pt;mso-wrap-distance-bottom:0;mso-position-horizontal:absolute;mso-position-horizontal-relative:text;mso-position-vertical:absolute;mso-position-vertical-relative:text;mso-width-percent:0;mso-height-percent:0;mso-width-relative:page;mso-height-relative:page;v-text-anchor:top" o:gfxdata="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" filled="f" stroked="f">
+            <v:shape w14:anchorId="33C77437" id="Text Box 45" o:spid="_x0000_s1039" type="#_x0000_t202" style="position:absolute;margin-left:9.3pt;margin-top:-55.05pt;width:28.4pt;height:11.85pt;z-index:251666432;visibility:visible;mso-wrap-style:square;mso-width-percent:0;mso-height-percent:0;mso-wrap-distance-left:9pt;mso-wrap-distance-top:0;mso-wrap-distance-right:9pt;mso-wrap-distance-bottom:0;mso-position-horizontal:absolute;mso-position-horizontal-relative:text;mso-position-vertical:absolute;mso-position-vertical-relative:text;mso-width-percent:0;mso-height-percent:0;mso-width-relative:page;mso-height-relative:page;v-text-anchor:top" o:gfxdata="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" filled="f" stroked="f">
               <v:path arrowok="t"/>
               <v:textbox inset="0,0,0,0">
                 <w:txbxContent>
@@ -9538,7 +4758,7 @@
       <mc:AlternateContent>
         <mc:Choice Requires="wps">
           <w:drawing>
-            <wp:anchor distT="0" distB="0" distL="114299" distR="114299" simplePos="0" relativeHeight="251653120" behindDoc="0" locked="0" layoutInCell="1" allowOverlap="1" wp14:anchorId="05C2268B">
+            <wp:anchor distT="0" distB="0" distL="114299" distR="114299" simplePos="0" relativeHeight="251653120" behindDoc="0" locked="0" layoutInCell="1" allowOverlap="1" wp14:anchorId="05C2268B" wp14:editId="160C6C7D">
               <wp:simplePos x="0" y="0"/>
               <wp:positionH relativeFrom="page">
                 <wp:posOffset>1379219</wp:posOffset>
@@ -9599,7 +4819,7 @@
         </mc:Choice>
         <mc:Fallback>
           <w:pict>
-            <v:line w14:anchorId="0EE69808" id="Line 19" o:spid="_x0000_s1026" style="position:absolute;z-index:251653120;visibility:visible;mso-wrap-style:square;mso-width-percent:0;mso-height-percent:0;mso-wrap-distance-left:3.17497mm;mso-wrap-distance-top:0;mso-wrap-distance-right:3.17497mm;mso-wrap-distance-bottom:0;mso-position-horizontal:absolute;mso-position-horizontal-relative:page;mso-position-vertical:absolute;mso-position-vertical-relative:page;mso-width-percent:0;mso-height-percent:0;mso-width-relative:page;mso-height-relative:page" from="108.6pt,711.85pt" to="108.6pt,825.25pt" o:gfxdata="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" strokeweight="1.5pt">
+            <v:line w14:anchorId="0EE69808" id="Line 19" o:spid="_x0000_s1026" style="position:absolute;z-index:251653120;visibility:visible;mso-wrap-style:square;mso-width-percent:0;mso-height-percent:0;mso-wrap-distance-left:3.17497mm;mso-wrap-distance-top:0;mso-wrap-distance-right:3.17497mm;mso-wrap-distance-bottom:0;mso-position-horizontal:absolute;mso-position-horizontal-relative:page;mso-position-vertical:absolute;mso-position-vertical-relative:page;mso-width-percent:0;mso-height-percent:0;mso-width-relative:page;mso-height-relative:page" from="108.6pt,711.85pt" to="108.6pt,825.25pt" o:gfxdata="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" strokeweight="1.5pt">
               <o:lock v:ext="edit" shapetype="f"/>
               <w10:wrap anchorx="page" anchory="page"/>
             </v:line>
@@ -9614,7 +4834,7 @@
       <mc:AlternateContent>
         <mc:Choice Requires="wps">
           <w:drawing>
-            <wp:anchor distT="0" distB="0" distL="114299" distR="114299" simplePos="0" relativeHeight="251652096" behindDoc="0" locked="0" layoutInCell="1" allowOverlap="1" wp14:anchorId="044D5DB2">
+            <wp:anchor distT="0" distB="0" distL="114299" distR="114299" simplePos="0" relativeHeight="251652096" behindDoc="0" locked="0" layoutInCell="1" allowOverlap="1" wp14:anchorId="044D5DB2" wp14:editId="75AAC1A9">
               <wp:simplePos x="0" y="0"/>
               <wp:positionH relativeFrom="page">
                 <wp:posOffset>1012824</wp:posOffset>
@@ -9675,7 +4895,7 @@
         </mc:Choice>
         <mc:Fallback>
           <w:pict>
-            <v:line w14:anchorId="21D256B6" id="Line 18" o:spid="_x0000_s1026" style="position:absolute;z-index:251652096;visibility:visible;mso-wrap-style:square;mso-width-percent:0;mso-height-percent:0;mso-wrap-distance-left:3.17497mm;mso-wrap-distance-top:0;mso-wrap-distance-right:3.17497mm;mso-wrap-distance-bottom:0;mso-position-horizontal:absolute;mso-position-horizontal-relative:page;mso-position-vertical:absolute;mso-position-vertical-relative:page;mso-width-percent:0;mso-height-percent:0;mso-width-relative:page;mso-height-relative:page" from="79.75pt,711.85pt" to="79.75pt,754.35pt" o:gfxdata="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" strokeweight="1.5pt">
+            <v:line w14:anchorId="21D256B6" id="Line 18" o:spid="_x0000_s1026" style="position:absolute;z-index:251652096;visibility:visible;mso-wrap-style:square;mso-width-percent:0;mso-height-percent:0;mso-wrap-distance-left:3.17497mm;mso-wrap-distance-top:0;mso-wrap-distance-right:3.17497mm;mso-wrap-distance-bottom:0;mso-position-horizontal:absolute;mso-position-horizontal-relative:page;mso-position-vertical:absolute;mso-position-vertical-relative:page;mso-width-percent:0;mso-height-percent:0;mso-width-relative:page;mso-height-relative:page" from="79.75pt,711.85pt" to="79.75pt,754.35pt" o:gfxdata="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" strokeweight="1.5pt">
               <o:lock v:ext="edit" shapetype="f"/>
               <w10:wrap anchorx="page" anchory="page"/>
             </v:line>
@@ -9690,7 +4910,7 @@
       <mc:AlternateContent>
         <mc:Choice Requires="wps">
           <w:drawing>
-            <wp:anchor distT="0" distB="0" distL="114300" distR="114300" simplePos="0" relativeHeight="251668480" behindDoc="0" locked="0" layoutInCell="1" allowOverlap="1" wp14:anchorId="271015CF">
+            <wp:anchor distT="0" distB="0" distL="114300" distR="114300" simplePos="0" relativeHeight="251668480" behindDoc="0" locked="0" layoutInCell="1" allowOverlap="1" wp14:anchorId="271015CF" wp14:editId="32D470D3">
               <wp:simplePos x="0" y="0"/>
               <wp:positionH relativeFrom="column">
                 <wp:posOffset>552450</wp:posOffset>
@@ -9762,8 +4982,19 @@
                               <w:spacing w:val="-20"/>
                               <w:sz w:val="22"/>
                             </w:rPr>
-                            <w:t>№ докум</w:t>
+                            <w:t xml:space="preserve">№ </w:t>
                           </w:r>
+                          <w:proofErr w:type="spellStart"/>
+                          <w:r>
+                            <w:rPr>
+                              <w:rFonts w:ascii="ISOCPEUR" w:hAnsi="ISOCPEUR"/>
+                              <w:i/>
+                              <w:spacing w:val="-20"/>
+                              <w:sz w:val="22"/>
+                            </w:rPr>
+                            <w:t>докум</w:t>
+                          </w:r>
+                          <w:proofErr w:type="spellEnd"/>
                         </w:p>
                       </w:txbxContent>
                     </wps:txbx>
@@ -9784,7 +5015,7 @@
         </mc:Choice>
         <mc:Fallback>
           <w:pict>
-            <v:shape w14:anchorId="271015CF" id="Text Box 47" o:spid="_x0000_s1040" type="#_x0000_t202" style="position:absolute;margin-left:43.5pt;margin-top:-54.85pt;width:54.65pt;height:12.6pt;z-index:251668480;visibility:visible;mso-wrap-style:square;mso-width-percent:0;mso-height-percent:0;mso-wrap-distance-left:9pt;mso-wrap-distance-top:0;mso-wrap-distance-right:9pt;mso-wrap-distance-bottom:0;mso-position-horizontal:absolute;mso-position-horizontal-relative:text;mso-position-vertical:absolute;mso-position-vertical-relative:text;mso-width-percent:0;mso-height-percent:0;mso-width-relative:page;mso-height-relative:page;v-text-anchor:top" o:gfxdata="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" filled="f" stroked="f">
+            <v:shape w14:anchorId="271015CF" id="Text Box 47" o:spid="_x0000_s1040" type="#_x0000_t202" style="position:absolute;margin-left:43.5pt;margin-top:-54.85pt;width:54.65pt;height:12.6pt;z-index:251668480;visibility:visible;mso-wrap-style:square;mso-width-percent:0;mso-height-percent:0;mso-wrap-distance-left:9pt;mso-wrap-distance-top:0;mso-wrap-distance-right:9pt;mso-wrap-distance-bottom:0;mso-position-horizontal:absolute;mso-position-horizontal-relative:text;mso-position-vertical:absolute;mso-position-vertical-relative:text;mso-width-percent:0;mso-height-percent:0;mso-width-relative:page;mso-height-relative:page;v-text-anchor:top" o:gfxdata="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" filled="f" stroked="f">
               <v:path arrowok="t"/>
               <v:textbox inset="0,0,0,0">
                 <w:txbxContent>
@@ -9805,8 +5036,19 @@
                         <w:spacing w:val="-20"/>
                         <w:sz w:val="22"/>
                       </w:rPr>
-                      <w:t>№ докум</w:t>
+                      <w:t xml:space="preserve">№ </w:t>
                     </w:r>
+                    <w:proofErr w:type="spellStart"/>
+                    <w:r>
+                      <w:rPr>
+                        <w:rFonts w:ascii="ISOCPEUR" w:hAnsi="ISOCPEUR"/>
+                        <w:i/>
+                        <w:spacing w:val="-20"/>
+                        <w:sz w:val="22"/>
+                      </w:rPr>
+                      <w:t>докум</w:t>
+                    </w:r>
+                    <w:proofErr w:type="spellEnd"/>
                   </w:p>
                 </w:txbxContent>
               </v:textbox>
@@ -9822,7 +5064,7 @@
       <mc:AlternateContent>
         <mc:Choice Requires="wps">
           <w:drawing>
-            <wp:anchor distT="0" distB="0" distL="114300" distR="114300" simplePos="0" relativeHeight="251678720" behindDoc="0" locked="0" layoutInCell="1" allowOverlap="1" wp14:anchorId="2F217D1E">
+            <wp:anchor distT="0" distB="0" distL="114300" distR="114300" simplePos="0" relativeHeight="251678720" behindDoc="0" locked="0" layoutInCell="1" allowOverlap="1" wp14:anchorId="2F217D1E" wp14:editId="1AF90F05">
               <wp:simplePos x="0" y="0"/>
               <wp:positionH relativeFrom="column">
                 <wp:posOffset>5212080</wp:posOffset>
@@ -9909,7 +5151,7 @@
         </mc:Choice>
         <mc:Fallback>
           <w:pict>
-            <v:shape w14:anchorId="2F217D1E" id="Text Box 92" o:spid="_x0000_s1041" type="#_x0000_t202" style="position:absolute;margin-left:410.4pt;margin-top:-26.95pt;width:100.75pt;height:19.15pt;z-index:251678720;visibility:visible;mso-wrap-style:square;mso-width-percent:0;mso-height-percent:0;mso-wrap-distance-left:9pt;mso-wrap-distance-top:0;mso-wrap-distance-right:9pt;mso-wrap-distance-bottom:0;mso-position-horizontal:absolute;mso-position-horizontal-relative:text;mso-position-vertical:absolute;mso-position-vertical-relative:text;mso-width-percent:0;mso-height-percent:0;mso-width-relative:page;mso-height-relative:page;v-text-anchor:top" o:gfxdata="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" filled="f" stroked="f">
+            <v:shape w14:anchorId="2F217D1E" id="Text Box 92" o:spid="_x0000_s1041" type="#_x0000_t202" style="position:absolute;margin-left:410.4pt;margin-top:-26.95pt;width:100.75pt;height:19.15pt;z-index:251678720;visibility:visible;mso-wrap-style:square;mso-width-percent:0;mso-height-percent:0;mso-wrap-distance-left:9pt;mso-wrap-distance-top:0;mso-wrap-distance-right:9pt;mso-wrap-distance-bottom:0;mso-position-horizontal:absolute;mso-position-horizontal-relative:text;mso-position-vertical:absolute;mso-position-vertical-relative:text;mso-width-percent:0;mso-height-percent:0;mso-width-relative:page;mso-height-relative:page;v-text-anchor:top" o:gfxdata="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" filled="f" stroked="f">
               <v:path arrowok="t"/>
               <v:textbox inset="0,0,0,0">
                 <w:txbxContent>
@@ -9940,7 +5182,7 @@
       <mc:AlternateContent>
         <mc:Choice Requires="wps">
           <w:drawing>
-            <wp:anchor distT="0" distB="0" distL="114299" distR="114299" simplePos="0" relativeHeight="251689984" behindDoc="0" locked="0" layoutInCell="1" allowOverlap="1" wp14:anchorId="32C9B659">
+            <wp:anchor distT="0" distB="0" distL="114299" distR="114299" simplePos="0" relativeHeight="251689984" behindDoc="0" locked="0" layoutInCell="1" allowOverlap="1" wp14:anchorId="32C9B659" wp14:editId="5FC1E76A">
               <wp:simplePos x="0" y="0"/>
               <wp:positionH relativeFrom="page">
                 <wp:posOffset>5939154</wp:posOffset>
@@ -10001,7 +5243,7 @@
         </mc:Choice>
         <mc:Fallback>
           <w:pict>
-            <v:line w14:anchorId="33B91891" id="Line 116" o:spid="_x0000_s1026" style="position:absolute;z-index:251689984;visibility:visible;mso-wrap-style:square;mso-width-percent:0;mso-height-percent:0;mso-wrap-distance-left:3.17497mm;mso-wrap-distance-top:0;mso-wrap-distance-right:3.17497mm;mso-wrap-distance-bottom:0;mso-position-horizontal:absolute;mso-position-horizontal-relative:page;mso-position-vertical:absolute;mso-position-vertical-relative:page;mso-width-percent:0;mso-height-percent:0;mso-width-relative:page;mso-height-relative:page" from="467.65pt,768.45pt" to="467.65pt,781.65pt" o:gfxdata="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" strokeweight="1.5pt">
+            <v:line w14:anchorId="33B91891" id="Line 116" o:spid="_x0000_s1026" style="position:absolute;z-index:251689984;visibility:visible;mso-wrap-style:square;mso-width-percent:0;mso-height-percent:0;mso-wrap-distance-left:3.17497mm;mso-wrap-distance-top:0;mso-wrap-distance-right:3.17497mm;mso-wrap-distance-bottom:0;mso-position-horizontal:absolute;mso-position-horizontal-relative:page;mso-position-vertical:absolute;mso-position-vertical-relative:page;mso-width-percent:0;mso-height-percent:0;mso-width-relative:page;mso-height-relative:page" from="467.65pt,768.45pt" to="467.65pt,781.65pt" o:gfxdata="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" strokeweight="1.5pt">
               <o:lock v:ext="edit" shapetype="f"/>
               <w10:wrap anchorx="page" anchory="page"/>
             </v:line>
@@ -10016,7 +5258,7 @@
       <mc:AlternateContent>
         <mc:Choice Requires="wps">
           <w:drawing>
-            <wp:anchor distT="0" distB="0" distL="114299" distR="114299" simplePos="0" relativeHeight="251688960" behindDoc="0" locked="0" layoutInCell="1" allowOverlap="1" wp14:anchorId="7F6554FC">
+            <wp:anchor distT="0" distB="0" distL="114299" distR="114299" simplePos="0" relativeHeight="251688960" behindDoc="0" locked="0" layoutInCell="1" allowOverlap="1" wp14:anchorId="7F6554FC" wp14:editId="2CD7BAFB">
               <wp:simplePos x="0" y="0"/>
               <wp:positionH relativeFrom="page">
                 <wp:posOffset>5753099</wp:posOffset>
@@ -10077,7 +5319,7 @@
         </mc:Choice>
         <mc:Fallback>
           <w:pict>
-            <v:line w14:anchorId="233779B8" id="Line 115" o:spid="_x0000_s1026" style="position:absolute;z-index:251688960;visibility:visible;mso-wrap-style:square;mso-width-percent:0;mso-height-percent:0;mso-wrap-distance-left:3.17497mm;mso-wrap-distance-top:0;mso-wrap-distance-right:3.17497mm;mso-wrap-distance-bottom:0;mso-position-horizontal:absolute;mso-position-horizontal-relative:page;mso-position-vertical:absolute;mso-position-vertical-relative:page;mso-width-percent:0;mso-height-percent:0;mso-width-relative:page;mso-height-relative:page" from="453pt,767.45pt" to="453pt,782.2pt" o:gfxdata="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" strokeweight="1.5pt">
+            <v:line w14:anchorId="233779B8" id="Line 115" o:spid="_x0000_s1026" style="position:absolute;z-index:251688960;visibility:visible;mso-wrap-style:square;mso-width-percent:0;mso-height-percent:0;mso-wrap-distance-left:3.17497mm;mso-wrap-distance-top:0;mso-wrap-distance-right:3.17497mm;mso-wrap-distance-bottom:0;mso-position-horizontal:absolute;mso-position-horizontal-relative:page;mso-position-vertical:absolute;mso-position-vertical-relative:page;mso-width-percent:0;mso-height-percent:0;mso-width-relative:page;mso-height-relative:page" from="453pt,767.45pt" to="453pt,782.2pt" o:gfxdata="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" strokeweight="1.5pt">
               <o:lock v:ext="edit" shapetype="f"/>
               <w10:wrap anchorx="page" anchory="page"/>
             </v:line>
@@ -10092,7 +5334,7 @@
       <mc:AlternateContent>
         <mc:Choice Requires="wps">
           <w:drawing>
-            <wp:anchor distT="0" distB="0" distL="114299" distR="114299" simplePos="0" relativeHeight="251658240" behindDoc="0" locked="0" layoutInCell="1" allowOverlap="1" wp14:anchorId="6D7A53E3">
+            <wp:anchor distT="0" distB="0" distL="114299" distR="114299" simplePos="0" relativeHeight="251658240" behindDoc="0" locked="0" layoutInCell="1" allowOverlap="1" wp14:anchorId="6D7A53E3" wp14:editId="6B2CF11E">
               <wp:simplePos x="0" y="0"/>
               <wp:positionH relativeFrom="page">
                 <wp:posOffset>6120129</wp:posOffset>
@@ -10153,7 +5395,7 @@
         </mc:Choice>
         <mc:Fallback>
           <w:pict>
-            <v:line w14:anchorId="5A44B82B" id="Line 25" o:spid="_x0000_s1026" style="position:absolute;z-index:251658240;visibility:visible;mso-wrap-style:square;mso-width-percent:0;mso-height-percent:0;mso-wrap-distance-left:3.17497mm;mso-wrap-distance-top:0;mso-wrap-distance-right:3.17497mm;mso-wrap-distance-bottom:0;mso-position-horizontal:absolute;mso-position-horizontal-relative:page;mso-position-vertical:absolute;mso-position-vertical-relative:page;mso-width-percent:0;mso-height-percent:0;mso-width-relative:page;mso-height-relative:page" from="481.9pt,753.5pt" to="481.9pt,781.85pt" o:gfxdata="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" strokeweight="1.5pt">
+            <v:line w14:anchorId="5A44B82B" id="Line 25" o:spid="_x0000_s1026" style="position:absolute;z-index:251658240;visibility:visible;mso-wrap-style:square;mso-width-percent:0;mso-height-percent:0;mso-wrap-distance-left:3.17497mm;mso-wrap-distance-top:0;mso-wrap-distance-right:3.17497mm;mso-wrap-distance-bottom:0;mso-position-horizontal:absolute;mso-position-horizontal-relative:page;mso-position-vertical:absolute;mso-position-vertical-relative:page;mso-width-percent:0;mso-height-percent:0;mso-width-relative:page;mso-height-relative:page" from="481.9pt,753.5pt" to="481.9pt,781.85pt" o:gfxdata="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" strokeweight="1.5pt">
               <o:lock v:ext="edit" shapetype="f"/>
               <w10:wrap anchorx="page" anchory="page"/>
             </v:line>
@@ -10168,7 +5410,7 @@
       <mc:AlternateContent>
         <mc:Choice Requires="wps">
           <w:drawing>
-            <wp:anchor distT="0" distB="0" distL="114300" distR="114300" simplePos="0" relativeHeight="251687936" behindDoc="0" locked="0" layoutInCell="1" allowOverlap="1" wp14:anchorId="08F10D8D">
+            <wp:anchor distT="0" distB="0" distL="114300" distR="114300" simplePos="0" relativeHeight="251687936" behindDoc="0" locked="0" layoutInCell="1" allowOverlap="1" wp14:anchorId="08F10D8D" wp14:editId="362B061B">
               <wp:simplePos x="0" y="0"/>
               <wp:positionH relativeFrom="column">
                 <wp:posOffset>539115</wp:posOffset>
@@ -10246,7 +5488,7 @@
         </mc:Choice>
         <mc:Fallback>
           <w:pict>
-            <v:shape w14:anchorId="08F10D8D" id="Text Box 114" o:spid="_x0000_s1042" type="#_x0000_t202" style="position:absolute;margin-left:42.45pt;margin-top:15.9pt;width:56.75pt;height:14.2pt;z-index:251687936;visibility:visible;mso-wrap-style:square;mso-width-percent:0;mso-height-percent:0;mso-wrap-distance-left:9pt;mso-wrap-distance-top:0;mso-wrap-distance-right:9pt;mso-wrap-distance-bottom:0;mso-position-horizontal:absolute;mso-position-horizontal-relative:text;mso-position-vertical:absolute;mso-position-vertical-relative:text;mso-width-percent:0;mso-height-percent:0;mso-width-relative:page;mso-height-relative:page;v-text-anchor:top" o:gfxdata="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" stroked="f">
+            <v:shape w14:anchorId="08F10D8D" id="Text Box 114" o:spid="_x0000_s1042" type="#_x0000_t202" style="position:absolute;margin-left:42.45pt;margin-top:15.9pt;width:56.75pt;height:14.2pt;z-index:251687936;visibility:visible;mso-wrap-style:square;mso-width-percent:0;mso-height-percent:0;mso-wrap-distance-left:9pt;mso-wrap-distance-top:0;mso-wrap-distance-right:9pt;mso-wrap-distance-bottom:0;mso-position-horizontal:absolute;mso-position-horizontal-relative:text;mso-position-vertical:absolute;mso-position-vertical-relative:text;mso-width-percent:0;mso-height-percent:0;mso-width-relative:page;mso-height-relative:page;v-text-anchor:top" o:gfxdata="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" stroked="f">
               <v:fill opacity="0"/>
               <v:path arrowok="t"/>
               <v:textbox inset="0,0,0,0">
@@ -10272,7 +5514,7 @@
       <mc:AlternateContent>
         <mc:Choice Requires="wps">
           <w:drawing>
-            <wp:anchor distT="0" distB="0" distL="114300" distR="114300" simplePos="0" relativeHeight="251686912" behindDoc="0" locked="0" layoutInCell="1" allowOverlap="1" wp14:anchorId="22A184DC">
+            <wp:anchor distT="0" distB="0" distL="114300" distR="114300" simplePos="0" relativeHeight="251686912" behindDoc="0" locked="0" layoutInCell="1" allowOverlap="1" wp14:anchorId="22A184DC" wp14:editId="2B961D8A">
               <wp:simplePos x="0" y="0"/>
               <wp:positionH relativeFrom="column">
                 <wp:posOffset>541655</wp:posOffset>
@@ -10344,7 +5586,7 @@
         </mc:Choice>
         <mc:Fallback>
           <w:pict>
-            <v:shape w14:anchorId="22A184DC" id="Text Box 113" o:spid="_x0000_s1043" type="#_x0000_t202" style="position:absolute;margin-left:42.65pt;margin-top:1.8pt;width:56.45pt;height:13.9pt;z-index:251686912;visibility:visible;mso-wrap-style:square;mso-width-percent:0;mso-height-percent:0;mso-wrap-distance-left:9pt;mso-wrap-distance-top:0;mso-wrap-distance-right:9pt;mso-wrap-distance-bottom:0;mso-position-horizontal:absolute;mso-position-horizontal-relative:text;mso-position-vertical:absolute;mso-position-vertical-relative:text;mso-width-percent:0;mso-height-percent:0;mso-width-relative:page;mso-height-relative:page;v-text-anchor:top" o:gfxdata="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" stroked="f">
+            <v:shape w14:anchorId="22A184DC" id="Text Box 113" o:spid="_x0000_s1043" type="#_x0000_t202" style="position:absolute;margin-left:42.65pt;margin-top:1.8pt;width:56.45pt;height:13.9pt;z-index:251686912;visibility:visible;mso-wrap-style:square;mso-width-percent:0;mso-height-percent:0;mso-wrap-distance-left:9pt;mso-wrap-distance-top:0;mso-wrap-distance-right:9pt;mso-wrap-distance-bottom:0;mso-position-horizontal:absolute;mso-position-horizontal-relative:text;mso-position-vertical:absolute;mso-position-vertical-relative:text;mso-width-percent:0;mso-height-percent:0;mso-width-relative:page;mso-height-relative:page;v-text-anchor:top" o:gfxdata="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" stroked="f">
               <v:fill opacity="0"/>
               <v:path arrowok="t"/>
               <v:textbox inset="0,0,0,0">
@@ -10364,7 +5606,7 @@
       <mc:AlternateContent>
         <mc:Choice Requires="wps">
           <w:drawing>
-            <wp:anchor distT="0" distB="0" distL="114300" distR="114300" simplePos="0" relativeHeight="251685888" behindDoc="0" locked="0" layoutInCell="1" allowOverlap="1" wp14:anchorId="2972ACF6">
+            <wp:anchor distT="0" distB="0" distL="114300" distR="114300" simplePos="0" relativeHeight="251685888" behindDoc="0" locked="0" layoutInCell="1" allowOverlap="1" wp14:anchorId="2972ACF6" wp14:editId="38F807E8">
               <wp:simplePos x="0" y="0"/>
               <wp:positionH relativeFrom="column">
                 <wp:posOffset>539115</wp:posOffset>
@@ -10440,7 +5682,7 @@
         </mc:Choice>
         <mc:Fallback>
           <w:pict>
-            <v:shape w14:anchorId="2972ACF6" id="Text Box 112" o:spid="_x0000_s1044" type="#_x0000_t202" style="position:absolute;margin-left:42.45pt;margin-top:-12.45pt;width:56.75pt;height:14.2pt;z-index:251685888;visibility:visible;mso-wrap-style:square;mso-width-percent:0;mso-height-percent:0;mso-wrap-distance-left:9pt;mso-wrap-distance-top:0;mso-wrap-distance-right:9pt;mso-wrap-distance-bottom:0;mso-position-horizontal:absolute;mso-position-horizontal-relative:text;mso-position-vertical:absolute;mso-position-vertical-relative:text;mso-width-percent:0;mso-height-percent:0;mso-width-relative:page;mso-height-relative:page;v-text-anchor:top" o:gfxdata="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" stroked="f">
+            <v:shape w14:anchorId="2972ACF6" id="Text Box 112" o:spid="_x0000_s1044" type="#_x0000_t202" style="position:absolute;margin-left:42.45pt;margin-top:-12.45pt;width:56.75pt;height:14.2pt;z-index:251685888;visibility:visible;mso-wrap-style:square;mso-width-percent:0;mso-height-percent:0;mso-wrap-distance-left:9pt;mso-wrap-distance-top:0;mso-wrap-distance-right:9pt;mso-wrap-distance-bottom:0;mso-position-horizontal:absolute;mso-position-horizontal-relative:text;mso-position-vertical:absolute;mso-position-vertical-relative:text;mso-width-percent:0;mso-height-percent:0;mso-width-relative:page;mso-height-relative:page;v-text-anchor:top" o:gfxdata="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" stroked="f">
               <v:fill opacity="0"/>
               <v:path arrowok="t"/>
               <v:textbox inset="0,0,0,0">
@@ -10464,7 +5706,7 @@
       <mc:AlternateContent>
         <mc:Choice Requires="wps">
           <w:drawing>
-            <wp:anchor distT="0" distB="0" distL="114300" distR="114300" simplePos="0" relativeHeight="251684864" behindDoc="0" locked="0" layoutInCell="1" allowOverlap="1" wp14:anchorId="2F622652">
+            <wp:anchor distT="0" distB="0" distL="114300" distR="114300" simplePos="0" relativeHeight="251684864" behindDoc="0" locked="0" layoutInCell="1" allowOverlap="1" wp14:anchorId="2F622652" wp14:editId="1E5421C8">
               <wp:simplePos x="0" y="0"/>
               <wp:positionH relativeFrom="column">
                 <wp:posOffset>-177800</wp:posOffset>
@@ -10558,7 +5800,7 @@
         </mc:Choice>
         <mc:Fallback>
           <w:pict>
-            <v:shape w14:anchorId="2F622652" id="Text Box 111" o:spid="_x0000_s1045" type="#_x0000_t202" style="position:absolute;margin-left:-14pt;margin-top:16.05pt;width:56.8pt;height:13.5pt;z-index:251684864;visibility:visible;mso-wrap-style:square;mso-width-percent:0;mso-height-percent:0;mso-wrap-distance-left:9pt;mso-wrap-distance-top:0;mso-wrap-distance-right:9pt;mso-wrap-distance-bottom:0;mso-position-horizontal:absolute;mso-position-horizontal-relative:text;mso-position-vertical:absolute;mso-position-vertical-relative:text;mso-width-percent:0;mso-height-percent:0;mso-width-relative:page;mso-height-relative:page;v-text-anchor:top" o:gfxdata="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" stroked="f">
+            <v:shape w14:anchorId="2F622652" id="Text Box 111" o:spid="_x0000_s1045" type="#_x0000_t202" style="position:absolute;margin-left:-14pt;margin-top:16.05pt;width:56.8pt;height:13.5pt;z-index:251684864;visibility:visible;mso-wrap-style:square;mso-width-percent:0;mso-height-percent:0;mso-wrap-distance-left:9pt;mso-wrap-distance-top:0;mso-wrap-distance-right:9pt;mso-wrap-distance-bottom:0;mso-position-horizontal:absolute;mso-position-horizontal-relative:text;mso-position-vertical:absolute;mso-position-vertical-relative:text;mso-width-percent:0;mso-height-percent:0;mso-width-relative:page;mso-height-relative:page;v-text-anchor:top" o:gfxdata="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" stroked="f">
               <v:fill opacity="0"/>
               <v:path arrowok="t"/>
               <v:textbox inset="0,0,0,0">
@@ -10600,7 +5842,7 @@
       <mc:AlternateContent>
         <mc:Choice Requires="wps">
           <w:drawing>
-            <wp:anchor distT="0" distB="0" distL="114300" distR="114300" simplePos="0" relativeHeight="251671552" behindDoc="0" locked="0" layoutInCell="1" allowOverlap="1" wp14:anchorId="6364E02B">
+            <wp:anchor distT="0" distB="0" distL="114300" distR="114300" simplePos="0" relativeHeight="251671552" behindDoc="0" locked="0" layoutInCell="1" allowOverlap="1" wp14:anchorId="6364E02B" wp14:editId="1CA0A89C">
               <wp:simplePos x="0" y="0"/>
               <wp:positionH relativeFrom="column">
                 <wp:posOffset>-168910</wp:posOffset>
@@ -10671,13 +5913,23 @@
                             </w:rPr>
                             <w:t xml:space="preserve"> </w:t>
                           </w:r>
+                          <w:proofErr w:type="spellStart"/>
                           <w:r>
                             <w:rPr>
                               <w:rFonts w:ascii="ISOCPEUR" w:hAnsi="ISOCPEUR"/>
                               <w:i/>
                               <w:sz w:val="22"/>
                             </w:rPr>
-                            <w:t>Разраб.</w:t>
+                            <w:t>Разраб</w:t>
+                          </w:r>
+                          <w:proofErr w:type="spellEnd"/>
+                          <w:r>
+                            <w:rPr>
+                              <w:rFonts w:ascii="ISOCPEUR" w:hAnsi="ISOCPEUR"/>
+                              <w:i/>
+                              <w:sz w:val="22"/>
+                            </w:rPr>
+                            <w:t>.</w:t>
                           </w:r>
                         </w:p>
                       </w:txbxContent>
@@ -10699,7 +5951,7 @@
         </mc:Choice>
         <mc:Fallback>
           <w:pict>
-            <v:shape w14:anchorId="6364E02B" id="Text Box 50" o:spid="_x0000_s1046" type="#_x0000_t202" style="position:absolute;margin-left:-13.3pt;margin-top:-41.4pt;width:56.8pt;height:14.2pt;z-index:251671552;visibility:visible;mso-wrap-style:square;mso-width-percent:0;mso-height-percent:0;mso-wrap-distance-left:9pt;mso-wrap-distance-top:0;mso-wrap-distance-right:9pt;mso-wrap-distance-bottom:0;mso-position-horizontal:absolute;mso-position-horizontal-relative:text;mso-position-vertical:absolute;mso-position-vertical-relative:text;mso-width-percent:0;mso-height-percent:0;mso-width-relative:page;mso-height-relative:page;v-text-anchor:top" o:gfxdata="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" filled="f" stroked="f">
+            <v:shape w14:anchorId="6364E02B" id="Text Box 50" o:spid="_x0000_s1046" type="#_x0000_t202" style="position:absolute;margin-left:-13.3pt;margin-top:-41.4pt;width:56.8pt;height:14.2pt;z-index:251671552;visibility:visible;mso-wrap-style:square;mso-width-percent:0;mso-height-percent:0;mso-wrap-distance-left:9pt;mso-wrap-distance-top:0;mso-wrap-distance-right:9pt;mso-wrap-distance-bottom:0;mso-position-horizontal:absolute;mso-position-horizontal-relative:text;mso-position-vertical:absolute;mso-position-vertical-relative:text;mso-width-percent:0;mso-height-percent:0;mso-width-relative:page;mso-height-relative:page;v-text-anchor:top" o:gfxdata="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" filled="f" stroked="f">
               <v:path arrowok="t"/>
               <v:textbox inset="0,0,0,0">
                 <w:txbxContent>
@@ -10719,13 +5971,23 @@
                       </w:rPr>
                       <w:t xml:space="preserve"> </w:t>
                     </w:r>
+                    <w:proofErr w:type="spellStart"/>
                     <w:r>
                       <w:rPr>
                         <w:rFonts w:ascii="ISOCPEUR" w:hAnsi="ISOCPEUR"/>
                         <w:i/>
                         <w:sz w:val="22"/>
                       </w:rPr>
-                      <w:t>Разраб.</w:t>
+                      <w:t>Разраб</w:t>
+                    </w:r>
+                    <w:proofErr w:type="spellEnd"/>
+                    <w:r>
+                      <w:rPr>
+                        <w:rFonts w:ascii="ISOCPEUR" w:hAnsi="ISOCPEUR"/>
+                        <w:i/>
+                        <w:sz w:val="22"/>
+                      </w:rPr>
+                      <w:t>.</w:t>
                     </w:r>
                   </w:p>
                 </w:txbxContent>
@@ -10742,7 +6004,7 @@
       <mc:AlternateContent>
         <mc:Choice Requires="wps">
           <w:drawing>
-            <wp:anchor distT="0" distB="0" distL="114300" distR="114300" simplePos="0" relativeHeight="251672576" behindDoc="0" locked="0" layoutInCell="1" allowOverlap="1" wp14:anchorId="2FF8BD4B">
+            <wp:anchor distT="0" distB="0" distL="114300" distR="114300" simplePos="0" relativeHeight="251672576" behindDoc="0" locked="0" layoutInCell="1" allowOverlap="1" wp14:anchorId="2FF8BD4B" wp14:editId="5A712FED">
               <wp:simplePos x="0" y="0"/>
               <wp:positionH relativeFrom="column">
                 <wp:posOffset>-182880</wp:posOffset>
@@ -10897,7 +6159,7 @@
         </mc:Choice>
         <mc:Fallback>
           <w:pict>
-            <v:shape w14:anchorId="2FF8BD4B" id="Text Box 51" o:spid="_x0000_s1047" type="#_x0000_t202" style="position:absolute;margin-left:-14.4pt;margin-top:-26.95pt;width:56.8pt;height:14.2pt;z-index:251672576;visibility:visible;mso-wrap-style:square;mso-width-percent:0;mso-height-percent:0;mso-wrap-distance-left:9pt;mso-wrap-distance-top:0;mso-wrap-distance-right:9pt;mso-wrap-distance-bottom:0;mso-position-horizontal:absolute;mso-position-horizontal-relative:text;mso-position-vertical:absolute;mso-position-vertical-relative:text;mso-width-percent:0;mso-height-percent:0;mso-width-relative:page;mso-height-relative:page;v-text-anchor:top" o:gfxdata="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" filled="f" stroked="f">
+            <v:shape w14:anchorId="2FF8BD4B" id="Text Box 51" o:spid="_x0000_s1047" type="#_x0000_t202" style="position:absolute;margin-left:-14.4pt;margin-top:-26.95pt;width:56.8pt;height:14.2pt;z-index:251672576;visibility:visible;mso-wrap-style:square;mso-width-percent:0;mso-height-percent:0;mso-wrap-distance-left:9pt;mso-wrap-distance-top:0;mso-wrap-distance-right:9pt;mso-wrap-distance-bottom:0;mso-position-horizontal:absolute;mso-position-horizontal-relative:text;mso-position-vertical:absolute;mso-position-vertical-relative:text;mso-width-percent:0;mso-height-percent:0;mso-width-relative:page;mso-height-relative:page;v-text-anchor:top" o:gfxdata="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" filled="f" stroked="f">
               <v:path arrowok="t"/>
               <v:textbox inset="0,0,0,0">
                 <w:txbxContent>
@@ -11085,7 +6347,7 @@
         </mc:Choice>
         <mc:Fallback>
           <w:pict>
-            <v:shape w14:anchorId="7482C0C2" id="Text Box 53" o:spid="_x0000_s1048" type="#_x0000_t202" style="position:absolute;margin-left:42.35pt;margin-top:-26.35pt;width:56.8pt;height:12.4pt;z-index:251674624;visibility:visible;mso-wrap-style:square;mso-width-percent:0;mso-height-percent:0;mso-wrap-distance-left:9pt;mso-wrap-distance-top:0;mso-wrap-distance-right:9pt;mso-wrap-distance-bottom:0;mso-position-horizontal:absolute;mso-position-horizontal-relative:text;mso-position-vertical:absolute;mso-position-vertical-relative:text;mso-width-percent:0;mso-height-percent:0;mso-width-relative:page;mso-height-relative:page;v-text-anchor:top" o:gfxdata="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" filled="f" stroked="f">
+            <v:shape w14:anchorId="7482C0C2" id="Text Box 53" o:spid="_x0000_s1048" type="#_x0000_t202" style="position:absolute;margin-left:42.35pt;margin-top:-26.35pt;width:56.8pt;height:12.4pt;z-index:251674624;visibility:visible;mso-wrap-style:square;mso-width-percent:0;mso-height-percent:0;mso-wrap-distance-left:9pt;mso-wrap-distance-top:0;mso-wrap-distance-right:9pt;mso-wrap-distance-bottom:0;mso-position-horizontal:absolute;mso-position-horizontal-relative:text;mso-position-vertical:absolute;mso-position-vertical-relative:text;mso-width-percent:0;mso-height-percent:0;mso-width-relative:page;mso-height-relative:page;v-text-anchor:top" o:gfxdata="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" filled="f" stroked="f">
               <v:path arrowok="t"/>
               <v:textbox inset="0,0,0,0">
                 <w:txbxContent>
@@ -11119,7 +6381,7 @@
       <mc:AlternateContent>
         <mc:Choice Requires="wps">
           <w:drawing>
-            <wp:anchor distT="0" distB="0" distL="114300" distR="114300" simplePos="0" relativeHeight="251681792" behindDoc="0" locked="0" layoutInCell="1" allowOverlap="1" wp14:anchorId="7731553C">
+            <wp:anchor distT="0" distB="0" distL="114300" distR="114300" simplePos="0" relativeHeight="251681792" behindDoc="0" locked="0" layoutInCell="1" allowOverlap="1" wp14:anchorId="7731553C" wp14:editId="43488D56">
               <wp:simplePos x="0" y="0"/>
               <wp:positionH relativeFrom="column">
                 <wp:posOffset>2157730</wp:posOffset>
@@ -11238,7 +6500,21 @@
                               <w:sz w:val="28"/>
                               <w:szCs w:val="28"/>
                             </w:rPr>
-                            <w:t>25.</w:t>
+                            <w:t>2</w:t>
+                          </w:r>
+                          <w:r>
+                            <w:rPr>
+                              <w:sz w:val="28"/>
+                              <w:szCs w:val="28"/>
+                            </w:rPr>
+                            <w:t>6</w:t>
+                          </w:r>
+                          <w:r>
+                            <w:rPr>
+                              <w:sz w:val="28"/>
+                              <w:szCs w:val="28"/>
+                            </w:rPr>
+                            <w:t>.</w:t>
                           </w:r>
                           <w:r>
                             <w:rPr>
@@ -11277,7 +6553,7 @@
         </mc:Choice>
         <mc:Fallback>
           <w:pict>
-            <v:shape w14:anchorId="7731553C" id="Text Box 103" o:spid="_x0000_s1049" type="#_x0000_t202" style="position:absolute;margin-left:169.9pt;margin-top:-69.25pt;width:340.8pt;height:28.4pt;z-index:251681792;visibility:visible;mso-wrap-style:square;mso-width-percent:0;mso-height-percent:0;mso-wrap-distance-left:9pt;mso-wrap-distance-top:0;mso-wrap-distance-right:9pt;mso-wrap-distance-bottom:0;mso-position-horizontal:absolute;mso-position-horizontal-relative:text;mso-position-vertical:absolute;mso-position-vertical-relative:text;mso-width-percent:0;mso-height-percent:0;mso-width-relative:page;mso-height-relative:page;v-text-anchor:top" o:gfxdata="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" filled="f" stroked="f">
+            <v:shape w14:anchorId="7731553C" id="Text Box 103" o:spid="_x0000_s1049" type="#_x0000_t202" style="position:absolute;margin-left:169.9pt;margin-top:-69.25pt;width:340.8pt;height:28.4pt;z-index:251681792;visibility:visible;mso-wrap-style:square;mso-width-percent:0;mso-height-percent:0;mso-wrap-distance-left:9pt;mso-wrap-distance-top:0;mso-wrap-distance-right:9pt;mso-wrap-distance-bottom:0;mso-position-horizontal:absolute;mso-position-horizontal-relative:text;mso-position-vertical:absolute;mso-position-vertical-relative:text;mso-width-percent:0;mso-height-percent:0;mso-width-relative:page;mso-height-relative:page;v-text-anchor:top" o:gfxdata="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" filled="f" stroked="f">
               <v:path arrowok="t"/>
               <v:textbox inset="0,0,0,0">
                 <w:txbxContent>
@@ -11345,7 +6621,21 @@
                         <w:sz w:val="28"/>
                         <w:szCs w:val="28"/>
                       </w:rPr>
-                      <w:t>25.</w:t>
+                      <w:t>2</w:t>
+                    </w:r>
+                    <w:r>
+                      <w:rPr>
+                        <w:sz w:val="28"/>
+                        <w:szCs w:val="28"/>
+                      </w:rPr>
+                      <w:t>6</w:t>
+                    </w:r>
+                    <w:r>
+                      <w:rPr>
+                        <w:sz w:val="28"/>
+                        <w:szCs w:val="28"/>
+                      </w:rPr>
+                      <w:t>.</w:t>
                     </w:r>
                     <w:r>
                       <w:rPr>
@@ -11379,7 +6669,7 @@
       <mc:AlternateContent>
         <mc:Choice Requires="wps">
           <w:drawing>
-            <wp:anchor distT="0" distB="0" distL="114300" distR="114300" simplePos="0" relativeHeight="251663360" behindDoc="0" locked="0" layoutInCell="1" allowOverlap="1" wp14:anchorId="3A9FDDBA">
+            <wp:anchor distT="0" distB="0" distL="114300" distR="114300" simplePos="0" relativeHeight="251663360" behindDoc="0" locked="0" layoutInCell="1" allowOverlap="1" wp14:anchorId="3A9FDDBA" wp14:editId="5162E7D8">
               <wp:simplePos x="0" y="0"/>
               <wp:positionH relativeFrom="column">
                 <wp:posOffset>4668520</wp:posOffset>
@@ -11471,7 +6761,7 @@
         </mc:Choice>
         <mc:Fallback>
           <w:pict>
-            <v:shape w14:anchorId="3A9FDDBA" id="Text Box 38" o:spid="_x0000_s1050" type="#_x0000_t202" style="position:absolute;margin-left:367.6pt;margin-top:-40.05pt;width:42.8pt;height:12.8pt;z-index:251663360;visibility:visible;mso-wrap-style:square;mso-width-percent:0;mso-height-percent:0;mso-wrap-distance-left:9pt;mso-wrap-distance-top:0;mso-wrap-distance-right:9pt;mso-wrap-distance-bottom:0;mso-position-horizontal:absolute;mso-position-horizontal-relative:text;mso-position-vertical:absolute;mso-position-vertical-relative:text;mso-width-percent:0;mso-height-percent:0;mso-width-relative:page;mso-height-relative:page;v-text-anchor:top" o:gfxdata="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" filled="f" stroked="f">
+            <v:shape w14:anchorId="3A9FDDBA" id="Text Box 38" o:spid="_x0000_s1050" type="#_x0000_t202" style="position:absolute;margin-left:367.6pt;margin-top:-40.05pt;width:42.8pt;height:12.8pt;z-index:251663360;visibility:visible;mso-wrap-style:square;mso-width-percent:0;mso-height-percent:0;mso-wrap-distance-left:9pt;mso-wrap-distance-top:0;mso-wrap-distance-right:9pt;mso-wrap-distance-bottom:0;mso-position-horizontal:absolute;mso-position-horizontal-relative:text;mso-position-vertical:absolute;mso-position-vertical-relative:text;mso-width-percent:0;mso-height-percent:0;mso-width-relative:page;mso-height-relative:page;v-text-anchor:top" o:gfxdata="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" filled="f" stroked="f">
               <v:path arrowok="t"/>
               <v:textbox inset="0,0,0,0">
                 <w:txbxContent>
@@ -11507,7 +6797,7 @@
       <mc:AlternateContent>
         <mc:Choice Requires="wps">
           <w:drawing>
-            <wp:anchor distT="0" distB="0" distL="114300" distR="114300" simplePos="0" relativeHeight="251664384" behindDoc="0" locked="0" layoutInCell="1" allowOverlap="1" wp14:anchorId="2209F706">
+            <wp:anchor distT="0" distB="0" distL="114300" distR="114300" simplePos="0" relativeHeight="251664384" behindDoc="0" locked="0" layoutInCell="1" allowOverlap="1" wp14:anchorId="2209F706" wp14:editId="5A652DDF">
               <wp:simplePos x="0" y="0"/>
               <wp:positionH relativeFrom="column">
                 <wp:posOffset>5230495</wp:posOffset>
@@ -11599,7 +6889,7 @@
         </mc:Choice>
         <mc:Fallback>
           <w:pict>
-            <v:shape w14:anchorId="2209F706" id="Text Box 40" o:spid="_x0000_s1051" type="#_x0000_t202" style="position:absolute;margin-left:411.85pt;margin-top:-40.3pt;width:41.35pt;height:13pt;z-index:251664384;visibility:visible;mso-wrap-style:square;mso-width-percent:0;mso-height-percent:0;mso-wrap-distance-left:9pt;mso-wrap-distance-top:0;mso-wrap-distance-right:9pt;mso-wrap-distance-bottom:0;mso-position-horizontal:absolute;mso-position-horizontal-relative:text;mso-position-vertical:absolute;mso-position-vertical-relative:text;mso-width-percent:0;mso-height-percent:0;mso-width-relative:page;mso-height-relative:page;v-text-anchor:top" o:gfxdata="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" filled="f" stroked="f">
+            <v:shape w14:anchorId="2209F706" id="Text Box 40" o:spid="_x0000_s1051" type="#_x0000_t202" style="position:absolute;margin-left:411.85pt;margin-top:-40.3pt;width:41.35pt;height:13pt;z-index:251664384;visibility:visible;mso-wrap-style:square;mso-width-percent:0;mso-height-percent:0;mso-wrap-distance-left:9pt;mso-wrap-distance-top:0;mso-wrap-distance-right:9pt;mso-wrap-distance-bottom:0;mso-position-horizontal:absolute;mso-position-horizontal-relative:text;mso-position-vertical:absolute;mso-position-vertical-relative:text;mso-width-percent:0;mso-height-percent:0;mso-width-relative:page;mso-height-relative:page;v-text-anchor:top" o:gfxdata="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" filled="f" stroked="f">
               <v:path arrowok="t"/>
               <v:textbox inset="0,0,0,0">
                 <w:txbxContent>
@@ -11635,7 +6925,7 @@
       <mc:AlternateContent>
         <mc:Choice Requires="wps">
           <w:drawing>
-            <wp:anchor distT="0" distB="0" distL="114300" distR="114300" simplePos="0" relativeHeight="251665408" behindDoc="0" locked="0" layoutInCell="1" allowOverlap="1" wp14:anchorId="73565B79">
+            <wp:anchor distT="0" distB="0" distL="114300" distR="114300" simplePos="0" relativeHeight="251665408" behindDoc="0" locked="0" layoutInCell="1" allowOverlap="1" wp14:anchorId="73565B79" wp14:editId="769DAD22">
               <wp:simplePos x="0" y="0"/>
               <wp:positionH relativeFrom="column">
                 <wp:posOffset>5775325</wp:posOffset>
@@ -11727,7 +7017,7 @@
         </mc:Choice>
         <mc:Fallback>
           <w:pict>
-            <v:shape w14:anchorId="73565B79" id="Text Box 41" o:spid="_x0000_s1052" type="#_x0000_t202" style="position:absolute;margin-left:454.75pt;margin-top:-39.95pt;width:54.8pt;height:12.4pt;z-index:251665408;visibility:visible;mso-wrap-style:square;mso-width-percent:0;mso-height-percent:0;mso-wrap-distance-left:9pt;mso-wrap-distance-top:0;mso-wrap-distance-right:9pt;mso-wrap-distance-bottom:0;mso-position-horizontal:absolute;mso-position-horizontal-relative:text;mso-position-vertical:absolute;mso-position-vertical-relative:text;mso-width-percent:0;mso-height-percent:0;mso-width-relative:page;mso-height-relative:page;v-text-anchor:top" o:gfxdata="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" filled="f" stroked="f">
+            <v:shape w14:anchorId="73565B79" id="Text Box 41" o:spid="_x0000_s1052" type="#_x0000_t202" style="position:absolute;margin-left:454.75pt;margin-top:-39.95pt;width:54.8pt;height:12.4pt;z-index:251665408;visibility:visible;mso-wrap-style:square;mso-width-percent:0;mso-height-percent:0;mso-wrap-distance-left:9pt;mso-wrap-distance-top:0;mso-wrap-distance-right:9pt;mso-wrap-distance-bottom:0;mso-position-horizontal:absolute;mso-position-horizontal-relative:text;mso-position-vertical:absolute;mso-position-vertical-relative:text;mso-width-percent:0;mso-height-percent:0;mso-width-relative:page;mso-height-relative:page;v-text-anchor:top" o:gfxdata="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" filled="f" stroked="f">
               <v:path arrowok="t"/>
               <v:textbox inset="0,0,0,0">
                 <w:txbxContent>
@@ -11763,7 +7053,7 @@
       <mc:AlternateContent>
         <mc:Choice Requires="wps">
           <w:drawing>
-            <wp:anchor distT="0" distB="0" distL="114300" distR="114300" simplePos="0" relativeHeight="251662336" behindDoc="0" locked="0" layoutInCell="1" allowOverlap="1" wp14:anchorId="530016EF">
+            <wp:anchor distT="0" distB="0" distL="114300" distR="114300" simplePos="0" relativeHeight="251662336" behindDoc="0" locked="0" layoutInCell="1" allowOverlap="1" wp14:anchorId="530016EF" wp14:editId="1A07EB7D">
               <wp:simplePos x="0" y="0"/>
               <wp:positionH relativeFrom="column">
                 <wp:posOffset>4700270</wp:posOffset>
@@ -11830,8 +7120,17 @@
                               <w:sz w:val="28"/>
                               <w:szCs w:val="28"/>
                             </w:rPr>
-                            <w:t>Гродненский ГКТТиД</w:t>
+                            <w:t xml:space="preserve">Гродненский </w:t>
                           </w:r>
+                          <w:proofErr w:type="spellStart"/>
+                          <w:r>
+                            <w:rPr>
+                              <w:sz w:val="28"/>
+                              <w:szCs w:val="28"/>
+                            </w:rPr>
+                            <w:t>ГКТТиД</w:t>
+                          </w:r>
+                          <w:proofErr w:type="spellEnd"/>
                         </w:p>
                       </w:txbxContent>
                     </wps:txbx>
@@ -11852,7 +7151,7 @@
         </mc:Choice>
         <mc:Fallback>
           <w:pict>
-            <v:shape w14:anchorId="530016EF" id="Text Box 37" o:spid="_x0000_s1053" type="#_x0000_t202" style="position:absolute;margin-left:370.1pt;margin-top:1.4pt;width:142pt;height:28.4pt;z-index:251662336;visibility:visible;mso-wrap-style:square;mso-width-percent:0;mso-height-percent:0;mso-wrap-distance-left:9pt;mso-wrap-distance-top:0;mso-wrap-distance-right:9pt;mso-wrap-distance-bottom:0;mso-position-horizontal:absolute;mso-position-horizontal-relative:text;mso-position-vertical:absolute;mso-position-vertical-relative:text;mso-width-percent:0;mso-height-percent:0;mso-width-relative:page;mso-height-relative:page;v-text-anchor:top" o:gfxdata="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" filled="f" stroked="f">
+            <v:shape w14:anchorId="530016EF" id="Text Box 37" o:spid="_x0000_s1053" type="#_x0000_t202" style="position:absolute;margin-left:370.1pt;margin-top:1.4pt;width:142pt;height:28.4pt;z-index:251662336;visibility:visible;mso-wrap-style:square;mso-width-percent:0;mso-height-percent:0;mso-wrap-distance-left:9pt;mso-wrap-distance-top:0;mso-wrap-distance-right:9pt;mso-wrap-distance-bottom:0;mso-position-horizontal:absolute;mso-position-horizontal-relative:text;mso-position-vertical:absolute;mso-position-vertical-relative:text;mso-width-percent:0;mso-height-percent:0;mso-width-relative:page;mso-height-relative:page;v-text-anchor:top" o:gfxdata="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" filled="f" stroked="f">
               <v:path arrowok="t"/>
               <v:textbox inset="0,0,0,0">
                 <w:txbxContent>
@@ -11868,8 +7167,17 @@
                         <w:sz w:val="28"/>
                         <w:szCs w:val="28"/>
                       </w:rPr>
-                      <w:t>Гродненский ГКТТиД</w:t>
+                      <w:t xml:space="preserve">Гродненский </w:t>
                     </w:r>
+                    <w:proofErr w:type="spellStart"/>
+                    <w:r>
+                      <w:rPr>
+                        <w:sz w:val="28"/>
+                        <w:szCs w:val="28"/>
+                      </w:rPr>
+                      <w:t>ГКТТиД</w:t>
+                    </w:r>
+                    <w:proofErr w:type="spellEnd"/>
                   </w:p>
                 </w:txbxContent>
               </v:textbox>
@@ -11885,7 +7193,7 @@
       <mc:AlternateContent>
         <mc:Choice Requires="wps">
           <w:drawing>
-            <wp:anchor distT="0" distB="0" distL="114300" distR="114300" simplePos="0" relativeHeight="251667456" behindDoc="0" locked="0" layoutInCell="1" allowOverlap="1" wp14:anchorId="457CB0E8">
+            <wp:anchor distT="0" distB="0" distL="114300" distR="114300" simplePos="0" relativeHeight="251667456" behindDoc="0" locked="0" layoutInCell="1" allowOverlap="1" wp14:anchorId="457CB0E8" wp14:editId="3CE1D0E2">
               <wp:simplePos x="0" y="0"/>
               <wp:positionH relativeFrom="column">
                 <wp:posOffset>-183515</wp:posOffset>
@@ -11987,7 +7295,7 @@
         </mc:Choice>
         <mc:Fallback>
           <w:pict>
-            <v:shape w14:anchorId="457CB0E8" id="Text Box 46" o:spid="_x0000_s1054" type="#_x0000_t202" style="position:absolute;margin-left:-14.45pt;margin-top:-54.15pt;width:28.4pt;height:12.2pt;z-index:251667456;visibility:visible;mso-wrap-style:square;mso-width-percent:0;mso-height-percent:0;mso-wrap-distance-left:9pt;mso-wrap-distance-top:0;mso-wrap-distance-right:9pt;mso-wrap-distance-bottom:0;mso-position-horizontal:absolute;mso-position-horizontal-relative:text;mso-position-vertical:absolute;mso-position-vertical-relative:text;mso-width-percent:0;mso-height-percent:0;mso-width-relative:page;mso-height-relative:page;v-text-anchor:top" o:gfxdata="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" filled="f" stroked="f">
+            <v:shape w14:anchorId="457CB0E8" id="Text Box 46" o:spid="_x0000_s1054" type="#_x0000_t202" style="position:absolute;margin-left:-14.45pt;margin-top:-54.15pt;width:28.4pt;height:12.2pt;z-index:251667456;visibility:visible;mso-wrap-style:square;mso-width-percent:0;mso-height-percent:0;mso-wrap-distance-left:9pt;mso-wrap-distance-top:0;mso-wrap-distance-right:9pt;mso-wrap-distance-bottom:0;mso-position-horizontal:absolute;mso-position-horizontal-relative:text;mso-position-vertical:absolute;mso-position-vertical-relative:text;mso-width-percent:0;mso-height-percent:0;mso-width-relative:page;mso-height-relative:page;v-text-anchor:top" o:gfxdata="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" filled="f" stroked="f">
               <v:path arrowok="t"/>
               <v:textbox inset="0,0,0,0">
                 <w:txbxContent>
@@ -12033,7 +7341,7 @@
       <mc:AlternateContent>
         <mc:Choice Requires="wps">
           <w:drawing>
-            <wp:anchor distT="0" distB="0" distL="114300" distR="114300" simplePos="0" relativeHeight="251669504" behindDoc="0" locked="0" layoutInCell="1" allowOverlap="1" wp14:anchorId="5B9B8534">
+            <wp:anchor distT="0" distB="0" distL="114300" distR="114300" simplePos="0" relativeHeight="251669504" behindDoc="0" locked="0" layoutInCell="1" allowOverlap="1" wp14:anchorId="5B9B8534" wp14:editId="3E1749F7">
               <wp:simplePos x="0" y="0"/>
               <wp:positionH relativeFrom="column">
                 <wp:posOffset>1270000</wp:posOffset>
@@ -12135,7 +7443,7 @@
         </mc:Choice>
         <mc:Fallback>
           <w:pict>
-            <v:shape w14:anchorId="5B9B8534" id="Text Box 48" o:spid="_x0000_s1055" type="#_x0000_t202" style="position:absolute;margin-left:100pt;margin-top:-54.5pt;width:40.55pt;height:12.9pt;z-index:251669504;visibility:visible;mso-wrap-style:square;mso-width-percent:0;mso-height-percent:0;mso-wrap-distance-left:9pt;mso-wrap-distance-top:0;mso-wrap-distance-right:9pt;mso-wrap-distance-bottom:0;mso-position-horizontal:absolute;mso-position-horizontal-relative:text;mso-position-vertical:absolute;mso-position-vertical-relative:text;mso-width-percent:0;mso-height-percent:0;mso-width-relative:page;mso-height-relative:page;v-text-anchor:top" o:gfxdata="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" filled="f" stroked="f">
+            <v:shape w14:anchorId="5B9B8534" id="Text Box 48" o:spid="_x0000_s1055" type="#_x0000_t202" style="position:absolute;margin-left:100pt;margin-top:-54.5pt;width:40.55pt;height:12.9pt;z-index:251669504;visibility:visible;mso-wrap-style:square;mso-width-percent:0;mso-height-percent:0;mso-wrap-distance-left:9pt;mso-wrap-distance-top:0;mso-wrap-distance-right:9pt;mso-wrap-distance-bottom:0;mso-position-horizontal:absolute;mso-position-horizontal-relative:text;mso-position-vertical:absolute;mso-position-vertical-relative:text;mso-width-percent:0;mso-height-percent:0;mso-width-relative:page;mso-height-relative:page;v-text-anchor:top" o:gfxdata="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" filled="f" stroked="f">
               <v:path arrowok="t"/>
               <v:textbox inset="0,0,0,0">
                 <w:txbxContent>
@@ -12181,7 +7489,7 @@
       <mc:AlternateContent>
         <mc:Choice Requires="wps">
           <w:drawing>
-            <wp:anchor distT="0" distB="0" distL="114300" distR="114300" simplePos="0" relativeHeight="251670528" behindDoc="0" locked="0" layoutInCell="1" allowOverlap="1" wp14:anchorId="7851FC52">
+            <wp:anchor distT="0" distB="0" distL="114300" distR="114300" simplePos="0" relativeHeight="251670528" behindDoc="0" locked="0" layoutInCell="1" allowOverlap="1" wp14:anchorId="7851FC52" wp14:editId="1E7D56BC">
               <wp:simplePos x="0" y="0"/>
               <wp:positionH relativeFrom="column">
                 <wp:posOffset>1804035</wp:posOffset>
@@ -12273,7 +7581,7 @@
         </mc:Choice>
         <mc:Fallback>
           <w:pict>
-            <v:shape w14:anchorId="7851FC52" id="Text Box 49" o:spid="_x0000_s1056" type="#_x0000_t202" style="position:absolute;margin-left:142.05pt;margin-top:-54.15pt;width:28.4pt;height:12.6pt;z-index:251670528;visibility:visible;mso-wrap-style:square;mso-width-percent:0;mso-height-percent:0;mso-wrap-distance-left:9pt;mso-wrap-distance-top:0;mso-wrap-distance-right:9pt;mso-wrap-distance-bottom:0;mso-position-horizontal:absolute;mso-position-horizontal-relative:text;mso-position-vertical:absolute;mso-position-vertical-relative:text;mso-width-percent:0;mso-height-percent:0;mso-width-relative:page;mso-height-relative:page;v-text-anchor:top" o:gfxdata="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" filled="f" stroked="f">
+            <v:shape w14:anchorId="7851FC52" id="Text Box 49" o:spid="_x0000_s1056" type="#_x0000_t202" style="position:absolute;margin-left:142.05pt;margin-top:-54.15pt;width:28.4pt;height:12.6pt;z-index:251670528;visibility:visible;mso-wrap-style:square;mso-width-percent:0;mso-height-percent:0;mso-wrap-distance-left:9pt;mso-wrap-distance-top:0;mso-wrap-distance-right:9pt;mso-wrap-distance-bottom:0;mso-position-horizontal:absolute;mso-position-horizontal-relative:text;mso-position-vertical:absolute;mso-position-vertical-relative:text;mso-width-percent:0;mso-height-percent:0;mso-width-relative:page;mso-height-relative:page;v-text-anchor:top" o:gfxdata="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" filled="f" stroked="f">
               <v:path arrowok="t"/>
               <v:textbox inset="0,0,0,0">
                 <w:txbxContent>
@@ -12309,7 +7617,7 @@
       <mc:AlternateContent>
         <mc:Choice Requires="wps">
           <w:drawing>
-            <wp:anchor distT="4294967295" distB="4294967295" distL="114300" distR="114300" simplePos="0" relativeHeight="251676672" behindDoc="0" locked="0" layoutInCell="1" allowOverlap="1" wp14:anchorId="7C49CD39">
+            <wp:anchor distT="4294967295" distB="4294967295" distL="114300" distR="114300" simplePos="0" relativeHeight="251676672" behindDoc="0" locked="0" layoutInCell="1" allowOverlap="1" wp14:anchorId="7C49CD39" wp14:editId="49752125">
               <wp:simplePos x="0" y="0"/>
               <wp:positionH relativeFrom="page">
                 <wp:posOffset>720090</wp:posOffset>
@@ -12370,7 +7678,7 @@
         </mc:Choice>
         <mc:Fallback>
           <w:pict>
-            <v:line w14:anchorId="2AD8FC43" id="Line 82" o:spid="_x0000_s1026" style="position:absolute;z-index:251676672;visibility:visible;mso-wrap-style:square;mso-width-percent:0;mso-height-percent:0;mso-wrap-distance-left:9pt;mso-wrap-distance-top:.mm;mso-wrap-distance-right:9pt;mso-wrap-distance-bottom:.mm;mso-position-horizontal:absolute;mso-position-horizontal-relative:page;mso-position-vertical:absolute;mso-position-vertical-relative:page;mso-width-percent:0;mso-height-percent:0;mso-width-relative:page;mso-height-relative:page" from="56.7pt,781.85pt" to="240.95pt,781.85pt" o:gfxdata="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">
+            <v:line w14:anchorId="2AD8FC43" id="Line 82" o:spid="_x0000_s1026" style="position:absolute;z-index:251676672;visibility:visible;mso-wrap-style:square;mso-width-percent:0;mso-height-percent:0;mso-wrap-distance-left:9pt;mso-wrap-distance-top:.mm;mso-wrap-distance-right:9pt;mso-wrap-distance-bottom:.mm;mso-position-horizontal:absolute;mso-position-horizontal-relative:page;mso-position-vertical:absolute;mso-position-vertical-relative:page;mso-width-percent:0;mso-height-percent:0;mso-width-relative:page;mso-height-relative:page" from="56.7pt,781.85pt" to="240.95pt,781.85pt" o:gfxdata="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">
               <o:lock v:ext="edit" shapetype="f"/>
               <w10:wrap anchorx="page" anchory="page"/>
             </v:line>
@@ -12385,7 +7693,7 @@
       <mc:AlternateContent>
         <mc:Choice Requires="wps">
           <w:drawing>
-            <wp:anchor distT="4294967295" distB="4294967295" distL="114300" distR="114300" simplePos="0" relativeHeight="251675648" behindDoc="0" locked="0" layoutInCell="1" allowOverlap="1" wp14:anchorId="3652F23A">
+            <wp:anchor distT="4294967295" distB="4294967295" distL="114300" distR="114300" simplePos="0" relativeHeight="251675648" behindDoc="0" locked="0" layoutInCell="1" allowOverlap="1" wp14:anchorId="3652F23A" wp14:editId="2D8560C9">
               <wp:simplePos x="0" y="0"/>
               <wp:positionH relativeFrom="page">
                 <wp:posOffset>5579745</wp:posOffset>
@@ -12446,7 +7754,7 @@
         </mc:Choice>
         <mc:Fallback>
           <w:pict>
-            <v:line w14:anchorId="4B2D2703" id="Line 77" o:spid="_x0000_s1026" style="position:absolute;z-index:251675648;visibility:visible;mso-wrap-style:square;mso-width-percent:0;mso-height-percent:0;mso-wrap-distance-left:9pt;mso-wrap-distance-top:.mm;mso-wrap-distance-right:9pt;mso-wrap-distance-bottom:.mm;mso-position-horizontal:absolute;mso-position-horizontal-relative:page;mso-position-vertical:absolute;mso-position-vertical-relative:page;mso-width-percent:0;mso-height-percent:0;mso-width-relative:page;mso-height-relative:page" from="439.35pt,781.85pt" to="581.1pt,781.85pt" o:gfxdata="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" strokeweight="1.5pt">
+            <v:line w14:anchorId="4B2D2703" id="Line 77" o:spid="_x0000_s1026" style="position:absolute;z-index:251675648;visibility:visible;mso-wrap-style:square;mso-width-percent:0;mso-height-percent:0;mso-wrap-distance-left:9pt;mso-wrap-distance-top:.mm;mso-wrap-distance-right:9pt;mso-wrap-distance-bottom:.mm;mso-position-horizontal:absolute;mso-position-horizontal-relative:page;mso-position-vertical:absolute;mso-position-vertical-relative:page;mso-width-percent:0;mso-height-percent:0;mso-width-relative:page;mso-height-relative:page" from="439.35pt,781.85pt" to="581.1pt,781.85pt" o:gfxdata="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" strokeweight="1.5pt">
               <o:lock v:ext="edit" shapetype="f"/>
               <w10:wrap anchorx="page" anchory="page"/>
             </v:line>
@@ -12461,7 +7769,7 @@
       <mc:AlternateContent>
         <mc:Choice Requires="wps">
           <w:drawing>
-            <wp:anchor distT="0" distB="0" distL="114300" distR="114300" simplePos="0" relativeHeight="251661312" behindDoc="0" locked="0" layoutInCell="1" allowOverlap="1" wp14:anchorId="272371EA">
+            <wp:anchor distT="0" distB="0" distL="114300" distR="114300" simplePos="0" relativeHeight="251661312" behindDoc="0" locked="0" layoutInCell="1" allowOverlap="1" wp14:anchorId="272371EA" wp14:editId="70DEB869">
               <wp:simplePos x="0" y="0"/>
               <wp:positionH relativeFrom="column">
                 <wp:posOffset>2101215</wp:posOffset>
@@ -12542,7 +7850,7 @@
         </mc:Choice>
         <mc:Fallback>
           <w:pict>
-            <v:shape w14:anchorId="272371EA" id="Text Box 34" o:spid="_x0000_s1057" type="#_x0000_t202" style="position:absolute;margin-left:165.45pt;margin-top:-85.1pt;width:321.65pt;height:11.5pt;z-index:251661312;visibility:visible;mso-wrap-style:square;mso-width-percent:0;mso-height-percent:0;mso-wrap-distance-left:9pt;mso-wrap-distance-top:0;mso-wrap-distance-right:9pt;mso-wrap-distance-bottom:0;mso-position-horizontal:absolute;mso-position-horizontal-relative:text;mso-position-vertical:absolute;mso-position-vertical-relative:text;mso-width-percent:0;mso-height-percent:0;mso-width-relative:page;mso-height-relative:page;v-text-anchor:top" o:gfxdata="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" filled="f" stroked="f">
+            <v:shape w14:anchorId="272371EA" id="Text Box 34" o:spid="_x0000_s1057" type="#_x0000_t202" style="position:absolute;margin-left:165.45pt;margin-top:-85.1pt;width:321.65pt;height:11.5pt;z-index:251661312;visibility:visible;mso-wrap-style:square;mso-width-percent:0;mso-height-percent:0;mso-wrap-distance-left:9pt;mso-wrap-distance-top:0;mso-wrap-distance-right:9pt;mso-wrap-distance-bottom:0;mso-position-horizontal:absolute;mso-position-horizontal-relative:text;mso-position-vertical:absolute;mso-position-vertical-relative:text;mso-width-percent:0;mso-height-percent:0;mso-width-relative:page;mso-height-relative:page;v-text-anchor:top" o:gfxdata="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" filled="f" stroked="f">
               <v:path arrowok="t"/>
               <v:textbox style="mso-fit-shape-to-text:t" inset="0,0,0,0">
                 <w:txbxContent>
@@ -12567,7 +7875,7 @@
       <mc:AlternateContent>
         <mc:Choice Requires="wps">
           <w:drawing>
-            <wp:anchor distT="4294967295" distB="4294967295" distL="114300" distR="114300" simplePos="0" relativeHeight="251660288" behindDoc="0" locked="0" layoutInCell="1" allowOverlap="1" wp14:anchorId="15D5E57E">
+            <wp:anchor distT="4294967295" distB="4294967295" distL="114300" distR="114300" simplePos="0" relativeHeight="251660288" behindDoc="0" locked="0" layoutInCell="1" allowOverlap="1" wp14:anchorId="15D5E57E" wp14:editId="2B559998">
               <wp:simplePos x="0" y="0"/>
               <wp:positionH relativeFrom="page">
                 <wp:posOffset>5578475</wp:posOffset>
@@ -12628,7 +7936,7 @@
         </mc:Choice>
         <mc:Fallback>
           <w:pict>
-            <v:line w14:anchorId="5EA3E77A" id="Line 28" o:spid="_x0000_s1026" style="position:absolute;z-index:251660288;visibility:visible;mso-wrap-style:square;mso-width-percent:0;mso-height-percent:0;mso-wrap-distance-left:9pt;mso-wrap-distance-top:.mm;mso-wrap-distance-right:9pt;mso-wrap-distance-bottom:.mm;mso-position-horizontal:absolute;mso-position-horizontal-relative:page;mso-position-vertical:absolute;mso-position-vertical-relative:page;mso-width-percent:0;mso-height-percent:0;mso-width-relative:page;mso-height-relative:page" from="439.25pt,767.7pt" to="581pt,767.7pt" o:gfxdata="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" strokeweight="1.5pt">
+            <v:line w14:anchorId="5EA3E77A" id="Line 28" o:spid="_x0000_s1026" style="position:absolute;z-index:251660288;visibility:visible;mso-wrap-style:square;mso-width-percent:0;mso-height-percent:0;mso-wrap-distance-left:9pt;mso-wrap-distance-top:.mm;mso-wrap-distance-right:9pt;mso-wrap-distance-bottom:.mm;mso-position-horizontal:absolute;mso-position-horizontal-relative:page;mso-position-vertical:absolute;mso-position-vertical-relative:page;mso-width-percent:0;mso-height-percent:0;mso-width-relative:page;mso-height-relative:page" from="439.25pt,767.7pt" to="581pt,767.7pt" o:gfxdata="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" strokeweight="1.5pt">
               <o:lock v:ext="edit" shapetype="f"/>
               <w10:wrap anchorx="page" anchory="page"/>
             </v:line>
@@ -12643,7 +7951,7 @@
       <mc:AlternateContent>
         <mc:Choice Requires="wps">
           <w:drawing>
-            <wp:anchor distT="0" distB="0" distL="114299" distR="114299" simplePos="0" relativeHeight="251659264" behindDoc="0" locked="0" layoutInCell="1" allowOverlap="1" wp14:anchorId="49D1D130">
+            <wp:anchor distT="0" distB="0" distL="114299" distR="114299" simplePos="0" relativeHeight="251659264" behindDoc="0" locked="0" layoutInCell="1" allowOverlap="1" wp14:anchorId="49D1D130" wp14:editId="0DF22308">
               <wp:simplePos x="0" y="0"/>
               <wp:positionH relativeFrom="page">
                 <wp:posOffset>6658609</wp:posOffset>
@@ -12704,7 +8012,7 @@
         </mc:Choice>
         <mc:Fallback>
           <w:pict>
-            <v:line w14:anchorId="0807B37E" id="Line 26" o:spid="_x0000_s1026" style="position:absolute;z-index:251659264;visibility:visible;mso-wrap-style:square;mso-width-percent:0;mso-height-percent:0;mso-wrap-distance-left:3.17497mm;mso-wrap-distance-top:0;mso-wrap-distance-right:3.17497mm;mso-wrap-distance-bottom:0;mso-position-horizontal:absolute;mso-position-horizontal-relative:page;mso-position-vertical:absolute;mso-position-vertical-relative:page;mso-width-percent:0;mso-height-percent:0;mso-width-relative:page;mso-height-relative:page" from="524.3pt,753.55pt" to="524.3pt,781.9pt" o:gfxdata="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" strokeweight="1.5pt">
+            <v:line w14:anchorId="0807B37E" id="Line 26" o:spid="_x0000_s1026" style="position:absolute;z-index:251659264;visibility:visible;mso-wrap-style:square;mso-width-percent:0;mso-height-percent:0;mso-wrap-distance-left:3.17497mm;mso-wrap-distance-top:0;mso-wrap-distance-right:3.17497mm;mso-wrap-distance-bottom:0;mso-position-horizontal:absolute;mso-position-horizontal-relative:page;mso-position-vertical:absolute;mso-position-vertical-relative:page;mso-width-percent:0;mso-height-percent:0;mso-width-relative:page;mso-height-relative:page" from="524.3pt,753.55pt" to="524.3pt,781.9pt" o:gfxdata="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" strokeweight="1.5pt">
               <o:lock v:ext="edit" shapetype="f"/>
               <w10:wrap anchorx="page" anchory="page"/>
             </v:line>
@@ -12719,7 +8027,7 @@
       <mc:AlternateContent>
         <mc:Choice Requires="wps">
           <w:drawing>
-            <wp:anchor distT="0" distB="0" distL="114299" distR="114299" simplePos="0" relativeHeight="251657216" behindDoc="0" locked="0" layoutInCell="1" allowOverlap="1" wp14:anchorId="1153040B">
+            <wp:anchor distT="0" distB="0" distL="114299" distR="114299" simplePos="0" relativeHeight="251657216" behindDoc="0" locked="0" layoutInCell="1" allowOverlap="1" wp14:anchorId="1153040B" wp14:editId="1D368FF9">
               <wp:simplePos x="0" y="0"/>
               <wp:positionH relativeFrom="page">
                 <wp:posOffset>5579744</wp:posOffset>
@@ -12780,7 +8088,7 @@
         </mc:Choice>
         <mc:Fallback>
           <w:pict>
-            <v:line w14:anchorId="7DA4F230" id="Line 24" o:spid="_x0000_s1026" style="position:absolute;z-index:251657216;visibility:visible;mso-wrap-style:square;mso-width-percent:0;mso-height-percent:0;mso-wrap-distance-left:3.17497mm;mso-wrap-distance-top:0;mso-wrap-distance-right:3.17497mm;mso-wrap-distance-bottom:0;mso-position-horizontal:absolute;mso-position-horizontal-relative:page;mso-position-vertical:absolute;mso-position-vertical-relative:page;mso-width-percent:0;mso-height-percent:0;mso-width-relative:page;mso-height-relative:page" from="439.35pt,753.5pt" to="439.35pt,824.35pt" o:gfxdata="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" strokeweight="1.5pt">
+            <v:line w14:anchorId="7DA4F230" id="Line 24" o:spid="_x0000_s1026" style="position:absolute;z-index:251657216;visibility:visible;mso-wrap-style:square;mso-width-percent:0;mso-height-percent:0;mso-wrap-distance-left:3.17497mm;mso-wrap-distance-top:0;mso-wrap-distance-right:3.17497mm;mso-wrap-distance-bottom:0;mso-position-horizontal:absolute;mso-position-horizontal-relative:page;mso-position-vertical:absolute;mso-position-vertical-relative:page;mso-width-percent:0;mso-height-percent:0;mso-width-relative:page;mso-height-relative:page" from="439.35pt,753.5pt" to="439.35pt,824.35pt" o:gfxdata="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" strokeweight="1.5pt">
               <o:lock v:ext="edit" shapetype="f"/>
               <w10:wrap anchorx="page" anchory="page"/>
             </v:line>
@@ -12795,7 +8103,7 @@
       <mc:AlternateContent>
         <mc:Choice Requires="wps">
           <w:drawing>
-            <wp:anchor distT="4294967295" distB="4294967295" distL="114300" distR="114300" simplePos="0" relativeHeight="251656192" behindDoc="0" locked="0" layoutInCell="1" allowOverlap="1" wp14:anchorId="38CED929">
+            <wp:anchor distT="4294967295" distB="4294967295" distL="114300" distR="114300" simplePos="0" relativeHeight="251656192" behindDoc="0" locked="0" layoutInCell="1" allowOverlap="1" wp14:anchorId="38CED929" wp14:editId="513E016C">
               <wp:simplePos x="0" y="0"/>
               <wp:positionH relativeFrom="page">
                 <wp:posOffset>720090</wp:posOffset>
@@ -12856,7 +8164,7 @@
         </mc:Choice>
         <mc:Fallback>
           <w:pict>
-            <v:line w14:anchorId="797D8B0C" id="Line 22" o:spid="_x0000_s1026" style="position:absolute;z-index:251656192;visibility:visible;mso-wrap-style:square;mso-width-percent:0;mso-height-percent:0;mso-wrap-distance-left:9pt;mso-wrap-distance-top:.mm;mso-wrap-distance-right:9pt;mso-wrap-distance-bottom:.mm;mso-position-horizontal:absolute;mso-position-horizontal-relative:page;mso-position-vertical:absolute;mso-position-vertical-relative:page;mso-width-percent:0;mso-height-percent:0;mso-width-relative:page;mso-height-relative:page" from="56.7pt,753.5pt" to="581pt,753.5pt" o:gfxdata="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" strokeweight="1.5pt">
+            <v:line w14:anchorId="797D8B0C" id="Line 22" o:spid="_x0000_s1026" style="position:absolute;z-index:251656192;visibility:visible;mso-wrap-style:square;mso-width-percent:0;mso-height-percent:0;mso-wrap-distance-left:9pt;mso-wrap-distance-top:.mm;mso-wrap-distance-right:9pt;mso-wrap-distance-bottom:.mm;mso-position-horizontal:absolute;mso-position-horizontal-relative:page;mso-position-vertical:absolute;mso-position-vertical-relative:page;mso-width-percent:0;mso-height-percent:0;mso-width-relative:page;mso-height-relative:page" from="56.7pt,753.5pt" to="581pt,753.5pt" o:gfxdata="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" strokeweight="1.5pt">
               <o:lock v:ext="edit" shapetype="f"/>
               <w10:wrap anchorx="page" anchory="page"/>
             </v:line>
@@ -12871,7 +8179,7 @@
       <mc:AlternateContent>
         <mc:Choice Requires="wps">
           <w:drawing>
-            <wp:anchor distT="0" distB="0" distL="114299" distR="114299" simplePos="0" relativeHeight="251655168" behindDoc="0" locked="0" layoutInCell="1" allowOverlap="1" wp14:anchorId="726DD874">
+            <wp:anchor distT="0" distB="0" distL="114299" distR="114299" simplePos="0" relativeHeight="251655168" behindDoc="0" locked="0" layoutInCell="1" allowOverlap="1" wp14:anchorId="726DD874" wp14:editId="52C96E64">
               <wp:simplePos x="0" y="0"/>
               <wp:positionH relativeFrom="page">
                 <wp:posOffset>2700654</wp:posOffset>
@@ -12932,7 +8240,7 @@
         </mc:Choice>
         <mc:Fallback>
           <w:pict>
-            <v:line w14:anchorId="639F1407" id="Line 21" o:spid="_x0000_s1026" style="position:absolute;z-index:251655168;visibility:visible;mso-wrap-style:square;mso-width-percent:0;mso-height-percent:0;mso-wrap-distance-left:3.17497mm;mso-wrap-distance-top:0;mso-wrap-distance-right:3.17497mm;mso-wrap-distance-bottom:0;mso-position-horizontal:absolute;mso-position-horizontal-relative:page;mso-position-vertical:absolute;mso-position-vertical-relative:page;mso-width-percent:0;mso-height-percent:0;mso-width-relative:page;mso-height-relative:page" from="212.65pt,711pt" to="212.65pt,824.4pt" o:gfxdata="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" strokeweight="1.5pt">
+            <v:line w14:anchorId="639F1407" id="Line 21" o:spid="_x0000_s1026" style="position:absolute;z-index:251655168;visibility:visible;mso-wrap-style:square;mso-width-percent:0;mso-height-percent:0;mso-wrap-distance-left:3.17497mm;mso-wrap-distance-top:0;mso-wrap-distance-right:3.17497mm;mso-wrap-distance-bottom:0;mso-position-horizontal:absolute;mso-position-horizontal-relative:page;mso-position-vertical:absolute;mso-position-vertical-relative:page;mso-width-percent:0;mso-height-percent:0;mso-width-relative:page;mso-height-relative:page" from="212.65pt,711pt" to="212.65pt,824.4pt" o:gfxdata="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" strokeweight="1.5pt">
               <o:lock v:ext="edit" shapetype="f"/>
               <w10:wrap anchorx="page" anchory="page"/>
             </v:line>
@@ -12947,7 +8255,7 @@
       <mc:AlternateContent>
         <mc:Choice Requires="wps">
           <w:drawing>
-            <wp:anchor distT="0" distB="0" distL="114299" distR="114299" simplePos="0" relativeHeight="251654144" behindDoc="0" locked="0" layoutInCell="1" allowOverlap="1" wp14:anchorId="7B15BCD1">
+            <wp:anchor distT="0" distB="0" distL="114299" distR="114299" simplePos="0" relativeHeight="251654144" behindDoc="0" locked="0" layoutInCell="1" allowOverlap="1" wp14:anchorId="7B15BCD1" wp14:editId="149CCA39">
               <wp:simplePos x="0" y="0"/>
               <wp:positionH relativeFrom="page">
                 <wp:posOffset>2159634</wp:posOffset>
@@ -13008,7 +8316,7 @@
         </mc:Choice>
         <mc:Fallback>
           <w:pict>
-            <v:line w14:anchorId="37594B6E" id="Line 20" o:spid="_x0000_s1026" style="position:absolute;z-index:251654144;visibility:visible;mso-wrap-style:square;mso-width-percent:0;mso-height-percent:0;mso-wrap-distance-left:3.17497mm;mso-wrap-distance-top:0;mso-wrap-distance-right:3.17497mm;mso-wrap-distance-bottom:0;mso-position-horizontal:absolute;mso-position-horizontal-relative:page;mso-position-vertical:absolute;mso-position-vertical-relative:page;mso-width-percent:0;mso-height-percent:0;mso-width-relative:page;mso-height-relative:page" from="170.05pt,711pt" to="170.05pt,824.4pt" o:gfxdata="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" strokeweight="1.5pt">
+            <v:line w14:anchorId="37594B6E" id="Line 20" o:spid="_x0000_s1026" style="position:absolute;z-index:251654144;visibility:visible;mso-wrap-style:square;mso-width-percent:0;mso-height-percent:0;mso-wrap-distance-left:3.17497mm;mso-wrap-distance-top:0;mso-wrap-distance-right:3.17497mm;mso-wrap-distance-bottom:0;mso-position-horizontal:absolute;mso-position-horizontal-relative:page;mso-position-vertical:absolute;mso-position-vertical-relative:page;mso-width-percent:0;mso-height-percent:0;mso-width-relative:page;mso-height-relative:page" from="170.05pt,711pt" to="170.05pt,824.4pt" o:gfxdata="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" strokeweight="1.5pt">
               <o:lock v:ext="edit" shapetype="f"/>
               <w10:wrap anchorx="page" anchory="page"/>
             </v:line>
@@ -13023,7 +8331,7 @@
       <mc:AlternateContent>
         <mc:Choice Requires="wps">
           <w:drawing>
-            <wp:anchor distT="4294967295" distB="4294967295" distL="114300" distR="114300" simplePos="0" relativeHeight="251651072" behindDoc="0" locked="0" layoutInCell="1" allowOverlap="1" wp14:anchorId="0BF9A6AC">
+            <wp:anchor distT="4294967295" distB="4294967295" distL="114300" distR="114300" simplePos="0" relativeHeight="251651072" behindDoc="0" locked="0" layoutInCell="1" allowOverlap="1" wp14:anchorId="0BF9A6AC" wp14:editId="5E06A2A7">
               <wp:simplePos x="0" y="0"/>
               <wp:positionH relativeFrom="page">
                 <wp:posOffset>720725</wp:posOffset>
@@ -13084,7 +8392,7 @@
         </mc:Choice>
         <mc:Fallback>
           <w:pict>
-            <v:line w14:anchorId="79E13762" id="Line 17" o:spid="_x0000_s1026" style="position:absolute;z-index:251651072;visibility:visible;mso-wrap-style:square;mso-width-percent:0;mso-height-percent:0;mso-wrap-distance-left:9pt;mso-wrap-distance-top:.mm;mso-wrap-distance-right:9pt;mso-wrap-distance-bottom:.mm;mso-position-horizontal:absolute;mso-position-horizontal-relative:page;mso-position-vertical:absolute;mso-position-vertical-relative:page;mso-width-percent:0;mso-height-percent:0;mso-width-relative:page;mso-height-relative:page" from="56.75pt,725.15pt" to="241pt,725.15pt" o:gfxdata="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">
+            <v:line w14:anchorId="79E13762" id="Line 17" o:spid="_x0000_s1026" style="position:absolute;z-index:251651072;visibility:visible;mso-wrap-style:square;mso-width-percent:0;mso-height-percent:0;mso-wrap-distance-left:9pt;mso-wrap-distance-top:.mm;mso-wrap-distance-right:9pt;mso-wrap-distance-bottom:.mm;mso-position-horizontal:absolute;mso-position-horizontal-relative:page;mso-position-vertical:absolute;mso-position-vertical-relative:page;mso-width-percent:0;mso-height-percent:0;mso-width-relative:page;mso-height-relative:page" from="56.75pt,725.15pt" to="241pt,725.15pt" o:gfxdata="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">
               <o:lock v:ext="edit" shapetype="f"/>
               <w10:wrap anchorx="page" anchory="page"/>
             </v:line>
@@ -13099,7 +8407,7 @@
       <mc:AlternateContent>
         <mc:Choice Requires="wps">
           <w:drawing>
-            <wp:anchor distT="4294967295" distB="4294967295" distL="114300" distR="114300" simplePos="0" relativeHeight="251650048" behindDoc="0" locked="0" layoutInCell="1" allowOverlap="1" wp14:anchorId="037BDAFF">
+            <wp:anchor distT="4294967295" distB="4294967295" distL="114300" distR="114300" simplePos="0" relativeHeight="251650048" behindDoc="0" locked="0" layoutInCell="1" allowOverlap="1" wp14:anchorId="037BDAFF" wp14:editId="3F9AD87B">
               <wp:simplePos x="0" y="0"/>
               <wp:positionH relativeFrom="page">
                 <wp:posOffset>720090</wp:posOffset>
@@ -13160,7 +8468,7 @@
         </mc:Choice>
         <mc:Fallback>
           <w:pict>
-            <v:line w14:anchorId="51DED0FE" id="Line 16" o:spid="_x0000_s1026" style="position:absolute;z-index:251650048;visibility:visible;mso-wrap-style:square;mso-width-percent:0;mso-height-percent:0;mso-wrap-distance-left:9pt;mso-wrap-distance-top:.mm;mso-wrap-distance-right:9pt;mso-wrap-distance-bottom:.mm;mso-position-horizontal:absolute;mso-position-horizontal-relative:page;mso-position-vertical:absolute;mso-position-vertical-relative:page;mso-width-percent:0;mso-height-percent:0;mso-width-relative:page;mso-height-relative:page" from="56.7pt,739.35pt" to="240.95pt,739.35pt" o:gfxdata="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" strokeweight="1.5pt">
+            <v:line w14:anchorId="51DED0FE" id="Line 16" o:spid="_x0000_s1026" style="position:absolute;z-index:251650048;visibility:visible;mso-wrap-style:square;mso-width-percent:0;mso-height-percent:0;mso-wrap-distance-left:9pt;mso-wrap-distance-top:.mm;mso-wrap-distance-right:9pt;mso-wrap-distance-bottom:.mm;mso-position-horizontal:absolute;mso-position-horizontal-relative:page;mso-position-vertical:absolute;mso-position-vertical-relative:page;mso-width-percent:0;mso-height-percent:0;mso-width-relative:page;mso-height-relative:page" from="56.7pt,739.35pt" to="240.95pt,739.35pt" o:gfxdata="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" strokeweight="1.5pt">
               <o:lock v:ext="edit" shapetype="f"/>
               <w10:wrap anchorx="page" anchory="page"/>
             </v:line>
@@ -13175,7 +8483,7 @@
       <mc:AlternateContent>
         <mc:Choice Requires="wps">
           <w:drawing>
-            <wp:anchor distT="4294967295" distB="4294967295" distL="114300" distR="114300" simplePos="0" relativeHeight="251649024" behindDoc="0" locked="0" layoutInCell="1" allowOverlap="1" wp14:anchorId="418D1931">
+            <wp:anchor distT="4294967295" distB="4294967295" distL="114300" distR="114300" simplePos="0" relativeHeight="251649024" behindDoc="0" locked="0" layoutInCell="1" allowOverlap="1" wp14:anchorId="418D1931" wp14:editId="326FAB2B">
               <wp:simplePos x="0" y="0"/>
               <wp:positionH relativeFrom="page">
                 <wp:posOffset>720725</wp:posOffset>
@@ -13236,7 +8544,7 @@
         </mc:Choice>
         <mc:Fallback>
           <w:pict>
-            <v:line w14:anchorId="1B369B02" id="Line 14" o:spid="_x0000_s1026" style="position:absolute;z-index:251649024;visibility:visible;mso-wrap-style:square;mso-width-percent:0;mso-height-percent:0;mso-wrap-distance-left:9pt;mso-wrap-distance-top:.mm;mso-wrap-distance-right:9pt;mso-wrap-distance-bottom:.mm;mso-position-horizontal:absolute;mso-position-horizontal-relative:page;mso-position-vertical:absolute;mso-position-vertical-relative:page;mso-width-percent:0;mso-height-percent:0;mso-width-relative:page;mso-height-relative:page" from="56.75pt,767.7pt" to="241pt,767.7pt" o:gfxdata="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">
+            <v:line w14:anchorId="1B369B02" id="Line 14" o:spid="_x0000_s1026" style="position:absolute;z-index:251649024;visibility:visible;mso-wrap-style:square;mso-width-percent:0;mso-height-percent:0;mso-wrap-distance-left:9pt;mso-wrap-distance-top:.mm;mso-wrap-distance-right:9pt;mso-wrap-distance-bottom:.mm;mso-position-horizontal:absolute;mso-position-horizontal-relative:page;mso-position-vertical:absolute;mso-position-vertical-relative:page;mso-width-percent:0;mso-height-percent:0;mso-width-relative:page;mso-height-relative:page" from="56.75pt,767.7pt" to="241pt,767.7pt" o:gfxdata="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">
               <o:lock v:ext="edit" shapetype="f"/>
               <w10:wrap anchorx="page" anchory="page"/>
             </v:line>
@@ -13251,7 +8559,7 @@
       <mc:AlternateContent>
         <mc:Choice Requires="wps">
           <w:drawing>
-            <wp:anchor distT="4294967295" distB="4294967295" distL="114300" distR="114300" simplePos="0" relativeHeight="251648000" behindDoc="0" locked="0" layoutInCell="1" allowOverlap="1" wp14:anchorId="5D0C3B40">
+            <wp:anchor distT="4294967295" distB="4294967295" distL="114300" distR="114300" simplePos="0" relativeHeight="251648000" behindDoc="0" locked="0" layoutInCell="1" allowOverlap="1" wp14:anchorId="5D0C3B40" wp14:editId="01066B37">
               <wp:simplePos x="0" y="0"/>
               <wp:positionH relativeFrom="page">
                 <wp:posOffset>720725</wp:posOffset>
@@ -13312,7 +8620,7 @@
         </mc:Choice>
         <mc:Fallback>
           <w:pict>
-            <v:line w14:anchorId="272E21A9" id="Line 12" o:spid="_x0000_s1026" style="position:absolute;z-index:251648000;visibility:visible;mso-wrap-style:square;mso-width-percent:0;mso-height-percent:0;mso-wrap-distance-left:9pt;mso-wrap-distance-top:.mm;mso-wrap-distance-right:9pt;mso-wrap-distance-bottom:.mm;mso-position-horizontal:absolute;mso-position-horizontal-relative:page;mso-position-vertical:absolute;mso-position-vertical-relative:page;mso-width-percent:0;mso-height-percent:0;mso-width-relative:page;mso-height-relative:page" from="56.75pt,796.05pt" to="241pt,796.05pt" o:gfxdata="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">
+            <v:line w14:anchorId="272E21A9" id="Line 12" o:spid="_x0000_s1026" style="position:absolute;z-index:251648000;visibility:visible;mso-wrap-style:square;mso-width-percent:0;mso-height-percent:0;mso-wrap-distance-left:9pt;mso-wrap-distance-top:.mm;mso-wrap-distance-right:9pt;mso-wrap-distance-bottom:.mm;mso-position-horizontal:absolute;mso-position-horizontal-relative:page;mso-position-vertical:absolute;mso-position-vertical-relative:page;mso-width-percent:0;mso-height-percent:0;mso-width-relative:page;mso-height-relative:page" from="56.75pt,796.05pt" to="241pt,796.05pt" o:gfxdata="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">
               <o:lock v:ext="edit" shapetype="f"/>
               <w10:wrap anchorx="page" anchory="page"/>
             </v:line>
@@ -13327,7 +8635,7 @@
       <mc:AlternateContent>
         <mc:Choice Requires="wps">
           <w:drawing>
-            <wp:anchor distT="4294967295" distB="4294967295" distL="114300" distR="114300" simplePos="0" relativeHeight="251646976" behindDoc="0" locked="0" layoutInCell="1" allowOverlap="1" wp14:anchorId="3949E6E9">
+            <wp:anchor distT="4294967295" distB="4294967295" distL="114300" distR="114300" simplePos="0" relativeHeight="251646976" behindDoc="0" locked="0" layoutInCell="1" allowOverlap="1" wp14:anchorId="3949E6E9" wp14:editId="6E4BC13E">
               <wp:simplePos x="0" y="0"/>
               <wp:positionH relativeFrom="page">
                 <wp:posOffset>720725</wp:posOffset>
@@ -13388,7 +8696,7 @@
         </mc:Choice>
         <mc:Fallback>
           <w:pict>
-            <v:line w14:anchorId="0667B504" id="Line 11" o:spid="_x0000_s1026" style="position:absolute;z-index:251646976;visibility:visible;mso-wrap-style:square;mso-width-percent:0;mso-height-percent:0;mso-wrap-distance-left:9pt;mso-wrap-distance-top:.mm;mso-wrap-distance-right:9pt;mso-wrap-distance-bottom:.mm;mso-position-horizontal:absolute;mso-position-horizontal-relative:page;mso-position-vertical:absolute;mso-position-vertical-relative:page;mso-width-percent:0;mso-height-percent:0;mso-width-relative:page;mso-height-relative:page" from="56.75pt,810.2pt" to="241pt,810.2pt" o:gfxdata="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">
+            <v:line w14:anchorId="0667B504" id="Line 11" o:spid="_x0000_s1026" style="position:absolute;z-index:251646976;visibility:visible;mso-wrap-style:square;mso-width-percent:0;mso-height-percent:0;mso-wrap-distance-left:9pt;mso-wrap-distance-top:.mm;mso-wrap-distance-right:9pt;mso-wrap-distance-bottom:.mm;mso-position-horizontal:absolute;mso-position-horizontal-relative:page;mso-position-vertical:absolute;mso-position-vertical-relative:page;mso-width-percent:0;mso-height-percent:0;mso-width-relative:page;mso-height-relative:page" from="56.75pt,810.2pt" to="241pt,810.2pt" o:gfxdata="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">
               <o:lock v:ext="edit" shapetype="f"/>
               <w10:wrap anchorx="page" anchory="page"/>
             </v:line>
@@ -13403,7 +8711,7 @@
       <mc:AlternateContent>
         <mc:Choice Requires="wps">
           <w:drawing>
-            <wp:anchor distT="0" distB="0" distL="114299" distR="114299" simplePos="0" relativeHeight="251645952" behindDoc="0" locked="0" layoutInCell="1" allowOverlap="1" wp14:anchorId="632C3842">
+            <wp:anchor distT="0" distB="0" distL="114299" distR="114299" simplePos="0" relativeHeight="251645952" behindDoc="0" locked="0" layoutInCell="1" allowOverlap="1" wp14:anchorId="632C3842" wp14:editId="6B41646E">
               <wp:simplePos x="0" y="0"/>
               <wp:positionH relativeFrom="page">
                 <wp:posOffset>3060699</wp:posOffset>
@@ -13464,7 +8772,7 @@
         </mc:Choice>
         <mc:Fallback>
           <w:pict>
-            <v:line w14:anchorId="5C4042CB" id="Line 3" o:spid="_x0000_s1026" style="position:absolute;z-index:251645952;visibility:visible;mso-wrap-style:square;mso-width-percent:0;mso-height-percent:0;mso-wrap-distance-left:3.17497mm;mso-wrap-distance-top:0;mso-wrap-distance-right:3.17497mm;mso-wrap-distance-bottom:0;mso-position-horizontal:absolute;mso-position-horizontal-relative:page;mso-position-vertical:absolute;mso-position-vertical-relative:page;mso-width-percent:0;mso-height-percent:0;mso-width-relative:page;mso-height-relative:page" from="241pt,711pt" to="241pt,824.4pt" o:gfxdata="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" strokeweight="1.5pt">
+            <v:line w14:anchorId="5C4042CB" id="Line 3" o:spid="_x0000_s1026" style="position:absolute;z-index:251645952;visibility:visible;mso-wrap-style:square;mso-width-percent:0;mso-height-percent:0;mso-wrap-distance-left:3.17497mm;mso-wrap-distance-top:0;mso-wrap-distance-right:3.17497mm;mso-wrap-distance-bottom:0;mso-position-horizontal:absolute;mso-position-horizontal-relative:page;mso-position-vertical:absolute;mso-position-vertical-relative:page;mso-width-percent:0;mso-height-percent:0;mso-width-relative:page;mso-height-relative:page" from="241pt,711pt" to="241pt,824.4pt" o:gfxdata="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" strokeweight="1.5pt">
               <o:lock v:ext="edit" shapetype="f"/>
               <w10:wrap anchorx="page" anchory="page"/>
             </v:line>
@@ -13479,7 +8787,7 @@
       <mc:AlternateContent>
         <mc:Choice Requires="wps">
           <w:drawing>
-            <wp:anchor distT="4294967295" distB="4294967295" distL="114300" distR="114300" simplePos="0" relativeHeight="251644928" behindDoc="0" locked="0" layoutInCell="1" allowOverlap="1" wp14:anchorId="32771DFC">
+            <wp:anchor distT="4294967295" distB="4294967295" distL="114300" distR="114300" simplePos="0" relativeHeight="251644928" behindDoc="0" locked="0" layoutInCell="1" allowOverlap="1" wp14:anchorId="32771DFC" wp14:editId="46B6AD8C">
               <wp:simplePos x="0" y="0"/>
               <wp:positionH relativeFrom="page">
                 <wp:posOffset>720090</wp:posOffset>
@@ -13540,7 +8848,7 @@
         </mc:Choice>
         <mc:Fallback>
           <w:pict>
-            <v:line w14:anchorId="62B6337F" id="Line 2" o:spid="_x0000_s1026" style="position:absolute;z-index:251644928;visibility:visible;mso-wrap-style:square;mso-width-percent:0;mso-height-percent:0;mso-wrap-distance-left:9pt;mso-wrap-distance-top:.mm;mso-wrap-distance-right:9pt;mso-wrap-distance-bottom:.mm;mso-position-horizontal:absolute;mso-position-horizontal-relative:page;mso-position-vertical:absolute;mso-position-vertical-relative:page;mso-width-percent:0;mso-height-percent:0;mso-width-relative:page;mso-height-relative:page" from="56.7pt,711pt" to="581pt,711pt" o:gfxdata="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" strokeweight="1.5pt">
+            <v:line w14:anchorId="62B6337F" id="Line 2" o:spid="_x0000_s1026" style="position:absolute;z-index:251644928;visibility:visible;mso-wrap-style:square;mso-width-percent:0;mso-height-percent:0;mso-wrap-distance-left:9pt;mso-wrap-distance-top:.mm;mso-wrap-distance-right:9pt;mso-wrap-distance-bottom:.mm;mso-position-horizontal:absolute;mso-position-horizontal-relative:page;mso-position-vertical:absolute;mso-position-vertical-relative:page;mso-width-percent:0;mso-height-percent:0;mso-width-relative:page;mso-height-relative:page" from="56.7pt,711pt" to="581pt,711pt" o:gfxdata="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" strokeweight="1.5pt">
               <o:lock v:ext="edit" shapetype="f"/>
               <w10:wrap anchorx="page" anchory="page"/>
             </v:line>
@@ -13555,7 +8863,7 @@
       <mc:AlternateContent>
         <mc:Choice Requires="wps">
           <w:drawing>
-            <wp:anchor distT="0" distB="0" distL="114300" distR="114300" simplePos="0" relativeHeight="251677696" behindDoc="0" locked="0" layoutInCell="1" allowOverlap="1" wp14:anchorId="1EC61681">
+            <wp:anchor distT="0" distB="0" distL="114300" distR="114300" simplePos="0" relativeHeight="251677696" behindDoc="0" locked="0" layoutInCell="1" allowOverlap="1" wp14:anchorId="1EC61681" wp14:editId="692CA8C0">
               <wp:simplePos x="0" y="0"/>
               <wp:positionH relativeFrom="column">
                 <wp:posOffset>2026920</wp:posOffset>
@@ -13636,7 +8944,7 @@
         </mc:Choice>
         <mc:Fallback>
           <w:pict>
-            <v:shape w14:anchorId="1EC61681" id="Text Box 91" o:spid="_x0000_s1058" type="#_x0000_t202" style="position:absolute;margin-left:159.6pt;margin-top:-19.25pt;width:190.4pt;height:31.25pt;z-index:251677696;visibility:visible;mso-wrap-style:square;mso-width-percent:0;mso-height-percent:0;mso-wrap-distance-left:9pt;mso-wrap-distance-top:0;mso-wrap-distance-right:9pt;mso-wrap-distance-bottom:0;mso-position-horizontal:absolute;mso-position-horizontal-relative:text;mso-position-vertical:absolute;mso-position-vertical-relative:text;mso-width-percent:0;mso-height-percent:0;mso-width-relative:page;mso-height-relative:page;v-text-anchor:top" o:gfxdata="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" filled="f" stroked="f">
+            <v:shape w14:anchorId="1EC61681" id="Text Box 91" o:spid="_x0000_s1058" type="#_x0000_t202" style="position:absolute;margin-left:159.6pt;margin-top:-19.25pt;width:190.4pt;height:31.25pt;z-index:251677696;visibility:visible;mso-wrap-style:square;mso-width-percent:0;mso-height-percent:0;mso-wrap-distance-left:9pt;mso-wrap-distance-top:0;mso-wrap-distance-right:9pt;mso-wrap-distance-bottom:0;mso-position-horizontal:absolute;mso-position-horizontal-relative:text;mso-position-vertical:absolute;mso-position-vertical-relative:text;mso-width-percent:0;mso-height-percent:0;mso-width-relative:page;mso-height-relative:page;v-text-anchor:top" o:gfxdata="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" filled="f" stroked="f">
               <v:path arrowok="t"/>
               <v:textbox inset="0,0,0,0">
                 <w:txbxContent>
@@ -13721,7 +9029,7 @@
 </file>
 
 <file path=word/footnotes.xml><?xml version="1.0" encoding="utf-8"?>
-<w:footnotes xmlns:wpc="http://schemas.microsoft.com/office/word/2010/wordprocessingCanvas" xmlns:cx="http://schemas.microsoft.com/office/drawing/2014/chartex" xmlns:cx1="http://schemas.microsoft.com/office/drawing/2015/9/8/chartex" xmlns:cx2="http://schemas.microsoft.com/office/drawing/2015/10/21/chartex" xmlns:cx3="http://schemas.microsoft.com/office/drawing/2016/5/9/chartex" xmlns:cx4="http://schemas.microsoft.com/office/drawing/2016/5/10/chartex" xmlns:cx5="http://schemas.microsoft.com/office/drawing/2016/5/11/chartex" xmlns:cx6="http://schemas.microsoft.com/office/drawing/2016/5/12/chartex" xmlns:cx7="http://schemas.microsoft.com/office/drawing/2016/5/13/chartex" xmlns:cx8="http://schemas.microsoft.com/office/drawing/2016/5/14/chartex" xmlns:mc="http://schemas.openxmlformats.org/markup-compatibility/2006" xmlns:aink="http://schemas.microsoft.com/office/drawing/2016/ink" xmlns:am3d="http://schemas.microsoft.com/office/drawing/2017/model3d" xmlns:o="urn:schemas-microsoft-com:office:office" xmlns:oel="http://schemas.microsoft.com/office/2019/extlst" xmlns:r="http://schemas.openxmlformats.org/officeDocument/2006/relationships" xmlns:m="http://schemas.openxmlformats.org/officeDocument/2006/math" xmlns:v="urn:schemas-microsoft-com:vml" xmlns:wp14="http://schemas.microsoft.com/office/word/2010/wordprocessingDrawing" xmlns:wp="http://schemas.openxmlformats.org/drawingml/2006/wordprocessingDrawing" xmlns:w10="urn:schemas-microsoft-com:office:word" xmlns:w="http://schemas.openxmlformats.org/wordprocessingml/2006/main" xmlns:w14="http://schemas.microsoft.com/office/word/2010/wordml" xmlns:w15="http://schemas.microsoft.com/office/word/2012/wordml" xmlns:w16cex="http://schemas.microsoft.com/office/word/2018/wordml/cex" xmlns:w16cid="http://schemas.microsoft.com/office/word/2016/wordml/cid" xmlns:w16="http://schemas.microsoft.com/office/word/2018/wordml" xmlns:w16sdtdh="http://schemas.microsoft.com/office/word/2020/wordml/sdtdatahash" xmlns:w16se="http://schemas.microsoft.com/office/word/2015/wordml/symex" xmlns:wpg="http://schemas.microsoft.com/office/word/2010/wordprocessingGroup" xmlns:wpi="http://schemas.microsoft.com/office/word/2010/wordprocessingInk" xmlns:wne="http://schemas.microsoft.com/office/word/2006/wordml" xmlns:wps="http://schemas.microsoft.com/office/word/2010/wordprocessingShape" mc:Ignorable="w14 w15 w16se w16cid w16 w16cex w16sdtdh wp14">
+<w:footnotes xmlns:wpc="http://schemas.microsoft.com/office/word/2010/wordprocessingCanvas" xmlns:cx="http://schemas.microsoft.com/office/drawing/2014/chartex" xmlns:cx1="http://schemas.microsoft.com/office/drawing/2015/9/8/chartex" xmlns:cx2="http://schemas.microsoft.com/office/drawing/2015/10/21/chartex" xmlns:cx3="http://schemas.microsoft.com/office/drawing/2016/5/9/chartex" xmlns:cx4="http://schemas.microsoft.com/office/drawing/2016/5/10/chartex" xmlns:cx5="http://schemas.microsoft.com/office/drawing/2016/5/11/chartex" xmlns:cx6="http://schemas.microsoft.com/office/drawing/2016/5/12/chartex" xmlns:cx7="http://schemas.microsoft.com/office/drawing/2016/5/13/chartex" xmlns:cx8="http://schemas.microsoft.com/office/drawing/2016/5/14/chartex" xmlns:mc="http://schemas.openxmlformats.org/markup-compatibility/2006" xmlns:aink="http://schemas.microsoft.com/office/drawing/2016/ink" xmlns:am3d="http://schemas.microsoft.com/office/drawing/2017/model3d" xmlns:o="urn:schemas-microsoft-com:office:office" xmlns:oel="http://schemas.microsoft.com/office/2019/extlst" xmlns:r="http://schemas.openxmlformats.org/officeDocument/2006/relationships" xmlns:m="http://schemas.openxmlformats.org/officeDocument/2006/math" xmlns:v="urn:schemas-microsoft-com:vml" xmlns:wp14="http://schemas.microsoft.com/office/word/2010/wordprocessingDrawing" xmlns:wp="http://schemas.openxmlformats.org/drawingml/2006/wordprocessingDrawing" xmlns:w10="urn:schemas-microsoft-com:office:word" xmlns:w="http://schemas.openxmlformats.org/wordprocessingml/2006/main" xmlns:w14="http://schemas.microsoft.com/office/word/2010/wordml" xmlns:w15="http://schemas.microsoft.com/office/word/2012/wordml" xmlns:w16cex="http://schemas.microsoft.com/office/word/2018/wordml/cex" xmlns:w16cid="http://schemas.microsoft.com/office/word/2016/wordml/cid" xmlns:w16="http://schemas.microsoft.com/office/word/2018/wordml" xmlns:w16du="http://schemas.microsoft.com/office/word/2023/wordml/word16du" xmlns:w16sdtdh="http://schemas.microsoft.com/office/word/2020/wordml/sdtdatahash" xmlns:w16sdtfl="http://schemas.microsoft.com/office/word/2024/wordml/sdtformatlock" xmlns:w16se="http://schemas.microsoft.com/office/word/2015/wordml/symex" xmlns:wpg="http://schemas.microsoft.com/office/word/2010/wordprocessingGroup" xmlns:wpi="http://schemas.microsoft.com/office/word/2010/wordprocessingInk" xmlns:wne="http://schemas.microsoft.com/office/word/2006/wordml" xmlns:wps="http://schemas.microsoft.com/office/word/2010/wordprocessingShape" mc:Ignorable="w14 w15 w16se w16cid w16 w16cex w16sdtdh w16sdtfl w16du wp14">
   <w:footnote w:type="separator" w:id="-1">
     <w:p>
       <w:r>
@@ -13740,7 +9048,7 @@
 </file>
 
 <file path=word/header1.xml><?xml version="1.0" encoding="utf-8"?>
-<w:hdr xmlns:wpc="http://schemas.microsoft.com/office/word/2010/wordprocessingCanvas" xmlns:cx="http://schemas.microsoft.com/office/drawing/2014/chartex" xmlns:cx1="http://schemas.microsoft.com/office/drawing/2015/9/8/chartex" xmlns:cx2="http://schemas.microsoft.com/office/drawing/2015/10/21/chartex" xmlns:cx3="http://schemas.microsoft.com/office/drawing/2016/5/9/chartex" xmlns:cx4="http://schemas.microsoft.com/office/drawing/2016/5/10/chartex" xmlns:cx5="http://schemas.microsoft.com/office/drawing/2016/5/11/chartex" xmlns:cx6="http://schemas.microsoft.com/office/drawing/2016/5/12/chartex" xmlns:cx7="http://schemas.microsoft.com/office/drawing/2016/5/13/chartex" xmlns:cx8="http://schemas.microsoft.com/office/drawing/2016/5/14/chartex" xmlns:mc="http://schemas.openxmlformats.org/markup-compatibility/2006" xmlns:aink="http://schemas.microsoft.com/office/drawing/2016/ink" xmlns:am3d="http://schemas.microsoft.com/office/drawing/2017/model3d" xmlns:o="urn:schemas-microsoft-com:office:office" xmlns:oel="http://schemas.microsoft.com/office/2019/extlst" xmlns:r="http://schemas.openxmlformats.org/officeDocument/2006/relationships" xmlns:m="http://schemas.openxmlformats.org/officeDocument/2006/math" xmlns:v="urn:schemas-microsoft-com:vml" xmlns:wp14="http://schemas.microsoft.com/office/word/2010/wordprocessingDrawing" xmlns:wp="http://schemas.openxmlformats.org/drawingml/2006/wordprocessingDrawing" xmlns:w10="urn:schemas-microsoft-com:office:word" xmlns:w="http://schemas.openxmlformats.org/wordprocessingml/2006/main" xmlns:w14="http://schemas.microsoft.com/office/word/2010/wordml" xmlns:w15="http://schemas.microsoft.com/office/word/2012/wordml" xmlns:w16cex="http://schemas.microsoft.com/office/word/2018/wordml/cex" xmlns:w16cid="http://schemas.microsoft.com/office/word/2016/wordml/cid" xmlns:w16="http://schemas.microsoft.com/office/word/2018/wordml" xmlns:w16sdtdh="http://schemas.microsoft.com/office/word/2020/wordml/sdtdatahash" xmlns:w16se="http://schemas.microsoft.com/office/word/2015/wordml/symex" xmlns:wpg="http://schemas.microsoft.com/office/word/2010/wordprocessingGroup" xmlns:wpi="http://schemas.microsoft.com/office/word/2010/wordprocessingInk" xmlns:wne="http://schemas.microsoft.com/office/word/2006/wordml" xmlns:wps="http://schemas.microsoft.com/office/word/2010/wordprocessingShape" mc:Ignorable="w14 w15 w16se w16cid w16 w16cex w16sdtdh wp14">
+<w:hdr xmlns:wpc="http://schemas.microsoft.com/office/word/2010/wordprocessingCanvas" xmlns:cx="http://schemas.microsoft.com/office/drawing/2014/chartex" xmlns:cx1="http://schemas.microsoft.com/office/drawing/2015/9/8/chartex" xmlns:cx2="http://schemas.microsoft.com/office/drawing/2015/10/21/chartex" xmlns:cx3="http://schemas.microsoft.com/office/drawing/2016/5/9/chartex" xmlns:cx4="http://schemas.microsoft.com/office/drawing/2016/5/10/chartex" xmlns:cx5="http://schemas.microsoft.com/office/drawing/2016/5/11/chartex" xmlns:cx6="http://schemas.microsoft.com/office/drawing/2016/5/12/chartex" xmlns:cx7="http://schemas.microsoft.com/office/drawing/2016/5/13/chartex" xmlns:cx8="http://schemas.microsoft.com/office/drawing/2016/5/14/chartex" xmlns:mc="http://schemas.openxmlformats.org/markup-compatibility/2006" xmlns:aink="http://schemas.microsoft.com/office/drawing/2016/ink" xmlns:am3d="http://schemas.microsoft.com/office/drawing/2017/model3d" xmlns:o="urn:schemas-microsoft-com:office:office" xmlns:oel="http://schemas.microsoft.com/office/2019/extlst" xmlns:r="http://schemas.openxmlformats.org/officeDocument/2006/relationships" xmlns:m="http://schemas.openxmlformats.org/officeDocument/2006/math" xmlns:v="urn:schemas-microsoft-com:vml" xmlns:wp14="http://schemas.microsoft.com/office/word/2010/wordprocessingDrawing" xmlns:wp="http://schemas.openxmlformats.org/drawingml/2006/wordprocessingDrawing" xmlns:w10="urn:schemas-microsoft-com:office:word" xmlns:w="http://schemas.openxmlformats.org/wordprocessingml/2006/main" xmlns:w14="http://schemas.microsoft.com/office/word/2010/wordml" xmlns:w15="http://schemas.microsoft.com/office/word/2012/wordml" xmlns:w16cex="http://schemas.microsoft.com/office/word/2018/wordml/cex" xmlns:w16cid="http://schemas.microsoft.com/office/word/2016/wordml/cid" xmlns:w16="http://schemas.microsoft.com/office/word/2018/wordml" xmlns:w16du="http://schemas.microsoft.com/office/word/2023/wordml/word16du" xmlns:w16sdtdh="http://schemas.microsoft.com/office/word/2020/wordml/sdtdatahash" xmlns:w16sdtfl="http://schemas.microsoft.com/office/word/2024/wordml/sdtformatlock" xmlns:w16se="http://schemas.microsoft.com/office/word/2015/wordml/symex" xmlns:wpg="http://schemas.microsoft.com/office/word/2010/wordprocessingGroup" xmlns:wpi="http://schemas.microsoft.com/office/word/2010/wordprocessingInk" xmlns:wne="http://schemas.microsoft.com/office/word/2006/wordml" xmlns:wps="http://schemas.microsoft.com/office/word/2010/wordprocessingShape" mc:Ignorable="w14 w15 w16se w16cid w16 w16cex w16sdtdh w16sdtfl w16du wp14">
   <w:p>
     <w:pPr>
       <w:pStyle w:val="a3"/>
@@ -13752,7 +9060,7 @@
       <mc:AlternateContent>
         <mc:Choice Requires="wps">
           <w:drawing>
-            <wp:anchor distT="0" distB="0" distL="114300" distR="114300" simplePos="0" relativeHeight="251625472" behindDoc="0" locked="0" layoutInCell="0" allowOverlap="1" wp14:anchorId="05DEA3D5">
+            <wp:anchor distT="0" distB="0" distL="114300" distR="114300" simplePos="0" relativeHeight="251625472" behindDoc="0" locked="0" layoutInCell="0" allowOverlap="1" wp14:anchorId="05DEA3D5" wp14:editId="330EAFA2">
               <wp:simplePos x="0" y="0"/>
               <wp:positionH relativeFrom="page">
                 <wp:posOffset>712470</wp:posOffset>
@@ -13810,7 +9118,7 @@
         </mc:Choice>
         <mc:Fallback>
           <w:pict>
-            <v:rect w14:anchorId="06AEB2DC" id="Rectangle 55" o:spid="_x0000_s1026" style="position:absolute;margin-left:56.1pt;margin-top:16.45pt;width:524.4pt;height:807.85pt;z-index:251625472;visibility:visible;mso-wrap-style:square;mso-width-percent:0;mso-height-percent:0;mso-wrap-distance-left:9pt;mso-wrap-distance-top:0;mso-wrap-distance-right:9pt;mso-wrap-distance-bottom:0;mso-position-horizontal:absolute;mso-position-horizontal-relative:page;mso-position-vertical:absolute;mso-position-vertical-relative:page;mso-width-percent:0;mso-height-percent:0;mso-width-relative:page;mso-height-relative:page;v-text-anchor:top" o:gfxdata="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" o:allowincell="f" strokeweight="1.5pt">
+            <v:rect w14:anchorId="06AEB2DC" id="Rectangle 55" o:spid="_x0000_s1026" style="position:absolute;margin-left:56.1pt;margin-top:16.45pt;width:524.4pt;height:807.85pt;z-index:251625472;visibility:visible;mso-wrap-style:square;mso-width-percent:0;mso-height-percent:0;mso-wrap-distance-left:9pt;mso-wrap-distance-top:0;mso-wrap-distance-right:9pt;mso-wrap-distance-bottom:0;mso-position-horizontal:absolute;mso-position-horizontal-relative:page;mso-position-vertical:absolute;mso-position-vertical-relative:page;mso-width-percent:0;mso-height-percent:0;mso-width-relative:page;mso-height-relative:page;v-text-anchor:top" o:gfxdata="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" o:allowincell="f" strokeweight="1.5pt">
               <v:path arrowok="t"/>
               <w10:wrap anchorx="page" anchory="page"/>
             </v:rect>
@@ -13823,7 +9131,7 @@
 </file>
 
 <file path=word/header2.xml><?xml version="1.0" encoding="utf-8"?>
-<w:hdr xmlns:wpc="http://schemas.microsoft.com/office/word/2010/wordprocessingCanvas" xmlns:cx="http://schemas.microsoft.com/office/drawing/2014/chartex" xmlns:cx1="http://schemas.microsoft.com/office/drawing/2015/9/8/chartex" xmlns:cx2="http://schemas.microsoft.com/office/drawing/2015/10/21/chartex" xmlns:cx3="http://schemas.microsoft.com/office/drawing/2016/5/9/chartex" xmlns:cx4="http://schemas.microsoft.com/office/drawing/2016/5/10/chartex" xmlns:cx5="http://schemas.microsoft.com/office/drawing/2016/5/11/chartex" xmlns:cx6="http://schemas.microsoft.com/office/drawing/2016/5/12/chartex" xmlns:cx7="http://schemas.microsoft.com/office/drawing/2016/5/13/chartex" xmlns:cx8="http://schemas.microsoft.com/office/drawing/2016/5/14/chartex" xmlns:mc="http://schemas.openxmlformats.org/markup-compatibility/2006" xmlns:aink="http://schemas.microsoft.com/office/drawing/2016/ink" xmlns:am3d="http://schemas.microsoft.com/office/drawing/2017/model3d" xmlns:o="urn:schemas-microsoft-com:office:office" xmlns:oel="http://schemas.microsoft.com/office/2019/extlst" xmlns:r="http://schemas.openxmlformats.org/officeDocument/2006/relationships" xmlns:m="http://schemas.openxmlformats.org/officeDocument/2006/math" xmlns:v="urn:schemas-microsoft-com:vml" xmlns:wp14="http://schemas.microsoft.com/office/word/2010/wordprocessingDrawing" xmlns:wp="http://schemas.openxmlformats.org/drawingml/2006/wordprocessingDrawing" xmlns:w10="urn:schemas-microsoft-com:office:word" xmlns:w="http://schemas.openxmlformats.org/wordprocessingml/2006/main" xmlns:w14="http://schemas.microsoft.com/office/word/2010/wordml" xmlns:w15="http://schemas.microsoft.com/office/word/2012/wordml" xmlns:w16cex="http://schemas.microsoft.com/office/word/2018/wordml/cex" xmlns:w16cid="http://schemas.microsoft.com/office/word/2016/wordml/cid" xmlns:w16="http://schemas.microsoft.com/office/word/2018/wordml" xmlns:w16sdtdh="http://schemas.microsoft.com/office/word/2020/wordml/sdtdatahash" xmlns:w16se="http://schemas.microsoft.com/office/word/2015/wordml/symex" xmlns:wpg="http://schemas.microsoft.com/office/word/2010/wordprocessingGroup" xmlns:wpi="http://schemas.microsoft.com/office/word/2010/wordprocessingInk" xmlns:wne="http://schemas.microsoft.com/office/word/2006/wordml" xmlns:wps="http://schemas.microsoft.com/office/word/2010/wordprocessingShape" mc:Ignorable="w14 w15 w16se w16cid w16 w16cex w16sdtdh wp14">
+<w:hdr xmlns:wpc="http://schemas.microsoft.com/office/word/2010/wordprocessingCanvas" xmlns:cx="http://schemas.microsoft.com/office/drawing/2014/chartex" xmlns:cx1="http://schemas.microsoft.com/office/drawing/2015/9/8/chartex" xmlns:cx2="http://schemas.microsoft.com/office/drawing/2015/10/21/chartex" xmlns:cx3="http://schemas.microsoft.com/office/drawing/2016/5/9/chartex" xmlns:cx4="http://schemas.microsoft.com/office/drawing/2016/5/10/chartex" xmlns:cx5="http://schemas.microsoft.com/office/drawing/2016/5/11/chartex" xmlns:cx6="http://schemas.microsoft.com/office/drawing/2016/5/12/chartex" xmlns:cx7="http://schemas.microsoft.com/office/drawing/2016/5/13/chartex" xmlns:cx8="http://schemas.microsoft.com/office/drawing/2016/5/14/chartex" xmlns:mc="http://schemas.openxmlformats.org/markup-compatibility/2006" xmlns:aink="http://schemas.microsoft.com/office/drawing/2016/ink" xmlns:am3d="http://schemas.microsoft.com/office/drawing/2017/model3d" xmlns:o="urn:schemas-microsoft-com:office:office" xmlns:oel="http://schemas.microsoft.com/office/2019/extlst" xmlns:r="http://schemas.openxmlformats.org/officeDocument/2006/relationships" xmlns:m="http://schemas.openxmlformats.org/officeDocument/2006/math" xmlns:v="urn:schemas-microsoft-com:vml" xmlns:wp14="http://schemas.microsoft.com/office/word/2010/wordprocessingDrawing" xmlns:wp="http://schemas.openxmlformats.org/drawingml/2006/wordprocessingDrawing" xmlns:w10="urn:schemas-microsoft-com:office:word" xmlns:w="http://schemas.openxmlformats.org/wordprocessingml/2006/main" xmlns:w14="http://schemas.microsoft.com/office/word/2010/wordml" xmlns:w15="http://schemas.microsoft.com/office/word/2012/wordml" xmlns:w16cex="http://schemas.microsoft.com/office/word/2018/wordml/cex" xmlns:w16cid="http://schemas.microsoft.com/office/word/2016/wordml/cid" xmlns:w16="http://schemas.microsoft.com/office/word/2018/wordml" xmlns:w16du="http://schemas.microsoft.com/office/word/2023/wordml/word16du" xmlns:w16sdtdh="http://schemas.microsoft.com/office/word/2020/wordml/sdtdatahash" xmlns:w16sdtfl="http://schemas.microsoft.com/office/word/2024/wordml/sdtformatlock" xmlns:w16se="http://schemas.microsoft.com/office/word/2015/wordml/symex" xmlns:wpg="http://schemas.microsoft.com/office/word/2010/wordprocessingGroup" xmlns:wpi="http://schemas.microsoft.com/office/word/2010/wordprocessingInk" xmlns:wne="http://schemas.microsoft.com/office/word/2006/wordml" xmlns:wps="http://schemas.microsoft.com/office/word/2010/wordprocessingShape" mc:Ignorable="w14 w15 w16se w16cid w16 w16cex w16sdtdh w16sdtfl w16du wp14">
   <w:p>
     <w:pPr>
       <w:pStyle w:val="a3"/>
@@ -13836,7 +9144,7 @@
       <mc:AlternateContent>
         <mc:Choice Requires="wps">
           <w:drawing>
-            <wp:anchor distT="0" distB="0" distL="114300" distR="114300" simplePos="0" relativeHeight="251643904" behindDoc="0" locked="0" layoutInCell="1" allowOverlap="1" wp14:anchorId="26C2CE11">
+            <wp:anchor distT="0" distB="0" distL="114300" distR="114300" simplePos="0" relativeHeight="251643904" behindDoc="0" locked="0" layoutInCell="1" allowOverlap="1" wp14:anchorId="26C2CE11" wp14:editId="7BDECD75">
               <wp:simplePos x="0" y="0"/>
               <wp:positionH relativeFrom="page">
                 <wp:posOffset>720090</wp:posOffset>
@@ -13906,7 +9214,7 @@
         </mc:Choice>
         <mc:Fallback>
           <w:pict>
-            <v:rect w14:anchorId="26C2CE11" id="Rectangle 1" o:spid="_x0000_s1034" style="position:absolute;margin-left:56.7pt;margin-top:16.45pt;width:524.4pt;height:807.85pt;z-index:251643904;visibility:visible;mso-wrap-style:square;mso-width-percent:0;mso-height-percent:0;mso-wrap-distance-left:9pt;mso-wrap-distance-top:0;mso-wrap-distance-right:9pt;mso-wrap-distance-bottom:0;mso-position-horizontal:absolute;mso-position-horizontal-relative:page;mso-position-vertical:absolute;mso-position-vertical-relative:page;mso-width-percent:0;mso-height-percent:0;mso-width-relative:page;mso-height-relative:page;v-text-anchor:top" o:gfxdata="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" strokeweight="1.5pt">
+            <v:rect w14:anchorId="26C2CE11" id="Rectangle 1" o:spid="_x0000_s1034" style="position:absolute;margin-left:56.7pt;margin-top:16.45pt;width:524.4pt;height:807.85pt;z-index:251643904;visibility:visible;mso-wrap-style:square;mso-width-percent:0;mso-height-percent:0;mso-wrap-distance-left:9pt;mso-wrap-distance-top:0;mso-wrap-distance-right:9pt;mso-wrap-distance-bottom:0;mso-position-horizontal:absolute;mso-position-horizontal-relative:page;mso-position-vertical:absolute;mso-position-vertical-relative:page;mso-width-percent:0;mso-height-percent:0;mso-width-relative:page;mso-height-relative:page;v-text-anchor:top" o:gfxdata="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" strokeweight="1.5pt">
               <v:path arrowok="t"/>
               <v:textbox>
                 <w:txbxContent>
@@ -13931,7 +9239,7 @@
 </file>
 
 <file path=word/numbering.xml><?xml version="1.0" encoding="utf-8"?>
-<w:numbering xmlns:wpc="http://schemas.microsoft.com/office/word/2010/wordprocessingCanvas" xmlns:cx="http://schemas.microsoft.com/office/drawing/2014/chartex" xmlns:cx1="http://schemas.microsoft.com/office/drawing/2015/9/8/chartex" xmlns:cx2="http://schemas.microsoft.com/office/drawing/2015/10/21/chartex" xmlns:cx3="http://schemas.microsoft.com/office/drawing/2016/5/9/chartex" xmlns:cx4="http://schemas.microsoft.com/office/drawing/2016/5/10/chartex" xmlns:cx5="http://schemas.microsoft.com/office/drawing/2016/5/11/chartex" xmlns:cx6="http://schemas.microsoft.com/office/drawing/2016/5/12/chartex" xmlns:cx7="http://schemas.microsoft.com/office/drawing/2016/5/13/chartex" xmlns:cx8="http://schemas.microsoft.com/office/drawing/2016/5/14/chartex" xmlns:mc="http://schemas.openxmlformats.org/markup-compatibility/2006" xmlns:aink="http://schemas.microsoft.com/office/drawing/2016/ink" xmlns:am3d="http://schemas.microsoft.com/office/drawing/2017/model3d" xmlns:o="urn:schemas-microsoft-com:office:office" xmlns:oel="http://schemas.microsoft.com/office/2019/extlst" xmlns:r="http://schemas.openxmlformats.org/officeDocument/2006/relationships" xmlns:m="http://schemas.openxmlformats.org/officeDocument/2006/math" xmlns:v="urn:schemas-microsoft-com:vml" xmlns:wp14="http://schemas.microsoft.com/office/word/2010/wordprocessingDrawing" xmlns:wp="http://schemas.openxmlformats.org/drawingml/2006/wordprocessingDrawing" xmlns:w10="urn:schemas-microsoft-com:office:word" xmlns:w="http://schemas.openxmlformats.org/wordprocessingml/2006/main" xmlns:w14="http://schemas.microsoft.com/office/word/2010/wordml" xmlns:w15="http://schemas.microsoft.com/office/word/2012/wordml" xmlns:w16cex="http://schemas.microsoft.com/office/word/2018/wordml/cex" xmlns:w16cid="http://schemas.microsoft.com/office/word/2016/wordml/cid" xmlns:w16="http://schemas.microsoft.com/office/word/2018/wordml" xmlns:w16sdtdh="http://schemas.microsoft.com/office/word/2020/wordml/sdtdatahash" xmlns:w16se="http://schemas.microsoft.com/office/word/2015/wordml/symex" xmlns:wpg="http://schemas.microsoft.com/office/word/2010/wordprocessingGroup" xmlns:wpi="http://schemas.microsoft.com/office/word/2010/wordprocessingInk" xmlns:wne="http://schemas.microsoft.com/office/word/2006/wordml" xmlns:wps="http://schemas.microsoft.com/office/word/2010/wordprocessingShape" mc:Ignorable="w14 w15 w16se w16cid w16 w16cex w16sdtdh wp14">
+<w:numbering xmlns:wpc="http://schemas.microsoft.com/office/word/2010/wordprocessingCanvas" xmlns:cx="http://schemas.microsoft.com/office/drawing/2014/chartex" xmlns:cx1="http://schemas.microsoft.com/office/drawing/2015/9/8/chartex" xmlns:cx2="http://schemas.microsoft.com/office/drawing/2015/10/21/chartex" xmlns:cx3="http://schemas.microsoft.com/office/drawing/2016/5/9/chartex" xmlns:cx4="http://schemas.microsoft.com/office/drawing/2016/5/10/chartex" xmlns:cx5="http://schemas.microsoft.com/office/drawing/2016/5/11/chartex" xmlns:cx6="http://schemas.microsoft.com/office/drawing/2016/5/12/chartex" xmlns:cx7="http://schemas.microsoft.com/office/drawing/2016/5/13/chartex" xmlns:cx8="http://schemas.microsoft.com/office/drawing/2016/5/14/chartex" xmlns:mc="http://schemas.openxmlformats.org/markup-compatibility/2006" xmlns:aink="http://schemas.microsoft.com/office/drawing/2016/ink" xmlns:am3d="http://schemas.microsoft.com/office/drawing/2017/model3d" xmlns:o="urn:schemas-microsoft-com:office:office" xmlns:oel="http://schemas.microsoft.com/office/2019/extlst" xmlns:r="http://schemas.openxmlformats.org/officeDocument/2006/relationships" xmlns:m="http://schemas.openxmlformats.org/officeDocument/2006/math" xmlns:v="urn:schemas-microsoft-com:vml" xmlns:wp14="http://schemas.microsoft.com/office/word/2010/wordprocessingDrawing" xmlns:wp="http://schemas.openxmlformats.org/drawingml/2006/wordprocessingDrawing" xmlns:w10="urn:schemas-microsoft-com:office:word" xmlns:w="http://schemas.openxmlformats.org/wordprocessingml/2006/main" xmlns:w14="http://schemas.microsoft.com/office/word/2010/wordml" xmlns:w15="http://schemas.microsoft.com/office/word/2012/wordml" xmlns:w16cex="http://schemas.microsoft.com/office/word/2018/wordml/cex" xmlns:w16cid="http://schemas.microsoft.com/office/word/2016/wordml/cid" xmlns:w16="http://schemas.microsoft.com/office/word/2018/wordml" xmlns:w16du="http://schemas.microsoft.com/office/word/2023/wordml/word16du" xmlns:w16sdtdh="http://schemas.microsoft.com/office/word/2020/wordml/sdtdatahash" xmlns:w16sdtfl="http://schemas.microsoft.com/office/word/2024/wordml/sdtformatlock" xmlns:w16se="http://schemas.microsoft.com/office/word/2015/wordml/symex" xmlns:wpg="http://schemas.microsoft.com/office/word/2010/wordprocessingGroup" xmlns:wpi="http://schemas.microsoft.com/office/word/2010/wordprocessingInk" xmlns:wne="http://schemas.microsoft.com/office/word/2006/wordml" xmlns:wps="http://schemas.microsoft.com/office/word/2010/wordprocessingShape" mc:Ignorable="w14 w15 w16se w16cid w16 w16cex w16sdtdh w16sdtfl w16du wp14">
   <w:abstractNum w:abstractNumId="0" w15:restartNumberingAfterBreak="0">
     <w:nsid w:val="020655F9"/>
     <w:multiLevelType w:val="hybridMultilevel"/>
@@ -16122,7 +11430,7 @@
 </file>
 
 <file path=word/styles.xml><?xml version="1.0" encoding="utf-8"?>
-<w:styles xmlns:mc="http://schemas.openxmlformats.org/markup-compatibility/2006" xmlns:r="http://schemas.openxmlformats.org/officeDocument/2006/relationships" xmlns:w="http://schemas.openxmlformats.org/wordprocessingml/2006/main" xmlns:w14="http://schemas.microsoft.com/office/word/2010/wordml" xmlns:w15="http://schemas.microsoft.com/office/word/2012/wordml" xmlns:w16cex="http://schemas.microsoft.com/office/word/2018/wordml/cex" xmlns:w16cid="http://schemas.microsoft.com/office/word/2016/wordml/cid" xmlns:w16="http://schemas.microsoft.com/office/word/2018/wordml" xmlns:w16sdtdh="http://schemas.microsoft.com/office/word/2020/wordml/sdtdatahash" xmlns:w16se="http://schemas.microsoft.com/office/word/2015/wordml/symex" mc:Ignorable="w14 w15 w16se w16cid w16 w16cex w16sdtdh">
+<w:styles xmlns:mc="http://schemas.openxmlformats.org/markup-compatibility/2006" xmlns:r="http://schemas.openxmlformats.org/officeDocument/2006/relationships" xmlns:w="http://schemas.openxmlformats.org/wordprocessingml/2006/main" xmlns:w14="http://schemas.microsoft.com/office/word/2010/wordml" xmlns:w15="http://schemas.microsoft.com/office/word/2012/wordml" xmlns:w16cex="http://schemas.microsoft.com/office/word/2018/wordml/cex" xmlns:w16cid="http://schemas.microsoft.com/office/word/2016/wordml/cid" xmlns:w16="http://schemas.microsoft.com/office/word/2018/wordml" xmlns:w16du="http://schemas.microsoft.com/office/word/2023/wordml/word16du" xmlns:w16sdtdh="http://schemas.microsoft.com/office/word/2020/wordml/sdtdatahash" xmlns:w16sdtfl="http://schemas.microsoft.com/office/word/2024/wordml/sdtformatlock" xmlns:w16se="http://schemas.microsoft.com/office/word/2015/wordml/symex" mc:Ignorable="w14 w15 w16se w16cid w16 w16cex w16sdtdh w16sdtfl w16du">
   <w:docDefaults>
     <w:rPrDefault>
       <w:rPr>
